--- a/docs/exports/08-WEBKIT-PORT.docx
+++ b/docs/exports/08-WEBKIT-PORT.docx
@@ -9150,7 +9150,67 @@
         <w:t xml:space="preserve">user/libc/posix/proc.c</w:t>
       </w:r>
       <w:r>
-        <w:t xml:space="preserve">, docs/03 §5.4). Web also serves Mail as its HTML view</w:t>
+        <w:t xml:space="preserve">, docs/03 §5.4). A third, 2026-10-04: the downloads' window</w:t>
+      </w:r>
+      <w:r>
+        <w:t xml:space="preserve"> </w:t>
+      </w:r>
+      <w:r>
+        <w:t xml:space="preserve">(and the console's) froze once the browser had nothing more to tell it — after a Cancel, its close</w:t>
+      </w:r>
+      <w:r>
+        <w:t xml:space="preserve"> </w:t>
+      </w:r>
+      <w:r>
+        <w:t xml:space="preserve">button did nothing:</w:t>
+      </w:r>
+      <w:r>
+        <w:t xml:space="preserve"> </w:t>
+      </w:r>
+      <w:r>
+        <w:rPr>
+          <w:rStyle w:val="VerbatimChar"/>
+        </w:rPr>
+        <w:t xml:space="preserve">read (0)</w:t>
+      </w:r>
+      <w:r>
+        <w:t xml:space="preserve"> </w:t>
+      </w:r>
+      <w:r>
+        <w:t xml:space="preserve">waited although the descriptor was</w:t>
+      </w:r>
+      <w:r>
+        <w:t xml:space="preserve"> </w:t>
+      </w:r>
+      <w:r>
+        <w:rPr>
+          <w:rStyle w:val="VerbatimChar"/>
+        </w:rPr>
+        <w:t xml:space="preserve">O_NONBLOCK</w:t>
+      </w:r>
+      <w:r>
+        <w:t xml:space="preserve"> </w:t>
+      </w:r>
+      <w:r>
+        <w:t xml:space="preserve">(libonyxposix's console</w:t>
+      </w:r>
+      <w:r>
+        <w:t xml:space="preserve"> </w:t>
+      </w:r>
+      <w:r>
+        <w:t xml:space="preserve">descriptor ignored the flag:</w:t>
+      </w:r>
+      <w:r>
+        <w:t xml:space="preserve"> </w:t>
+      </w:r>
+      <w:r>
+        <w:rPr>
+          <w:rStyle w:val="VerbatimChar"/>
+        </w:rPr>
+        <w:t xml:space="preserve">user/libc/posix/file.c</w:t>
+      </w:r>
+      <w:r>
+        <w:t xml:space="preserve">). Web also serves Mail as its HTML view</w:t>
       </w:r>
       <w:r>
         <w:t xml:space="preserve"> </w:t>

--- a/docs/exports/08-WEBKIT-PORT.docx
+++ b/docs/exports/08-WEBKIT-PORT.docx
@@ -251,6 +251,224 @@
       </w:r>
       <w:r>
         <w:t xml:space="preserve">. The user agent is WebKit's own.</w:t>
+      </w:r>
+    </w:p>
+    <w:p>
+      <w:pPr>
+        <w:pStyle w:val="BlockText"/>
+      </w:pPr>
+      <w:r>
+        <w:rPr>
+          <w:b/>
+          <w:bCs/>
+        </w:rPr>
+        <w:t xml:space="preserve">2026-10-05 -- the layout of</w:t>
+      </w:r>
+      <w:r>
+        <w:rPr>
+          <w:b/>
+          <w:bCs/>
+        </w:rPr>
+        <w:t xml:space="preserve"> </w:t>
+      </w:r>
+      <w:r>
+        <w:rPr>
+          <w:rStyle w:val="VerbatimChar"/>
+          <w:b/>
+          <w:bCs/>
+        </w:rPr>
+        <w:t xml:space="preserve">user/</w:t>
+      </w:r>
+      <w:r>
+        <w:rPr>
+          <w:b/>
+          <w:bCs/>
+        </w:rPr>
+        <w:t xml:space="preserve"> </w:t>
+      </w:r>
+      <w:r>
+        <w:rPr>
+          <w:b/>
+          <w:bCs/>
+        </w:rPr>
+        <w:t xml:space="preserve">changed</w:t>
+      </w:r>
+      <w:r>
+        <w:t xml:space="preserve"> </w:t>
+      </w:r>
+      <w:r>
+        <w:t xml:space="preserve">(docs/03 section 5):</w:t>
+      </w:r>
+      <w:r>
+        <w:t xml:space="preserve"> </w:t>
+      </w:r>
+      <w:r>
+        <w:rPr>
+          <w:rStyle w:val="VerbatimChar"/>
+        </w:rPr>
+        <w:t xml:space="preserve">user/gpucomp</w:t>
+      </w:r>
+      <w:r>
+        <w:t xml:space="preserve"> </w:t>
+      </w:r>
+      <w:r>
+        <w:t xml:space="preserve">is</w:t>
+      </w:r>
+      <w:r>
+        <w:t xml:space="preserve"> </w:t>
+      </w:r>
+      <w:r>
+        <w:rPr>
+          <w:rStyle w:val="VerbatimChar"/>
+        </w:rPr>
+        <w:t xml:space="preserve">user/Libs/gpucomp</w:t>
+      </w:r>
+      <w:r>
+        <w:t xml:space="preserve">,</w:t>
+      </w:r>
+      <w:r>
+        <w:t xml:space="preserve"> </w:t>
+      </w:r>
+      <w:r>
+        <w:rPr>
+          <w:rStyle w:val="VerbatimChar"/>
+        </w:rPr>
+        <w:t xml:space="preserve">user/av</w:t>
+      </w:r>
+      <w:r>
+        <w:t xml:space="preserve"> </w:t>
+      </w:r>
+      <w:r>
+        <w:t xml:space="preserve">is</w:t>
+      </w:r>
+      <w:r>
+        <w:t xml:space="preserve"> </w:t>
+      </w:r>
+      <w:r>
+        <w:rPr>
+          <w:rStyle w:val="VerbatimChar"/>
+        </w:rPr>
+        <w:t xml:space="preserve">user/Libs/av</w:t>
+      </w:r>
+      <w:r>
+        <w:t xml:space="preserve">,</w:t>
+      </w:r>
+      <w:r>
+        <w:t xml:space="preserve"> </w:t>
+      </w:r>
+      <w:r>
+        <w:rPr>
+          <w:rStyle w:val="VerbatimChar"/>
+        </w:rPr>
+        <w:t xml:space="preserve">user/libc/posix</w:t>
+      </w:r>
+      <w:r>
+        <w:t xml:space="preserve"> </w:t>
+      </w:r>
+      <w:r>
+        <w:t xml:space="preserve">is</w:t>
+      </w:r>
+      <w:r>
+        <w:t xml:space="preserve"> </w:t>
+      </w:r>
+      <w:r>
+        <w:rPr>
+          <w:rStyle w:val="VerbatimChar"/>
+        </w:rPr>
+        <w:t xml:space="preserve">user/Runtime/libc/posix</w:t>
+      </w:r>
+      <w:r>
+        <w:t xml:space="preserve">, the kits are in</w:t>
+      </w:r>
+      <w:r>
+        <w:t xml:space="preserve"> </w:t>
+      </w:r>
+      <w:r>
+        <w:rPr>
+          <w:rStyle w:val="VerbatimChar"/>
+        </w:rPr>
+        <w:t xml:space="preserve">user/Kits</w:t>
+      </w:r>
+      <w:r>
+        <w:t xml:space="preserve">.</w:t>
+      </w:r>
+      <w:r>
+        <w:t xml:space="preserve"> </w:t>
+      </w:r>
+      <w:r>
+        <w:t xml:space="preserve">The patch series says the new paths (</w:t>
+      </w:r>
+      <w:r>
+        <w:rPr>
+          <w:rStyle w:val="VerbatimChar"/>
+        </w:rPr>
+        <w:t xml:space="preserve">ONYX_GPUCOMP_INCLUDE_DIR</w:t>
+      </w:r>
+      <w:r>
+        <w:t xml:space="preserve">,</w:t>
+      </w:r>
+      <w:r>
+        <w:t xml:space="preserve"> </w:t>
+      </w:r>
+      <w:r>
+        <w:rPr>
+          <w:rStyle w:val="VerbatimChar"/>
+        </w:rPr>
+        <w:t xml:space="preserve">ONYX_AV_INCLUDE_DIR</w:t>
+      </w:r>
+      <w:r>
+        <w:t xml:space="preserve"> </w:t>
+      </w:r>
+      <w:r>
+        <w:t xml:space="preserve">in WebKit's CMake).</w:t>
+      </w:r>
+      <w:r>
+        <w:t xml:space="preserve"> </w:t>
+      </w:r>
+      <w:r>
+        <w:rPr>
+          <w:b/>
+          <w:bCs/>
+        </w:rPr>
+        <w:t xml:space="preserve">A WebKit tree patched before that date, built against an Onyx clone you then update, must have these two</w:t>
+      </w:r>
+      <w:r>
+        <w:rPr>
+          <w:b/>
+          <w:bCs/>
+        </w:rPr>
+        <w:t xml:space="preserve"> </w:t>
+      </w:r>
+      <w:r>
+        <w:rPr>
+          <w:b/>
+          <w:bCs/>
+        </w:rPr>
+        <w:t xml:space="preserve">CMake lines follow</w:t>
+      </w:r>
+      <w:r>
+        <w:t xml:space="preserve"> </w:t>
+      </w:r>
+      <w:r>
+        <w:t xml:space="preserve">(edit them in the tree, or re-apply the series), and the sysroot's POSIX library is</w:t>
+      </w:r>
+      <w:r>
+        <w:t xml:space="preserve"> </w:t>
+      </w:r>
+      <w:r>
+        <w:t xml:space="preserve">reinstalled from its new place:</w:t>
+      </w:r>
+      <w:r>
+        <w:t xml:space="preserve"> </w:t>
+      </w:r>
+      <w:r>
+        <w:rPr>
+          <w:rStyle w:val="VerbatimChar"/>
+        </w:rPr>
+        <w:t xml:space="preserve">make -C user/Runtime/libc/posix install PREFIX=aarch64-onyx-elf- SYSROOT=...</w:t>
+      </w:r>
+      <w:r>
+        <w:t xml:space="preserve">.</w:t>
       </w:r>
     </w:p>
     <w:bookmarkStart w:id="24" w:name="status--how-to-resume-2026-10-03"/>
@@ -928,7 +1146,7 @@
         <w:rPr>
           <w:rStyle w:val="VerbatimChar"/>
         </w:rPr>
-        <w:t xml:space="preserve">user/bin/jsc.elf</w:t>
+        <w:t xml:space="preserve">user/BinUtils/jsc.elf</w:t>
       </w:r>
       <w:r>
         <w:t xml:space="preserve">),</w:t>
@@ -979,7 +1197,7 @@
         <w:rPr>
           <w:rStyle w:val="VerbatimChar"/>
         </w:rPr>
-        <w:t xml:space="preserve">make -C user/bin jsc</w:t>
+        <w:t xml:space="preserve">make -C user/BinUtils jsc</w:t>
       </w:r>
       <w:r>
         <w:t xml:space="preserve"> </w:t>
@@ -4150,7 +4368,7 @@
         <w:rPr>
           <w:rStyle w:val="NormalTok"/>
         </w:rPr>
-        <w:t xml:space="preserve"> user/libc/posix install PREFIX=aarch64-onyx-elf-   </w:t>
+        <w:t xml:space="preserve"> user/Runtime/libc/posix install PREFIX=aarch64-onyx-elf-   </w:t>
       </w:r>
       <w:r>
         <w:rPr>
@@ -4219,7 +4437,7 @@
         <w:rPr>
           <w:rStyle w:val="CommentTok"/>
         </w:rPr>
-        <w:t xml:space="preserve"># -&gt; user/bin/jsc.elf (7 min on 16 cores)</w:t>
+        <w:t xml:space="preserve"># -&gt; user/BinUtils/jsc.elf (7 min on 16 cores)</w:t>
       </w:r>
       <w:r>
         <w:br/>
@@ -5477,7 +5695,7 @@
         <w:rPr>
           <w:rStyle w:val="VerbatimChar"/>
         </w:rPr>
-        <w:t xml:space="preserve">user/gpucomp</w:t>
+        <w:t xml:space="preserve">user/Libs/gpucomp</w:t>
       </w:r>
       <w:r>
         <w:t xml:space="preserve">); (3)</w:t>
@@ -7233,7 +7451,7 @@
         <w:t xml:space="preserve">Web</w:t>
       </w:r>
       <w:r>
-        <w:t xml:space="preserve">): the window on wtk, the</w:t>
+        <w:t xml:space="preserve">): the window on uikit, the</w:t>
       </w:r>
       <w:r>
         <w:t xml:space="preserve"> </w:t>
@@ -8864,7 +9082,7 @@
         <w:t xml:space="preserve">UIProcess/onyx/WebPopupMenuProxyOnyx</w:t>
       </w:r>
       <w:r>
-        <w:t xml:space="preserve">; Web shows the list in a wtk popup and answers — the</w:t>
+        <w:t xml:space="preserve">; Web shows the list in a uikit popup and answers — the</w:t>
       </w:r>
       <w:r>
         <w:t xml:space="preserve"> </w:t>
@@ -9147,7 +9365,7 @@
         <w:rPr>
           <w:rStyle w:val="VerbatimChar"/>
         </w:rPr>
-        <w:t xml:space="preserve">user/libc/posix/proc.c</w:t>
+        <w:t xml:space="preserve">user/Runtime/libc/posix/proc.c</w:t>
       </w:r>
       <w:r>
         <w:t xml:space="preserve">, docs/03 §5.4). A third, 2026-10-04: the downloads' window</w:t>
@@ -9207,7 +9425,7 @@
         <w:rPr>
           <w:rStyle w:val="VerbatimChar"/>
         </w:rPr>
-        <w:t xml:space="preserve">user/libc/posix/file.c</w:t>
+        <w:t xml:space="preserve">user/Runtime/libc/posix/file.c</w:t>
       </w:r>
       <w:r>
         <w:t xml:space="preserve">). Web also serves Mail as its HTML view</w:t>
@@ -9952,7 +10170,7 @@
           <w:b/>
           <w:bCs/>
         </w:rPr>
-        <w:t xml:space="preserve">user/gpucomp</w:t>
+        <w:t xml:space="preserve">user/Libs/gpucomp</w:t>
       </w:r>
       <w:r>
         <w:t xml:space="preserve"> </w:t>
@@ -11518,13 +11736,13 @@
         <w:rPr>
           <w:rStyle w:val="VerbatimChar"/>
         </w:rPr>
-        <w:t xml:space="preserve">user/img/imgload.hpp</w:t>
-      </w:r>
-      <w:r>
-        <w:t xml:space="preserve"> </w:t>
-      </w:r>
-      <w:r>
-        <w:t xml:space="preserve">(in wtk) defines</w:t>
+        <w:t xml:space="preserve">user/Kits/imagekit/img/imgload.hpp</w:t>
+      </w:r>
+      <w:r>
+        <w:t xml:space="preserve"> </w:t>
+      </w:r>
+      <w:r>
+        <w:t xml:space="preserve">(in uikit) defines</w:t>
       </w:r>
       <w:r>
         <w:t xml:space="preserve"> </w:t>
@@ -11666,7 +11884,7 @@
         <w:t xml:space="preserve"> </w:t>
       </w:r>
       <w:r>
-        <w:t xml:space="preserve">WebKit — allocated with wtk's allocator, while</w:t>
+        <w:t xml:space="preserve">WebKit — allocated with uikit's allocator, while</w:t>
       </w:r>
       <w:r>
         <w:t xml:space="preserve"> </w:t>
@@ -11929,7 +12147,7 @@
         <w:rPr>
           <w:rStyle w:val="VerbatimChar"/>
         </w:rPr>
-        <w:t xml:space="preserve">user/av</w:t>
+        <w:t xml:space="preserve">user/Libs/av</w:t>
       </w:r>
       <w:r>
         <w:t xml:space="preserve">, docs/03</w:t>
@@ -12720,7 +12938,7 @@
         <w:t xml:space="preserve"> </w:t>
       </w:r>
       <w:r>
-        <w:t xml:space="preserve">(user/av,</w:t>
+        <w:t xml:space="preserve">(user/Libs/av,</w:t>
       </w:r>
       <w:r>
         <w:t xml:space="preserve"> </w:t>
@@ -14388,7 +14606,7 @@
         <w:rPr>
           <w:rStyle w:val="VerbatimChar"/>
         </w:rPr>
-        <w:t xml:space="preserve">user/av</w:t>
+        <w:t xml:space="preserve">user/Libs/av</w:t>
       </w:r>
       <w:r>
         <w:t xml:space="preserve">, MSE).</w:t>
@@ -15109,7 +15327,7 @@
         <w:rPr>
           <w:rStyle w:val="VerbatimChar"/>
         </w:rPr>
-        <w:t xml:space="preserve">user/av</w:t>
+        <w:t xml:space="preserve">user/Libs/av</w:t>
       </w:r>
       <w:r>
         <w:t xml:space="preserve">, MSE: Jet's decoders — VP9, AV1, Opus —</w:t>

--- a/docs/exports/08-WEBKIT-PORT.docx
+++ b/docs/exports/08-WEBKIT-PORT.docx
@@ -24,8 +24,8 @@
       </w:pPr>
       <w:r>
         <w:rPr>
-          <w:b/>
-          <w:bCs/>
+          <w:bCs/>
+          <w:b/>
         </w:rPr>
         <w:t xml:space="preserve">2026-10-04: this browser is Jet.</w:t>
       </w:r>
@@ -40,8 +40,8 @@
       </w:r>
       <w:r>
         <w:rPr>
-          <w:b/>
-          <w:bCs/>
+          <w:bCs/>
+          <w:b/>
         </w:rPr>
         <w:t xml:space="preserve">Web</w:t>
       </w:r>
@@ -102,81 +102,81 @@
       <w:r>
         <w:rPr>
           <w:rStyle w:val="VerbatimChar"/>
-          <w:b/>
-          <w:bCs/>
+          <w:bCs/>
+          <w:b/>
         </w:rPr>
         <w:t xml:space="preserve">user/Apps/jet</w:t>
       </w:r>
       <w:r>
         <w:rPr>
-          <w:b/>
-          <w:bCs/>
+          <w:bCs/>
+          <w:b/>
         </w:rPr>
         <w:t xml:space="preserve">, the package</w:t>
       </w:r>
       <w:r>
         <w:rPr>
-          <w:b/>
-          <w:bCs/>
-        </w:rPr>
-        <w:t xml:space="preserve"> </w:t>
-      </w:r>
-      <w:r>
-        <w:rPr>
-          <w:rStyle w:val="VerbatimChar"/>
-          <w:b/>
-          <w:bCs/>
+          <w:bCs/>
+          <w:b/>
+        </w:rPr>
+        <w:t xml:space="preserve"> </w:t>
+      </w:r>
+      <w:r>
+        <w:rPr>
+          <w:rStyle w:val="VerbatimChar"/>
+          <w:bCs/>
+          <w:b/>
         </w:rPr>
         <w:t xml:space="preserve">jet</w:t>
       </w:r>
       <w:r>
         <w:rPr>
-          <w:b/>
-          <w:bCs/>
-        </w:rPr>
-        <w:t xml:space="preserve"> </w:t>
-      </w:r>
-      <w:r>
-        <w:rPr>
-          <w:b/>
-          <w:bCs/>
+          <w:bCs/>
+          <w:b/>
+        </w:rPr>
+        <w:t xml:space="preserve"> </w:t>
+      </w:r>
+      <w:r>
+        <w:rPr>
+          <w:bCs/>
+          <w:b/>
         </w:rPr>
         <w:t xml:space="preserve">(2.0),</w:t>
       </w:r>
       <w:r>
         <w:rPr>
-          <w:b/>
-          <w:bCs/>
-        </w:rPr>
-        <w:t xml:space="preserve"> </w:t>
-      </w:r>
-      <w:r>
-        <w:rPr>
-          <w:rStyle w:val="VerbatimChar"/>
-          <w:b/>
-          <w:bCs/>
+          <w:bCs/>
+          <w:b/>
+        </w:rPr>
+        <w:t xml:space="preserve"> </w:t>
+      </w:r>
+      <w:r>
+        <w:rPr>
+          <w:rStyle w:val="VerbatimChar"/>
+          <w:bCs/>
+          <w:b/>
         </w:rPr>
         <w:t xml:space="preserve">SD:/apps/jet.app</w:t>
       </w:r>
       <w:r>
         <w:rPr>
-          <w:b/>
-          <w:bCs/>
+          <w:bCs/>
+          <w:b/>
         </w:rPr>
         <w:t xml:space="preserve">,</w:t>
       </w:r>
       <w:r>
         <w:rPr>
-          <w:b/>
-          <w:bCs/>
-        </w:rPr>
-        <w:t xml:space="preserve"> </w:t>
-      </w:r>
-      <w:r>
-        <w:rPr>
-          <w:rStyle w:val="VerbatimChar"/>
-          <w:b/>
-          <w:bCs/>
+          <w:bCs/>
+          <w:b/>
+        </w:rPr>
+        <w:t xml:space="preserve"> </w:t>
+      </w:r>
+      <w:r>
+        <w:rPr>
+          <w:rStyle w:val="VerbatimChar"/>
+          <w:bCs/>
+          <w:b/>
         </w:rPr>
         <w:t xml:space="preserve">run jet</w:t>
       </w:r>
@@ -259,37 +259,37 @@
       </w:pPr>
       <w:r>
         <w:rPr>
-          <w:b/>
-          <w:bCs/>
+          <w:bCs/>
+          <w:b/>
         </w:rPr>
         <w:t xml:space="preserve">2026-10-05 -- the layout of</w:t>
       </w:r>
       <w:r>
         <w:rPr>
-          <w:b/>
-          <w:bCs/>
-        </w:rPr>
-        <w:t xml:space="preserve"> </w:t>
-      </w:r>
-      <w:r>
-        <w:rPr>
-          <w:rStyle w:val="VerbatimChar"/>
-          <w:b/>
-          <w:bCs/>
+          <w:bCs/>
+          <w:b/>
+        </w:rPr>
+        <w:t xml:space="preserve"> </w:t>
+      </w:r>
+      <w:r>
+        <w:rPr>
+          <w:rStyle w:val="VerbatimChar"/>
+          <w:bCs/>
+          <w:b/>
         </w:rPr>
         <w:t xml:space="preserve">user/</w:t>
       </w:r>
       <w:r>
         <w:rPr>
-          <w:b/>
-          <w:bCs/>
-        </w:rPr>
-        <w:t xml:space="preserve"> </w:t>
-      </w:r>
-      <w:r>
-        <w:rPr>
-          <w:b/>
-          <w:bCs/>
+          <w:bCs/>
+          <w:b/>
+        </w:rPr>
+        <w:t xml:space="preserve"> </w:t>
+      </w:r>
+      <w:r>
+        <w:rPr>
+          <w:bCs/>
+          <w:b/>
         </w:rPr>
         <w:t xml:space="preserve">changed</w:t>
       </w:r>
@@ -427,22 +427,22 @@
       </w:r>
       <w:r>
         <w:rPr>
-          <w:b/>
-          <w:bCs/>
+          <w:bCs/>
+          <w:b/>
         </w:rPr>
         <w:t xml:space="preserve">A WebKit tree patched before that date, built against an Onyx clone you then update, must have these two</w:t>
       </w:r>
       <w:r>
         <w:rPr>
-          <w:b/>
-          <w:bCs/>
-        </w:rPr>
-        <w:t xml:space="preserve"> </w:t>
-      </w:r>
-      <w:r>
-        <w:rPr>
-          <w:b/>
-          <w:bCs/>
+          <w:bCs/>
+          <w:b/>
+        </w:rPr>
+        <w:t xml:space="preserve"> </w:t>
+      </w:r>
+      <w:r>
+        <w:rPr>
+          <w:bCs/>
+          <w:b/>
         </w:rPr>
         <w:t xml:space="preserve">CMake lines follow</w:t>
       </w:r>
@@ -471,7 +471,7 @@
         <w:t xml:space="preserve">.</w:t>
       </w:r>
     </w:p>
-    <w:bookmarkStart w:id="24" w:name="status--how-to-resume-2026-10-03"/>
+    <w:bookmarkStart w:id="26" w:name="status--how-to-resume-2026-10-03"/>
     <w:p>
       <w:pPr>
         <w:pStyle w:val="Heading2"/>
@@ -486,8 +486,8 @@
       </w:pPr>
       <w:r>
         <w:rPr>
-          <w:b/>
-          <w:bCs/>
+          <w:bCs/>
+          <w:b/>
         </w:rPr>
         <w:t xml:space="preserve">Now: Web, the browser on WebKit2, runs on the Pi</w:t>
       </w:r>
@@ -508,8 +508,8 @@
       </w:r>
       <w:r>
         <w:rPr>
-          <w:b/>
-          <w:bCs/>
+          <w:bCs/>
+          <w:b/>
         </w:rPr>
         <w:t xml:space="preserve">the JavaScriptCore JIT runs there</w:t>
       </w:r>
@@ -556,51 +556,51 @@
       </w:pPr>
       <w:r>
         <w:rPr>
-          <w:b/>
-          <w:bCs/>
+          <w:bCs/>
+          <w:b/>
         </w:rPr>
         <w:t xml:space="preserve">Step 1 (WTF + JavaScriptCore → the</w:t>
       </w:r>
       <w:r>
         <w:rPr>
-          <w:b/>
-          <w:bCs/>
-        </w:rPr>
-        <w:t xml:space="preserve"> </w:t>
-      </w:r>
-      <w:r>
-        <w:rPr>
-          <w:rStyle w:val="VerbatimChar"/>
-          <w:b/>
-          <w:bCs/>
+          <w:bCs/>
+          <w:b/>
+        </w:rPr>
+        <w:t xml:space="preserve"> </w:t>
+      </w:r>
+      <w:r>
+        <w:rPr>
+          <w:rStyle w:val="VerbatimChar"/>
+          <w:bCs/>
+          <w:b/>
         </w:rPr>
         <w:t xml:space="preserve">jsc</w:t>
       </w:r>
       <w:r>
         <w:rPr>
-          <w:b/>
-          <w:bCs/>
-        </w:rPr>
-        <w:t xml:space="preserve"> </w:t>
-      </w:r>
-      <w:r>
-        <w:rPr>
-          <w:b/>
-          <w:bCs/>
+          <w:bCs/>
+          <w:b/>
+        </w:rPr>
+        <w:t xml:space="preserve"> </w:t>
+      </w:r>
+      <w:r>
+        <w:rPr>
+          <w:bCs/>
+          <w:b/>
         </w:rPr>
         <w:t xml:space="preserve">shell) is done: it passes on the PC bench and on the</w:t>
       </w:r>
       <w:r>
         <w:rPr>
-          <w:b/>
-          <w:bCs/>
-        </w:rPr>
-        <w:t xml:space="preserve"> </w:t>
-      </w:r>
-      <w:r>
-        <w:rPr>
-          <w:b/>
-          <w:bCs/>
+          <w:bCs/>
+          <w:b/>
+        </w:rPr>
+        <w:t xml:space="preserve"> </w:t>
+      </w:r>
+      <w:r>
+        <w:rPr>
+          <w:bCs/>
+          <w:b/>
         </w:rPr>
         <w:t xml:space="preserve">Pi</w:t>
       </w:r>
@@ -701,8 +701,8 @@
       </w:pPr>
       <w:r>
         <w:rPr>
-          <w:b/>
-          <w:bCs/>
+          <w:bCs/>
+          <w:b/>
         </w:rPr>
         <w:t xml:space="preserve">Pinned WebKit revision:</w:t>
       </w:r>
@@ -791,7 +791,7 @@
         <w:t xml:space="preserve">.</w:t>
       </w:r>
     </w:p>
-    <w:bookmarkStart w:id="18" w:name="what-is-there"/>
+    <w:bookmarkStart w:id="20" w:name="what-is-there"/>
     <w:p>
       <w:pPr>
         <w:pStyle w:val="Heading3"/>
@@ -802,16 +802,16 @@
     </w:p>
     <w:p>
       <w:pPr>
-        <w:pStyle w:val="Compact"/>
         <w:numPr>
           <w:ilvl w:val="0"/>
           <w:numId w:val="1001"/>
         </w:numPr>
+        <w:pStyle w:val="Compact"/>
       </w:pPr>
       <w:r>
         <w:rPr>
-          <w:b/>
-          <w:bCs/>
+          <w:bCs/>
+          <w:b/>
         </w:rPr>
         <w:t xml:space="preserve">The scripts</w:t>
       </w:r>
@@ -1235,16 +1235,16 @@
     </w:p>
     <w:p>
       <w:pPr>
-        <w:pStyle w:val="Compact"/>
         <w:numPr>
           <w:ilvl w:val="0"/>
           <w:numId w:val="1001"/>
         </w:numPr>
+        <w:pStyle w:val="Compact"/>
       </w:pPr>
       <w:r>
         <w:rPr>
-          <w:b/>
-          <w:bCs/>
+          <w:bCs/>
+          <w:b/>
         </w:rPr>
         <w:t xml:space="preserve">The port</w:t>
       </w:r>
@@ -1269,11 +1269,11 @@
     </w:p>
     <w:p>
       <w:pPr>
-        <w:pStyle w:val="Compact"/>
         <w:numPr>
           <w:ilvl w:val="1"/>
           <w:numId w:val="1002"/>
         </w:numPr>
+        <w:pStyle w:val="Compact"/>
       </w:pPr>
       <w:r>
         <w:rPr>
@@ -1611,11 +1611,11 @@
     </w:p>
     <w:p>
       <w:pPr>
-        <w:pStyle w:val="Compact"/>
         <w:numPr>
           <w:ilvl w:val="1"/>
           <w:numId w:val="1002"/>
         </w:numPr>
+        <w:pStyle w:val="Compact"/>
       </w:pPr>
       <w:r>
         <w:rPr>
@@ -1664,8 +1664,8 @@
       </w:r>
       <w:r>
         <w:rPr>
-          <w:b/>
-          <w:bCs/>
+          <w:bCs/>
+          <w:b/>
         </w:rPr>
         <w:t xml:space="preserve">no machine context and no thread suspension</w:t>
       </w:r>
@@ -1714,11 +1714,11 @@
     </w:p>
     <w:p>
       <w:pPr>
-        <w:pStyle w:val="Compact"/>
         <w:numPr>
           <w:ilvl w:val="1"/>
           <w:numId w:val="1002"/>
         </w:numPr>
+        <w:pStyle w:val="Compact"/>
       </w:pPr>
       <w:r>
         <w:rPr>
@@ -1771,11 +1771,11 @@
     </w:p>
     <w:p>
       <w:pPr>
-        <w:pStyle w:val="Compact"/>
         <w:numPr>
           <w:ilvl w:val="1"/>
           <w:numId w:val="1002"/>
         </w:numPr>
+        <w:pStyle w:val="Compact"/>
       </w:pPr>
       <w:r>
         <w:rPr>
@@ -1794,8 +1794,8 @@
       </w:r>
       <w:r>
         <w:rPr>
-          <w:b/>
-          <w:bCs/>
+          <w:bCs/>
+          <w:b/>
         </w:rPr>
         <w:t xml:space="preserve">LLInt</w:t>
       </w:r>
@@ -1913,11 +1913,11 @@
     </w:p>
     <w:p>
       <w:pPr>
-        <w:pStyle w:val="Compact"/>
         <w:numPr>
           <w:ilvl w:val="1"/>
           <w:numId w:val="1002"/>
         </w:numPr>
+        <w:pStyle w:val="Compact"/>
       </w:pPr>
       <w:r>
         <w:rPr>
@@ -1936,8 +1936,8 @@
       </w:r>
       <w:r>
         <w:rPr>
-          <w:b/>
-          <w:bCs/>
+          <w:bCs/>
+          <w:b/>
         </w:rPr>
         <w:t xml:space="preserve">finishes the collections before it releases heap access</w:t>
       </w:r>
@@ -1950,11 +1950,11 @@
     </w:p>
     <w:p>
       <w:pPr>
-        <w:pStyle w:val="Compact"/>
         <w:numPr>
           <w:ilvl w:val="1"/>
           <w:numId w:val="1002"/>
         </w:numPr>
+        <w:pStyle w:val="Compact"/>
       </w:pPr>
       <w:r>
         <w:rPr>
@@ -1973,8 +1973,8 @@
       </w:r>
       <w:r>
         <w:rPr>
-          <w:b/>
-          <w:bCs/>
+          <w:bCs/>
+          <w:b/>
         </w:rPr>
         <w:t xml:space="preserve">WebAssembly</w:t>
       </w:r>
@@ -2053,11 +2053,11 @@
     </w:p>
     <w:p>
       <w:pPr>
-        <w:pStyle w:val="Compact"/>
         <w:numPr>
           <w:ilvl w:val="1"/>
           <w:numId w:val="1002"/>
         </w:numPr>
+        <w:pStyle w:val="Compact"/>
       </w:pPr>
       <w:r>
         <w:rPr>
@@ -2149,16 +2149,16 @@
     </w:p>
     <w:p>
       <w:pPr>
-        <w:pStyle w:val="Compact"/>
         <w:numPr>
           <w:ilvl w:val="0"/>
           <w:numId w:val="1001"/>
         </w:numPr>
+        <w:pStyle w:val="Compact"/>
       </w:pPr>
       <w:r>
         <w:rPr>
-          <w:b/>
-          <w:bCs/>
+          <w:bCs/>
+          <w:b/>
         </w:rPr>
         <w:t xml:space="preserve">libonyxposix</w:t>
       </w:r>
@@ -2247,8 +2247,8 @@
         <w:t xml:space="preserve">.</w:t>
       </w:r>
     </w:p>
-    <w:bookmarkEnd w:id="18"/>
-    <w:bookmarkStart w:id="19" w:name="Xc699cd9c2e9428d5ffc5457219883c40bbc749a"/>
+    <w:bookmarkEnd w:id="20"/>
+    <w:bookmarkStart w:id="21" w:name="Xc699cd9c2e9428d5ffc5457219883c40bbc749a"/>
     <w:p>
       <w:pPr>
         <w:pStyle w:val="Heading3"/>
@@ -2259,16 +2259,16 @@
     </w:p>
     <w:p>
       <w:pPr>
-        <w:pStyle w:val="Compact"/>
         <w:numPr>
           <w:ilvl w:val="0"/>
           <w:numId w:val="1003"/>
         </w:numPr>
+        <w:pStyle w:val="Compact"/>
       </w:pPr>
       <w:r>
         <w:rPr>
-          <w:b/>
-          <w:bCs/>
+          <w:bCs/>
+          <w:b/>
         </w:rPr>
         <w:t xml:space="preserve">No asynchronous signals, so no thread suspension.</w:t>
       </w:r>
@@ -2349,22 +2349,22 @@
       </w:r>
       <w:r>
         <w:rPr>
-          <w:b/>
-          <w:bCs/>
+          <w:bCs/>
+          <w:b/>
         </w:rPr>
         <w:t xml:space="preserve">the collector</w:t>
       </w:r>
       <w:r>
         <w:rPr>
-          <w:b/>
-          <w:bCs/>
-        </w:rPr>
-        <w:t xml:space="preserve"> </w:t>
-      </w:r>
-      <w:r>
-        <w:rPr>
-          <w:b/>
-          <w:bCs/>
+          <w:bCs/>
+          <w:b/>
+        </w:rPr>
+        <w:t xml:space="preserve"> </w:t>
+      </w:r>
+      <w:r>
+        <w:rPr>
+          <w:bCs/>
+          <w:b/>
         </w:rPr>
         <w:t xml:space="preserve">scanning the stack of a thread that has no heap access</w:t>
       </w:r>
@@ -2434,16 +2434,16 @@
     </w:p>
     <w:p>
       <w:pPr>
-        <w:pStyle w:val="Compact"/>
         <w:numPr>
           <w:ilvl w:val="0"/>
           <w:numId w:val="1003"/>
         </w:numPr>
+        <w:pStyle w:val="Compact"/>
       </w:pPr>
       <w:r>
         <w:rPr>
-          <w:b/>
-          <w:bCs/>
+          <w:bCs/>
+          <w:b/>
         </w:rPr>
         <w:t xml:space="preserve">The collector never scans another thread's stack.</w:t>
       </w:r>
@@ -2560,8 +2560,8 @@
       </w:r>
       <w:r>
         <w:rPr>
-          <w:b/>
-          <w:bCs/>
+          <w:bCs/>
+          <w:b/>
         </w:rPr>
         <w:t xml:space="preserve">Limits: one thread per VM</w:t>
       </w:r>
@@ -2607,16 +2607,16 @@
     </w:p>
     <w:p>
       <w:pPr>
-        <w:pStyle w:val="Compact"/>
         <w:numPr>
           <w:ilvl w:val="0"/>
           <w:numId w:val="1003"/>
         </w:numPr>
+        <w:pStyle w:val="Compact"/>
       </w:pPr>
       <w:r>
         <w:rPr>
-          <w:b/>
-          <w:bCs/>
+          <w:bCs/>
+          <w:b/>
         </w:rPr>
         <w:t xml:space="preserve">WebAssembly without faults.</w:t>
       </w:r>
@@ -2643,8 +2643,8 @@
       </w:r>
       <w:r>
         <w:rPr>
-          <w:b/>
-          <w:bCs/>
+          <w:bCs/>
+          <w:b/>
         </w:rPr>
         <w:t xml:space="preserve">no shared memories</w:t>
       </w:r>
@@ -2671,8 +2671,8 @@
       </w:r>
       <w:r>
         <w:rPr>
-          <w:b/>
-          <w:bCs/>
+          <w:bCs/>
+          <w:b/>
         </w:rPr>
         <w:t xml:space="preserve">no SIMD</w:t>
       </w:r>
@@ -2689,8 +2689,8 @@
         <w:t xml:space="preserve">in IPInt: MVP, exceptions, tail calls, GC, references, multi-memory, memory64.</w:t>
       </w:r>
     </w:p>
-    <w:bookmarkEnd w:id="19"/>
-    <w:bookmarkStart w:id="20" w:name="Xa4227df95054074cda550913f26b2c34acb1d12"/>
+    <w:bookmarkEnd w:id="21"/>
+    <w:bookmarkStart w:id="22" w:name="Xa4227df95054074cda550913f26b2c34acb1d12"/>
     <w:p>
       <w:pPr>
         <w:pStyle w:val="Heading3"/>
@@ -2784,6 +2784,7 @@
         <w:tblStyle w:val="Table"/>
         <w:tblW w:type="auto" w:w="0"/>
         <w:tblLook w:firstRow="1" w:lastRow="0" w:firstColumn="0" w:lastColumn="0" w:noHBand="0" w:noVBand="0" w:val="0020"/>
+        <w:jc w:val="start"/>
       </w:tblPr>
       <w:tblGrid>
         <w:gridCol w:w="2640"/>
@@ -2792,13 +2793,14 @@
       </w:tblGrid>
       <w:tr>
         <w:trPr>
-          <w:tblHeader w:val="on"/>
+          <w:tblHeader w:val="true"/>
         </w:trPr>
         <w:tc>
           <w:tcPr/>
           <w:p>
             <w:pPr>
               <w:pStyle w:val="Compact"/>
+              <w:jc w:val="left"/>
             </w:pPr>
             <w:r>
               <w:t xml:space="preserve">Suite</w:t>
@@ -2810,6 +2812,7 @@
           <w:p>
             <w:pPr>
               <w:pStyle w:val="Compact"/>
+              <w:jc w:val="left"/>
             </w:pPr>
             <w:r>
               <w:t xml:space="preserve">LLInt (+ WebAssembly)</w:t>
@@ -2821,6 +2824,7 @@
           <w:p>
             <w:pPr>
               <w:pStyle w:val="Compact"/>
+              <w:jc w:val="left"/>
             </w:pPr>
             <w:r>
               <w:t xml:space="preserve">C_LOOP</w:t>
@@ -2834,6 +2838,7 @@
           <w:p>
             <w:pPr>
               <w:pStyle w:val="Compact"/>
+              <w:jc w:val="left"/>
             </w:pPr>
             <w:r>
               <w:rPr>
@@ -2875,6 +2880,7 @@
           <w:p>
             <w:pPr>
               <w:pStyle w:val="Compact"/>
+              <w:jc w:val="left"/>
             </w:pPr>
             <w:r>
               <w:t xml:space="preserve">pass</w:t>
@@ -2886,6 +2892,7 @@
           <w:p>
             <w:pPr>
               <w:pStyle w:val="Compact"/>
+              <w:jc w:val="left"/>
             </w:pPr>
             <w:r>
               <w:t xml:space="preserve">pass</w:t>
@@ -2899,6 +2906,7 @@
           <w:p>
             <w:pPr>
               <w:pStyle w:val="Compact"/>
+              <w:jc w:val="left"/>
             </w:pPr>
             <w:r>
               <w:rPr>
@@ -2931,6 +2939,7 @@
           <w:p>
             <w:pPr>
               <w:pStyle w:val="Compact"/>
+              <w:jc w:val="left"/>
             </w:pPr>
             <w:r>
               <w:t xml:space="preserve">595 + 10 as expected</w:t>
@@ -2942,6 +2951,7 @@
           <w:p>
             <w:pPr>
               <w:pStyle w:val="Compact"/>
+              <w:jc w:val="left"/>
             </w:pPr>
             <w:r>
               <w:t xml:space="preserve">595 + 10 as expected</w:t>
@@ -2955,6 +2965,7 @@
           <w:p>
             <w:pPr>
               <w:pStyle w:val="Compact"/>
+              <w:jc w:val="left"/>
             </w:pPr>
             <w:r>
               <w:rPr>
@@ -2987,6 +2998,7 @@
           <w:p>
             <w:pPr>
               <w:pStyle w:val="Compact"/>
+              <w:jc w:val="left"/>
             </w:pPr>
             <w:r>
               <w:t xml:space="preserve">4688 pass, 2 fail as expected</w:t>
@@ -2998,6 +3010,7 @@
           <w:p>
             <w:pPr>
               <w:pStyle w:val="Compact"/>
+              <w:jc w:val="left"/>
             </w:pPr>
             <w:r>
               <w:t xml:space="preserve">4686 pass, 4 fail as expected</w:t>
@@ -3011,6 +3024,7 @@
           <w:p>
             <w:pPr>
               <w:pStyle w:val="Compact"/>
+              <w:jc w:val="left"/>
             </w:pPr>
             <w:r>
               <w:rPr>
@@ -3058,6 +3072,7 @@
           <w:p>
             <w:pPr>
               <w:pStyle w:val="Compact"/>
+              <w:jc w:val="left"/>
             </w:pPr>
             <w:r>
               <w:t xml:space="preserve">594 pass, 17 fail as expected</w:t>
@@ -3069,6 +3084,7 @@
           <w:p>
             <w:pPr>
               <w:pStyle w:val="Compact"/>
+              <w:jc w:val="left"/>
             </w:pPr>
             <w:r>
               <w:t xml:space="preserve">— (no WebAssembly)</w:t>
@@ -3245,6 +3261,7 @@
         <w:tblStyle w:val="Table"/>
         <w:tblW w:type="auto" w:w="0"/>
         <w:tblLook w:firstRow="1" w:lastRow="0" w:firstColumn="0" w:lastColumn="0" w:noHBand="0" w:noVBand="0" w:val="0020"/>
+        <w:jc w:val="start"/>
       </w:tblPr>
       <w:tblGrid>
         <w:gridCol w:w="2640"/>
@@ -3253,7 +3270,7 @@
       </w:tblGrid>
       <w:tr>
         <w:trPr>
-          <w:tblHeader w:val="on"/>
+          <w:tblHeader w:val="true"/>
         </w:trPr>
         <w:tc>
           <w:tcPr/>
@@ -3268,6 +3285,7 @@
           <w:p>
             <w:pPr>
               <w:pStyle w:val="Compact"/>
+              <w:jc w:val="left"/>
             </w:pPr>
             <w:r>
               <w:t xml:space="preserve">LLInt</w:t>
@@ -3279,6 +3297,7 @@
           <w:p>
             <w:pPr>
               <w:pStyle w:val="Compact"/>
+              <w:jc w:val="left"/>
             </w:pPr>
             <w:r>
               <w:t xml:space="preserve">C_LOOP</w:t>
@@ -3292,6 +3311,7 @@
           <w:p>
             <w:pPr>
               <w:pStyle w:val="Compact"/>
+              <w:jc w:val="left"/>
             </w:pPr>
             <w:r>
               <w:rPr>
@@ -3306,6 +3326,7 @@
           <w:p>
             <w:pPr>
               <w:pStyle w:val="Compact"/>
+              <w:jc w:val="left"/>
             </w:pPr>
             <w:r>
               <w:t xml:space="preserve">737 ms</w:t>
@@ -3317,6 +3338,7 @@
           <w:p>
             <w:pPr>
               <w:pStyle w:val="Compact"/>
+              <w:jc w:val="left"/>
             </w:pPr>
             <w:r>
               <w:t xml:space="preserve">1062 ms</w:t>
@@ -3330,6 +3352,7 @@
           <w:p>
             <w:pPr>
               <w:pStyle w:val="Compact"/>
+              <w:jc w:val="left"/>
             </w:pPr>
             <w:r>
               <w:t xml:space="preserve">20M additions in a loop</w:t>
@@ -3341,6 +3364,7 @@
           <w:p>
             <w:pPr>
               <w:pStyle w:val="Compact"/>
+              <w:jc w:val="left"/>
             </w:pPr>
             <w:r>
               <w:t xml:space="preserve">2659 ms</w:t>
@@ -3352,6 +3376,7 @@
           <w:p>
             <w:pPr>
               <w:pStyle w:val="Compact"/>
+              <w:jc w:val="left"/>
             </w:pPr>
             <w:r>
               <w:t xml:space="preserve">3722 ms</w:t>
@@ -3365,6 +3390,7 @@
           <w:p>
             <w:pPr>
               <w:pStyle w:val="Compact"/>
+              <w:jc w:val="left"/>
             </w:pPr>
             <w:r>
               <w:t xml:space="preserve">1M object allocations</w:t>
@@ -3376,6 +3402,7 @@
           <w:p>
             <w:pPr>
               <w:pStyle w:val="Compact"/>
+              <w:jc w:val="left"/>
             </w:pPr>
             <w:r>
               <w:t xml:space="preserve">683 ms</w:t>
@@ -3387,6 +3414,7 @@
           <w:p>
             <w:pPr>
               <w:pStyle w:val="Compact"/>
+              <w:jc w:val="left"/>
             </w:pPr>
             <w:r>
               <w:t xml:space="preserve">817 ms</w:t>
@@ -3400,6 +3428,7 @@
           <w:p>
             <w:pPr>
               <w:pStyle w:val="Compact"/>
+              <w:jc w:val="left"/>
             </w:pPr>
             <w:r>
               <w:t xml:space="preserve">sort 300k numbers</w:t>
@@ -3411,6 +3440,7 @@
           <w:p>
             <w:pPr>
               <w:pStyle w:val="Compact"/>
+              <w:jc w:val="left"/>
             </w:pPr>
             <w:r>
               <w:t xml:space="preserve">1599 ms</w:t>
@@ -3422,6 +3452,7 @@
           <w:p>
             <w:pPr>
               <w:pStyle w:val="Compact"/>
+              <w:jc w:val="left"/>
             </w:pPr>
             <w:r>
               <w:t xml:space="preserve">2417 ms</w:t>
@@ -3435,6 +3466,7 @@
           <w:p>
             <w:pPr>
               <w:pStyle w:val="Compact"/>
+              <w:jc w:val="left"/>
             </w:pPr>
             <w:r>
               <w:t xml:space="preserve">5M typed-array doubles</w:t>
@@ -3446,6 +3478,7 @@
           <w:p>
             <w:pPr>
               <w:pStyle w:val="Compact"/>
+              <w:jc w:val="left"/>
             </w:pPr>
             <w:r>
               <w:t xml:space="preserve">6142 ms</w:t>
@@ -3457,6 +3490,7 @@
           <w:p>
             <w:pPr>
               <w:pStyle w:val="Compact"/>
+              <w:jc w:val="left"/>
             </w:pPr>
             <w:r>
               <w:t xml:space="preserve">7550 ms</w:t>
@@ -3470,6 +3504,7 @@
           <w:p>
             <w:pPr>
               <w:pStyle w:val="Compact"/>
+              <w:jc w:val="left"/>
             </w:pPr>
             <w:r>
               <w:t xml:space="preserve">regexp, 100k matches</w:t>
@@ -3481,6 +3516,7 @@
           <w:p>
             <w:pPr>
               <w:pStyle w:val="Compact"/>
+              <w:jc w:val="left"/>
             </w:pPr>
             <w:r>
               <w:t xml:space="preserve">359 ms</w:t>
@@ -3492,6 +3528,7 @@
           <w:p>
             <w:pPr>
               <w:pStyle w:val="Compact"/>
+              <w:jc w:val="left"/>
             </w:pPr>
             <w:r>
               <w:t xml:space="preserve">373 ms</w:t>
@@ -3547,8 +3584,8 @@
         <w:t xml:space="preserve">only, as every program of the toolchain).</w:t>
       </w:r>
     </w:p>
-    <w:bookmarkEnd w:id="20"/>
-    <w:bookmarkStart w:id="21" w:name="X7e781abb0b4022cae70dd7da83579ce275c132f"/>
+    <w:bookmarkEnd w:id="22"/>
+    <w:bookmarkStart w:id="23" w:name="X7e781abb0b4022cae70dd7da83579ce275c132f"/>
     <w:p>
       <w:pPr>
         <w:pStyle w:val="Heading3"/>
@@ -3582,11 +3619,11 @@
     </w:p>
     <w:p>
       <w:pPr>
-        <w:pStyle w:val="Compact"/>
         <w:numPr>
           <w:ilvl w:val="0"/>
           <w:numId w:val="1004"/>
         </w:numPr>
+        <w:pStyle w:val="Compact"/>
       </w:pPr>
       <w:r>
         <w:rPr>
@@ -3615,11 +3652,11 @@
     </w:p>
     <w:p>
       <w:pPr>
-        <w:pStyle w:val="Compact"/>
         <w:numPr>
           <w:ilvl w:val="0"/>
           <w:numId w:val="1004"/>
         </w:numPr>
+        <w:pStyle w:val="Compact"/>
       </w:pPr>
       <w:r>
         <w:rPr>
@@ -3651,11 +3688,11 @@
     </w:p>
     <w:p>
       <w:pPr>
-        <w:pStyle w:val="Compact"/>
         <w:numPr>
           <w:ilvl w:val="0"/>
           <w:numId w:val="1004"/>
         </w:numPr>
+        <w:pStyle w:val="Compact"/>
       </w:pPr>
       <w:r>
         <w:rPr>
@@ -3672,11 +3709,11 @@
     </w:p>
     <w:p>
       <w:pPr>
-        <w:pStyle w:val="Compact"/>
         <w:numPr>
           <w:ilvl w:val="0"/>
           <w:numId w:val="1004"/>
         </w:numPr>
+        <w:pStyle w:val="Compact"/>
       </w:pPr>
       <w:r>
         <w:rPr>
@@ -3744,11 +3781,11 @@
     </w:p>
     <w:p>
       <w:pPr>
-        <w:pStyle w:val="Compact"/>
         <w:numPr>
           <w:ilvl w:val="0"/>
           <w:numId w:val="1004"/>
         </w:numPr>
+        <w:pStyle w:val="Compact"/>
       </w:pPr>
       <w:r>
         <w:rPr>
@@ -3929,8 +3966,8 @@
       </w:r>
       <w:r>
         <w:rPr>
+          <w:iCs/>
           <w:i/>
-          <w:iCs/>
         </w:rPr>
         <w:t xml:space="preserve">Quotes and escapes</w:t>
       </w:r>
@@ -3955,11 +3992,11 @@
     </w:p>
     <w:p>
       <w:pPr>
-        <w:pStyle w:val="Compact"/>
         <w:numPr>
           <w:ilvl w:val="0"/>
           <w:numId w:val="1004"/>
         </w:numPr>
+        <w:pStyle w:val="Compact"/>
       </w:pPr>
       <w:r>
         <w:t xml:space="preserve">Memory: the Task Manager's figure for</w:t>
@@ -4000,6 +4037,7 @@
         <w:tblStyle w:val="Table"/>
         <w:tblW w:type="auto" w:w="0"/>
         <w:tblLook w:firstRow="1" w:lastRow="0" w:firstColumn="0" w:lastColumn="0" w:noHBand="0" w:noVBand="0" w:val="0020"/>
+        <w:jc w:val="start"/>
       </w:tblPr>
       <w:tblGrid>
         <w:gridCol w:w="3960"/>
@@ -4007,7 +4045,7 @@
       </w:tblGrid>
       <w:tr>
         <w:trPr>
-          <w:tblHeader w:val="on"/>
+          <w:tblHeader w:val="true"/>
         </w:trPr>
         <w:tc>
           <w:tcPr/>
@@ -4022,6 +4060,7 @@
           <w:p>
             <w:pPr>
               <w:pStyle w:val="Compact"/>
+              <w:jc w:val="left"/>
             </w:pPr>
             <w:r>
               <w:t xml:space="preserve">Pi 4</w:t>
@@ -4035,6 +4074,7 @@
           <w:p>
             <w:pPr>
               <w:pStyle w:val="Compact"/>
+              <w:jc w:val="left"/>
             </w:pPr>
             <w:r>
               <w:rPr>
@@ -4049,6 +4089,7 @@
           <w:p>
             <w:pPr>
               <w:pStyle w:val="Compact"/>
+              <w:jc w:val="left"/>
             </w:pPr>
             <w:r>
               <w:t xml:space="preserve">1852 ms</w:t>
@@ -4062,6 +4103,7 @@
           <w:p>
             <w:pPr>
               <w:pStyle w:val="Compact"/>
+              <w:jc w:val="left"/>
             </w:pPr>
             <w:r>
               <w:t xml:space="preserve">20M additions in a loop</w:t>
@@ -4073,6 +4115,7 @@
           <w:p>
             <w:pPr>
               <w:pStyle w:val="Compact"/>
+              <w:jc w:val="left"/>
             </w:pPr>
             <w:r>
               <w:t xml:space="preserve">5595 ms</w:t>
@@ -4086,6 +4129,7 @@
           <w:p>
             <w:pPr>
               <w:pStyle w:val="Compact"/>
+              <w:jc w:val="left"/>
             </w:pPr>
             <w:r>
               <w:t xml:space="preserve">1M object allocations</w:t>
@@ -4097,6 +4141,7 @@
           <w:p>
             <w:pPr>
               <w:pStyle w:val="Compact"/>
+              <w:jc w:val="left"/>
             </w:pPr>
             <w:r>
               <w:t xml:space="preserve">2085 ms</w:t>
@@ -4110,6 +4155,7 @@
           <w:p>
             <w:pPr>
               <w:pStyle w:val="Compact"/>
+              <w:jc w:val="left"/>
             </w:pPr>
             <w:r>
               <w:t xml:space="preserve">300k string concat / split</w:t>
@@ -4121,6 +4167,7 @@
           <w:p>
             <w:pPr>
               <w:pStyle w:val="Compact"/>
+              <w:jc w:val="left"/>
             </w:pPr>
             <w:r>
               <w:t xml:space="preserve">2307 ms</w:t>
@@ -4134,6 +4181,7 @@
           <w:p>
             <w:pPr>
               <w:pStyle w:val="Compact"/>
+              <w:jc w:val="left"/>
             </w:pPr>
             <w:r>
               <w:t xml:space="preserve">sort 300k numbers</w:t>
@@ -4145,6 +4193,7 @@
           <w:p>
             <w:pPr>
               <w:pStyle w:val="Compact"/>
+              <w:jc w:val="left"/>
             </w:pPr>
             <w:r>
               <w:t xml:space="preserve">4896 ms</w:t>
@@ -4158,6 +4207,7 @@
           <w:p>
             <w:pPr>
               <w:pStyle w:val="Compact"/>
+              <w:jc w:val="left"/>
             </w:pPr>
             <w:r>
               <w:t xml:space="preserve">regexp, 100k matches</w:t>
@@ -4169,6 +4219,7 @@
           <w:p>
             <w:pPr>
               <w:pStyle w:val="Compact"/>
+              <w:jc w:val="left"/>
             </w:pPr>
             <w:r>
               <w:t xml:space="preserve">1330 ms</w:t>
@@ -4182,6 +4233,7 @@
           <w:p>
             <w:pPr>
               <w:pStyle w:val="Compact"/>
+              <w:jc w:val="left"/>
             </w:pPr>
             <w:r>
               <w:t xml:space="preserve">Map, 500k set / get</w:t>
@@ -4193,6 +4245,7 @@
           <w:p>
             <w:pPr>
               <w:pStyle w:val="Compact"/>
+              <w:jc w:val="left"/>
             </w:pPr>
             <w:r>
               <w:t xml:space="preserve">4001 ms</w:t>
@@ -4206,6 +4259,7 @@
           <w:p>
             <w:pPr>
               <w:pStyle w:val="Compact"/>
+              <w:jc w:val="left"/>
             </w:pPr>
             <w:r>
               <w:t xml:space="preserve">5M typed-array doubles</w:t>
@@ -4217,6 +4271,7 @@
           <w:p>
             <w:pPr>
               <w:pStyle w:val="Compact"/>
+              <w:jc w:val="left"/>
             </w:pPr>
             <w:r>
               <w:t xml:space="preserve">17357 ms</w:t>
@@ -4230,6 +4285,7 @@
           <w:p>
             <w:pPr>
               <w:pStyle w:val="Compact"/>
+              <w:jc w:val="left"/>
             </w:pPr>
             <w:r>
               <w:t xml:space="preserve">JSON, 20 × 200 KB</w:t>
@@ -4241,6 +4297,7 @@
           <w:p>
             <w:pPr>
               <w:pStyle w:val="Compact"/>
+              <w:jc w:val="left"/>
             </w:pPr>
             <w:r>
               <w:t xml:space="preserve">1609 ms</w:t>
@@ -4278,8 +4335,8 @@
         <w:t xml:space="preserve">collector's reservations, the main thread's stack size, timing.</w:t>
       </w:r>
     </w:p>
-    <w:bookmarkEnd w:id="21"/>
-    <w:bookmarkStart w:id="22" w:name="resume"/>
+    <w:bookmarkEnd w:id="23"/>
+    <w:bookmarkStart w:id="24" w:name="resume"/>
     <w:p>
       <w:pPr>
         <w:pStyle w:val="Heading3"/>
@@ -4514,8 +4571,8 @@
         <w:t xml:space="preserve">installed.)</w:t>
       </w:r>
     </w:p>
-    <w:bookmarkEnd w:id="22"/>
-    <w:bookmarkStart w:id="23" w:name="next-steps"/>
+    <w:bookmarkEnd w:id="24"/>
+    <w:bookmarkStart w:id="25" w:name="next-steps"/>
     <w:p>
       <w:pPr>
         <w:pStyle w:val="Heading3"/>
@@ -4526,11 +4583,11 @@
     </w:p>
     <w:p>
       <w:pPr>
-        <w:pStyle w:val="Compact"/>
         <w:numPr>
           <w:ilvl w:val="0"/>
           <w:numId w:val="1005"/>
         </w:numPr>
+        <w:pStyle w:val="Compact"/>
       </w:pPr>
       <w:r>
         <w:t xml:space="preserve">Step 2, WebCore (below), on the branch</w:t>
@@ -4565,11 +4622,11 @@
     </w:p>
     <w:p>
       <w:pPr>
-        <w:pStyle w:val="Compact"/>
         <w:numPr>
           <w:ilvl w:val="0"/>
           <w:numId w:val="1005"/>
         </w:numPr>
+        <w:pStyle w:val="Compact"/>
       </w:pPr>
       <w:r>
         <w:t xml:space="preserve">For later, in the kernel: PROT_EXEC for a JIT, a call to suspend a thread (above), a malloc that</w:t>
@@ -4581,9 +4638,9 @@
         <w:t xml:space="preserve">returns memory, a streaming ELF loader and shared code pages (a static WebKit is 60–100 MB).</w:t>
       </w:r>
     </w:p>
-    <w:bookmarkEnd w:id="23"/>
-    <w:bookmarkEnd w:id="24"/>
-    <w:bookmarkStart w:id="26" w:name="X73dc553a5cb306f22118a49f6a82add359b7923"/>
+    <w:bookmarkEnd w:id="25"/>
+    <w:bookmarkEnd w:id="26"/>
+    <w:bookmarkStart w:id="28" w:name="X73dc553a5cb306f22118a49f6a82add359b7923"/>
     <w:p>
       <w:pPr>
         <w:pStyle w:val="Heading2"/>
@@ -4610,22 +4667,22 @@
       </w:pPr>
       <w:r>
         <w:rPr>
-          <w:b/>
-          <w:bCs/>
+          <w:bCs/>
+          <w:b/>
         </w:rPr>
         <w:t xml:space="preserve">Where it stands: WebCore builds for Onyx, links, and renders a page — on the PC bench and on</w:t>
       </w:r>
       <w:r>
         <w:rPr>
-          <w:b/>
-          <w:bCs/>
-        </w:rPr>
-        <w:t xml:space="preserve"> </w:t>
-      </w:r>
-      <w:r>
-        <w:rPr>
-          <w:b/>
-          <w:bCs/>
+          <w:bCs/>
+          <w:b/>
+        </w:rPr>
+        <w:t xml:space="preserve"> </w:t>
+      </w:r>
+      <w:r>
+        <w:rPr>
+          <w:bCs/>
+          <w:b/>
         </w:rPr>
         <w:t xml:space="preserve">the Pi (2026-10-02).</w:t>
       </w:r>
@@ -4691,22 +4748,22 @@
       </w:r>
       <w:r>
         <w:rPr>
-          <w:b/>
-          <w:bCs/>
+          <w:bCs/>
+          <w:b/>
         </w:rPr>
         <w:t xml:space="preserve">5 to 6 seconds</w:t>
       </w:r>
       <w:r>
         <w:rPr>
-          <w:b/>
-          <w:bCs/>
-        </w:rPr>
-        <w:t xml:space="preserve"> </w:t>
-      </w:r>
-      <w:r>
-        <w:rPr>
-          <w:b/>
-          <w:bCs/>
+          <w:bCs/>
+          <w:b/>
+        </w:rPr>
+        <w:t xml:space="preserve"> </w:t>
+      </w:r>
+      <w:r>
+        <w:rPr>
+          <w:bCs/>
+          <w:b/>
         </w:rPr>
         <w:t xml:space="preserve">from the command to the prompt</w:t>
       </w:r>
@@ -4892,8 +4949,8 @@
       </w:r>
       <w:r>
         <w:rPr>
-          <w:b/>
-          <w:bCs/>
+          <w:bCs/>
+          <w:b/>
         </w:rPr>
         <w:t xml:space="preserve">21 checks pass</w:t>
       </w:r>
@@ -5061,16 +5118,16 @@
     </w:p>
     <w:p>
       <w:pPr>
-        <w:pStyle w:val="Compact"/>
         <w:numPr>
           <w:ilvl w:val="0"/>
           <w:numId w:val="1006"/>
         </w:numPr>
+        <w:pStyle w:val="Compact"/>
       </w:pPr>
       <w:r>
         <w:rPr>
-          <w:b/>
-          <w:bCs/>
+          <w:bCs/>
+          <w:b/>
         </w:rPr>
         <w:t xml:space="preserve">The theme is WebKit's own Adwaita</w:t>
       </w:r>
@@ -5098,16 +5155,16 @@
     </w:p>
     <w:p>
       <w:pPr>
-        <w:pStyle w:val="Compact"/>
         <w:numPr>
           <w:ilvl w:val="0"/>
           <w:numId w:val="1006"/>
         </w:numPr>
+        <w:pStyle w:val="Compact"/>
       </w:pPr>
       <w:r>
         <w:rPr>
-          <w:b/>
-          <w:bCs/>
+          <w:bCs/>
+          <w:b/>
         </w:rPr>
         <w:t xml:space="preserve">The libwpe pasteboard and editor files call no libwpe function</w:t>
       </w:r>
@@ -5174,11 +5231,11 @@
     </w:p>
     <w:p>
       <w:pPr>
-        <w:pStyle w:val="Compact"/>
         <w:numPr>
           <w:ilvl w:val="0"/>
           <w:numId w:val="1006"/>
         </w:numPr>
+        <w:pStyle w:val="Compact"/>
       </w:pPr>
       <w:r>
         <w:t xml:space="preserve">WebCore needs a</w:t>
@@ -5234,11 +5291,11 @@
     </w:p>
     <w:p>
       <w:pPr>
-        <w:pStyle w:val="Compact"/>
         <w:numPr>
           <w:ilvl w:val="0"/>
           <w:numId w:val="1006"/>
         </w:numPr>
+        <w:pStyle w:val="Compact"/>
       </w:pPr>
       <w:r>
         <w:t xml:space="preserve">The link asked for 36 symbols in all (pasteboard, editor, WebCrypto, one keyboard function).</w:t>
@@ -5250,8 +5307,8 @@
       </w:pPr>
       <w:r>
         <w:rPr>
-          <w:b/>
-          <w:bCs/>
+          <w:bCs/>
+          <w:b/>
         </w:rPr>
         <w:t xml:space="preserve">Not done / not tested yet in step 2</w:t>
       </w:r>
@@ -5263,8 +5320,8 @@
       </w:r>
       <w:r>
         <w:rPr>
-          <w:b/>
-          <w:bCs/>
+          <w:bCs/>
+          <w:b/>
         </w:rPr>
         <w:t xml:space="preserve">the network path is compiled, not exercised</w:t>
       </w:r>
@@ -5356,8 +5413,8 @@
       </w:pPr>
       <w:r>
         <w:rPr>
-          <w:b/>
-          <w:bCs/>
+          <w:bCs/>
+          <w:b/>
         </w:rPr>
         <w:t xml:space="preserve">WebCrypto on mbedTLS</w:t>
       </w:r>
@@ -5432,22 +5489,22 @@
       </w:r>
       <w:r>
         <w:rPr>
-          <w:b/>
-          <w:bCs/>
+          <w:bCs/>
+          <w:b/>
         </w:rPr>
         <w:t xml:space="preserve">every</w:t>
       </w:r>
       <w:r>
         <w:rPr>
-          <w:b/>
-          <w:bCs/>
-        </w:rPr>
-        <w:t xml:space="preserve"> </w:t>
-      </w:r>
-      <w:r>
-        <w:rPr>
-          <w:b/>
-          <w:bCs/>
+          <w:bCs/>
+          <w:b/>
+        </w:rPr>
+        <w:t xml:space="preserve"> </w:t>
+      </w:r>
+      <w:r>
+        <w:rPr>
+          <w:bCs/>
+          <w:b/>
         </w:rPr>
         <w:t xml:space="preserve">operation works on a private copy of the key</w:t>
       </w:r>
@@ -5531,8 +5588,8 @@
       </w:r>
       <w:r>
         <w:rPr>
-          <w:b/>
-          <w:bCs/>
+          <w:bCs/>
+          <w:b/>
         </w:rPr>
         <w:t xml:space="preserve">299 checks pass</w:t>
       </w:r>
@@ -5580,8 +5637,8 @@
       </w:r>
       <w:r>
         <w:rPr>
-          <w:b/>
-          <w:bCs/>
+          <w:bCs/>
+          <w:b/>
         </w:rPr>
         <w:t xml:space="preserve">To know</w:t>
       </w:r>
@@ -5616,7 +5673,7 @@
         <w:t xml:space="preserve">(hardware AES is off in the port): not constant-time with respect to the cache.</w:t>
       </w:r>
     </w:p>
-    <w:bookmarkStart w:id="25" w:name="the-design-the-study-it-started-from"/>
+    <w:bookmarkStart w:id="27" w:name="the-design-the-study-it-started-from"/>
     <w:p>
       <w:pPr>
         <w:pStyle w:val="Heading3"/>
@@ -5631,8 +5688,8 @@
       </w:pPr>
       <w:r>
         <w:rPr>
-          <w:b/>
-          <w:bCs/>
+          <w:bCs/>
+          <w:b/>
         </w:rPr>
         <w:t xml:space="preserve">Decided (the user, 2026-10-02): the graphics, in this order</w:t>
       </w:r>
@@ -5647,8 +5704,8 @@
       </w:r>
       <w:r>
         <w:rPr>
-          <w:b/>
-          <w:bCs/>
+          <w:bCs/>
+          <w:b/>
         </w:rPr>
         <w:t xml:space="preserve">CPU, without GL</w:t>
       </w:r>
@@ -5663,22 +5720,22 @@
       </w:r>
       <w:r>
         <w:rPr>
-          <w:b/>
-          <w:bCs/>
+          <w:bCs/>
+          <w:b/>
         </w:rPr>
         <w:t xml:space="preserve">compositor on</w:t>
       </w:r>
       <w:r>
         <w:rPr>
-          <w:b/>
-          <w:bCs/>
-        </w:rPr>
-        <w:t xml:space="preserve"> </w:t>
-      </w:r>
-      <w:r>
-        <w:rPr>
-          <w:b/>
-          <w:bCs/>
+          <w:bCs/>
+          <w:b/>
+        </w:rPr>
+        <w:t xml:space="preserve"> </w:t>
+      </w:r>
+      <w:r>
+        <w:rPr>
+          <w:bCs/>
+          <w:b/>
         </w:rPr>
         <w:t xml:space="preserve">the V3D</w:t>
       </w:r>
@@ -5705,8 +5762,8 @@
       </w:r>
       <w:r>
         <w:rPr>
-          <w:b/>
-          <w:bCs/>
+          <w:bCs/>
+          <w:b/>
         </w:rPr>
         <w:t xml:space="preserve">WebGL is a goal for later</w:t>
       </w:r>
@@ -5724,22 +5781,22 @@
       </w:r>
       <w:r>
         <w:rPr>
-          <w:b/>
-          <w:bCs/>
+          <w:bCs/>
+          <w:b/>
         </w:rPr>
         <w:t xml:space="preserve">an ANGLE back end of our own that drives Onyx's V3D kernel driver</w:t>
       </w:r>
       <w:r>
         <w:rPr>
-          <w:b/>
-          <w:bCs/>
-        </w:rPr>
-        <w:t xml:space="preserve"> </w:t>
-      </w:r>
-      <w:r>
-        <w:rPr>
-          <w:b/>
-          <w:bCs/>
+          <w:bCs/>
+          <w:b/>
+        </w:rPr>
+        <w:t xml:space="preserve"> </w:t>
+      </w:r>
+      <w:r>
+        <w:rPr>
+          <w:bCs/>
+          <w:b/>
         </w:rPr>
         <w:t xml:space="preserve">directly, with only Mesa's shader compiler library (SPIR-V → NIR → QPU) behind it</w:t>
       </w:r>
@@ -5811,16 +5868,16 @@
     </w:p>
     <w:p>
       <w:pPr>
-        <w:pStyle w:val="Compact"/>
         <w:numPr>
           <w:ilvl w:val="0"/>
           <w:numId w:val="1007"/>
         </w:numPr>
+        <w:pStyle w:val="Compact"/>
       </w:pPr>
       <w:r>
         <w:rPr>
-          <w:b/>
-          <w:bCs/>
+          <w:bCs/>
+          <w:b/>
         </w:rPr>
         <w:t xml:space="preserve">No port builds WebCore without GL.</w:t>
       </w:r>
@@ -6048,8 +6105,8 @@
       </w:r>
       <w:r>
         <w:rPr>
-          <w:b/>
-          <w:bCs/>
+          <w:bCs/>
+          <w:b/>
         </w:rPr>
         <w:t xml:space="preserve">Chosen: a guard patch</w:t>
       </w:r>
@@ -6095,16 +6152,16 @@
     </w:p>
     <w:p>
       <w:pPr>
-        <w:pStyle w:val="Compact"/>
         <w:numPr>
           <w:ilvl w:val="0"/>
           <w:numId w:val="1007"/>
         </w:numPr>
+        <w:pStyle w:val="Compact"/>
       </w:pPr>
       <w:r>
         <w:rPr>
-          <w:b/>
-          <w:bCs/>
+          <w:bCs/>
+          <w:b/>
         </w:rPr>
         <w:t xml:space="preserve">Compositing compiled out</w:t>
       </w:r>
@@ -6384,16 +6441,16 @@
     </w:p>
     <w:p>
       <w:pPr>
-        <w:pStyle w:val="Compact"/>
         <w:numPr>
           <w:ilvl w:val="0"/>
           <w:numId w:val="1007"/>
         </w:numPr>
+        <w:pStyle w:val="Compact"/>
       </w:pPr>
       <w:r>
         <w:rPr>
-          <w:b/>
-          <w:bCs/>
+          <w:bCs/>
+          <w:b/>
         </w:rPr>
         <w:t xml:space="preserve">CMake</w:t>
       </w:r>
@@ -6511,16 +6568,16 @@
     </w:p>
     <w:p>
       <w:pPr>
-        <w:pStyle w:val="Compact"/>
         <w:numPr>
           <w:ilvl w:val="0"/>
           <w:numId w:val="1007"/>
         </w:numPr>
+        <w:pStyle w:val="Compact"/>
       </w:pPr>
       <w:r>
         <w:rPr>
-          <w:b/>
-          <w:bCs/>
+          <w:bCs/>
+          <w:b/>
         </w:rPr>
         <w:t xml:space="preserve">Fonts</w:t>
       </w:r>
@@ -6578,16 +6635,16 @@
     </w:p>
     <w:p>
       <w:pPr>
-        <w:pStyle w:val="Compact"/>
         <w:numPr>
           <w:ilvl w:val="0"/>
           <w:numId w:val="1007"/>
         </w:numPr>
+        <w:pStyle w:val="Compact"/>
       </w:pPr>
       <w:r>
         <w:rPr>
-          <w:b/>
-          <w:bCs/>
+          <w:bCs/>
+          <w:b/>
         </w:rPr>
         <w:t xml:space="preserve">TLS</w:t>
       </w:r>
@@ -6698,8 +6755,8 @@
       </w:r>
       <w:r>
         <w:rPr>
-          <w:b/>
-          <w:bCs/>
+          <w:bCs/>
+          <w:b/>
         </w:rPr>
         <w:t xml:space="preserve">mbedTLS glue, about 600 lines</w:t>
       </w:r>
@@ -6718,16 +6775,16 @@
     </w:p>
     <w:p>
       <w:pPr>
-        <w:pStyle w:val="Compact"/>
         <w:numPr>
           <w:ilvl w:val="0"/>
           <w:numId w:val="1007"/>
         </w:numPr>
+        <w:pStyle w:val="Compact"/>
       </w:pPr>
       <w:r>
         <w:rPr>
-          <w:b/>
-          <w:bCs/>
+          <w:bCs/>
+          <w:b/>
         </w:rPr>
         <w:t xml:space="preserve">WebCrypto cannot be switched off</w:t>
       </w:r>
@@ -6757,22 +6814,22 @@
       </w:r>
       <w:r>
         <w:rPr>
-          <w:b/>
-          <w:bCs/>
+          <w:bCs/>
+          <w:b/>
         </w:rPr>
         <w:t xml:space="preserve">First build: a stub</w:t>
       </w:r>
       <w:r>
         <w:rPr>
-          <w:b/>
-          <w:bCs/>
-        </w:rPr>
-        <w:t xml:space="preserve"> </w:t>
-      </w:r>
-      <w:r>
-        <w:rPr>
-          <w:b/>
-          <w:bCs/>
+          <w:bCs/>
+          <w:b/>
+        </w:rPr>
+        <w:t xml:space="preserve"> </w:t>
+      </w:r>
+      <w:r>
+        <w:rPr>
+          <w:bCs/>
+          <w:b/>
         </w:rPr>
         <w:t xml:space="preserve">back end</w:t>
       </w:r>
@@ -6829,8 +6886,8 @@
       </w:r>
       <w:r>
         <w:rPr>
-          <w:b/>
-          <w:bCs/>
+          <w:bCs/>
+          <w:b/>
         </w:rPr>
         <w:t xml:space="preserve">mbedTLS, done</w:t>
       </w:r>
@@ -6843,16 +6900,16 @@
     </w:p>
     <w:p>
       <w:pPr>
-        <w:pStyle w:val="Compact"/>
         <w:numPr>
           <w:ilvl w:val="0"/>
           <w:numId w:val="1007"/>
         </w:numPr>
+        <w:pStyle w:val="Compact"/>
       </w:pPr>
       <w:r>
         <w:rPr>
-          <w:b/>
-          <w:bCs/>
+          <w:bCs/>
+          <w:b/>
         </w:rPr>
         <w:t xml:space="preserve">Others</w:t>
       </w:r>
@@ -6979,16 +7036,16 @@
     </w:p>
     <w:p>
       <w:pPr>
-        <w:pStyle w:val="Compact"/>
         <w:numPr>
           <w:ilvl w:val="0"/>
           <w:numId w:val="1007"/>
         </w:numPr>
+        <w:pStyle w:val="Compact"/>
       </w:pPr>
       <w:r>
         <w:rPr>
-          <w:b/>
-          <w:bCs/>
+          <w:bCs/>
+          <w:b/>
         </w:rPr>
         <w:t xml:space="preserve">The per-port files</w:t>
       </w:r>
@@ -7388,9 +7445,9 @@
         <w:t xml:space="preserve">PC: WebCore links into a test program that loads a page from a file and paints it into a PNG.</w:t>
       </w:r>
     </w:p>
-    <w:bookmarkEnd w:id="25"/>
-    <w:bookmarkEnd w:id="26"/>
-    <w:bookmarkStart w:id="27" w:name="X5694fad81d04550ba0fb0f235bab2fd3659dbbc"/>
+    <w:bookmarkEnd w:id="27"/>
+    <w:bookmarkEnd w:id="28"/>
+    <w:bookmarkStart w:id="29" w:name="X5694fad81d04550ba0fb0f235bab2fd3659dbbc"/>
     <w:p>
       <w:pPr>
         <w:pStyle w:val="Heading2"/>
@@ -7405,8 +7462,8 @@
       </w:pPr>
       <w:r>
         <w:rPr>
-          <w:b/>
-          <w:bCs/>
+          <w:bCs/>
+          <w:b/>
         </w:rPr>
         <w:t xml:space="preserve">Web runs on the Pi</w:t>
       </w:r>
@@ -7445,8 +7502,8 @@
       </w:r>
       <w:r>
         <w:rPr>
+          <w:iCs/>
           <w:i/>
-          <w:iCs/>
         </w:rPr>
         <w:t xml:space="preserve">Web</w:t>
       </w:r>
@@ -7464,8 +7521,8 @@
       </w:r>
       <w:r>
         <w:rPr>
-          <w:b/>
-          <w:bCs/>
+          <w:bCs/>
+          <w:b/>
         </w:rPr>
         <w:t xml:space="preserve">one program</w:t>
       </w:r>
@@ -7546,8 +7603,8 @@
       </w:r>
       <w:r>
         <w:rPr>
-          <w:b/>
-          <w:bCs/>
+          <w:bCs/>
+          <w:b/>
         </w:rPr>
         <w:t xml:space="preserve">kotonstudio.com over HTTPS</w:t>
       </w:r>
@@ -7562,8 +7619,8 @@
       </w:r>
       <w:r>
         <w:rPr>
-          <w:b/>
-          <w:bCs/>
+          <w:bCs/>
+          <w:b/>
         </w:rPr>
         <w:t xml:space="preserve">3.2 s from the address typed to the load's end</w:t>
       </w:r>
@@ -7611,8 +7668,8 @@
       </w:r>
       <w:r>
         <w:rPr>
-          <w:b/>
-          <w:bCs/>
+          <w:bCs/>
+          <w:b/>
         </w:rPr>
         <w:t xml:space="preserve">new window</w:t>
       </w:r>
@@ -7929,16 +7986,16 @@
     </w:p>
     <w:p>
       <w:pPr>
-        <w:pStyle w:val="Compact"/>
         <w:numPr>
           <w:ilvl w:val="0"/>
           <w:numId w:val="1008"/>
         </w:numPr>
+        <w:pStyle w:val="Compact"/>
       </w:pPr>
       <w:r>
         <w:rPr>
-          <w:b/>
-          <w:bCs/>
+          <w:bCs/>
+          <w:b/>
         </w:rPr>
         <w:t xml:space="preserve">WTF's RedBlackTree::remove left the removed node's links</w:t>
       </w:r>
@@ -7966,16 +8023,16 @@
     </w:p>
     <w:p>
       <w:pPr>
-        <w:pStyle w:val="Compact"/>
         <w:numPr>
           <w:ilvl w:val="0"/>
           <w:numId w:val="1008"/>
         </w:numPr>
+        <w:pStyle w:val="Compact"/>
       </w:pPr>
       <w:r>
         <w:rPr>
-          <w:b/>
-          <w:bCs/>
+          <w:bCs/>
+          <w:b/>
         </w:rPr>
         <w:t xml:space="preserve">curl was built without its multi wake-up</w:t>
       </w:r>
@@ -8018,16 +8075,16 @@
     </w:p>
     <w:p>
       <w:pPr>
-        <w:pStyle w:val="Compact"/>
         <w:numPr>
           <w:ilvl w:val="0"/>
           <w:numId w:val="1008"/>
         </w:numPr>
+        <w:pStyle w:val="Compact"/>
       </w:pPr>
       <w:r>
         <w:rPr>
-          <w:b/>
-          <w:bCs/>
+          <w:bCs/>
+          <w:b/>
         </w:rPr>
         <w:t xml:space="preserve">The IPC monitor thread read on its own thread</w:t>
       </w:r>
@@ -8055,16 +8112,16 @@
     </w:p>
     <w:p>
       <w:pPr>
-        <w:pStyle w:val="Compact"/>
         <w:numPr>
           <w:ilvl w:val="0"/>
           <w:numId w:val="1008"/>
         </w:numPr>
+        <w:pStyle w:val="Compact"/>
       </w:pPr>
       <w:r>
         <w:rPr>
-          <w:b/>
-          <w:bCs/>
+          <w:bCs/>
+          <w:b/>
         </w:rPr>
         <w:t xml:space="preserve">A heap corruption in Skia's glyph painting, on the Pi only</w:t>
       </w:r>
@@ -8124,8 +8181,8 @@
       </w:r>
       <w:r>
         <w:rPr>
-          <w:b/>
-          <w:bCs/>
+          <w:bCs/>
+          <w:b/>
         </w:rPr>
         <w:t xml:space="preserve">backtrace</w:t>
       </w:r>
@@ -8215,8 +8272,8 @@
       </w:r>
       <w:r>
         <w:rPr>
-          <w:b/>
-          <w:bCs/>
+          <w:bCs/>
+          <w:b/>
         </w:rPr>
         <w:t xml:space="preserve">newlib's usable size is not the fault</w:t>
       </w:r>
@@ -8519,22 +8576,22 @@
       </w:r>
       <w:r>
         <w:rPr>
-          <w:b/>
-          <w:bCs/>
+          <w:bCs/>
+          <w:b/>
         </w:rPr>
         <w:t xml:space="preserve">and the cause of the</w:t>
       </w:r>
       <w:r>
         <w:rPr>
-          <w:b/>
-          <w:bCs/>
-        </w:rPr>
-        <w:t xml:space="preserve"> </w:t>
-      </w:r>
-      <w:r>
-        <w:rPr>
-          <w:b/>
-          <w:bCs/>
+          <w:bCs/>
+          <w:b/>
+        </w:rPr>
+        <w:t xml:space="preserve"> </w:t>
+      </w:r>
+      <w:r>
+        <w:rPr>
+          <w:bCs/>
+          <w:b/>
         </w:rPr>
         <w:t xml:space="preserve">crash is still unknown</w:t>
       </w:r>
@@ -8760,11 +8817,11 @@
     </w:p>
     <w:p>
       <w:pPr>
-        <w:pStyle w:val="Compact"/>
         <w:numPr>
           <w:ilvl w:val="0"/>
           <w:numId w:val="1008"/>
         </w:numPr>
+        <w:pStyle w:val="Compact"/>
       </w:pPr>
       <w:r>
         <w:t xml:space="preserve">On the bench: a reused socket number was taken for a connection's own peer (posixsim's fake kapi).</w:t>
@@ -8772,11 +8829,11 @@
     </w:p>
     <w:p>
       <w:pPr>
-        <w:pStyle w:val="Compact"/>
         <w:numPr>
           <w:ilvl w:val="0"/>
           <w:numId w:val="1008"/>
         </w:numPr>
+        <w:pStyle w:val="Compact"/>
       </w:pPr>
       <w:r>
         <w:rPr>
@@ -8830,8 +8887,8 @@
       </w:r>
       <w:r>
         <w:rPr>
-          <w:b/>
-          <w:bCs/>
+          <w:bCs/>
+          <w:b/>
         </w:rPr>
         <w:t xml:space="preserve">not fixed</w:t>
       </w:r>
@@ -8844,16 +8901,16 @@
     </w:p>
     <w:p>
       <w:pPr>
-        <w:pStyle w:val="Compact"/>
         <w:numPr>
           <w:ilvl w:val="0"/>
           <w:numId w:val="1009"/>
         </w:numPr>
+        <w:pStyle w:val="Compact"/>
       </w:pPr>
       <w:r>
         <w:rPr>
-          <w:b/>
-          <w:bCs/>
+          <w:bCs/>
+          <w:b/>
         </w:rPr>
         <w:t xml:space="preserve">A kernel panic in Circle's TCP</w:t>
       </w:r>
@@ -8929,11 +8986,11 @@
     </w:p>
     <w:p>
       <w:pPr>
-        <w:pStyle w:val="Compact"/>
         <w:numPr>
           <w:ilvl w:val="0"/>
           <w:numId w:val="1009"/>
         </w:numPr>
+        <w:pStyle w:val="Compact"/>
       </w:pPr>
       <w:r>
         <w:rPr>
@@ -8969,30 +9026,30 @@
       </w:pPr>
       <w:r>
         <w:rPr>
-          <w:b/>
-          <w:bCs/>
+          <w:bCs/>
+          <w:b/>
         </w:rPr>
         <w:t xml:space="preserve">Then (2026-10-03, patch</w:t>
       </w:r>
       <w:r>
         <w:rPr>
-          <w:b/>
-          <w:bCs/>
-        </w:rPr>
-        <w:t xml:space="preserve"> </w:t>
-      </w:r>
-      <w:r>
-        <w:rPr>
-          <w:rStyle w:val="VerbatimChar"/>
-          <w:b/>
-          <w:bCs/>
+          <w:bCs/>
+          <w:b/>
+        </w:rPr>
+        <w:t xml:space="preserve"> </w:t>
+      </w:r>
+      <w:r>
+        <w:rPr>
+          <w:rStyle w:val="VerbatimChar"/>
+          <w:bCs/>
+          <w:b/>
         </w:rPr>
         <w:t xml:space="preserve">0016</w:t>
       </w:r>
       <w:r>
         <w:rPr>
-          <w:b/>
-          <w:bCs/>
+          <w:bCs/>
+          <w:b/>
         </w:rPr>
         <w:t xml:space="preserve">)</w:t>
       </w:r>
@@ -9004,8 +9061,8 @@
       </w:r>
       <w:r>
         <w:rPr>
-          <w:b/>
-          <w:bCs/>
+          <w:bCs/>
+          <w:b/>
         </w:rPr>
         <w:t xml:space="preserve">drop-down lists</w:t>
       </w:r>
@@ -9104,8 +9161,8 @@
       </w:r>
       <w:r>
         <w:rPr>
-          <w:b/>
-          <w:bCs/>
+          <w:bCs/>
+          <w:b/>
         </w:rPr>
         <w:t xml:space="preserve">system clipboard</w:t>
       </w:r>
@@ -9165,8 +9222,8 @@
       </w:r>
       <w:r>
         <w:rPr>
-          <w:b/>
-          <w:bCs/>
+          <w:bCs/>
+          <w:b/>
         </w:rPr>
         <w:t xml:space="preserve">find in the page</w:t>
       </w:r>
@@ -9196,8 +9253,8 @@
       </w:r>
       <w:r>
         <w:rPr>
-          <w:b/>
-          <w:bCs/>
+          <w:bCs/>
+          <w:b/>
         </w:rPr>
         <w:t xml:space="preserve">downloads</w:t>
       </w:r>
@@ -9224,246 +9281,246 @@
       </w:r>
       <w:r>
         <w:rPr>
+          <w:iCs/>
           <w:i/>
+        </w:rPr>
+        <w:t xml:space="preserve">Save … As</w:t>
+      </w:r>
+      <w:r>
+        <w:t xml:space="preserve"> </w:t>
+      </w:r>
+      <w:r>
+        <w:t xml:space="preserve">starts one</w:t>
+      </w:r>
+      <w:r>
+        <w:t xml:space="preserve"> </w:t>
+      </w:r>
+      <w:r>
+        <w:t xml:space="preserve">(</w:t>
+      </w:r>
+      <w:r>
+        <w:rPr>
+          <w:rStyle w:val="VerbatimChar"/>
+        </w:rPr>
+        <w:t xml:space="preserve">WKPageDownloadURLOnyx</w:t>
+      </w:r>
+      <w:r>
+        <w:t xml:space="preserve">: the page's Referer and User-Agent, its cookies); the file goes to</w:t>
+      </w:r>
+      <w:r>
+        <w:t xml:space="preserve"> </w:t>
+      </w:r>
+      <w:r>
+        <w:rPr>
+          <w:rStyle w:val="VerbatimChar"/>
+        </w:rPr>
+        <w:t xml:space="preserve">SD:/Downloads</w:t>
+      </w:r>
+      <w:r>
+        <w:t xml:space="preserve"> </w:t>
+      </w:r>
+      <w:r>
+        <w:t xml:space="preserve">(Web makes the folder and a unique name: WebKit opens it</w:t>
+      </w:r>
+      <w:r>
+        <w:t xml:space="preserve"> </w:t>
+      </w:r>
+      <w:r>
+        <w:rPr>
+          <w:rStyle w:val="VerbatimChar"/>
+        </w:rPr>
+        <w:t xml:space="preserve">O_EXCL</w:t>
+      </w:r>
+      <w:r>
+        <w:t xml:space="preserve">), the progress to</w:t>
+      </w:r>
+      <w:r>
+        <w:t xml:space="preserve"> </w:t>
+      </w:r>
+      <w:r>
+        <w:t xml:space="preserve">the downloads' window — the same program run with</w:t>
+      </w:r>
+      <w:r>
+        <w:t xml:space="preserve"> </w:t>
+      </w:r>
+      <w:r>
+        <w:rPr>
+          <w:rStyle w:val="VerbatimChar"/>
+        </w:rPr>
+        <w:t xml:space="preserve">--onyx-downloads</w:t>
+      </w:r>
+      <w:r>
+        <w:t xml:space="preserve">, its stdin / stdout two pipes.</w:t>
+      </w:r>
+      <w:r>
+        <w:t xml:space="preserve"> </w:t>
+      </w:r>
+      <w:r>
+        <w:t xml:space="preserve">Two fixes on the way: curl's download path told WebKit no running total nor expected length (no</w:t>
+      </w:r>
+      <w:r>
+        <w:t xml:space="preserve"> </w:t>
+      </w:r>
+      <w:r>
+        <w:t xml:space="preserve">progress could be shown:</w:t>
+      </w:r>
+      <w:r>
+        <w:t xml:space="preserve"> </w:t>
+      </w:r>
+      <w:r>
+        <w:rPr>
+          <w:rStyle w:val="VerbatimChar"/>
+        </w:rPr>
+        <w:t xml:space="preserve">NetworkDataTaskCurl</w:t>
+      </w:r>
+      <w:r>
+        <w:t xml:space="preserve">, in</w:t>
+      </w:r>
+      <w:r>
+        <w:t xml:space="preserve"> </w:t>
+      </w:r>
+      <w:r>
+        <w:rPr>
+          <w:rStyle w:val="VerbatimChar"/>
+        </w:rPr>
+        <w:t xml:space="preserve">0016</w:t>
+      </w:r>
+      <w:r>
+        <w:t xml:space="preserve">), and libonyxposix answered</w:t>
+      </w:r>
+      <w:r>
+        <w:t xml:space="preserve"> </w:t>
+      </w:r>
+      <w:r>
+        <w:rPr>
+          <w:rStyle w:val="VerbatimChar"/>
+        </w:rPr>
+        <w:t xml:space="preserve">EPIPE</w:t>
+      </w:r>
+      <w:r>
+        <w:t xml:space="preserve"> </w:t>
+      </w:r>
+      <w:r>
+        <w:t xml:space="preserve">to a</w:t>
+      </w:r>
+      <w:r>
+        <w:t xml:space="preserve"> </w:t>
+      </w:r>
+      <w:r>
+        <w:t xml:space="preserve">write into a pipe whose read end it had given as a child's stdin and then closed (its counts are</w:t>
+      </w:r>
+      <w:r>
+        <w:t xml:space="preserve"> </w:t>
+      </w:r>
+      <w:r>
+        <w:t xml:space="preserve">the process's own:</w:t>
+      </w:r>
+      <w:r>
+        <w:t xml:space="preserve"> </w:t>
+      </w:r>
+      <w:r>
+        <w:rPr>
+          <w:rStyle w:val="VerbatimChar"/>
+        </w:rPr>
+        <w:t xml:space="preserve">user/Runtime/libc/posix/proc.c</w:t>
+      </w:r>
+      <w:r>
+        <w:t xml:space="preserve">, docs/03 §5.4). A third, 2026-10-04: the downloads' window</w:t>
+      </w:r>
+      <w:r>
+        <w:t xml:space="preserve"> </w:t>
+      </w:r>
+      <w:r>
+        <w:t xml:space="preserve">(and the console's) froze once the browser had nothing more to tell it — after a Cancel, its close</w:t>
+      </w:r>
+      <w:r>
+        <w:t xml:space="preserve"> </w:t>
+      </w:r>
+      <w:r>
+        <w:t xml:space="preserve">button did nothing:</w:t>
+      </w:r>
+      <w:r>
+        <w:t xml:space="preserve"> </w:t>
+      </w:r>
+      <w:r>
+        <w:rPr>
+          <w:rStyle w:val="VerbatimChar"/>
+        </w:rPr>
+        <w:t xml:space="preserve">read (0)</w:t>
+      </w:r>
+      <w:r>
+        <w:t xml:space="preserve"> </w:t>
+      </w:r>
+      <w:r>
+        <w:t xml:space="preserve">waited although the descriptor was</w:t>
+      </w:r>
+      <w:r>
+        <w:t xml:space="preserve"> </w:t>
+      </w:r>
+      <w:r>
+        <w:rPr>
+          <w:rStyle w:val="VerbatimChar"/>
+        </w:rPr>
+        <w:t xml:space="preserve">O_NONBLOCK</w:t>
+      </w:r>
+      <w:r>
+        <w:t xml:space="preserve"> </w:t>
+      </w:r>
+      <w:r>
+        <w:t xml:space="preserve">(libonyxposix's console</w:t>
+      </w:r>
+      <w:r>
+        <w:t xml:space="preserve"> </w:t>
+      </w:r>
+      <w:r>
+        <w:t xml:space="preserve">descriptor ignored the flag:</w:t>
+      </w:r>
+      <w:r>
+        <w:t xml:space="preserve"> </w:t>
+      </w:r>
+      <w:r>
+        <w:rPr>
+          <w:rStyle w:val="VerbatimChar"/>
+        </w:rPr>
+        <w:t xml:space="preserve">user/Runtime/libc/posix/file.c</w:t>
+      </w:r>
+      <w:r>
+        <w:t xml:space="preserve">). Web also serves Mail as its HTML view</w:t>
+      </w:r>
+      <w:r>
+        <w:t xml:space="preserve"> </w:t>
+      </w:r>
+      <w:r>
+        <w:t xml:space="preserve">(</w:t>
+      </w:r>
+      <w:r>
+        <w:rPr>
+          <w:rStyle w:val="VerbatimChar"/>
+        </w:rPr>
+        <w:t xml:space="preserve">--applet</w:t>
+      </w:r>
+      <w:r>
+        <w:t xml:space="preserve">,</w:t>
+      </w:r>
+      <w:r>
+        <w:t xml:space="preserve"> </w:t>
+      </w:r>
+      <w:r>
+        <w:rPr>
+          <w:rStyle w:val="VerbatimChar"/>
+        </w:rPr>
+        <w:t xml:space="preserve">user/Apps/jet/webview.cpp</w:t>
+      </w:r>
+      <w:r>
+        <w:t xml:space="preserve">; docs/03</w:t>
+      </w:r>
+      <w:r>
+        <w:t xml:space="preserve"> </w:t>
+      </w:r>
+      <w:r>
+        <w:rPr>
           <w:iCs/>
-        </w:rPr>
-        <w:t xml:space="preserve">Save … As</w:t>
-      </w:r>
-      <w:r>
-        <w:t xml:space="preserve"> </w:t>
-      </w:r>
-      <w:r>
-        <w:t xml:space="preserve">starts one</w:t>
-      </w:r>
-      <w:r>
-        <w:t xml:space="preserve"> </w:t>
-      </w:r>
-      <w:r>
-        <w:t xml:space="preserve">(</w:t>
-      </w:r>
-      <w:r>
-        <w:rPr>
-          <w:rStyle w:val="VerbatimChar"/>
-        </w:rPr>
-        <w:t xml:space="preserve">WKPageDownloadURLOnyx</w:t>
-      </w:r>
-      <w:r>
-        <w:t xml:space="preserve">: the page's Referer and User-Agent, its cookies); the file goes to</w:t>
-      </w:r>
-      <w:r>
-        <w:t xml:space="preserve"> </w:t>
-      </w:r>
-      <w:r>
-        <w:rPr>
-          <w:rStyle w:val="VerbatimChar"/>
-        </w:rPr>
-        <w:t xml:space="preserve">SD:/Downloads</w:t>
-      </w:r>
-      <w:r>
-        <w:t xml:space="preserve"> </w:t>
-      </w:r>
-      <w:r>
-        <w:t xml:space="preserve">(Web makes the folder and a unique name: WebKit opens it</w:t>
-      </w:r>
-      <w:r>
-        <w:t xml:space="preserve"> </w:t>
-      </w:r>
-      <w:r>
-        <w:rPr>
-          <w:rStyle w:val="VerbatimChar"/>
-        </w:rPr>
-        <w:t xml:space="preserve">O_EXCL</w:t>
-      </w:r>
-      <w:r>
-        <w:t xml:space="preserve">), the progress to</w:t>
-      </w:r>
-      <w:r>
-        <w:t xml:space="preserve"> </w:t>
-      </w:r>
-      <w:r>
-        <w:t xml:space="preserve">the downloads' window — the same program run with</w:t>
-      </w:r>
-      <w:r>
-        <w:t xml:space="preserve"> </w:t>
-      </w:r>
-      <w:r>
-        <w:rPr>
-          <w:rStyle w:val="VerbatimChar"/>
-        </w:rPr>
-        <w:t xml:space="preserve">--onyx-downloads</w:t>
-      </w:r>
-      <w:r>
-        <w:t xml:space="preserve">, its stdin / stdout two pipes.</w:t>
-      </w:r>
-      <w:r>
-        <w:t xml:space="preserve"> </w:t>
-      </w:r>
-      <w:r>
-        <w:t xml:space="preserve">Two fixes on the way: curl's download path told WebKit no running total nor expected length (no</w:t>
-      </w:r>
-      <w:r>
-        <w:t xml:space="preserve"> </w:t>
-      </w:r>
-      <w:r>
-        <w:t xml:space="preserve">progress could be shown:</w:t>
-      </w:r>
-      <w:r>
-        <w:t xml:space="preserve"> </w:t>
-      </w:r>
-      <w:r>
-        <w:rPr>
-          <w:rStyle w:val="VerbatimChar"/>
-        </w:rPr>
-        <w:t xml:space="preserve">NetworkDataTaskCurl</w:t>
-      </w:r>
-      <w:r>
-        <w:t xml:space="preserve">, in</w:t>
-      </w:r>
-      <w:r>
-        <w:t xml:space="preserve"> </w:t>
-      </w:r>
-      <w:r>
-        <w:rPr>
-          <w:rStyle w:val="VerbatimChar"/>
-        </w:rPr>
-        <w:t xml:space="preserve">0016</w:t>
-      </w:r>
-      <w:r>
-        <w:t xml:space="preserve">), and libonyxposix answered</w:t>
-      </w:r>
-      <w:r>
-        <w:t xml:space="preserve"> </w:t>
-      </w:r>
-      <w:r>
-        <w:rPr>
-          <w:rStyle w:val="VerbatimChar"/>
-        </w:rPr>
-        <w:t xml:space="preserve">EPIPE</w:t>
-      </w:r>
-      <w:r>
-        <w:t xml:space="preserve"> </w:t>
-      </w:r>
-      <w:r>
-        <w:t xml:space="preserve">to a</w:t>
-      </w:r>
-      <w:r>
-        <w:t xml:space="preserve"> </w:t>
-      </w:r>
-      <w:r>
-        <w:t xml:space="preserve">write into a pipe whose read end it had given as a child's stdin and then closed (its counts are</w:t>
-      </w:r>
-      <w:r>
-        <w:t xml:space="preserve"> </w:t>
-      </w:r>
-      <w:r>
-        <w:t xml:space="preserve">the process's own:</w:t>
-      </w:r>
-      <w:r>
-        <w:t xml:space="preserve"> </w:t>
-      </w:r>
-      <w:r>
-        <w:rPr>
-          <w:rStyle w:val="VerbatimChar"/>
-        </w:rPr>
-        <w:t xml:space="preserve">user/Runtime/libc/posix/proc.c</w:t>
-      </w:r>
-      <w:r>
-        <w:t xml:space="preserve">, docs/03 §5.4). A third, 2026-10-04: the downloads' window</w:t>
-      </w:r>
-      <w:r>
-        <w:t xml:space="preserve"> </w:t>
-      </w:r>
-      <w:r>
-        <w:t xml:space="preserve">(and the console's) froze once the browser had nothing more to tell it — after a Cancel, its close</w:t>
-      </w:r>
-      <w:r>
-        <w:t xml:space="preserve"> </w:t>
-      </w:r>
-      <w:r>
-        <w:t xml:space="preserve">button did nothing:</w:t>
-      </w:r>
-      <w:r>
-        <w:t xml:space="preserve"> </w:t>
-      </w:r>
-      <w:r>
-        <w:rPr>
-          <w:rStyle w:val="VerbatimChar"/>
-        </w:rPr>
-        <w:t xml:space="preserve">read (0)</w:t>
-      </w:r>
-      <w:r>
-        <w:t xml:space="preserve"> </w:t>
-      </w:r>
-      <w:r>
-        <w:t xml:space="preserve">waited although the descriptor was</w:t>
-      </w:r>
-      <w:r>
-        <w:t xml:space="preserve"> </w:t>
-      </w:r>
-      <w:r>
-        <w:rPr>
-          <w:rStyle w:val="VerbatimChar"/>
-        </w:rPr>
-        <w:t xml:space="preserve">O_NONBLOCK</w:t>
-      </w:r>
-      <w:r>
-        <w:t xml:space="preserve"> </w:t>
-      </w:r>
-      <w:r>
-        <w:t xml:space="preserve">(libonyxposix's console</w:t>
-      </w:r>
-      <w:r>
-        <w:t xml:space="preserve"> </w:t>
-      </w:r>
-      <w:r>
-        <w:t xml:space="preserve">descriptor ignored the flag:</w:t>
-      </w:r>
-      <w:r>
-        <w:t xml:space="preserve"> </w:t>
-      </w:r>
-      <w:r>
-        <w:rPr>
-          <w:rStyle w:val="VerbatimChar"/>
-        </w:rPr>
-        <w:t xml:space="preserve">user/Runtime/libc/posix/file.c</w:t>
-      </w:r>
-      <w:r>
-        <w:t xml:space="preserve">). Web also serves Mail as its HTML view</w:t>
-      </w:r>
-      <w:r>
-        <w:t xml:space="preserve"> </w:t>
-      </w:r>
-      <w:r>
-        <w:t xml:space="preserve">(</w:t>
-      </w:r>
-      <w:r>
-        <w:rPr>
-          <w:rStyle w:val="VerbatimChar"/>
-        </w:rPr>
-        <w:t xml:space="preserve">--applet</w:t>
-      </w:r>
-      <w:r>
-        <w:t xml:space="preserve">,</w:t>
-      </w:r>
-      <w:r>
-        <w:t xml:space="preserve"> </w:t>
-      </w:r>
-      <w:r>
-        <w:rPr>
-          <w:rStyle w:val="VerbatimChar"/>
-        </w:rPr>
-        <w:t xml:space="preserve">user/Apps/jet/webview.cpp</w:t>
-      </w:r>
-      <w:r>
-        <w:t xml:space="preserve">; docs/03</w:t>
-      </w:r>
-      <w:r>
-        <w:t xml:space="preserve"> </w:t>
-      </w:r>
-      <w:r>
-        <w:rPr>
           <w:i/>
-          <w:iCs/>
         </w:rPr>
         <w:t xml:space="preserve">Web's web view</w:t>
       </w:r>
@@ -9485,8 +9542,8 @@
         <w:t xml:space="preserve">the measurements of where kotonstudio.com's 3.2 s go.</w:t>
       </w:r>
     </w:p>
-    <w:bookmarkEnd w:id="27"/>
-    <w:bookmarkStart w:id="28" w:name="the-jit-roadmap-step-3-2026-10-03"/>
+    <w:bookmarkEnd w:id="29"/>
+    <w:bookmarkStart w:id="30" w:name="the-jit-roadmap-step-3-2026-10-03"/>
     <w:p>
       <w:pPr>
         <w:pStyle w:val="Heading2"/>
@@ -9501,8 +9558,8 @@
       </w:pPr>
       <w:r>
         <w:rPr>
-          <w:b/>
-          <w:bCs/>
+          <w:bCs/>
+          <w:b/>
         </w:rPr>
         <w:t xml:space="preserve">What it needed from Onyx</w:t>
       </w:r>
@@ -9562,8 +9619,8 @@
       </w:r>
       <w:r>
         <w:rPr>
+          <w:iCs/>
           <w:i/>
-          <w:iCs/>
         </w:rPr>
         <w:t xml:space="preserve">v78: PROT_EXEC</w:t>
       </w:r>
@@ -9739,8 +9796,8 @@
       </w:pPr>
       <w:r>
         <w:rPr>
-          <w:b/>
-          <w:bCs/>
+          <w:bCs/>
+          <w:b/>
         </w:rPr>
         <w:t xml:space="preserve">The build</w:t>
       </w:r>
@@ -9784,8 +9841,8 @@
       </w:pPr>
       <w:r>
         <w:rPr>
-          <w:b/>
-          <w:bCs/>
+          <w:bCs/>
+          <w:b/>
         </w:rPr>
         <w:t xml:space="preserve">The tests</w:t>
       </w:r>
@@ -9823,8 +9880,8 @@
       </w:pPr>
       <w:r>
         <w:rPr>
-          <w:b/>
-          <w:bCs/>
+          <w:bCs/>
+          <w:b/>
         </w:rPr>
         <w:t xml:space="preserve">On the Pi</w:t>
       </w:r>
@@ -9866,8 +9923,8 @@
       </w:r>
       <w:r>
         <w:rPr>
+          <w:iCs/>
           <w:i/>
-          <w:iCs/>
         </w:rPr>
         <w:t xml:space="preserve">Open</w:t>
       </w:r>
@@ -9926,8 +9983,8 @@
       </w:pPr>
       <w:r>
         <w:rPr>
-          <w:b/>
-          <w:bCs/>
+          <w:bCs/>
+          <w:b/>
         </w:rPr>
         <w:t xml:space="preserve">The browser with the JIT (Web 1.0.3)</w:t>
       </w:r>
@@ -9984,22 +10041,22 @@
       </w:r>
       <w:r>
         <w:rPr>
-          <w:b/>
-          <w:bCs/>
+          <w:bCs/>
+          <w:b/>
         </w:rPr>
         <w:t xml:space="preserve">a GitHub repository's page in 5.4 s from the launch to the</w:t>
       </w:r>
       <w:r>
         <w:rPr>
-          <w:b/>
-          <w:bCs/>
-        </w:rPr>
-        <w:t xml:space="preserve"> </w:t>
-      </w:r>
-      <w:r>
-        <w:rPr>
-          <w:b/>
-          <w:bCs/>
+          <w:bCs/>
+          <w:b/>
+        </w:rPr>
+        <w:t xml:space="preserve"> </w:t>
+      </w:r>
+      <w:r>
+        <w:rPr>
+          <w:bCs/>
+          <w:b/>
         </w:rPr>
         <w:t xml:space="preserve">load's end</w:t>
       </w:r>
@@ -10034,8 +10091,8 @@
       </w:pPr>
       <w:r>
         <w:rPr>
-          <w:b/>
-          <w:bCs/>
+          <w:bCs/>
+          <w:b/>
         </w:rPr>
         <w:t xml:space="preserve">Next</w:t>
       </w:r>
@@ -10043,8 +10100,8 @@
         <w:t xml:space="preserve">: the FTL (B3 on ARM64) and WebAssembly's BBQ when the browser needs them.</w:t>
       </w:r>
     </w:p>
-    <w:bookmarkEnd w:id="28"/>
-    <w:bookmarkStart w:id="29" w:name="X4411ff238907c805b1e40f3a9a6ae35527bf5b3"/>
+    <w:bookmarkEnd w:id="30"/>
+    <w:bookmarkStart w:id="31" w:name="X4411ff238907c805b1e40f3a9a6ae35527bf5b3"/>
     <w:p>
       <w:pPr>
         <w:pStyle w:val="Heading2"/>
@@ -10059,8 +10116,8 @@
       </w:pPr>
       <w:r>
         <w:rPr>
-          <w:b/>
-          <w:bCs/>
+          <w:bCs/>
+          <w:b/>
         </w:rPr>
         <w:t xml:space="preserve">The route.</w:t>
       </w:r>
@@ -10123,52 +10180,52 @@
       </w:r>
       <w:r>
         <w:rPr>
-          <w:b/>
-          <w:bCs/>
+          <w:bCs/>
+          <w:b/>
         </w:rPr>
         <w:t xml:space="preserve">its own</w:t>
       </w:r>
       <w:r>
         <w:rPr>
-          <w:b/>
-          <w:bCs/>
-        </w:rPr>
-        <w:t xml:space="preserve"> </w:t>
-      </w:r>
-      <w:r>
-        <w:rPr>
-          <w:rStyle w:val="VerbatimChar"/>
-          <w:b/>
-          <w:bCs/>
+          <w:bCs/>
+          <w:b/>
+        </w:rPr>
+        <w:t xml:space="preserve"> </w:t>
+      </w:r>
+      <w:r>
+        <w:rPr>
+          <w:rStyle w:val="VerbatimChar"/>
+          <w:bCs/>
+          <w:b/>
         </w:rPr>
         <w:t xml:space="preserve">GraphicsLayer</w:t>
       </w:r>
       <w:r>
         <w:rPr>
-          <w:b/>
-          <w:bCs/>
-        </w:rPr>
-        <w:t xml:space="preserve"> </w:t>
-      </w:r>
-      <w:r>
-        <w:rPr>
-          <w:b/>
-          <w:bCs/>
+          <w:bCs/>
+          <w:b/>
+        </w:rPr>
+        <w:t xml:space="preserve"> </w:t>
+      </w:r>
+      <w:r>
+        <w:rPr>
+          <w:bCs/>
+          <w:b/>
         </w:rPr>
         <w:t xml:space="preserve">on Onyx's</w:t>
       </w:r>
       <w:r>
         <w:rPr>
-          <w:b/>
-          <w:bCs/>
-        </w:rPr>
-        <w:t xml:space="preserve"> </w:t>
-      </w:r>
-      <w:r>
-        <w:rPr>
-          <w:rStyle w:val="VerbatimChar"/>
-          <w:b/>
-          <w:bCs/>
+          <w:bCs/>
+          <w:b/>
+        </w:rPr>
+        <w:t xml:space="preserve"> </w:t>
+      </w:r>
+      <w:r>
+        <w:rPr>
+          <w:rStyle w:val="VerbatimChar"/>
+          <w:bCs/>
+          <w:b/>
         </w:rPr>
         <w:t xml:space="preserve">user/Libs/gpucomp</w:t>
       </w:r>
@@ -10208,11 +10265,11 @@
     </w:p>
     <w:p>
       <w:pPr>
-        <w:pStyle w:val="Compact"/>
         <w:numPr>
           <w:ilvl w:val="0"/>
           <w:numId w:val="1010"/>
         </w:numPr>
+        <w:pStyle w:val="Compact"/>
       </w:pPr>
       <w:r>
         <w:rPr>
@@ -10238,11 +10295,11 @@
     </w:p>
     <w:p>
       <w:pPr>
-        <w:pStyle w:val="Compact"/>
         <w:numPr>
           <w:ilvl w:val="0"/>
           <w:numId w:val="1010"/>
         </w:numPr>
+        <w:pStyle w:val="Compact"/>
       </w:pPr>
       <w:r>
         <w:rPr>
@@ -10312,8 +10369,8 @@
       </w:r>
       <w:r>
         <w:rPr>
-          <w:b/>
-          <w:bCs/>
+          <w:bCs/>
+          <w:b/>
         </w:rPr>
         <w:t xml:space="preserve">straight into a kernel surface</w:t>
       </w:r>
@@ -10377,11 +10434,11 @@
     </w:p>
     <w:p>
       <w:pPr>
-        <w:pStyle w:val="Compact"/>
         <w:numPr>
           <w:ilvl w:val="0"/>
           <w:numId w:val="1010"/>
         </w:numPr>
+        <w:pStyle w:val="Compact"/>
       </w:pPr>
       <w:r>
         <w:t xml:space="preserve">gpucomp is compiled into the browser's link (</w:t>
@@ -10428,16 +10485,16 @@
     </w:p>
     <w:p>
       <w:pPr>
-        <w:pStyle w:val="Compact"/>
         <w:numPr>
           <w:ilvl w:val="0"/>
           <w:numId w:val="1010"/>
         </w:numPr>
+        <w:pStyle w:val="Compact"/>
       </w:pPr>
       <w:r>
         <w:rPr>
-          <w:b/>
-          <w:bCs/>
+          <w:bCs/>
+          <w:b/>
         </w:rPr>
         <w:t xml:space="preserve">The default since Web 1.0.6</w:t>
       </w:r>
@@ -10601,8 +10658,8 @@
       </w:pPr>
       <w:r>
         <w:rPr>
-          <w:b/>
-          <w:bCs/>
+          <w:bCs/>
+          <w:b/>
         </w:rPr>
         <w:t xml:space="preserve">Stage 1 on the Pi</w:t>
       </w:r>
@@ -10674,22 +10731,22 @@
       </w:r>
       <w:r>
         <w:rPr>
-          <w:b/>
-          <w:bCs/>
+          <w:bCs/>
+          <w:b/>
         </w:rPr>
         <w:t xml:space="preserve">stage 2: layers for animated opacity / transform, composited</w:t>
       </w:r>
       <w:r>
         <w:rPr>
-          <w:b/>
-          <w:bCs/>
-        </w:rPr>
-        <w:t xml:space="preserve"> </w:t>
-      </w:r>
-      <w:r>
-        <w:rPr>
-          <w:b/>
-          <w:bCs/>
+          <w:bCs/>
+          <w:b/>
+        </w:rPr>
+        <w:t xml:space="preserve"> </w:t>
+      </w:r>
+      <w:r>
+        <w:rPr>
+          <w:bCs/>
+          <w:b/>
         </w:rPr>
         <w:t xml:space="preserve">without a paint</w:t>
       </w:r>
@@ -10724,30 +10781,30 @@
       </w:pPr>
       <w:r>
         <w:rPr>
-          <w:b/>
-          <w:bCs/>
+          <w:bCs/>
+          <w:b/>
         </w:rPr>
         <w:t xml:space="preserve">Stage 2 (patch</w:t>
       </w:r>
       <w:r>
         <w:rPr>
-          <w:b/>
-          <w:bCs/>
-        </w:rPr>
-        <w:t xml:space="preserve"> </w:t>
-      </w:r>
-      <w:r>
-        <w:rPr>
-          <w:rStyle w:val="VerbatimChar"/>
-          <w:b/>
-          <w:bCs/>
+          <w:bCs/>
+          <w:b/>
+        </w:rPr>
+        <w:t xml:space="preserve"> </w:t>
+      </w:r>
+      <w:r>
+        <w:rPr>
+          <w:rStyle w:val="VerbatimChar"/>
+          <w:bCs/>
+          <w:b/>
         </w:rPr>
         <w:t xml:space="preserve">0019</w:t>
       </w:r>
       <w:r>
         <w:rPr>
-          <w:b/>
-          <w:bCs/>
+          <w:bCs/>
+          <w:b/>
         </w:rPr>
         <w:t xml:space="preserve">)</w:t>
       </w:r>
@@ -10759,8 +10816,8 @@
       </w:r>
       <w:r>
         <w:rPr>
-          <w:b/>
-          <w:bCs/>
+          <w:bCs/>
+          <w:b/>
         </w:rPr>
         <w:t xml:space="preserve">opacity and transform</w:t>
       </w:r>
@@ -10850,8 +10907,8 @@
       </w:r>
       <w:r>
         <w:rPr>
-          <w:b/>
-          <w:bCs/>
+          <w:bCs/>
+          <w:b/>
         </w:rPr>
         <w:t xml:space="preserve">opacity groups</w:t>
       </w:r>
@@ -10876,11 +10933,11 @@
     </w:p>
     <w:p>
       <w:pPr>
-        <w:pStyle w:val="Compact"/>
         <w:numPr>
           <w:ilvl w:val="0"/>
           <w:numId w:val="1011"/>
         </w:numPr>
+        <w:pStyle w:val="Compact"/>
       </w:pPr>
       <w:r>
         <w:t xml:space="preserve">a page's</w:t>
@@ -10890,8 +10947,8 @@
       </w:r>
       <w:r>
         <w:rPr>
-          <w:b/>
-          <w:bCs/>
+          <w:bCs/>
+          <w:b/>
         </w:rPr>
         <w:t xml:space="preserve">sticky</w:t>
       </w:r>
@@ -10910,11 +10967,11 @@
     </w:p>
     <w:p>
       <w:pPr>
-        <w:pStyle w:val="Compact"/>
         <w:numPr>
           <w:ilvl w:val="0"/>
           <w:numId w:val="1011"/>
         </w:numPr>
+        <w:pStyle w:val="Compact"/>
       </w:pPr>
       <w:r>
         <w:t xml:space="preserve">a composited fixed or sticky element is</w:t>
@@ -10924,8 +10981,8 @@
       </w:r>
       <w:r>
         <w:rPr>
-          <w:b/>
-          <w:bCs/>
+          <w:bCs/>
+          <w:b/>
         </w:rPr>
         <w:t xml:space="preserve">not laid out again</w:t>
       </w:r>
@@ -10944,11 +11001,11 @@
     </w:p>
     <w:p>
       <w:pPr>
-        <w:pStyle w:val="Compact"/>
         <w:numPr>
           <w:ilvl w:val="0"/>
           <w:numId w:val="1011"/>
         </w:numPr>
+        <w:pStyle w:val="Compact"/>
       </w:pPr>
       <w:r>
         <w:rPr>
@@ -11107,8 +11164,8 @@
       </w:pPr>
       <w:r>
         <w:rPr>
-          <w:b/>
-          <w:bCs/>
+          <w:bCs/>
+          <w:b/>
         </w:rPr>
         <w:t xml:space="preserve">Stage 2 on the Pi</w:t>
       </w:r>
@@ -11121,11 +11178,11 @@
     </w:p>
     <w:p>
       <w:pPr>
-        <w:pStyle w:val="Compact"/>
         <w:numPr>
           <w:ilvl w:val="0"/>
           <w:numId w:val="1012"/>
         </w:numPr>
+        <w:pStyle w:val="Compact"/>
       </w:pPr>
       <w:r>
         <w:t xml:space="preserve">Wikipedia's Raspberry Pi article, 30 notches of the wheel: stage 1 repainted the whole view at</w:t>
@@ -11151,11 +11208,11 @@
     </w:p>
     <w:p>
       <w:pPr>
-        <w:pStyle w:val="Compact"/>
         <w:numPr>
           <w:ilvl w:val="0"/>
           <w:numId w:val="1012"/>
         </w:numPr>
+        <w:pStyle w:val="Compact"/>
       </w:pPr>
       <w:r>
         <w:t xml:space="preserve">kotonstudio.com: its reveal effects are composited (each card a layer painted once); what is</w:t>
@@ -11196,16 +11253,16 @@
     </w:p>
     <w:p>
       <w:pPr>
-        <w:pStyle w:val="Compact"/>
         <w:numPr>
           <w:ilvl w:val="0"/>
           <w:numId w:val="1012"/>
         </w:numPr>
+        <w:pStyle w:val="Compact"/>
       </w:pPr>
       <w:r>
         <w:rPr>
+          <w:iCs/>
           <w:i/>
-          <w:iCs/>
         </w:rPr>
         <w:t xml:space="preserve">To do</w:t>
       </w:r>
@@ -11225,30 +11282,30 @@
       </w:pPr>
       <w:r>
         <w:rPr>
-          <w:b/>
-          <w:bCs/>
+          <w:bCs/>
+          <w:b/>
         </w:rPr>
         <w:t xml:space="preserve">The tiles rasterised on the other cores (patch</w:t>
       </w:r>
       <w:r>
         <w:rPr>
-          <w:b/>
-          <w:bCs/>
-        </w:rPr>
-        <w:t xml:space="preserve"> </w:t>
-      </w:r>
-      <w:r>
-        <w:rPr>
-          <w:rStyle w:val="VerbatimChar"/>
-          <w:b/>
-          <w:bCs/>
+          <w:bCs/>
+          <w:b/>
+        </w:rPr>
+        <w:t xml:space="preserve"> </w:t>
+      </w:r>
+      <w:r>
+        <w:rPr>
+          <w:rStyle w:val="VerbatimChar"/>
+          <w:bCs/>
+          <w:b/>
         </w:rPr>
         <w:t xml:space="preserve">0020</w:t>
       </w:r>
       <w:r>
         <w:rPr>
-          <w:b/>
-          <w:bCs/>
+          <w:bCs/>
+          <w:b/>
         </w:rPr>
         <w:t xml:space="preserve">, Web 1.0.5).</w:t>
       </w:r>
@@ -11269,8 +11326,8 @@
       </w:r>
       <w:r>
         <w:rPr>
-          <w:b/>
-          <w:bCs/>
+          <w:bCs/>
+          <w:b/>
         </w:rPr>
         <w:t xml:space="preserve">app core</w:t>
       </w:r>
@@ -11309,22 +11366,22 @@
       </w:r>
       <w:r>
         <w:rPr>
+          <w:iCs/>
           <w:i/>
+        </w:rPr>
+        <w:t xml:space="preserve">App</w:t>
+      </w:r>
+      <w:r>
+        <w:rPr>
           <w:iCs/>
-        </w:rPr>
-        <w:t xml:space="preserve">App</w:t>
-      </w:r>
-      <w:r>
-        <w:rPr>
           <w:i/>
+        </w:rPr>
+        <w:t xml:space="preserve"> </w:t>
+      </w:r>
+      <w:r>
+        <w:rPr>
           <w:iCs/>
-        </w:rPr>
-        <w:t xml:space="preserve"> </w:t>
-      </w:r>
-      <w:r>
-        <w:rPr>
           <w:i/>
-          <w:iCs/>
         </w:rPr>
         <w:t xml:space="preserve">cores</w:t>
       </w:r>
@@ -11342,8 +11399,8 @@
       </w:r>
       <w:r>
         <w:rPr>
-          <w:b/>
-          <w:bCs/>
+          <w:bCs/>
+          <w:b/>
         </w:rPr>
         <w:t xml:space="preserve">records</w:t>
       </w:r>
@@ -11376,8 +11433,8 @@
       </w:r>
       <w:r>
         <w:rPr>
-          <w:b/>
-          <w:bCs/>
+          <w:bCs/>
+          <w:b/>
         </w:rPr>
         <w:t xml:space="preserve">replay</w:t>
       </w:r>
@@ -11647,8 +11704,8 @@
       </w:r>
       <w:r>
         <w:rPr>
-          <w:b/>
-          <w:bCs/>
+          <w:bCs/>
+          <w:b/>
         </w:rPr>
         <w:t xml:space="preserve">fail the test on any kernel call</w:t>
       </w:r>
@@ -11658,16 +11715,16 @@
     </w:p>
     <w:p>
       <w:pPr>
-        <w:pStyle w:val="Compact"/>
         <w:numPr>
           <w:ilvl w:val="0"/>
           <w:numId w:val="1013"/>
         </w:numPr>
+        <w:pStyle w:val="Compact"/>
       </w:pPr>
       <w:r>
         <w:rPr>
-          <w:b/>
-          <w:bCs/>
+          <w:bCs/>
+          <w:b/>
         </w:rPr>
         <w:t xml:space="preserve">On the Pi</w:t>
       </w:r>
@@ -11713,16 +11770,16 @@
     </w:p>
     <w:p>
       <w:pPr>
-        <w:pStyle w:val="Compact"/>
         <w:numPr>
           <w:ilvl w:val="0"/>
           <w:numId w:val="1013"/>
         </w:numPr>
+        <w:pStyle w:val="Compact"/>
       </w:pPr>
       <w:r>
         <w:rPr>
-          <w:b/>
-          <w:bCs/>
+          <w:bCs/>
+          <w:b/>
         </w:rPr>
         <w:t xml:space="preserve">What this found in Web's link</w:t>
       </w:r>
@@ -11749,8 +11806,8 @@
       </w:r>
       <w:r>
         <w:rPr>
+          <w:iCs/>
           <w:i/>
-          <w:iCs/>
         </w:rPr>
         <w:t xml:space="preserve">weak</w:t>
       </w:r>
@@ -11927,8 +11984,8 @@
       </w:r>
       <w:r>
         <w:rPr>
-          <w:b/>
-          <w:bCs/>
+          <w:bCs/>
+          <w:b/>
         </w:rPr>
         <w:t xml:space="preserve">the heap corruption in Skia's glyph painting of Step 3</w:t>
       </w:r>
@@ -12020,8 +12077,8 @@
         <w:t xml:space="preserve">).</w:t>
       </w:r>
     </w:p>
-    <w:bookmarkEnd w:id="29"/>
-    <w:bookmarkStart w:id="30" w:name="X923fda917c19391f192235f7b0049e4e6ffb614"/>
+    <w:bookmarkEnd w:id="31"/>
+    <w:bookmarkStart w:id="32" w:name="X923fda917c19391f192235f7b0049e4e6ffb614"/>
     <w:p>
       <w:pPr>
         <w:pStyle w:val="Heading2"/>
@@ -12081,23 +12138,23 @@
       </w:r>
       <w:r>
         <w:rPr>
-          <w:b/>
-          <w:bCs/>
+          <w:bCs/>
+          <w:b/>
         </w:rPr>
         <w:t xml:space="preserve">YouTube's application stops at its first line without</w:t>
       </w:r>
       <w:r>
         <w:rPr>
-          <w:b/>
-          <w:bCs/>
-        </w:rPr>
-        <w:t xml:space="preserve"> </w:t>
-      </w:r>
-      <w:r>
-        <w:rPr>
-          <w:rStyle w:val="VerbatimChar"/>
-          <w:b/>
-          <w:bCs/>
+          <w:bCs/>
+          <w:b/>
+        </w:rPr>
+        <w:t xml:space="preserve"> </w:t>
+      </w:r>
+      <w:r>
+        <w:rPr>
+          <w:rStyle w:val="VerbatimChar"/>
+          <w:bCs/>
+          <w:b/>
         </w:rPr>
         <w:t xml:space="preserve">HTMLVideoElement</w:t>
       </w:r>
@@ -12132,8 +12189,8 @@
       </w:pPr>
       <w:r>
         <w:rPr>
-          <w:b/>
-          <w:bCs/>
+          <w:bCs/>
+          <w:b/>
         </w:rPr>
         <w:t xml:space="preserve">The engine is Onyx's own media library</w:t>
       </w:r>
@@ -12157,8 +12214,8 @@
       </w:r>
       <w:r>
         <w:rPr>
+          <w:iCs/>
           <w:i/>
-          <w:iCs/>
         </w:rPr>
         <w:t xml:space="preserve">The media library</w:t>
       </w:r>
@@ -12174,11 +12231,11 @@
     </w:p>
     <w:p>
       <w:pPr>
-        <w:pStyle w:val="Compact"/>
         <w:numPr>
           <w:ilvl w:val="0"/>
           <w:numId w:val="1014"/>
         </w:numPr>
+        <w:pStyle w:val="Compact"/>
       </w:pPr>
       <w:r>
         <w:rPr>
@@ -12276,16 +12333,16 @@
     </w:p>
     <w:p>
       <w:pPr>
-        <w:pStyle w:val="Compact"/>
         <w:numPr>
           <w:ilvl w:val="1"/>
           <w:numId w:val="1015"/>
         </w:numPr>
+        <w:pStyle w:val="Compact"/>
       </w:pPr>
       <w:r>
         <w:rPr>
-          <w:b/>
-          <w:bCs/>
+          <w:bCs/>
+          <w:b/>
         </w:rPr>
         <w:t xml:space="preserve">A file</w:t>
       </w:r>
@@ -12379,16 +12436,16 @@
     </w:p>
     <w:p>
       <w:pPr>
-        <w:pStyle w:val="Compact"/>
         <w:numPr>
           <w:ilvl w:val="1"/>
           <w:numId w:val="1015"/>
         </w:numPr>
+        <w:pStyle w:val="Compact"/>
       </w:pPr>
       <w:r>
         <w:rPr>
-          <w:b/>
-          <w:bCs/>
+          <w:bCs/>
+          <w:b/>
         </w:rPr>
         <w:t xml:space="preserve">Media Source</w:t>
       </w:r>
@@ -12517,8 +12574,8 @@
       </w:r>
       <w:r>
         <w:rPr>
+          <w:iCs/>
           <w:i/>
-          <w:iCs/>
         </w:rPr>
         <w:t xml:space="preserve">enqueues</w:t>
       </w:r>
@@ -12545,8 +12602,8 @@
       </w:r>
       <w:r>
         <w:rPr>
-          <w:b/>
-          <w:bCs/>
+          <w:bCs/>
+          <w:b/>
         </w:rPr>
         <w:t xml:space="preserve">a queue of the player's store</w:t>
       </w:r>
@@ -12649,16 +12706,16 @@
     </w:p>
     <w:p>
       <w:pPr>
-        <w:pStyle w:val="Compact"/>
         <w:numPr>
           <w:ilvl w:val="0"/>
           <w:numId w:val="1014"/>
         </w:numPr>
+        <w:pStyle w:val="Compact"/>
       </w:pPr>
       <w:r>
         <w:rPr>
-          <w:b/>
-          <w:bCs/>
+          <w:bCs/>
+          <w:b/>
         </w:rPr>
         <w:t xml:space="preserve">What plays</w:t>
       </w:r>
@@ -12676,8 +12733,8 @@
       </w:r>
       <w:r>
         <w:rPr>
-          <w:b/>
-          <w:bCs/>
+          <w:bCs/>
+          <w:b/>
         </w:rPr>
         <w:t xml:space="preserve">No H.264, no AAC</w:t>
       </w:r>
@@ -12777,16 +12834,16 @@
     </w:p>
     <w:p>
       <w:pPr>
-        <w:pStyle w:val="Compact"/>
         <w:numPr>
           <w:ilvl w:val="0"/>
           <w:numId w:val="1014"/>
         </w:numPr>
+        <w:pStyle w:val="Compact"/>
       </w:pPr>
       <w:r>
         <w:rPr>
-          <w:b/>
-          <w:bCs/>
+          <w:bCs/>
+          <w:b/>
         </w:rPr>
         <w:t xml:space="preserve">The sound</w:t>
       </w:r>
@@ -12807,8 +12864,8 @@
       </w:r>
       <w:r>
         <w:rPr>
-          <w:b/>
-          <w:bCs/>
+          <w:bCs/>
+          <w:b/>
         </w:rPr>
         <w:t xml:space="preserve">The video decoder runs on an app core</w:t>
       </w:r>
@@ -12844,8 +12901,8 @@
       </w:r>
       <w:r>
         <w:rPr>
+          <w:iCs/>
           <w:i/>
-          <w:iCs/>
         </w:rPr>
         <w:t xml:space="preserve">side job</w:t>
       </w:r>
@@ -12894,16 +12951,16 @@
     </w:p>
     <w:p>
       <w:pPr>
-        <w:pStyle w:val="Compact"/>
         <w:numPr>
           <w:ilvl w:val="0"/>
           <w:numId w:val="1014"/>
         </w:numPr>
+        <w:pStyle w:val="Compact"/>
       </w:pPr>
       <w:r>
         <w:rPr>
-          <w:b/>
-          <w:bCs/>
+          <w:bCs/>
+          <w:b/>
         </w:rPr>
         <w:t xml:space="preserve">Linked</w:t>
       </w:r>
@@ -12976,16 +13033,16 @@
     </w:p>
     <w:p>
       <w:pPr>
-        <w:pStyle w:val="Compact"/>
         <w:numPr>
           <w:ilvl w:val="0"/>
           <w:numId w:val="1014"/>
         </w:numPr>
+        <w:pStyle w:val="Compact"/>
       </w:pPr>
       <w:r>
         <w:rPr>
-          <w:b/>
-          <w:bCs/>
+          <w:bCs/>
+          <w:b/>
         </w:rPr>
         <w:t xml:space="preserve">Tests</w:t>
       </w:r>
@@ -13106,16 +13163,16 @@
     </w:p>
     <w:p>
       <w:pPr>
-        <w:pStyle w:val="Compact"/>
         <w:numPr>
           <w:ilvl w:val="0"/>
           <w:numId w:val="1014"/>
         </w:numPr>
+        <w:pStyle w:val="Compact"/>
       </w:pPr>
       <w:r>
         <w:rPr>
-          <w:b/>
-          <w:bCs/>
+          <w:bCs/>
+          <w:b/>
         </w:rPr>
         <w:t xml:space="preserve">The pictures are a layer of the compositor</w:t>
       </w:r>
@@ -13310,8 +13367,8 @@
       </w:r>
       <w:r>
         <w:rPr>
+          <w:iCs/>
           <w:i/>
-          <w:iCs/>
         </w:rPr>
         <w:t xml:space="preserve">without</w:t>
       </w:r>
@@ -13443,8 +13500,8 @@
       </w:r>
       <w:r>
         <w:rPr>
-          <w:b/>
-          <w:bCs/>
+          <w:bCs/>
+          <w:b/>
         </w:rPr>
         <w:t xml:space="preserve">Measured on the Pi 4</w:t>
       </w:r>
@@ -13466,16 +13523,16 @@
     </w:p>
     <w:p>
       <w:pPr>
-        <w:pStyle w:val="Compact"/>
         <w:numPr>
           <w:ilvl w:val="0"/>
           <w:numId w:val="1014"/>
         </w:numPr>
+        <w:pStyle w:val="Compact"/>
       </w:pPr>
       <w:r>
         <w:rPr>
-          <w:b/>
-          <w:bCs/>
+          <w:bCs/>
+          <w:b/>
         </w:rPr>
         <w:t xml:space="preserve">Not there</w:t>
       </w:r>
@@ -13495,30 +13552,30 @@
       </w:pPr>
       <w:r>
         <w:rPr>
-          <w:b/>
-          <w:bCs/>
+          <w:bCs/>
+          <w:b/>
         </w:rPr>
         <w:t xml:space="preserve">A site's own user agent (Web 1.0.8, patch</w:t>
       </w:r>
       <w:r>
         <w:rPr>
-          <w:b/>
-          <w:bCs/>
-        </w:rPr>
-        <w:t xml:space="preserve"> </w:t>
-      </w:r>
-      <w:r>
-        <w:rPr>
-          <w:rStyle w:val="VerbatimChar"/>
-          <w:b/>
-          <w:bCs/>
+          <w:bCs/>
+          <w:b/>
+        </w:rPr>
+        <w:t xml:space="preserve"> </w:t>
+      </w:r>
+      <w:r>
+        <w:rPr>
+          <w:rStyle w:val="VerbatimChar"/>
+          <w:bCs/>
+          <w:b/>
         </w:rPr>
         <w:t xml:space="preserve">0025</w:t>
       </w:r>
       <w:r>
         <w:rPr>
-          <w:b/>
-          <w:bCs/>
+          <w:bCs/>
+          <w:b/>
         </w:rPr>
         <w:t xml:space="preserve">).</w:t>
       </w:r>
@@ -13709,8 +13766,8 @@
       </w:pPr>
       <w:r>
         <w:rPr>
-          <w:b/>
-          <w:bCs/>
+          <w:bCs/>
+          <w:b/>
         </w:rPr>
         <w:t xml:space="preserve">The console.</w:t>
       </w:r>
@@ -13907,8 +13964,8 @@
       </w:pPr>
       <w:r>
         <w:rPr>
-          <w:b/>
-          <w:bCs/>
+          <w:bCs/>
+          <w:b/>
         </w:rPr>
         <w:t xml:space="preserve">A finding on the way: every program ran four times slower.</w:t>
       </w:r>
@@ -14099,8 +14156,8 @@
       </w:pPr>
       <w:r>
         <w:rPr>
-          <w:b/>
-          <w:bCs/>
+          <w:bCs/>
+          <w:b/>
         </w:rPr>
         <w:t xml:space="preserve">And the collector.</w:t>
       </w:r>
@@ -14315,8 +14372,8 @@
         <w:t xml:space="preserve">(the page's event loop: tasks, timers, frames, and the same loops).</w:t>
       </w:r>
     </w:p>
-    <w:bookmarkEnd w:id="30"/>
-    <w:bookmarkStart w:id="31" w:name="Xec275415c94eaf3116734d52fa9ae8715ec2e5e"/>
+    <w:bookmarkEnd w:id="32"/>
+    <w:bookmarkStart w:id="33" w:name="Xec275415c94eaf3116734d52fa9ae8715ec2e5e"/>
     <w:p>
       <w:pPr>
         <w:pStyle w:val="Heading2"/>
@@ -14335,16 +14392,16 @@
     </w:p>
     <w:p>
       <w:pPr>
-        <w:pStyle w:val="Compact"/>
         <w:numPr>
           <w:ilvl w:val="0"/>
           <w:numId w:val="1016"/>
         </w:numPr>
+        <w:pStyle w:val="Compact"/>
       </w:pPr>
       <w:r>
         <w:rPr>
-          <w:b/>
-          <w:bCs/>
+          <w:bCs/>
+          <w:b/>
         </w:rPr>
         <w:t xml:space="preserve">A usable browser</w:t>
       </w:r>
@@ -14359,8 +14416,8 @@
       </w:r>
       <w:r>
         <w:rPr>
-          <w:b/>
-          <w:bCs/>
+          <w:bCs/>
+          <w:b/>
         </w:rPr>
         <w:t xml:space="preserve">kotonstudio.com near-instant on the Pi</w:t>
       </w:r>
@@ -14384,8 +14441,8 @@
       </w:r>
       <w:r>
         <w:rPr>
-          <w:b/>
-          <w:bCs/>
+          <w:bCs/>
+          <w:b/>
         </w:rPr>
         <w:t xml:space="preserve">One executable for the three roles</w:t>
       </w:r>
@@ -14406,22 +14463,22 @@
       </w:r>
       <w:r>
         <w:rPr>
-          <w:b/>
-          <w:bCs/>
+          <w:bCs/>
+          <w:b/>
         </w:rPr>
         <w:t xml:space="preserve">This step includes the kernel's</w:t>
       </w:r>
       <w:r>
         <w:rPr>
-          <w:b/>
-          <w:bCs/>
-        </w:rPr>
-        <w:t xml:space="preserve"> </w:t>
-      </w:r>
-      <w:r>
-        <w:rPr>
-          <w:b/>
-          <w:bCs/>
+          <w:bCs/>
+          <w:b/>
+        </w:rPr>
+        <w:t xml:space="preserve"> </w:t>
+      </w:r>
+      <w:r>
+        <w:rPr>
+          <w:bCs/>
+          <w:b/>
         </w:rPr>
         <w:t xml:space="preserve">shared read-only image and the preload list</w:t>
       </w:r>
@@ -14530,32 +14587,32 @@
     </w:p>
     <w:p>
       <w:pPr>
-        <w:pStyle w:val="Compact"/>
         <w:numPr>
           <w:ilvl w:val="0"/>
           <w:numId w:val="1016"/>
         </w:numPr>
+        <w:pStyle w:val="Compact"/>
       </w:pPr>
       <w:r>
         <w:rPr>
-          <w:b/>
-          <w:bCs/>
+          <w:bCs/>
+          <w:b/>
         </w:rPr>
         <w:t xml:space="preserve">The compositor on the V3D.</w:t>
       </w:r>
     </w:p>
     <w:p>
       <w:pPr>
-        <w:pStyle w:val="Compact"/>
         <w:numPr>
           <w:ilvl w:val="0"/>
           <w:numId w:val="1016"/>
         </w:numPr>
+        <w:pStyle w:val="Compact"/>
       </w:pPr>
       <w:r>
         <w:rPr>
-          <w:b/>
-          <w:bCs/>
+          <w:bCs/>
+          <w:b/>
         </w:rPr>
         <w:t xml:space="preserve">The JIT</w:t>
       </w:r>
@@ -14568,16 +14625,16 @@
     </w:p>
     <w:p>
       <w:pPr>
-        <w:pStyle w:val="Compact"/>
         <w:numPr>
           <w:ilvl w:val="0"/>
           <w:numId w:val="1016"/>
         </w:numPr>
+        <w:pStyle w:val="Compact"/>
       </w:pPr>
       <w:r>
         <w:rPr>
-          <w:b/>
-          <w:bCs/>
+          <w:bCs/>
+          <w:b/>
         </w:rPr>
         <w:t xml:space="preserve">Video</w:t>
       </w:r>
@@ -14614,16 +14671,16 @@
     </w:p>
     <w:p>
       <w:pPr>
-        <w:pStyle w:val="Compact"/>
         <w:numPr>
           <w:ilvl w:val="0"/>
           <w:numId w:val="1016"/>
         </w:numPr>
+        <w:pStyle w:val="Compact"/>
       </w:pPr>
       <w:r>
         <w:rPr>
-          <w:b/>
-          <w:bCs/>
+          <w:bCs/>
+          <w:b/>
         </w:rPr>
         <w:t xml:space="preserve">The host window + the web view that attaches to it</w:t>
       </w:r>
@@ -14641,22 +14698,22 @@
       </w:r>
       <w:r>
         <w:rPr>
-          <w:b/>
-          <w:bCs/>
+          <w:bCs/>
+          <w:b/>
         </w:rPr>
         <w:t xml:space="preserve">a web-view daemon started at</w:t>
       </w:r>
       <w:r>
         <w:rPr>
-          <w:b/>
-          <w:bCs/>
-        </w:rPr>
-        <w:t xml:space="preserve"> </w:t>
-      </w:r>
-      <w:r>
-        <w:rPr>
-          <w:b/>
-          <w:bCs/>
+          <w:bCs/>
+          <w:b/>
+        </w:rPr>
+        <w:t xml:space="preserve"> </w:t>
+      </w:r>
+      <w:r>
+        <w:rPr>
+          <w:bCs/>
+          <w:b/>
         </w:rPr>
         <w:t xml:space="preserve">boot</w:t>
       </w:r>
@@ -14710,51 +14767,51 @@
       </w:r>
       <w:r>
         <w:rPr>
-          <w:b/>
-          <w:bCs/>
+          <w:bCs/>
+          <w:b/>
         </w:rPr>
         <w:t xml:space="preserve">A</w:t>
       </w:r>
       <w:r>
         <w:rPr>
-          <w:b/>
-          <w:bCs/>
-        </w:rPr>
-        <w:t xml:space="preserve"> </w:t>
-      </w:r>
-      <w:r>
-        <w:rPr>
-          <w:rStyle w:val="VerbatimChar"/>
-          <w:b/>
-          <w:bCs/>
+          <w:bCs/>
+          <w:b/>
+        </w:rPr>
+        <w:t xml:space="preserve"> </w:t>
+      </w:r>
+      <w:r>
+        <w:rPr>
+          <w:rStyle w:val="VerbatimChar"/>
+          <w:bCs/>
+          <w:b/>
         </w:rPr>
         <w:t xml:space="preserve">fork</w:t>
       </w:r>
       <w:r>
         <w:rPr>
-          <w:b/>
-          <w:bCs/>
-        </w:rPr>
-        <w:t xml:space="preserve"> </w:t>
-      </w:r>
-      <w:r>
-        <w:rPr>
-          <w:b/>
-          <w:bCs/>
+          <w:bCs/>
+          <w:b/>
+        </w:rPr>
+        <w:t xml:space="preserve"> </w:t>
+      </w:r>
+      <w:r>
+        <w:rPr>
+          <w:bCs/>
+          <w:b/>
         </w:rPr>
         <w:t xml:space="preserve">is to</w:t>
       </w:r>
       <w:r>
         <w:rPr>
-          <w:b/>
-          <w:bCs/>
-        </w:rPr>
-        <w:t xml:space="preserve"> </w:t>
-      </w:r>
-      <w:r>
-        <w:rPr>
-          <w:b/>
-          <w:bCs/>
+          <w:bCs/>
+          <w:b/>
+        </w:rPr>
+        <w:t xml:space="preserve"> </w:t>
+      </w:r>
+      <w:r>
+        <w:rPr>
+          <w:bCs/>
+          <w:b/>
         </w:rPr>
         <w:t xml:space="preserve">be implemented in the kernel for this</w:t>
       </w:r>
@@ -14805,8 +14862,8 @@
       </w:r>
       <w:r>
         <w:rPr>
-          <w:b/>
-          <w:bCs/>
+          <w:bCs/>
+          <w:b/>
         </w:rPr>
         <w:t xml:space="preserve">before it starts any thread</w:t>
       </w:r>
@@ -14837,16 +14894,16 @@
     </w:p>
     <w:p>
       <w:pPr>
-        <w:pStyle w:val="Compact"/>
         <w:numPr>
           <w:ilvl w:val="0"/>
           <w:numId w:val="1016"/>
         </w:numPr>
+        <w:pStyle w:val="Compact"/>
       </w:pPr>
       <w:r>
         <w:rPr>
-          <w:b/>
-          <w:bCs/>
+          <w:bCs/>
+          <w:b/>
         </w:rPr>
         <w:t xml:space="preserve">Lazy loading</w:t>
       </w:r>
@@ -14883,8 +14940,8 @@
         <w:t xml:space="preserve">WebGL comes after these (its route is chosen: step 2 of the WebCore section above).</w:t>
       </w:r>
     </w:p>
-    <w:bookmarkEnd w:id="31"/>
-    <w:bookmarkStart w:id="32" w:name="the-plan-of-the-whole-port"/>
+    <w:bookmarkEnd w:id="33"/>
+    <w:bookmarkStart w:id="34" w:name="the-plan-of-the-whole-port"/>
     <w:p>
       <w:pPr>
         <w:pStyle w:val="Heading2"/>
@@ -14909,16 +14966,16 @@
     </w:p>
     <w:p>
       <w:pPr>
-        <w:pStyle w:val="Compact"/>
         <w:numPr>
           <w:ilvl w:val="0"/>
           <w:numId w:val="1017"/>
         </w:numPr>
+        <w:pStyle w:val="Compact"/>
       </w:pPr>
       <w:r>
         <w:rPr>
-          <w:b/>
-          <w:bCs/>
+          <w:bCs/>
+          <w:b/>
         </w:rPr>
         <w:t xml:space="preserve">WTF + JavaScriptCore</w:t>
       </w:r>
@@ -14954,24 +15011,24 @@
       </w:r>
       <w:r>
         <w:rPr>
+          <w:iCs/>
           <w:i/>
-          <w:iCs/>
         </w:rPr>
         <w:t xml:space="preserve">Done: validated on the Pi, 2026-10-02.</w:t>
       </w:r>
     </w:p>
     <w:p>
       <w:pPr>
-        <w:pStyle w:val="Compact"/>
         <w:numPr>
           <w:ilvl w:val="0"/>
           <w:numId w:val="1017"/>
         </w:numPr>
+        <w:pStyle w:val="Compact"/>
       </w:pPr>
       <w:r>
         <w:rPr>
-          <w:b/>
-          <w:bCs/>
+          <w:bCs/>
+          <w:b/>
         </w:rPr>
         <w:t xml:space="preserve">WebCore</w:t>
       </w:r>
@@ -15007,52 +15064,52 @@
       </w:r>
       <w:r>
         <w:rPr>
+          <w:iCs/>
           <w:i/>
+        </w:rPr>
+        <w:t xml:space="preserve">Builds, links,</w:t>
+      </w:r>
+      <w:r>
+        <w:rPr>
           <w:iCs/>
-        </w:rPr>
-        <w:t xml:space="preserve">Builds, links,</w:t>
-      </w:r>
-      <w:r>
-        <w:rPr>
           <w:i/>
+        </w:rPr>
+        <w:t xml:space="preserve"> </w:t>
+      </w:r>
+      <w:r>
+        <w:rPr>
           <w:iCs/>
-        </w:rPr>
-        <w:t xml:space="preserve"> </w:t>
-      </w:r>
-      <w:r>
-        <w:rPr>
           <w:i/>
+        </w:rPr>
+        <w:t xml:space="preserve">renders a page on the bench and on the Pi (2026-10-02); WebCrypto on mbedTLS passes its tests</w:t>
+      </w:r>
+      <w:r>
+        <w:rPr>
           <w:iCs/>
-        </w:rPr>
-        <w:t xml:space="preserve">renders a page on the bench and on the Pi (2026-10-02); WebCrypto on mbedTLS passes its tests</w:t>
-      </w:r>
-      <w:r>
-        <w:rPr>
           <w:i/>
+        </w:rPr>
+        <w:t xml:space="preserve"> </w:t>
+      </w:r>
+      <w:r>
+        <w:rPr>
           <w:iCs/>
-        </w:rPr>
-        <w:t xml:space="preserve"> </w:t>
-      </w:r>
-      <w:r>
-        <w:rPr>
           <w:i/>
-          <w:iCs/>
         </w:rPr>
         <w:t xml:space="preserve">on the bench; the network path, WOFF2 and media are still to do.</w:t>
       </w:r>
     </w:p>
     <w:p>
       <w:pPr>
-        <w:pStyle w:val="Compact"/>
         <w:numPr>
           <w:ilvl w:val="0"/>
           <w:numId w:val="1017"/>
         </w:numPr>
+        <w:pStyle w:val="Compact"/>
       </w:pPr>
       <w:r>
         <w:rPr>
-          <w:b/>
-          <w:bCs/>
+          <w:bCs/>
+          <w:b/>
         </w:rPr>
         <w:t xml:space="preserve">WebKit2</w:t>
       </w:r>
@@ -15067,144 +15124,144 @@
       </w:r>
       <w:r>
         <w:rPr>
+          <w:iCs/>
           <w:i/>
+        </w:rPr>
+        <w:t xml:space="preserve">Done and running on the Pi (2026-10-03): patches</w:t>
+      </w:r>
+      <w:r>
+        <w:rPr>
           <w:iCs/>
-        </w:rPr>
-        <w:t xml:space="preserve">Done and running on the Pi (2026-10-03): patches</w:t>
-      </w:r>
-      <w:r>
-        <w:rPr>
           <w:i/>
+        </w:rPr>
+        <w:t xml:space="preserve"> </w:t>
+      </w:r>
+      <w:r>
+        <w:rPr>
+          <w:rStyle w:val="VerbatimChar"/>
           <w:iCs/>
-        </w:rPr>
-        <w:t xml:space="preserve"> </w:t>
-      </w:r>
-      <w:r>
-        <w:rPr>
-          <w:rStyle w:val="VerbatimChar"/>
           <w:i/>
+        </w:rPr>
+        <w:t xml:space="preserve">0013</w:t>
+      </w:r>
+      <w:r>
+        <w:rPr>
           <w:iCs/>
-        </w:rPr>
-        <w:t xml:space="preserve">0013</w:t>
-      </w:r>
-      <w:r>
-        <w:rPr>
           <w:i/>
+        </w:rPr>
+        <w:t xml:space="preserve">–</w:t>
+      </w:r>
+      <w:r>
+        <w:rPr>
+          <w:rStyle w:val="VerbatimChar"/>
           <w:iCs/>
-        </w:rPr>
-        <w:t xml:space="preserve">–</w:t>
-      </w:r>
-      <w:r>
-        <w:rPr>
-          <w:rStyle w:val="VerbatimChar"/>
           <w:i/>
+        </w:rPr>
+        <w:t xml:space="preserve">0015</w:t>
+      </w:r>
+      <w:r>
+        <w:rPr>
           <w:iCs/>
-        </w:rPr>
-        <w:t xml:space="preserve">0015</w:t>
-      </w:r>
-      <w:r>
-        <w:rPr>
           <w:i/>
+        </w:rPr>
+        <w:t xml:space="preserve"> </w:t>
+      </w:r>
+      <w:r>
+        <w:rPr>
           <w:iCs/>
-        </w:rPr>
-        <w:t xml:space="preserve"> </w:t>
-      </w:r>
-      <w:r>
-        <w:rPr>
           <w:i/>
+        </w:rPr>
+        <w:t xml:space="preserve">(see "Step 3" below), the</w:t>
+      </w:r>
+      <w:r>
+        <w:rPr>
           <w:iCs/>
-        </w:rPr>
-        <w:t xml:space="preserve">(see "Step 3" below), the</w:t>
-      </w:r>
-      <w:r>
-        <w:rPr>
           <w:i/>
+        </w:rPr>
+        <w:t xml:space="preserve"> </w:t>
+      </w:r>
+      <w:r>
+        <w:rPr>
           <w:iCs/>
-        </w:rPr>
-        <w:t xml:space="preserve"> </w:t>
-      </w:r>
-      <w:r>
-        <w:rPr>
           <w:i/>
+        </w:rPr>
+        <w:t xml:space="preserve">browser</w:t>
+      </w:r>
+      <w:r>
+        <w:rPr>
           <w:iCs/>
-        </w:rPr>
-        <w:t xml:space="preserve">browser</w:t>
-      </w:r>
-      <w:r>
-        <w:rPr>
           <w:i/>
+        </w:rPr>
+        <w:t xml:space="preserve"> </w:t>
+      </w:r>
+      <w:r>
+        <w:rPr>
+          <w:bCs/>
+          <w:b/>
           <w:iCs/>
-        </w:rPr>
-        <w:t xml:space="preserve"> </w:t>
-      </w:r>
-      <w:r>
-        <w:rPr>
-          <w:b/>
-          <w:bCs/>
           <w:i/>
+        </w:rPr>
+        <w:t xml:space="preserve">Web</w:t>
+      </w:r>
+      <w:r>
+        <w:rPr>
           <w:iCs/>
-        </w:rPr>
-        <w:t xml:space="preserve">Web</w:t>
-      </w:r>
-      <w:r>
-        <w:rPr>
           <w:i/>
+        </w:rPr>
+        <w:t xml:space="preserve"> </w:t>
+      </w:r>
+      <w:r>
+        <w:rPr>
           <w:iCs/>
-        </w:rPr>
-        <w:t xml:space="preserve"> </w:t>
-      </w:r>
-      <w:r>
-        <w:rPr>
           <w:i/>
+        </w:rPr>
+        <w:t xml:space="preserve">(</w:t>
+      </w:r>
+      <w:r>
+        <w:rPr>
+          <w:rStyle w:val="VerbatimChar"/>
           <w:iCs/>
-        </w:rPr>
-        <w:t xml:space="preserve">(</w:t>
-      </w:r>
-      <w:r>
-        <w:rPr>
-          <w:rStyle w:val="VerbatimChar"/>
           <w:i/>
+        </w:rPr>
+        <w:t xml:space="preserve">user/Apps/jet</w:t>
+      </w:r>
+      <w:r>
+        <w:rPr>
           <w:iCs/>
-        </w:rPr>
-        <w:t xml:space="preserve">user/Apps/jet</w:t>
-      </w:r>
-      <w:r>
-        <w:rPr>
           <w:i/>
+        </w:rPr>
+        <w:t xml:space="preserve">, package</w:t>
+      </w:r>
+      <w:r>
+        <w:rPr>
           <w:iCs/>
-        </w:rPr>
-        <w:t xml:space="preserve">, package</w:t>
-      </w:r>
-      <w:r>
-        <w:rPr>
           <w:i/>
+        </w:rPr>
+        <w:t xml:space="preserve"> </w:t>
+      </w:r>
+      <w:r>
+        <w:rPr>
+          <w:rStyle w:val="VerbatimChar"/>
           <w:iCs/>
-        </w:rPr>
-        <w:t xml:space="preserve"> </w:t>
-      </w:r>
-      <w:r>
-        <w:rPr>
-          <w:rStyle w:val="VerbatimChar"/>
           <w:i/>
+        </w:rPr>
+        <w:t xml:space="preserve">web</w:t>
+      </w:r>
+      <w:r>
+        <w:rPr>
           <w:iCs/>
-        </w:rPr>
-        <w:t xml:space="preserve">web</w:t>
-      </w:r>
-      <w:r>
-        <w:rPr>
           <w:i/>
-          <w:iCs/>
         </w:rPr>
         <w:t xml:space="preserve">).</w:t>
       </w:r>
     </w:p>
     <w:p>
       <w:pPr>
-        <w:pStyle w:val="Compact"/>
         <w:numPr>
           <w:ilvl w:val="0"/>
           <w:numId w:val="1017"/>
         </w:numPr>
+        <w:pStyle w:val="Compact"/>
       </w:pPr>
       <w:r>
         <w:t xml:space="preserve">The Onyx view; then, in the order the user asked for (2026-10-02):</w:t>
@@ -15214,22 +15271,22 @@
       </w:r>
       <w:r>
         <w:rPr>
-          <w:b/>
-          <w:bCs/>
+          <w:bCs/>
+          <w:b/>
         </w:rPr>
         <w:t xml:space="preserve">the JavaScript JIT before</w:t>
       </w:r>
       <w:r>
         <w:rPr>
-          <w:b/>
-          <w:bCs/>
-        </w:rPr>
-        <w:t xml:space="preserve"> </w:t>
-      </w:r>
-      <w:r>
-        <w:rPr>
-          <w:b/>
-          <w:bCs/>
+          <w:bCs/>
+          <w:b/>
+        </w:rPr>
+        <w:t xml:space="preserve"> </w:t>
+      </w:r>
+      <w:r>
+        <w:rPr>
+          <w:bCs/>
+          <w:b/>
         </w:rPr>
         <w:t xml:space="preserve">video</w:t>
       </w:r>
@@ -15347,11 +15404,11 @@
     </w:p>
     <w:p>
       <w:pPr>
-        <w:pStyle w:val="Compact"/>
         <w:numPr>
           <w:ilvl w:val="0"/>
           <w:numId w:val="1017"/>
         </w:numPr>
+        <w:pStyle w:val="Compact"/>
       </w:pPr>
       <w:r>
         <w:t xml:space="preserve">The browser (Jet's UI reused).</w:t>
@@ -15361,8 +15418,8 @@
       </w:r>
       <w:r>
         <w:rPr>
-          <w:b/>
-          <w:bCs/>
+          <w:bCs/>
+          <w:b/>
         </w:rPr>
         <w:t xml:space="preserve">No tabs</w:t>
       </w:r>
@@ -15413,8 +15470,8 @@
       </w:r>
       <w:r>
         <w:rPr>
-          <w:b/>
-          <w:bCs/>
+          <w:bCs/>
+          <w:b/>
         </w:rPr>
         <w:t xml:space="preserve">Start-up</w:t>
       </w:r>
@@ -15474,22 +15531,22 @@
       </w:r>
       <w:r>
         <w:rPr>
-          <w:b/>
-          <w:bCs/>
+          <w:bCs/>
+          <w:b/>
         </w:rPr>
         <w:t xml:space="preserve">a small</w:t>
       </w:r>
       <w:r>
         <w:rPr>
-          <w:b/>
-          <w:bCs/>
-        </w:rPr>
-        <w:t xml:space="preserve"> </w:t>
-      </w:r>
-      <w:r>
-        <w:rPr>
-          <w:b/>
-          <w:bCs/>
+          <w:bCs/>
+          <w:b/>
+        </w:rPr>
+        <w:t xml:space="preserve"> </w:t>
+      </w:r>
+      <w:r>
+        <w:rPr>
+          <w:bCs/>
+          <w:b/>
         </w:rPr>
         <w:t xml:space="preserve">front end, the host window, separate from the web view</w:t>
       </w:r>
@@ -15528,22 +15585,22 @@
       </w:r>
       <w:r>
         <w:rPr>
-          <w:b/>
-          <w:bCs/>
+          <w:bCs/>
+          <w:b/>
         </w:rPr>
         <w:t xml:space="preserve">the web view is</w:t>
       </w:r>
       <w:r>
         <w:rPr>
-          <w:b/>
-          <w:bCs/>
-        </w:rPr>
-        <w:t xml:space="preserve"> </w:t>
-      </w:r>
-      <w:r>
-        <w:rPr>
-          <w:b/>
-          <w:bCs/>
+          <w:bCs/>
+          <w:b/>
+        </w:rPr>
+        <w:t xml:space="preserve"> </w:t>
+      </w:r>
+      <w:r>
+        <w:rPr>
+          <w:bCs/>
+          <w:b/>
         </w:rPr>
         <w:t xml:space="preserve">then a component other programs embed — the Mail client first</w:t>
       </w:r>
@@ -15586,18 +15643,18 @@
     </w:p>
     <w:p>
       <w:pPr>
-        <w:pStyle w:val="Compact"/>
         <w:numPr>
           <w:ilvl w:val="0"/>
           <w:numId w:val="1017"/>
         </w:numPr>
+        <w:pStyle w:val="Compact"/>
       </w:pPr>
       <w:r>
         <w:t xml:space="preserve">Parity with Jet, then the switch.</w:t>
       </w:r>
     </w:p>
-    <w:bookmarkEnd w:id="32"/>
-    <w:bookmarkStart w:id="33" w:name="the-patch-series"/>
+    <w:bookmarkEnd w:id="34"/>
+    <w:bookmarkStart w:id="35" w:name="the-patch-series"/>
     <w:p>
       <w:pPr>
         <w:pStyle w:val="Heading2"/>
@@ -15701,7 +15758,7 @@
         <w:t xml:space="preserve">are its complete corresponding source.</w:t>
       </w:r>
     </w:p>
-    <w:bookmarkEnd w:id="33"/>
+    <w:bookmarkEnd w:id="35"/>
     <w:sectPr>
       <w:footerReference r:id="rId9" w:type="default"/>
       <w:footnotePr>
@@ -15783,14 +15840,14 @@
 <file path=word/numbering.xml><?xml version="1.0" encoding="utf-8"?>
 <w:numbering xmlns:w="http://schemas.openxmlformats.org/wordprocessingml/2006/main">
   <w:abstractNum w:abstractNumId="990">
-    <w:nsid w:val="0000A990"/>
+    <w:nsid w:val="A990"/>
     <w:multiLevelType w:val="multilevel"/>
     <w:lvl w:ilvl="0">
       <w:numFmt w:val="bullet"/>
       <w:lvlText w:val=" "/>
       <w:lvlJc w:val="left"/>
       <w:pPr>
-        <w:ind w:left="720" w:hanging="360"/>
+        <w:ind w:left="720" w:hanging="480"/>
       </w:pPr>
     </w:lvl>
     <w:lvl w:ilvl="1">
@@ -15798,7 +15855,7 @@
       <w:lvlText w:val=" "/>
       <w:lvlJc w:val="left"/>
       <w:pPr>
-        <w:ind w:left="1440" w:hanging="360"/>
+        <w:ind w:left="1440" w:hanging="480"/>
       </w:pPr>
     </w:lvl>
     <w:lvl w:ilvl="2">
@@ -15806,7 +15863,7 @@
       <w:lvlText w:val=" "/>
       <w:lvlJc w:val="left"/>
       <w:pPr>
-        <w:ind w:left="2160" w:hanging="360"/>
+        <w:ind w:left="2160" w:hanging="480"/>
       </w:pPr>
     </w:lvl>
     <w:lvl w:ilvl="3">
@@ -15814,7 +15871,7 @@
       <w:lvlText w:val=" "/>
       <w:lvlJc w:val="left"/>
       <w:pPr>
-        <w:ind w:left="2880" w:hanging="360"/>
+        <w:ind w:left="2880" w:hanging="480"/>
       </w:pPr>
     </w:lvl>
     <w:lvl w:ilvl="4">
@@ -15822,7 +15879,7 @@
       <w:lvlText w:val=" "/>
       <w:lvlJc w:val="left"/>
       <w:pPr>
-        <w:ind w:left="3600" w:hanging="360"/>
+        <w:ind w:left="3600" w:hanging="480"/>
       </w:pPr>
     </w:lvl>
     <w:lvl w:ilvl="5">
@@ -15830,7 +15887,7 @@
       <w:lvlText w:val=" "/>
       <w:lvlJc w:val="left"/>
       <w:pPr>
-        <w:ind w:left="4320" w:hanging="360"/>
+        <w:ind w:left="4320" w:hanging="480"/>
       </w:pPr>
     </w:lvl>
     <w:lvl w:ilvl="6">
@@ -15838,7 +15895,7 @@
       <w:lvlText w:val=" "/>
       <w:lvlJc w:val="left"/>
       <w:pPr>
-        <w:ind w:left="5040" w:hanging="360"/>
+        <w:ind w:left="5040" w:hanging="480"/>
       </w:pPr>
     </w:lvl>
     <w:lvl w:ilvl="7">
@@ -15846,7 +15903,7 @@
       <w:lvlText w:val=" "/>
       <w:lvlJc w:val="left"/>
       <w:pPr>
-        <w:ind w:left="5760" w:hanging="360"/>
+        <w:ind w:left="5760" w:hanging="480"/>
       </w:pPr>
     </w:lvl>
     <w:lvl w:ilvl="8">
@@ -15854,115 +15911,88 @@
       <w:lvlText w:val=" "/>
       <w:lvlJc w:val="left"/>
       <w:pPr>
-        <w:ind w:left="6480" w:hanging="360"/>
+        <w:ind w:left="6480" w:hanging="480"/>
       </w:pPr>
     </w:lvl>
   </w:abstractNum>
   <w:abstractNum w:abstractNumId="991">
-    <w:nsid w:val="0000A991"/>
+    <w:nsid w:val="A991"/>
     <w:multiLevelType w:val="multilevel"/>
     <w:lvl w:ilvl="0">
       <w:numFmt w:val="bullet"/>
-      <w:lvlText w:val=""/>
+      <w:lvlText w:val="•"/>
       <w:lvlJc w:val="left"/>
       <w:pPr>
-        <w:ind w:left="720" w:hanging="360"/>
+        <w:ind w:left="720" w:hanging="480"/>
       </w:pPr>
-      <w:rPr>
-        <w:rFonts w:ascii="Symbol" w:hAnsi="Symbol" w:cs="Symbol" w:hint="default"/>
-      </w:rPr>
     </w:lvl>
     <w:lvl w:ilvl="1">
       <w:numFmt w:val="bullet"/>
-      <w:lvlText w:val="o"/>
+      <w:lvlText w:val="–"/>
       <w:lvlJc w:val="left"/>
       <w:pPr>
-        <w:ind w:left="1440" w:hanging="360"/>
+        <w:ind w:left="1440" w:hanging="480"/>
       </w:pPr>
-      <w:rPr>
-        <w:rFonts w:ascii="Courier New" w:hAnsi="Courier New" w:cs="Courier New" w:hint="default"/>
-      </w:rPr>
     </w:lvl>
     <w:lvl w:ilvl="2">
       <w:numFmt w:val="bullet"/>
-      <w:lvlText w:val=""/>
+      <w:lvlText w:val="•"/>
       <w:lvlJc w:val="left"/>
       <w:pPr>
-        <w:ind w:left="2160" w:hanging="360"/>
+        <w:ind w:left="2160" w:hanging="480"/>
       </w:pPr>
-      <w:rPr>
-        <w:rFonts w:ascii="Wingdings" w:hAnsi="Wingdings" w:cs="Wingdings" w:hint="default"/>
-      </w:rPr>
     </w:lvl>
     <w:lvl w:ilvl="3">
       <w:numFmt w:val="bullet"/>
-      <w:lvlText w:val=""/>
+      <w:lvlText w:val="–"/>
       <w:lvlJc w:val="left"/>
       <w:pPr>
-        <w:ind w:left="2880" w:hanging="360"/>
+        <w:ind w:left="2880" w:hanging="480"/>
       </w:pPr>
-      <w:rPr>
-        <w:rFonts w:ascii="Symbol" w:hAnsi="Symbol" w:cs="Symbol" w:hint="default"/>
-      </w:rPr>
     </w:lvl>
     <w:lvl w:ilvl="4">
       <w:numFmt w:val="bullet"/>
-      <w:lvlText w:val="o"/>
+      <w:lvlText w:val="•"/>
       <w:lvlJc w:val="left"/>
       <w:pPr>
-        <w:ind w:left="3600" w:hanging="360"/>
+        <w:ind w:left="3600" w:hanging="480"/>
       </w:pPr>
-      <w:rPr>
-        <w:rFonts w:ascii="Courier New" w:hAnsi="Courier New" w:cs="Courier New" w:hint="default"/>
-      </w:rPr>
     </w:lvl>
     <w:lvl w:ilvl="5">
       <w:numFmt w:val="bullet"/>
-      <w:lvlText w:val=""/>
+      <w:lvlText w:val="–"/>
       <w:lvlJc w:val="left"/>
       <w:pPr>
-        <w:ind w:left="4320" w:hanging="360"/>
+        <w:ind w:left="4320" w:hanging="480"/>
       </w:pPr>
-      <w:rPr>
-        <w:rFonts w:ascii="Wingdings" w:hAnsi="Wingdings" w:cs="Wingdings" w:hint="default"/>
-      </w:rPr>
     </w:lvl>
     <w:lvl w:ilvl="6">
       <w:numFmt w:val="bullet"/>
-      <w:lvlText w:val=""/>
+      <w:lvlText w:val="•"/>
       <w:lvlJc w:val="left"/>
       <w:pPr>
-        <w:ind w:left="5040" w:hanging="360"/>
+        <w:ind w:left="5040" w:hanging="480"/>
       </w:pPr>
-      <w:rPr>
-        <w:rFonts w:ascii="Symbol" w:hAnsi="Symbol" w:cs="Symbol" w:hint="default"/>
-      </w:rPr>
     </w:lvl>
     <w:lvl w:ilvl="7">
       <w:numFmt w:val="bullet"/>
-      <w:lvlText w:val="o"/>
+      <w:lvlText w:val="–"/>
       <w:lvlJc w:val="left"/>
       <w:pPr>
-        <w:ind w:left="5760" w:hanging="360"/>
+        <w:ind w:left="5760" w:hanging="480"/>
       </w:pPr>
-      <w:rPr>
-        <w:rFonts w:ascii="Courier New" w:hAnsi="Courier New" w:cs="Courier New" w:hint="default"/>
-      </w:rPr>
     </w:lvl>
     <w:lvl w:ilvl="8">
       <w:numFmt w:val="bullet"/>
-      <w:lvlText w:val=""/>
+      <w:lvlText w:val="•"/>
       <w:lvlJc w:val="left"/>
       <w:pPr>
-        <w:ind w:left="6480" w:hanging="360"/>
+        <w:ind w:left="6480" w:hanging="480"/>
       </w:pPr>
-      <w:rPr>
-        <w:rFonts w:ascii="Wingdings" w:hAnsi="Wingdings" w:cs="Wingdings" w:hint="default"/>
-      </w:rPr>
     </w:lvl>
   </w:abstractNum>
   <w:abstractNum w:abstractNumId="99411">
-    <w:nsid w:val="00A99411"/>
+    <w:nsid w:val="A99411"/>
     <w:multiLevelType w:val="multilevel"/>
     <w:lvl w:ilvl="0">
       <w:start w:val="1"/>
@@ -15970,7 +16000,7 @@
       <w:lvlText w:val="%1."/>
       <w:lvlJc w:val="left"/>
       <w:pPr>
-        <w:ind w:left="720" w:hanging="360"/>
+        <w:ind w:left="720" w:hanging="480"/>
       </w:pPr>
     </w:lvl>
     <w:lvl w:ilvl="1">
@@ -15979,7 +16009,7 @@
       <w:lvlText w:val="%2."/>
       <w:lvlJc w:val="left"/>
       <w:pPr>
-        <w:ind w:left="1440" w:hanging="360"/>
+        <w:ind w:left="1440" w:hanging="480"/>
       </w:pPr>
     </w:lvl>
     <w:lvl w:ilvl="2">
@@ -15988,7 +16018,7 @@
       <w:lvlText w:val="%3."/>
       <w:lvlJc w:val="left"/>
       <w:pPr>
-        <w:ind w:left="2160" w:hanging="360"/>
+        <w:ind w:left="2160" w:hanging="480"/>
       </w:pPr>
     </w:lvl>
     <w:lvl w:ilvl="3">
@@ -15997,7 +16027,7 @@
       <w:lvlText w:val="%4."/>
       <w:lvlJc w:val="left"/>
       <w:pPr>
-        <w:ind w:left="2880" w:hanging="360"/>
+        <w:ind w:left="2880" w:hanging="480"/>
       </w:pPr>
     </w:lvl>
     <w:lvl w:ilvl="4">
@@ -16006,7 +16036,7 @@
       <w:lvlText w:val="%5."/>
       <w:lvlJc w:val="left"/>
       <w:pPr>
-        <w:ind w:left="3600" w:hanging="360"/>
+        <w:ind w:left="3600" w:hanging="480"/>
       </w:pPr>
     </w:lvl>
     <w:lvl w:ilvl="5">
@@ -16015,7 +16045,7 @@
       <w:lvlText w:val="%6."/>
       <w:lvlJc w:val="left"/>
       <w:pPr>
-        <w:ind w:left="4320" w:hanging="360"/>
+        <w:ind w:left="4320" w:hanging="480"/>
       </w:pPr>
     </w:lvl>
     <w:lvl w:ilvl="6">
@@ -16024,7 +16054,7 @@
       <w:lvlText w:val="%7."/>
       <w:lvlJc w:val="left"/>
       <w:pPr>
-        <w:ind w:left="5040" w:hanging="360"/>
+        <w:ind w:left="5040" w:hanging="480"/>
       </w:pPr>
     </w:lvl>
     <w:lvl w:ilvl="7">
@@ -16033,7 +16063,7 @@
       <w:lvlText w:val="%8."/>
       <w:lvlJc w:val="left"/>
       <w:pPr>
-        <w:ind w:left="5760" w:hanging="360"/>
+        <w:ind w:left="5760" w:hanging="480"/>
       </w:pPr>
     </w:lvl>
     <w:lvl w:ilvl="8">
@@ -16042,7 +16072,7 @@
       <w:lvlText w:val="%9."/>
       <w:lvlJc w:val="left"/>
       <w:pPr>
-        <w:ind w:left="6480" w:hanging="360"/>
+        <w:ind w:left="6480" w:hanging="480"/>
       </w:pPr>
     </w:lvl>
   </w:abstractNum>
@@ -16936,8 +16966,8 @@
     <w:name w:val="KeywordTok"/>
     <w:basedOn w:val="VerbatimChar"/>
     <w:rPr>
+      <w:color w:val="007020"/>
       <w:b/>
-      <w:color w:val="007020"/>
     </w:rPr>
   </w:style>
   <w:style w:type="character" w:customStyle="1" w:styleId="DataTypeTok">
@@ -17014,42 +17044,42 @@
     <w:name w:val="ImportTok"/>
     <w:basedOn w:val="VerbatimChar"/>
     <w:rPr>
+      <w:color w:val="008000"/>
       <w:b/>
-      <w:color w:val="008000"/>
     </w:rPr>
   </w:style>
   <w:style w:type="character" w:customStyle="1" w:styleId="CommentTok">
     <w:name w:val="CommentTok"/>
     <w:basedOn w:val="VerbatimChar"/>
     <w:rPr>
+      <w:color w:val="60a0b0"/>
       <w:i/>
-      <w:color w:val="60a0b0"/>
     </w:rPr>
   </w:style>
   <w:style w:type="character" w:customStyle="1" w:styleId="DocumentationTok">
     <w:name w:val="DocumentationTok"/>
     <w:basedOn w:val="VerbatimChar"/>
     <w:rPr>
+      <w:color w:val="ba2121"/>
       <w:i/>
-      <w:color w:val="ba2121"/>
     </w:rPr>
   </w:style>
   <w:style w:type="character" w:customStyle="1" w:styleId="AnnotationTok">
     <w:name w:val="AnnotationTok"/>
     <w:basedOn w:val="VerbatimChar"/>
     <w:rPr>
+      <w:color w:val="60a0b0"/>
       <w:b/>
       <w:i/>
-      <w:color w:val="60a0b0"/>
     </w:rPr>
   </w:style>
   <w:style w:type="character" w:customStyle="1" w:styleId="CommentVarTok">
     <w:name w:val="CommentVarTok"/>
     <w:basedOn w:val="VerbatimChar"/>
     <w:rPr>
+      <w:color w:val="60a0b0"/>
       <w:b/>
       <w:i/>
-      <w:color w:val="60a0b0"/>
     </w:rPr>
   </w:style>
   <w:style w:type="character" w:customStyle="1" w:styleId="OtherTok">
@@ -17077,8 +17107,8 @@
     <w:name w:val="ControlFlowTok"/>
     <w:basedOn w:val="VerbatimChar"/>
     <w:rPr>
+      <w:color w:val="007020"/>
       <w:b/>
-      <w:color w:val="007020"/>
     </w:rPr>
   </w:style>
   <w:style w:type="character" w:customStyle="1" w:styleId="OperatorTok">
@@ -17123,34 +17153,34 @@
     <w:name w:val="InformationTok"/>
     <w:basedOn w:val="VerbatimChar"/>
     <w:rPr>
+      <w:color w:val="60a0b0"/>
       <w:b/>
       <w:i/>
-      <w:color w:val="60a0b0"/>
     </w:rPr>
   </w:style>
   <w:style w:type="character" w:customStyle="1" w:styleId="WarningTok">
     <w:name w:val="WarningTok"/>
     <w:basedOn w:val="VerbatimChar"/>
     <w:rPr>
+      <w:color w:val="60a0b0"/>
       <w:b/>
       <w:i/>
-      <w:color w:val="60a0b0"/>
     </w:rPr>
   </w:style>
   <w:style w:type="character" w:customStyle="1" w:styleId="AlertTok">
     <w:name w:val="AlertTok"/>
     <w:basedOn w:val="VerbatimChar"/>
     <w:rPr>
+      <w:color w:val="ff0000"/>
       <w:b/>
-      <w:color w:val="ff0000"/>
     </w:rPr>
   </w:style>
   <w:style w:type="character" w:customStyle="1" w:styleId="ErrorTok">
     <w:name w:val="ErrorTok"/>
     <w:basedOn w:val="VerbatimChar"/>
     <w:rPr>
+      <w:color w:val="ff0000"/>
       <w:b/>
-      <w:color w:val="ff0000"/>
     </w:rPr>
   </w:style>
   <w:style w:type="character" w:customStyle="1" w:styleId="NormalTok">

--- a/docs/exports/08-WEBKIT-PORT.docx
+++ b/docs/exports/08-WEBKIT-PORT.docx
@@ -4343,6 +4343,240 @@
       </w:pPr>
       <w:r>
         <w:t xml:space="preserve">Resume</w:t>
+      </w:r>
+    </w:p>
+    <w:p>
+      <w:pPr>
+        <w:pStyle w:val="FirstParagraph"/>
+      </w:pPr>
+      <w:r>
+        <w:rPr>
+          <w:bCs/>
+          <w:b/>
+        </w:rPr>
+        <w:t xml:space="preserve">From a fresh clone, in one command:</w:t>
+      </w:r>
+      <w:r>
+        <w:rPr>
+          <w:bCs/>
+          <w:b/>
+        </w:rPr>
+        <w:t xml:space="preserve"> </w:t>
+      </w:r>
+      <w:r>
+        <w:rPr>
+          <w:rStyle w:val="VerbatimChar"/>
+          <w:bCs/>
+          <w:b/>
+        </w:rPr>
+        <w:t xml:space="preserve">sh tools/build-jet.sh</w:t>
+      </w:r>
+      <w:r>
+        <w:t xml:space="preserve"> </w:t>
+      </w:r>
+      <w:r>
+        <w:t xml:space="preserve">[</w:t>
+      </w:r>
+      <w:r>
+        <w:rPr>
+          <w:rStyle w:val="VerbatimChar"/>
+        </w:rPr>
+        <w:t xml:space="preserve">--no-jit</w:t>
+      </w:r>
+      <w:r>
+        <w:t xml:space="preserve">] [</w:t>
+      </w:r>
+      <w:r>
+        <w:rPr>
+          <w:rStyle w:val="VerbatimChar"/>
+        </w:rPr>
+        <w:t xml:space="preserve">--jobs N</w:t>
+      </w:r>
+      <w:r>
+        <w:t xml:space="preserve">] (Linux x86_64 or</w:t>
+      </w:r>
+      <w:r>
+        <w:t xml:space="preserve"> </w:t>
+      </w:r>
+      <w:r>
+        <w:t xml:space="preserve">WSL 2). It builds Onyx first (</w:t>
+      </w:r>
+      <w:r>
+        <w:rPr>
+          <w:rStyle w:val="VerbatimChar"/>
+        </w:rPr>
+        <w:t xml:space="preserve">tools/build-sdcard.sh</w:t>
+      </w:r>
+      <w:r>
+        <w:t xml:space="preserve">), fetches the</w:t>
+      </w:r>
+      <w:r>
+        <w:t xml:space="preserve"> </w:t>
+      </w:r>
+      <w:r>
+        <w:rPr>
+          <w:rStyle w:val="VerbatimChar"/>
+        </w:rPr>
+        <w:t xml:space="preserve">aarch64-onyx-elf</w:t>
+      </w:r>
+      <w:r>
+        <w:t xml:space="preserve"> </w:t>
+      </w:r>
+      <w:r>
+        <w:t xml:space="preserve">toolchain, installs</w:t>
+      </w:r>
+      <w:r>
+        <w:t xml:space="preserve"> </w:t>
+      </w:r>
+      <w:r>
+        <w:t xml:space="preserve">the POSIX sysroot, builds the libraries from</w:t>
+      </w:r>
+      <w:r>
+        <w:t xml:space="preserve"> </w:t>
+      </w:r>
+      <w:r>
+        <w:rPr>
+          <w:rStyle w:val="VerbatimChar"/>
+        </w:rPr>
+        <w:t xml:space="preserve">third_party/</w:t>
+      </w:r>
+      <w:r>
+        <w:t xml:space="preserve"> </w:t>
+      </w:r>
+      <w:r>
+        <w:t xml:space="preserve">(</w:t>
+      </w:r>
+      <w:r>
+        <w:rPr>
+          <w:rStyle w:val="VerbatimChar"/>
+        </w:rPr>
+        <w:t xml:space="preserve">tools/ports/build-all.sh</w:t>
+      </w:r>
+      <w:r>
+        <w:t xml:space="preserve">), fetches WebKit at</w:t>
+      </w:r>
+      <w:r>
+        <w:t xml:space="preserve"> </w:t>
+      </w:r>
+      <w:r>
+        <w:t xml:space="preserve">the pin with the patch series (</w:t>
+      </w:r>
+      <w:r>
+        <w:rPr>
+          <w:rStyle w:val="VerbatimChar"/>
+        </w:rPr>
+        <w:t xml:space="preserve">fetch.sh</w:t>
+      </w:r>
+      <w:r>
+        <w:t xml:space="preserve">,</w:t>
+      </w:r>
+      <w:r>
+        <w:t xml:space="preserve"> </w:t>
+      </w:r>
+      <w:r>
+        <w:rPr>
+          <w:rStyle w:val="VerbatimChar"/>
+        </w:rPr>
+        <w:t xml:space="preserve">TESTS=0</w:t>
+      </w:r>
+      <w:r>
+        <w:t xml:space="preserve">), builds WebKit with the JIT as the package is built</w:t>
+      </w:r>
+      <w:r>
+        <w:t xml:space="preserve"> </w:t>
+      </w:r>
+      <w:r>
+        <w:t xml:space="preserve">(</w:t>
+      </w:r>
+      <w:r>
+        <w:rPr>
+          <w:rStyle w:val="VerbatimChar"/>
+        </w:rPr>
+        <w:t xml:space="preserve">BUILD=&lt;WEBKIT_DIR&gt;-build/webkit-jit</w:t>
+      </w:r>
+      <w:r>
+        <w:t xml:space="preserve">,</w:t>
+      </w:r>
+      <w:r>
+        <w:t xml:space="preserve"> </w:t>
+      </w:r>
+      <w:r>
+        <w:rPr>
+          <w:rStyle w:val="VerbatimChar"/>
+        </w:rPr>
+        <w:t xml:space="preserve">CMAKE_EXTRA="-DONYX_WEBKIT=ON -DENABLE_JIT=ON -DENABLE_DFG_JIT=ON -DENABLE_FTL_JIT=OFF"</w:t>
+      </w:r>
+      <w:r>
+        <w:t xml:space="preserve">,</w:t>
+      </w:r>
+      <w:r>
+        <w:t xml:space="preserve"> </w:t>
+      </w:r>
+      <w:r>
+        <w:rPr>
+          <w:rStyle w:val="VerbatimChar"/>
+        </w:rPr>
+        <w:t xml:space="preserve">TARGET=WebKit</w:t>
+      </w:r>
+      <w:r>
+        <w:t xml:space="preserve">), then Jet (</w:t>
+      </w:r>
+      <w:r>
+        <w:rPr>
+          <w:rStyle w:val="VerbatimChar"/>
+        </w:rPr>
+        <w:t xml:space="preserve">build-web.sh</w:t>
+      </w:r>
+      <w:r>
+        <w:t xml:space="preserve"> </w:t>
+      </w:r>
+      <w:r>
+        <w:t xml:space="preserve">→</w:t>
+      </w:r>
+      <w:r>
+        <w:t xml:space="preserve"> </w:t>
+      </w:r>
+      <w:r>
+        <w:rPr>
+          <w:rStyle w:val="VerbatimChar"/>
+        </w:rPr>
+        <w:t xml:space="preserve">sdcard/apps/jet.app/main</w:t>
+      </w:r>
+      <w:r>
+        <w:t xml:space="preserve">). Each step</w:t>
+      </w:r>
+      <w:r>
+        <w:t xml:space="preserve"> </w:t>
+      </w:r>
+      <w:r>
+        <w:t xml:space="preserve">is skipped when done: a second run continues. The host packages it asks for:</w:t>
+      </w:r>
+      <w:r>
+        <w:t xml:space="preserve"> </w:t>
+      </w:r>
+      <w:r>
+        <w:rPr>
+          <w:rStyle w:val="VerbatimChar"/>
+        </w:rPr>
+        <w:t xml:space="preserve">git build-essential python3 perl ruby gperf unifdef cmake ninja-build curl xz-utils bison flex pkg-config</w:t>
+      </w:r>
+      <w:r>
+        <w:t xml:space="preserve"> </w:t>
+      </w:r>
+      <w:r>
+        <w:t xml:space="preserve">(+</w:t>
+      </w:r>
+      <w:r>
+        <w:t xml:space="preserve"> </w:t>
+      </w:r>
+      <w:r>
+        <w:rPr>
+          <w:rStyle w:val="VerbatimChar"/>
+        </w:rPr>
+        <w:t xml:space="preserve">ccache</w:t>
+      </w:r>
+      <w:r>
+        <w:t xml:space="preserve">). The steps by hand:</w:t>
       </w:r>
     </w:p>
     <w:p>

--- a/docs/exports/08-WEBKIT-PORT.docx
+++ b/docs/exports/08-WEBKIT-PORT.docx
@@ -24,8 +24,8 @@
       </w:pPr>
       <w:r>
         <w:rPr>
-          <w:bCs/>
-          <w:b/>
+          <w:b/>
+          <w:bCs/>
         </w:rPr>
         <w:t xml:space="preserve">2026-10-04: this browser is Jet.</w:t>
       </w:r>
@@ -40,8 +40,8 @@
       </w:r>
       <w:r>
         <w:rPr>
-          <w:bCs/>
-          <w:b/>
+          <w:b/>
+          <w:bCs/>
         </w:rPr>
         <w:t xml:space="preserve">Web</w:t>
       </w:r>
@@ -102,81 +102,81 @@
       <w:r>
         <w:rPr>
           <w:rStyle w:val="VerbatimChar"/>
-          <w:bCs/>
-          <w:b/>
+          <w:b/>
+          <w:bCs/>
         </w:rPr>
         <w:t xml:space="preserve">user/Apps/jet</w:t>
       </w:r>
       <w:r>
         <w:rPr>
-          <w:bCs/>
-          <w:b/>
+          <w:b/>
+          <w:bCs/>
         </w:rPr>
         <w:t xml:space="preserve">, the package</w:t>
       </w:r>
       <w:r>
         <w:rPr>
-          <w:bCs/>
-          <w:b/>
-        </w:rPr>
-        <w:t xml:space="preserve"> </w:t>
-      </w:r>
-      <w:r>
-        <w:rPr>
-          <w:rStyle w:val="VerbatimChar"/>
-          <w:bCs/>
-          <w:b/>
+          <w:b/>
+          <w:bCs/>
+        </w:rPr>
+        <w:t xml:space="preserve"> </w:t>
+      </w:r>
+      <w:r>
+        <w:rPr>
+          <w:rStyle w:val="VerbatimChar"/>
+          <w:b/>
+          <w:bCs/>
         </w:rPr>
         <w:t xml:space="preserve">jet</w:t>
       </w:r>
       <w:r>
         <w:rPr>
-          <w:bCs/>
-          <w:b/>
-        </w:rPr>
-        <w:t xml:space="preserve"> </w:t>
-      </w:r>
-      <w:r>
-        <w:rPr>
-          <w:bCs/>
-          <w:b/>
+          <w:b/>
+          <w:bCs/>
+        </w:rPr>
+        <w:t xml:space="preserve"> </w:t>
+      </w:r>
+      <w:r>
+        <w:rPr>
+          <w:b/>
+          <w:bCs/>
         </w:rPr>
         <w:t xml:space="preserve">(2.0),</w:t>
       </w:r>
       <w:r>
         <w:rPr>
-          <w:bCs/>
-          <w:b/>
-        </w:rPr>
-        <w:t xml:space="preserve"> </w:t>
-      </w:r>
-      <w:r>
-        <w:rPr>
-          <w:rStyle w:val="VerbatimChar"/>
-          <w:bCs/>
-          <w:b/>
+          <w:b/>
+          <w:bCs/>
+        </w:rPr>
+        <w:t xml:space="preserve"> </w:t>
+      </w:r>
+      <w:r>
+        <w:rPr>
+          <w:rStyle w:val="VerbatimChar"/>
+          <w:b/>
+          <w:bCs/>
         </w:rPr>
         <w:t xml:space="preserve">SD:/apps/jet.app</w:t>
       </w:r>
       <w:r>
         <w:rPr>
-          <w:bCs/>
-          <w:b/>
+          <w:b/>
+          <w:bCs/>
         </w:rPr>
         <w:t xml:space="preserve">,</w:t>
       </w:r>
       <w:r>
         <w:rPr>
-          <w:bCs/>
-          <w:b/>
-        </w:rPr>
-        <w:t xml:space="preserve"> </w:t>
-      </w:r>
-      <w:r>
-        <w:rPr>
-          <w:rStyle w:val="VerbatimChar"/>
-          <w:bCs/>
-          <w:b/>
+          <w:b/>
+          <w:bCs/>
+        </w:rPr>
+        <w:t xml:space="preserve"> </w:t>
+      </w:r>
+      <w:r>
+        <w:rPr>
+          <w:rStyle w:val="VerbatimChar"/>
+          <w:b/>
+          <w:bCs/>
         </w:rPr>
         <w:t xml:space="preserve">run jet</w:t>
       </w:r>
@@ -259,37 +259,37 @@
       </w:pPr>
       <w:r>
         <w:rPr>
-          <w:bCs/>
-          <w:b/>
+          <w:b/>
+          <w:bCs/>
         </w:rPr>
         <w:t xml:space="preserve">2026-10-05 -- the layout of</w:t>
       </w:r>
       <w:r>
         <w:rPr>
-          <w:bCs/>
-          <w:b/>
-        </w:rPr>
-        <w:t xml:space="preserve"> </w:t>
-      </w:r>
-      <w:r>
-        <w:rPr>
-          <w:rStyle w:val="VerbatimChar"/>
-          <w:bCs/>
-          <w:b/>
+          <w:b/>
+          <w:bCs/>
+        </w:rPr>
+        <w:t xml:space="preserve"> </w:t>
+      </w:r>
+      <w:r>
+        <w:rPr>
+          <w:rStyle w:val="VerbatimChar"/>
+          <w:b/>
+          <w:bCs/>
         </w:rPr>
         <w:t xml:space="preserve">user/</w:t>
       </w:r>
       <w:r>
         <w:rPr>
-          <w:bCs/>
-          <w:b/>
-        </w:rPr>
-        <w:t xml:space="preserve"> </w:t>
-      </w:r>
-      <w:r>
-        <w:rPr>
-          <w:bCs/>
-          <w:b/>
+          <w:b/>
+          <w:bCs/>
+        </w:rPr>
+        <w:t xml:space="preserve"> </w:t>
+      </w:r>
+      <w:r>
+        <w:rPr>
+          <w:b/>
+          <w:bCs/>
         </w:rPr>
         <w:t xml:space="preserve">changed</w:t>
       </w:r>
@@ -427,22 +427,22 @@
       </w:r>
       <w:r>
         <w:rPr>
-          <w:bCs/>
-          <w:b/>
+          <w:b/>
+          <w:bCs/>
         </w:rPr>
         <w:t xml:space="preserve">A WebKit tree patched before that date, built against an Onyx clone you then update, must have these two</w:t>
       </w:r>
       <w:r>
         <w:rPr>
-          <w:bCs/>
-          <w:b/>
-        </w:rPr>
-        <w:t xml:space="preserve"> </w:t>
-      </w:r>
-      <w:r>
-        <w:rPr>
-          <w:bCs/>
-          <w:b/>
+          <w:b/>
+          <w:bCs/>
+        </w:rPr>
+        <w:t xml:space="preserve"> </w:t>
+      </w:r>
+      <w:r>
+        <w:rPr>
+          <w:b/>
+          <w:bCs/>
         </w:rPr>
         <w:t xml:space="preserve">CMake lines follow</w:t>
       </w:r>
@@ -471,7 +471,7 @@
         <w:t xml:space="preserve">.</w:t>
       </w:r>
     </w:p>
-    <w:bookmarkStart w:id="26" w:name="status--how-to-resume-2026-10-03"/>
+    <w:bookmarkStart w:id="24" w:name="status--how-to-resume-2026-10-03"/>
     <w:p>
       <w:pPr>
         <w:pStyle w:val="Heading2"/>
@@ -486,8 +486,8 @@
       </w:pPr>
       <w:r>
         <w:rPr>
-          <w:bCs/>
-          <w:b/>
+          <w:b/>
+          <w:bCs/>
         </w:rPr>
         <w:t xml:space="preserve">Now: Web, the browser on WebKit2, runs on the Pi</w:t>
       </w:r>
@@ -508,8 +508,8 @@
       </w:r>
       <w:r>
         <w:rPr>
-          <w:bCs/>
-          <w:b/>
+          <w:b/>
+          <w:bCs/>
         </w:rPr>
         <w:t xml:space="preserve">the JavaScriptCore JIT runs there</w:t>
       </w:r>
@@ -556,51 +556,51 @@
       </w:pPr>
       <w:r>
         <w:rPr>
-          <w:bCs/>
-          <w:b/>
+          <w:b/>
+          <w:bCs/>
         </w:rPr>
         <w:t xml:space="preserve">Step 1 (WTF + JavaScriptCore → the</w:t>
       </w:r>
       <w:r>
         <w:rPr>
-          <w:bCs/>
-          <w:b/>
-        </w:rPr>
-        <w:t xml:space="preserve"> </w:t>
-      </w:r>
-      <w:r>
-        <w:rPr>
-          <w:rStyle w:val="VerbatimChar"/>
-          <w:bCs/>
-          <w:b/>
+          <w:b/>
+          <w:bCs/>
+        </w:rPr>
+        <w:t xml:space="preserve"> </w:t>
+      </w:r>
+      <w:r>
+        <w:rPr>
+          <w:rStyle w:val="VerbatimChar"/>
+          <w:b/>
+          <w:bCs/>
         </w:rPr>
         <w:t xml:space="preserve">jsc</w:t>
       </w:r>
       <w:r>
         <w:rPr>
-          <w:bCs/>
-          <w:b/>
-        </w:rPr>
-        <w:t xml:space="preserve"> </w:t>
-      </w:r>
-      <w:r>
-        <w:rPr>
-          <w:bCs/>
-          <w:b/>
+          <w:b/>
+          <w:bCs/>
+        </w:rPr>
+        <w:t xml:space="preserve"> </w:t>
+      </w:r>
+      <w:r>
+        <w:rPr>
+          <w:b/>
+          <w:bCs/>
         </w:rPr>
         <w:t xml:space="preserve">shell) is done: it passes on the PC bench and on the</w:t>
       </w:r>
       <w:r>
         <w:rPr>
-          <w:bCs/>
-          <w:b/>
-        </w:rPr>
-        <w:t xml:space="preserve"> </w:t>
-      </w:r>
-      <w:r>
-        <w:rPr>
-          <w:bCs/>
-          <w:b/>
+          <w:b/>
+          <w:bCs/>
+        </w:rPr>
+        <w:t xml:space="preserve"> </w:t>
+      </w:r>
+      <w:r>
+        <w:rPr>
+          <w:b/>
+          <w:bCs/>
         </w:rPr>
         <w:t xml:space="preserve">Pi</w:t>
       </w:r>
@@ -701,8 +701,8 @@
       </w:pPr>
       <w:r>
         <w:rPr>
-          <w:bCs/>
-          <w:b/>
+          <w:b/>
+          <w:bCs/>
         </w:rPr>
         <w:t xml:space="preserve">Pinned WebKit revision:</w:t>
       </w:r>
@@ -791,7 +791,7 @@
         <w:t xml:space="preserve">.</w:t>
       </w:r>
     </w:p>
-    <w:bookmarkStart w:id="20" w:name="what-is-there"/>
+    <w:bookmarkStart w:id="18" w:name="what-is-there"/>
     <w:p>
       <w:pPr>
         <w:pStyle w:val="Heading3"/>
@@ -802,16 +802,16 @@
     </w:p>
     <w:p>
       <w:pPr>
+        <w:pStyle w:val="Compact"/>
         <w:numPr>
           <w:ilvl w:val="0"/>
           <w:numId w:val="1001"/>
         </w:numPr>
-        <w:pStyle w:val="Compact"/>
       </w:pPr>
       <w:r>
         <w:rPr>
-          <w:bCs/>
-          <w:b/>
+          <w:b/>
+          <w:bCs/>
         </w:rPr>
         <w:t xml:space="preserve">The scripts</w:t>
       </w:r>
@@ -1235,16 +1235,16 @@
     </w:p>
     <w:p>
       <w:pPr>
+        <w:pStyle w:val="Compact"/>
         <w:numPr>
           <w:ilvl w:val="0"/>
           <w:numId w:val="1001"/>
         </w:numPr>
-        <w:pStyle w:val="Compact"/>
       </w:pPr>
       <w:r>
         <w:rPr>
-          <w:bCs/>
-          <w:b/>
+          <w:b/>
+          <w:bCs/>
         </w:rPr>
         <w:t xml:space="preserve">The port</w:t>
       </w:r>
@@ -1269,11 +1269,11 @@
     </w:p>
     <w:p>
       <w:pPr>
+        <w:pStyle w:val="Compact"/>
         <w:numPr>
           <w:ilvl w:val="1"/>
           <w:numId w:val="1002"/>
         </w:numPr>
-        <w:pStyle w:val="Compact"/>
       </w:pPr>
       <w:r>
         <w:rPr>
@@ -1611,11 +1611,11 @@
     </w:p>
     <w:p>
       <w:pPr>
+        <w:pStyle w:val="Compact"/>
         <w:numPr>
           <w:ilvl w:val="1"/>
           <w:numId w:val="1002"/>
         </w:numPr>
-        <w:pStyle w:val="Compact"/>
       </w:pPr>
       <w:r>
         <w:rPr>
@@ -1664,8 +1664,8 @@
       </w:r>
       <w:r>
         <w:rPr>
-          <w:bCs/>
-          <w:b/>
+          <w:b/>
+          <w:bCs/>
         </w:rPr>
         <w:t xml:space="preserve">no machine context and no thread suspension</w:t>
       </w:r>
@@ -1714,11 +1714,11 @@
     </w:p>
     <w:p>
       <w:pPr>
+        <w:pStyle w:val="Compact"/>
         <w:numPr>
           <w:ilvl w:val="1"/>
           <w:numId w:val="1002"/>
         </w:numPr>
-        <w:pStyle w:val="Compact"/>
       </w:pPr>
       <w:r>
         <w:rPr>
@@ -1771,11 +1771,11 @@
     </w:p>
     <w:p>
       <w:pPr>
+        <w:pStyle w:val="Compact"/>
         <w:numPr>
           <w:ilvl w:val="1"/>
           <w:numId w:val="1002"/>
         </w:numPr>
-        <w:pStyle w:val="Compact"/>
       </w:pPr>
       <w:r>
         <w:rPr>
@@ -1794,8 +1794,8 @@
       </w:r>
       <w:r>
         <w:rPr>
-          <w:bCs/>
-          <w:b/>
+          <w:b/>
+          <w:bCs/>
         </w:rPr>
         <w:t xml:space="preserve">LLInt</w:t>
       </w:r>
@@ -1913,11 +1913,11 @@
     </w:p>
     <w:p>
       <w:pPr>
+        <w:pStyle w:val="Compact"/>
         <w:numPr>
           <w:ilvl w:val="1"/>
           <w:numId w:val="1002"/>
         </w:numPr>
-        <w:pStyle w:val="Compact"/>
       </w:pPr>
       <w:r>
         <w:rPr>
@@ -1936,8 +1936,8 @@
       </w:r>
       <w:r>
         <w:rPr>
-          <w:bCs/>
-          <w:b/>
+          <w:b/>
+          <w:bCs/>
         </w:rPr>
         <w:t xml:space="preserve">finishes the collections before it releases heap access</w:t>
       </w:r>
@@ -1950,11 +1950,11 @@
     </w:p>
     <w:p>
       <w:pPr>
+        <w:pStyle w:val="Compact"/>
         <w:numPr>
           <w:ilvl w:val="1"/>
           <w:numId w:val="1002"/>
         </w:numPr>
-        <w:pStyle w:val="Compact"/>
       </w:pPr>
       <w:r>
         <w:rPr>
@@ -1973,8 +1973,8 @@
       </w:r>
       <w:r>
         <w:rPr>
-          <w:bCs/>
-          <w:b/>
+          <w:b/>
+          <w:bCs/>
         </w:rPr>
         <w:t xml:space="preserve">WebAssembly</w:t>
       </w:r>
@@ -2053,11 +2053,11 @@
     </w:p>
     <w:p>
       <w:pPr>
+        <w:pStyle w:val="Compact"/>
         <w:numPr>
           <w:ilvl w:val="1"/>
           <w:numId w:val="1002"/>
         </w:numPr>
-        <w:pStyle w:val="Compact"/>
       </w:pPr>
       <w:r>
         <w:rPr>
@@ -2149,16 +2149,16 @@
     </w:p>
     <w:p>
       <w:pPr>
+        <w:pStyle w:val="Compact"/>
         <w:numPr>
           <w:ilvl w:val="0"/>
           <w:numId w:val="1001"/>
         </w:numPr>
-        <w:pStyle w:val="Compact"/>
       </w:pPr>
       <w:r>
         <w:rPr>
-          <w:bCs/>
-          <w:b/>
+          <w:b/>
+          <w:bCs/>
         </w:rPr>
         <w:t xml:space="preserve">libonyxposix</w:t>
       </w:r>
@@ -2247,8 +2247,8 @@
         <w:t xml:space="preserve">.</w:t>
       </w:r>
     </w:p>
-    <w:bookmarkEnd w:id="20"/>
-    <w:bookmarkStart w:id="21" w:name="Xc699cd9c2e9428d5ffc5457219883c40bbc749a"/>
+    <w:bookmarkEnd w:id="18"/>
+    <w:bookmarkStart w:id="19" w:name="Xc699cd9c2e9428d5ffc5457219883c40bbc749a"/>
     <w:p>
       <w:pPr>
         <w:pStyle w:val="Heading3"/>
@@ -2259,16 +2259,16 @@
     </w:p>
     <w:p>
       <w:pPr>
+        <w:pStyle w:val="Compact"/>
         <w:numPr>
           <w:ilvl w:val="0"/>
           <w:numId w:val="1003"/>
         </w:numPr>
-        <w:pStyle w:val="Compact"/>
       </w:pPr>
       <w:r>
         <w:rPr>
-          <w:bCs/>
-          <w:b/>
+          <w:b/>
+          <w:bCs/>
         </w:rPr>
         <w:t xml:space="preserve">No asynchronous signals, so no thread suspension.</w:t>
       </w:r>
@@ -2349,22 +2349,22 @@
       </w:r>
       <w:r>
         <w:rPr>
-          <w:bCs/>
-          <w:b/>
+          <w:b/>
+          <w:bCs/>
         </w:rPr>
         <w:t xml:space="preserve">the collector</w:t>
       </w:r>
       <w:r>
         <w:rPr>
-          <w:bCs/>
-          <w:b/>
-        </w:rPr>
-        <w:t xml:space="preserve"> </w:t>
-      </w:r>
-      <w:r>
-        <w:rPr>
-          <w:bCs/>
-          <w:b/>
+          <w:b/>
+          <w:bCs/>
+        </w:rPr>
+        <w:t xml:space="preserve"> </w:t>
+      </w:r>
+      <w:r>
+        <w:rPr>
+          <w:b/>
+          <w:bCs/>
         </w:rPr>
         <w:t xml:space="preserve">scanning the stack of a thread that has no heap access</w:t>
       </w:r>
@@ -2434,16 +2434,16 @@
     </w:p>
     <w:p>
       <w:pPr>
+        <w:pStyle w:val="Compact"/>
         <w:numPr>
           <w:ilvl w:val="0"/>
           <w:numId w:val="1003"/>
         </w:numPr>
-        <w:pStyle w:val="Compact"/>
       </w:pPr>
       <w:r>
         <w:rPr>
-          <w:bCs/>
-          <w:b/>
+          <w:b/>
+          <w:bCs/>
         </w:rPr>
         <w:t xml:space="preserve">The collector never scans another thread's stack.</w:t>
       </w:r>
@@ -2560,8 +2560,8 @@
       </w:r>
       <w:r>
         <w:rPr>
-          <w:bCs/>
-          <w:b/>
+          <w:b/>
+          <w:bCs/>
         </w:rPr>
         <w:t xml:space="preserve">Limits: one thread per VM</w:t>
       </w:r>
@@ -2607,16 +2607,16 @@
     </w:p>
     <w:p>
       <w:pPr>
+        <w:pStyle w:val="Compact"/>
         <w:numPr>
           <w:ilvl w:val="0"/>
           <w:numId w:val="1003"/>
         </w:numPr>
-        <w:pStyle w:val="Compact"/>
       </w:pPr>
       <w:r>
         <w:rPr>
-          <w:bCs/>
-          <w:b/>
+          <w:b/>
+          <w:bCs/>
         </w:rPr>
         <w:t xml:space="preserve">WebAssembly without faults.</w:t>
       </w:r>
@@ -2643,8 +2643,8 @@
       </w:r>
       <w:r>
         <w:rPr>
-          <w:bCs/>
-          <w:b/>
+          <w:b/>
+          <w:bCs/>
         </w:rPr>
         <w:t xml:space="preserve">no shared memories</w:t>
       </w:r>
@@ -2671,8 +2671,8 @@
       </w:r>
       <w:r>
         <w:rPr>
-          <w:bCs/>
-          <w:b/>
+          <w:b/>
+          <w:bCs/>
         </w:rPr>
         <w:t xml:space="preserve">no SIMD</w:t>
       </w:r>
@@ -2689,8 +2689,8 @@
         <w:t xml:space="preserve">in IPInt: MVP, exceptions, tail calls, GC, references, multi-memory, memory64.</w:t>
       </w:r>
     </w:p>
-    <w:bookmarkEnd w:id="21"/>
-    <w:bookmarkStart w:id="22" w:name="Xa4227df95054074cda550913f26b2c34acb1d12"/>
+    <w:bookmarkEnd w:id="19"/>
+    <w:bookmarkStart w:id="20" w:name="Xa4227df95054074cda550913f26b2c34acb1d12"/>
     <w:p>
       <w:pPr>
         <w:pStyle w:val="Heading3"/>
@@ -2784,7 +2784,6 @@
         <w:tblStyle w:val="Table"/>
         <w:tblW w:type="auto" w:w="0"/>
         <w:tblLook w:firstRow="1" w:lastRow="0" w:firstColumn="0" w:lastColumn="0" w:noHBand="0" w:noVBand="0" w:val="0020"/>
-        <w:jc w:val="start"/>
       </w:tblPr>
       <w:tblGrid>
         <w:gridCol w:w="2640"/>
@@ -2793,14 +2792,13 @@
       </w:tblGrid>
       <w:tr>
         <w:trPr>
-          <w:tblHeader w:val="true"/>
+          <w:tblHeader w:val="on"/>
         </w:trPr>
         <w:tc>
           <w:tcPr/>
           <w:p>
             <w:pPr>
               <w:pStyle w:val="Compact"/>
-              <w:jc w:val="left"/>
             </w:pPr>
             <w:r>
               <w:t xml:space="preserve">Suite</w:t>
@@ -2812,7 +2810,6 @@
           <w:p>
             <w:pPr>
               <w:pStyle w:val="Compact"/>
-              <w:jc w:val="left"/>
             </w:pPr>
             <w:r>
               <w:t xml:space="preserve">LLInt (+ WebAssembly)</w:t>
@@ -2824,7 +2821,6 @@
           <w:p>
             <w:pPr>
               <w:pStyle w:val="Compact"/>
-              <w:jc w:val="left"/>
             </w:pPr>
             <w:r>
               <w:t xml:space="preserve">C_LOOP</w:t>
@@ -2838,7 +2834,6 @@
           <w:p>
             <w:pPr>
               <w:pStyle w:val="Compact"/>
-              <w:jc w:val="left"/>
             </w:pPr>
             <w:r>
               <w:rPr>
@@ -2880,7 +2875,6 @@
           <w:p>
             <w:pPr>
               <w:pStyle w:val="Compact"/>
-              <w:jc w:val="left"/>
             </w:pPr>
             <w:r>
               <w:t xml:space="preserve">pass</w:t>
@@ -2892,7 +2886,6 @@
           <w:p>
             <w:pPr>
               <w:pStyle w:val="Compact"/>
-              <w:jc w:val="left"/>
             </w:pPr>
             <w:r>
               <w:t xml:space="preserve">pass</w:t>
@@ -2906,7 +2899,6 @@
           <w:p>
             <w:pPr>
               <w:pStyle w:val="Compact"/>
-              <w:jc w:val="left"/>
             </w:pPr>
             <w:r>
               <w:rPr>
@@ -2939,7 +2931,6 @@
           <w:p>
             <w:pPr>
               <w:pStyle w:val="Compact"/>
-              <w:jc w:val="left"/>
             </w:pPr>
             <w:r>
               <w:t xml:space="preserve">595 + 10 as expected</w:t>
@@ -2951,7 +2942,6 @@
           <w:p>
             <w:pPr>
               <w:pStyle w:val="Compact"/>
-              <w:jc w:val="left"/>
             </w:pPr>
             <w:r>
               <w:t xml:space="preserve">595 + 10 as expected</w:t>
@@ -2965,7 +2955,6 @@
           <w:p>
             <w:pPr>
               <w:pStyle w:val="Compact"/>
-              <w:jc w:val="left"/>
             </w:pPr>
             <w:r>
               <w:rPr>
@@ -2998,7 +2987,6 @@
           <w:p>
             <w:pPr>
               <w:pStyle w:val="Compact"/>
-              <w:jc w:val="left"/>
             </w:pPr>
             <w:r>
               <w:t xml:space="preserve">4688 pass, 2 fail as expected</w:t>
@@ -3010,7 +2998,6 @@
           <w:p>
             <w:pPr>
               <w:pStyle w:val="Compact"/>
-              <w:jc w:val="left"/>
             </w:pPr>
             <w:r>
               <w:t xml:space="preserve">4686 pass, 4 fail as expected</w:t>
@@ -3024,7 +3011,6 @@
           <w:p>
             <w:pPr>
               <w:pStyle w:val="Compact"/>
-              <w:jc w:val="left"/>
             </w:pPr>
             <w:r>
               <w:rPr>
@@ -3072,7 +3058,6 @@
           <w:p>
             <w:pPr>
               <w:pStyle w:val="Compact"/>
-              <w:jc w:val="left"/>
             </w:pPr>
             <w:r>
               <w:t xml:space="preserve">594 pass, 17 fail as expected</w:t>
@@ -3084,7 +3069,6 @@
           <w:p>
             <w:pPr>
               <w:pStyle w:val="Compact"/>
-              <w:jc w:val="left"/>
             </w:pPr>
             <w:r>
               <w:t xml:space="preserve">— (no WebAssembly)</w:t>
@@ -3261,7 +3245,6 @@
         <w:tblStyle w:val="Table"/>
         <w:tblW w:type="auto" w:w="0"/>
         <w:tblLook w:firstRow="1" w:lastRow="0" w:firstColumn="0" w:lastColumn="0" w:noHBand="0" w:noVBand="0" w:val="0020"/>
-        <w:jc w:val="start"/>
       </w:tblPr>
       <w:tblGrid>
         <w:gridCol w:w="2640"/>
@@ -3270,7 +3253,7 @@
       </w:tblGrid>
       <w:tr>
         <w:trPr>
-          <w:tblHeader w:val="true"/>
+          <w:tblHeader w:val="on"/>
         </w:trPr>
         <w:tc>
           <w:tcPr/>
@@ -3285,7 +3268,6 @@
           <w:p>
             <w:pPr>
               <w:pStyle w:val="Compact"/>
-              <w:jc w:val="left"/>
             </w:pPr>
             <w:r>
               <w:t xml:space="preserve">LLInt</w:t>
@@ -3297,7 +3279,6 @@
           <w:p>
             <w:pPr>
               <w:pStyle w:val="Compact"/>
-              <w:jc w:val="left"/>
             </w:pPr>
             <w:r>
               <w:t xml:space="preserve">C_LOOP</w:t>
@@ -3311,7 +3292,6 @@
           <w:p>
             <w:pPr>
               <w:pStyle w:val="Compact"/>
-              <w:jc w:val="left"/>
             </w:pPr>
             <w:r>
               <w:rPr>
@@ -3326,7 +3306,6 @@
           <w:p>
             <w:pPr>
               <w:pStyle w:val="Compact"/>
-              <w:jc w:val="left"/>
             </w:pPr>
             <w:r>
               <w:t xml:space="preserve">737 ms</w:t>
@@ -3338,7 +3317,6 @@
           <w:p>
             <w:pPr>
               <w:pStyle w:val="Compact"/>
-              <w:jc w:val="left"/>
             </w:pPr>
             <w:r>
               <w:t xml:space="preserve">1062 ms</w:t>
@@ -3352,7 +3330,6 @@
           <w:p>
             <w:pPr>
               <w:pStyle w:val="Compact"/>
-              <w:jc w:val="left"/>
             </w:pPr>
             <w:r>
               <w:t xml:space="preserve">20M additions in a loop</w:t>
@@ -3364,7 +3341,6 @@
           <w:p>
             <w:pPr>
               <w:pStyle w:val="Compact"/>
-              <w:jc w:val="left"/>
             </w:pPr>
             <w:r>
               <w:t xml:space="preserve">2659 ms</w:t>
@@ -3376,7 +3352,6 @@
           <w:p>
             <w:pPr>
               <w:pStyle w:val="Compact"/>
-              <w:jc w:val="left"/>
             </w:pPr>
             <w:r>
               <w:t xml:space="preserve">3722 ms</w:t>
@@ -3390,7 +3365,6 @@
           <w:p>
             <w:pPr>
               <w:pStyle w:val="Compact"/>
-              <w:jc w:val="left"/>
             </w:pPr>
             <w:r>
               <w:t xml:space="preserve">1M object allocations</w:t>
@@ -3402,7 +3376,6 @@
           <w:p>
             <w:pPr>
               <w:pStyle w:val="Compact"/>
-              <w:jc w:val="left"/>
             </w:pPr>
             <w:r>
               <w:t xml:space="preserve">683 ms</w:t>
@@ -3414,7 +3387,6 @@
           <w:p>
             <w:pPr>
               <w:pStyle w:val="Compact"/>
-              <w:jc w:val="left"/>
             </w:pPr>
             <w:r>
               <w:t xml:space="preserve">817 ms</w:t>
@@ -3428,7 +3400,6 @@
           <w:p>
             <w:pPr>
               <w:pStyle w:val="Compact"/>
-              <w:jc w:val="left"/>
             </w:pPr>
             <w:r>
               <w:t xml:space="preserve">sort 300k numbers</w:t>
@@ -3440,7 +3411,6 @@
           <w:p>
             <w:pPr>
               <w:pStyle w:val="Compact"/>
-              <w:jc w:val="left"/>
             </w:pPr>
             <w:r>
               <w:t xml:space="preserve">1599 ms</w:t>
@@ -3452,7 +3422,6 @@
           <w:p>
             <w:pPr>
               <w:pStyle w:val="Compact"/>
-              <w:jc w:val="left"/>
             </w:pPr>
             <w:r>
               <w:t xml:space="preserve">2417 ms</w:t>
@@ -3466,7 +3435,6 @@
           <w:p>
             <w:pPr>
               <w:pStyle w:val="Compact"/>
-              <w:jc w:val="left"/>
             </w:pPr>
             <w:r>
               <w:t xml:space="preserve">5M typed-array doubles</w:t>
@@ -3478,7 +3446,6 @@
           <w:p>
             <w:pPr>
               <w:pStyle w:val="Compact"/>
-              <w:jc w:val="left"/>
             </w:pPr>
             <w:r>
               <w:t xml:space="preserve">6142 ms</w:t>
@@ -3490,7 +3457,6 @@
           <w:p>
             <w:pPr>
               <w:pStyle w:val="Compact"/>
-              <w:jc w:val="left"/>
             </w:pPr>
             <w:r>
               <w:t xml:space="preserve">7550 ms</w:t>
@@ -3504,7 +3470,6 @@
           <w:p>
             <w:pPr>
               <w:pStyle w:val="Compact"/>
-              <w:jc w:val="left"/>
             </w:pPr>
             <w:r>
               <w:t xml:space="preserve">regexp, 100k matches</w:t>
@@ -3516,7 +3481,6 @@
           <w:p>
             <w:pPr>
               <w:pStyle w:val="Compact"/>
-              <w:jc w:val="left"/>
             </w:pPr>
             <w:r>
               <w:t xml:space="preserve">359 ms</w:t>
@@ -3528,7 +3492,6 @@
           <w:p>
             <w:pPr>
               <w:pStyle w:val="Compact"/>
-              <w:jc w:val="left"/>
             </w:pPr>
             <w:r>
               <w:t xml:space="preserve">373 ms</w:t>
@@ -3584,8 +3547,8 @@
         <w:t xml:space="preserve">only, as every program of the toolchain).</w:t>
       </w:r>
     </w:p>
-    <w:bookmarkEnd w:id="22"/>
-    <w:bookmarkStart w:id="23" w:name="X7e781abb0b4022cae70dd7da83579ce275c132f"/>
+    <w:bookmarkEnd w:id="20"/>
+    <w:bookmarkStart w:id="21" w:name="X7e781abb0b4022cae70dd7da83579ce275c132f"/>
     <w:p>
       <w:pPr>
         <w:pStyle w:val="Heading3"/>
@@ -3619,11 +3582,11 @@
     </w:p>
     <w:p>
       <w:pPr>
+        <w:pStyle w:val="Compact"/>
         <w:numPr>
           <w:ilvl w:val="0"/>
           <w:numId w:val="1004"/>
         </w:numPr>
-        <w:pStyle w:val="Compact"/>
       </w:pPr>
       <w:r>
         <w:rPr>
@@ -3652,11 +3615,11 @@
     </w:p>
     <w:p>
       <w:pPr>
+        <w:pStyle w:val="Compact"/>
         <w:numPr>
           <w:ilvl w:val="0"/>
           <w:numId w:val="1004"/>
         </w:numPr>
-        <w:pStyle w:val="Compact"/>
       </w:pPr>
       <w:r>
         <w:rPr>
@@ -3688,11 +3651,11 @@
     </w:p>
     <w:p>
       <w:pPr>
+        <w:pStyle w:val="Compact"/>
         <w:numPr>
           <w:ilvl w:val="0"/>
           <w:numId w:val="1004"/>
         </w:numPr>
-        <w:pStyle w:val="Compact"/>
       </w:pPr>
       <w:r>
         <w:rPr>
@@ -3709,11 +3672,11 @@
     </w:p>
     <w:p>
       <w:pPr>
+        <w:pStyle w:val="Compact"/>
         <w:numPr>
           <w:ilvl w:val="0"/>
           <w:numId w:val="1004"/>
         </w:numPr>
-        <w:pStyle w:val="Compact"/>
       </w:pPr>
       <w:r>
         <w:rPr>
@@ -3781,11 +3744,11 @@
     </w:p>
     <w:p>
       <w:pPr>
+        <w:pStyle w:val="Compact"/>
         <w:numPr>
           <w:ilvl w:val="0"/>
           <w:numId w:val="1004"/>
         </w:numPr>
-        <w:pStyle w:val="Compact"/>
       </w:pPr>
       <w:r>
         <w:rPr>
@@ -3966,8 +3929,8 @@
       </w:r>
       <w:r>
         <w:rPr>
+          <w:i/>
           <w:iCs/>
-          <w:i/>
         </w:rPr>
         <w:t xml:space="preserve">Quotes and escapes</w:t>
       </w:r>
@@ -3992,11 +3955,11 @@
     </w:p>
     <w:p>
       <w:pPr>
+        <w:pStyle w:val="Compact"/>
         <w:numPr>
           <w:ilvl w:val="0"/>
           <w:numId w:val="1004"/>
         </w:numPr>
-        <w:pStyle w:val="Compact"/>
       </w:pPr>
       <w:r>
         <w:t xml:space="preserve">Memory: the Task Manager's figure for</w:t>
@@ -4037,7 +4000,6 @@
         <w:tblStyle w:val="Table"/>
         <w:tblW w:type="auto" w:w="0"/>
         <w:tblLook w:firstRow="1" w:lastRow="0" w:firstColumn="0" w:lastColumn="0" w:noHBand="0" w:noVBand="0" w:val="0020"/>
-        <w:jc w:val="start"/>
       </w:tblPr>
       <w:tblGrid>
         <w:gridCol w:w="3960"/>
@@ -4045,7 +4007,7 @@
       </w:tblGrid>
       <w:tr>
         <w:trPr>
-          <w:tblHeader w:val="true"/>
+          <w:tblHeader w:val="on"/>
         </w:trPr>
         <w:tc>
           <w:tcPr/>
@@ -4060,7 +4022,6 @@
           <w:p>
             <w:pPr>
               <w:pStyle w:val="Compact"/>
-              <w:jc w:val="left"/>
             </w:pPr>
             <w:r>
               <w:t xml:space="preserve">Pi 4</w:t>
@@ -4074,7 +4035,6 @@
           <w:p>
             <w:pPr>
               <w:pStyle w:val="Compact"/>
-              <w:jc w:val="left"/>
             </w:pPr>
             <w:r>
               <w:rPr>
@@ -4089,7 +4049,6 @@
           <w:p>
             <w:pPr>
               <w:pStyle w:val="Compact"/>
-              <w:jc w:val="left"/>
             </w:pPr>
             <w:r>
               <w:t xml:space="preserve">1852 ms</w:t>
@@ -4103,7 +4062,6 @@
           <w:p>
             <w:pPr>
               <w:pStyle w:val="Compact"/>
-              <w:jc w:val="left"/>
             </w:pPr>
             <w:r>
               <w:t xml:space="preserve">20M additions in a loop</w:t>
@@ -4115,7 +4073,6 @@
           <w:p>
             <w:pPr>
               <w:pStyle w:val="Compact"/>
-              <w:jc w:val="left"/>
             </w:pPr>
             <w:r>
               <w:t xml:space="preserve">5595 ms</w:t>
@@ -4129,7 +4086,6 @@
           <w:p>
             <w:pPr>
               <w:pStyle w:val="Compact"/>
-              <w:jc w:val="left"/>
             </w:pPr>
             <w:r>
               <w:t xml:space="preserve">1M object allocations</w:t>
@@ -4141,7 +4097,6 @@
           <w:p>
             <w:pPr>
               <w:pStyle w:val="Compact"/>
-              <w:jc w:val="left"/>
             </w:pPr>
             <w:r>
               <w:t xml:space="preserve">2085 ms</w:t>
@@ -4155,7 +4110,6 @@
           <w:p>
             <w:pPr>
               <w:pStyle w:val="Compact"/>
-              <w:jc w:val="left"/>
             </w:pPr>
             <w:r>
               <w:t xml:space="preserve">300k string concat / split</w:t>
@@ -4167,7 +4121,6 @@
           <w:p>
             <w:pPr>
               <w:pStyle w:val="Compact"/>
-              <w:jc w:val="left"/>
             </w:pPr>
             <w:r>
               <w:t xml:space="preserve">2307 ms</w:t>
@@ -4181,7 +4134,6 @@
           <w:p>
             <w:pPr>
               <w:pStyle w:val="Compact"/>
-              <w:jc w:val="left"/>
             </w:pPr>
             <w:r>
               <w:t xml:space="preserve">sort 300k numbers</w:t>
@@ -4193,7 +4145,6 @@
           <w:p>
             <w:pPr>
               <w:pStyle w:val="Compact"/>
-              <w:jc w:val="left"/>
             </w:pPr>
             <w:r>
               <w:t xml:space="preserve">4896 ms</w:t>
@@ -4207,7 +4158,6 @@
           <w:p>
             <w:pPr>
               <w:pStyle w:val="Compact"/>
-              <w:jc w:val="left"/>
             </w:pPr>
             <w:r>
               <w:t xml:space="preserve">regexp, 100k matches</w:t>
@@ -4219,7 +4169,6 @@
           <w:p>
             <w:pPr>
               <w:pStyle w:val="Compact"/>
-              <w:jc w:val="left"/>
             </w:pPr>
             <w:r>
               <w:t xml:space="preserve">1330 ms</w:t>
@@ -4233,7 +4182,6 @@
           <w:p>
             <w:pPr>
               <w:pStyle w:val="Compact"/>
-              <w:jc w:val="left"/>
             </w:pPr>
             <w:r>
               <w:t xml:space="preserve">Map, 500k set / get</w:t>
@@ -4245,7 +4193,6 @@
           <w:p>
             <w:pPr>
               <w:pStyle w:val="Compact"/>
-              <w:jc w:val="left"/>
             </w:pPr>
             <w:r>
               <w:t xml:space="preserve">4001 ms</w:t>
@@ -4259,7 +4206,6 @@
           <w:p>
             <w:pPr>
               <w:pStyle w:val="Compact"/>
-              <w:jc w:val="left"/>
             </w:pPr>
             <w:r>
               <w:t xml:space="preserve">5M typed-array doubles</w:t>
@@ -4271,7 +4217,6 @@
           <w:p>
             <w:pPr>
               <w:pStyle w:val="Compact"/>
-              <w:jc w:val="left"/>
             </w:pPr>
             <w:r>
               <w:t xml:space="preserve">17357 ms</w:t>
@@ -4285,7 +4230,6 @@
           <w:p>
             <w:pPr>
               <w:pStyle w:val="Compact"/>
-              <w:jc w:val="left"/>
             </w:pPr>
             <w:r>
               <w:t xml:space="preserve">JSON, 20 × 200 KB</w:t>
@@ -4297,7 +4241,6 @@
           <w:p>
             <w:pPr>
               <w:pStyle w:val="Compact"/>
-              <w:jc w:val="left"/>
             </w:pPr>
             <w:r>
               <w:t xml:space="preserve">1609 ms</w:t>
@@ -4335,8 +4278,8 @@
         <w:t xml:space="preserve">collector's reservations, the main thread's stack size, timing.</w:t>
       </w:r>
     </w:p>
-    <w:bookmarkEnd w:id="23"/>
-    <w:bookmarkStart w:id="24" w:name="resume"/>
+    <w:bookmarkEnd w:id="21"/>
+    <w:bookmarkStart w:id="22" w:name="resume"/>
     <w:p>
       <w:pPr>
         <w:pStyle w:val="Heading3"/>
@@ -4351,23 +4294,23 @@
       </w:pPr>
       <w:r>
         <w:rPr>
-          <w:bCs/>
-          <w:b/>
+          <w:b/>
+          <w:bCs/>
         </w:rPr>
         <w:t xml:space="preserve">From a fresh clone, in one command:</w:t>
       </w:r>
       <w:r>
         <w:rPr>
-          <w:bCs/>
-          <w:b/>
-        </w:rPr>
-        <w:t xml:space="preserve"> </w:t>
-      </w:r>
-      <w:r>
-        <w:rPr>
-          <w:rStyle w:val="VerbatimChar"/>
-          <w:bCs/>
-          <w:b/>
+          <w:b/>
+          <w:bCs/>
+        </w:rPr>
+        <w:t xml:space="preserve"> </w:t>
+      </w:r>
+      <w:r>
+        <w:rPr>
+          <w:rStyle w:val="VerbatimChar"/>
+          <w:b/>
+          <w:bCs/>
         </w:rPr>
         <w:t xml:space="preserve">sh tools/build-jet.sh</w:t>
       </w:r>
@@ -4805,8 +4748,8 @@
         <w:t xml:space="preserve">installed.)</w:t>
       </w:r>
     </w:p>
-    <w:bookmarkEnd w:id="24"/>
-    <w:bookmarkStart w:id="25" w:name="next-steps"/>
+    <w:bookmarkEnd w:id="22"/>
+    <w:bookmarkStart w:id="23" w:name="next-steps"/>
     <w:p>
       <w:pPr>
         <w:pStyle w:val="Heading3"/>
@@ -4817,11 +4760,11 @@
     </w:p>
     <w:p>
       <w:pPr>
+        <w:pStyle w:val="Compact"/>
         <w:numPr>
           <w:ilvl w:val="0"/>
           <w:numId w:val="1005"/>
         </w:numPr>
-        <w:pStyle w:val="Compact"/>
       </w:pPr>
       <w:r>
         <w:t xml:space="preserve">Step 2, WebCore (below), on the branch</w:t>
@@ -4856,11 +4799,11 @@
     </w:p>
     <w:p>
       <w:pPr>
+        <w:pStyle w:val="Compact"/>
         <w:numPr>
           <w:ilvl w:val="0"/>
           <w:numId w:val="1005"/>
         </w:numPr>
-        <w:pStyle w:val="Compact"/>
       </w:pPr>
       <w:r>
         <w:t xml:space="preserve">For later, in the kernel: PROT_EXEC for a JIT, a call to suspend a thread (above), a malloc that</w:t>
@@ -4872,9 +4815,9 @@
         <w:t xml:space="preserve">returns memory, a streaming ELF loader and shared code pages (a static WebKit is 60–100 MB).</w:t>
       </w:r>
     </w:p>
-    <w:bookmarkEnd w:id="25"/>
-    <w:bookmarkEnd w:id="26"/>
-    <w:bookmarkStart w:id="28" w:name="X73dc553a5cb306f22118a49f6a82add359b7923"/>
+    <w:bookmarkEnd w:id="23"/>
+    <w:bookmarkEnd w:id="24"/>
+    <w:bookmarkStart w:id="26" w:name="X73dc553a5cb306f22118a49f6a82add359b7923"/>
     <w:p>
       <w:pPr>
         <w:pStyle w:val="Heading2"/>
@@ -4901,22 +4844,22 @@
       </w:pPr>
       <w:r>
         <w:rPr>
-          <w:bCs/>
-          <w:b/>
+          <w:b/>
+          <w:bCs/>
         </w:rPr>
         <w:t xml:space="preserve">Where it stands: WebCore builds for Onyx, links, and renders a page — on the PC bench and on</w:t>
       </w:r>
       <w:r>
         <w:rPr>
-          <w:bCs/>
-          <w:b/>
-        </w:rPr>
-        <w:t xml:space="preserve"> </w:t>
-      </w:r>
-      <w:r>
-        <w:rPr>
-          <w:bCs/>
-          <w:b/>
+          <w:b/>
+          <w:bCs/>
+        </w:rPr>
+        <w:t xml:space="preserve"> </w:t>
+      </w:r>
+      <w:r>
+        <w:rPr>
+          <w:b/>
+          <w:bCs/>
         </w:rPr>
         <w:t xml:space="preserve">the Pi (2026-10-02).</w:t>
       </w:r>
@@ -4982,22 +4925,22 @@
       </w:r>
       <w:r>
         <w:rPr>
-          <w:bCs/>
-          <w:b/>
+          <w:b/>
+          <w:bCs/>
         </w:rPr>
         <w:t xml:space="preserve">5 to 6 seconds</w:t>
       </w:r>
       <w:r>
         <w:rPr>
-          <w:bCs/>
-          <w:b/>
-        </w:rPr>
-        <w:t xml:space="preserve"> </w:t>
-      </w:r>
-      <w:r>
-        <w:rPr>
-          <w:bCs/>
-          <w:b/>
+          <w:b/>
+          <w:bCs/>
+        </w:rPr>
+        <w:t xml:space="preserve"> </w:t>
+      </w:r>
+      <w:r>
+        <w:rPr>
+          <w:b/>
+          <w:bCs/>
         </w:rPr>
         <w:t xml:space="preserve">from the command to the prompt</w:t>
       </w:r>
@@ -5183,8 +5126,8 @@
       </w:r>
       <w:r>
         <w:rPr>
-          <w:bCs/>
-          <w:b/>
+          <w:b/>
+          <w:bCs/>
         </w:rPr>
         <w:t xml:space="preserve">21 checks pass</w:t>
       </w:r>
@@ -5352,16 +5295,16 @@
     </w:p>
     <w:p>
       <w:pPr>
+        <w:pStyle w:val="Compact"/>
         <w:numPr>
           <w:ilvl w:val="0"/>
           <w:numId w:val="1006"/>
         </w:numPr>
-        <w:pStyle w:val="Compact"/>
       </w:pPr>
       <w:r>
         <w:rPr>
-          <w:bCs/>
-          <w:b/>
+          <w:b/>
+          <w:bCs/>
         </w:rPr>
         <w:t xml:space="preserve">The theme is WebKit's own Adwaita</w:t>
       </w:r>
@@ -5389,16 +5332,16 @@
     </w:p>
     <w:p>
       <w:pPr>
+        <w:pStyle w:val="Compact"/>
         <w:numPr>
           <w:ilvl w:val="0"/>
           <w:numId w:val="1006"/>
         </w:numPr>
-        <w:pStyle w:val="Compact"/>
       </w:pPr>
       <w:r>
         <w:rPr>
-          <w:bCs/>
-          <w:b/>
+          <w:b/>
+          <w:bCs/>
         </w:rPr>
         <w:t xml:space="preserve">The libwpe pasteboard and editor files call no libwpe function</w:t>
       </w:r>
@@ -5465,11 +5408,11 @@
     </w:p>
     <w:p>
       <w:pPr>
+        <w:pStyle w:val="Compact"/>
         <w:numPr>
           <w:ilvl w:val="0"/>
           <w:numId w:val="1006"/>
         </w:numPr>
-        <w:pStyle w:val="Compact"/>
       </w:pPr>
       <w:r>
         <w:t xml:space="preserve">WebCore needs a</w:t>
@@ -5525,11 +5468,11 @@
     </w:p>
     <w:p>
       <w:pPr>
+        <w:pStyle w:val="Compact"/>
         <w:numPr>
           <w:ilvl w:val="0"/>
           <w:numId w:val="1006"/>
         </w:numPr>
-        <w:pStyle w:val="Compact"/>
       </w:pPr>
       <w:r>
         <w:t xml:space="preserve">The link asked for 36 symbols in all (pasteboard, editor, WebCrypto, one keyboard function).</w:t>
@@ -5541,8 +5484,8 @@
       </w:pPr>
       <w:r>
         <w:rPr>
-          <w:bCs/>
-          <w:b/>
+          <w:b/>
+          <w:bCs/>
         </w:rPr>
         <w:t xml:space="preserve">Not done / not tested yet in step 2</w:t>
       </w:r>
@@ -5554,8 +5497,8 @@
       </w:r>
       <w:r>
         <w:rPr>
-          <w:bCs/>
-          <w:b/>
+          <w:b/>
+          <w:bCs/>
         </w:rPr>
         <w:t xml:space="preserve">the network path is compiled, not exercised</w:t>
       </w:r>
@@ -5647,8 +5590,8 @@
       </w:pPr>
       <w:r>
         <w:rPr>
-          <w:bCs/>
-          <w:b/>
+          <w:b/>
+          <w:bCs/>
         </w:rPr>
         <w:t xml:space="preserve">WebCrypto on mbedTLS</w:t>
       </w:r>
@@ -5723,22 +5666,22 @@
       </w:r>
       <w:r>
         <w:rPr>
-          <w:bCs/>
-          <w:b/>
+          <w:b/>
+          <w:bCs/>
         </w:rPr>
         <w:t xml:space="preserve">every</w:t>
       </w:r>
       <w:r>
         <w:rPr>
-          <w:bCs/>
-          <w:b/>
-        </w:rPr>
-        <w:t xml:space="preserve"> </w:t>
-      </w:r>
-      <w:r>
-        <w:rPr>
-          <w:bCs/>
-          <w:b/>
+          <w:b/>
+          <w:bCs/>
+        </w:rPr>
+        <w:t xml:space="preserve"> </w:t>
+      </w:r>
+      <w:r>
+        <w:rPr>
+          <w:b/>
+          <w:bCs/>
         </w:rPr>
         <w:t xml:space="preserve">operation works on a private copy of the key</w:t>
       </w:r>
@@ -5822,8 +5765,8 @@
       </w:r>
       <w:r>
         <w:rPr>
-          <w:bCs/>
-          <w:b/>
+          <w:b/>
+          <w:bCs/>
         </w:rPr>
         <w:t xml:space="preserve">299 checks pass</w:t>
       </w:r>
@@ -5871,8 +5814,8 @@
       </w:r>
       <w:r>
         <w:rPr>
-          <w:bCs/>
-          <w:b/>
+          <w:b/>
+          <w:bCs/>
         </w:rPr>
         <w:t xml:space="preserve">To know</w:t>
       </w:r>
@@ -5907,7 +5850,7 @@
         <w:t xml:space="preserve">(hardware AES is off in the port): not constant-time with respect to the cache.</w:t>
       </w:r>
     </w:p>
-    <w:bookmarkStart w:id="27" w:name="the-design-the-study-it-started-from"/>
+    <w:bookmarkStart w:id="25" w:name="the-design-the-study-it-started-from"/>
     <w:p>
       <w:pPr>
         <w:pStyle w:val="Heading3"/>
@@ -5922,8 +5865,8 @@
       </w:pPr>
       <w:r>
         <w:rPr>
-          <w:bCs/>
-          <w:b/>
+          <w:b/>
+          <w:bCs/>
         </w:rPr>
         <w:t xml:space="preserve">Decided (the user, 2026-10-02): the graphics, in this order</w:t>
       </w:r>
@@ -5938,8 +5881,8 @@
       </w:r>
       <w:r>
         <w:rPr>
-          <w:bCs/>
-          <w:b/>
+          <w:b/>
+          <w:bCs/>
         </w:rPr>
         <w:t xml:space="preserve">CPU, without GL</w:t>
       </w:r>
@@ -5954,22 +5897,22 @@
       </w:r>
       <w:r>
         <w:rPr>
-          <w:bCs/>
-          <w:b/>
+          <w:b/>
+          <w:bCs/>
         </w:rPr>
         <w:t xml:space="preserve">compositor on</w:t>
       </w:r>
       <w:r>
         <w:rPr>
-          <w:bCs/>
-          <w:b/>
-        </w:rPr>
-        <w:t xml:space="preserve"> </w:t>
-      </w:r>
-      <w:r>
-        <w:rPr>
-          <w:bCs/>
-          <w:b/>
+          <w:b/>
+          <w:bCs/>
+        </w:rPr>
+        <w:t xml:space="preserve"> </w:t>
+      </w:r>
+      <w:r>
+        <w:rPr>
+          <w:b/>
+          <w:bCs/>
         </w:rPr>
         <w:t xml:space="preserve">the V3D</w:t>
       </w:r>
@@ -5996,8 +5939,8 @@
       </w:r>
       <w:r>
         <w:rPr>
-          <w:bCs/>
-          <w:b/>
+          <w:b/>
+          <w:bCs/>
         </w:rPr>
         <w:t xml:space="preserve">WebGL is a goal for later</w:t>
       </w:r>
@@ -6015,22 +5958,22 @@
       </w:r>
       <w:r>
         <w:rPr>
-          <w:bCs/>
-          <w:b/>
+          <w:b/>
+          <w:bCs/>
         </w:rPr>
         <w:t xml:space="preserve">an ANGLE back end of our own that drives Onyx's V3D kernel driver</w:t>
       </w:r>
       <w:r>
         <w:rPr>
-          <w:bCs/>
-          <w:b/>
-        </w:rPr>
-        <w:t xml:space="preserve"> </w:t>
-      </w:r>
-      <w:r>
-        <w:rPr>
-          <w:bCs/>
-          <w:b/>
+          <w:b/>
+          <w:bCs/>
+        </w:rPr>
+        <w:t xml:space="preserve"> </w:t>
+      </w:r>
+      <w:r>
+        <w:rPr>
+          <w:b/>
+          <w:bCs/>
         </w:rPr>
         <w:t xml:space="preserve">directly, with only Mesa's shader compiler library (SPIR-V → NIR → QPU) behind it</w:t>
       </w:r>
@@ -6102,16 +6045,16 @@
     </w:p>
     <w:p>
       <w:pPr>
+        <w:pStyle w:val="Compact"/>
         <w:numPr>
           <w:ilvl w:val="0"/>
           <w:numId w:val="1007"/>
         </w:numPr>
-        <w:pStyle w:val="Compact"/>
       </w:pPr>
       <w:r>
         <w:rPr>
-          <w:bCs/>
-          <w:b/>
+          <w:b/>
+          <w:bCs/>
         </w:rPr>
         <w:t xml:space="preserve">No port builds WebCore without GL.</w:t>
       </w:r>
@@ -6339,8 +6282,8 @@
       </w:r>
       <w:r>
         <w:rPr>
-          <w:bCs/>
-          <w:b/>
+          <w:b/>
+          <w:bCs/>
         </w:rPr>
         <w:t xml:space="preserve">Chosen: a guard patch</w:t>
       </w:r>
@@ -6386,16 +6329,16 @@
     </w:p>
     <w:p>
       <w:pPr>
+        <w:pStyle w:val="Compact"/>
         <w:numPr>
           <w:ilvl w:val="0"/>
           <w:numId w:val="1007"/>
         </w:numPr>
-        <w:pStyle w:val="Compact"/>
       </w:pPr>
       <w:r>
         <w:rPr>
-          <w:bCs/>
-          <w:b/>
+          <w:b/>
+          <w:bCs/>
         </w:rPr>
         <w:t xml:space="preserve">Compositing compiled out</w:t>
       </w:r>
@@ -6675,16 +6618,16 @@
     </w:p>
     <w:p>
       <w:pPr>
+        <w:pStyle w:val="Compact"/>
         <w:numPr>
           <w:ilvl w:val="0"/>
           <w:numId w:val="1007"/>
         </w:numPr>
-        <w:pStyle w:val="Compact"/>
       </w:pPr>
       <w:r>
         <w:rPr>
-          <w:bCs/>
-          <w:b/>
+          <w:b/>
+          <w:bCs/>
         </w:rPr>
         <w:t xml:space="preserve">CMake</w:t>
       </w:r>
@@ -6802,16 +6745,16 @@
     </w:p>
     <w:p>
       <w:pPr>
+        <w:pStyle w:val="Compact"/>
         <w:numPr>
           <w:ilvl w:val="0"/>
           <w:numId w:val="1007"/>
         </w:numPr>
-        <w:pStyle w:val="Compact"/>
       </w:pPr>
       <w:r>
         <w:rPr>
-          <w:bCs/>
-          <w:b/>
+          <w:b/>
+          <w:bCs/>
         </w:rPr>
         <w:t xml:space="preserve">Fonts</w:t>
       </w:r>
@@ -6869,16 +6812,16 @@
     </w:p>
     <w:p>
       <w:pPr>
+        <w:pStyle w:val="Compact"/>
         <w:numPr>
           <w:ilvl w:val="0"/>
           <w:numId w:val="1007"/>
         </w:numPr>
-        <w:pStyle w:val="Compact"/>
       </w:pPr>
       <w:r>
         <w:rPr>
-          <w:bCs/>
-          <w:b/>
+          <w:b/>
+          <w:bCs/>
         </w:rPr>
         <w:t xml:space="preserve">TLS</w:t>
       </w:r>
@@ -6989,8 +6932,8 @@
       </w:r>
       <w:r>
         <w:rPr>
-          <w:bCs/>
-          <w:b/>
+          <w:b/>
+          <w:bCs/>
         </w:rPr>
         <w:t xml:space="preserve">mbedTLS glue, about 600 lines</w:t>
       </w:r>
@@ -7009,16 +6952,16 @@
     </w:p>
     <w:p>
       <w:pPr>
+        <w:pStyle w:val="Compact"/>
         <w:numPr>
           <w:ilvl w:val="0"/>
           <w:numId w:val="1007"/>
         </w:numPr>
-        <w:pStyle w:val="Compact"/>
       </w:pPr>
       <w:r>
         <w:rPr>
-          <w:bCs/>
-          <w:b/>
+          <w:b/>
+          <w:bCs/>
         </w:rPr>
         <w:t xml:space="preserve">WebCrypto cannot be switched off</w:t>
       </w:r>
@@ -7048,22 +6991,22 @@
       </w:r>
       <w:r>
         <w:rPr>
-          <w:bCs/>
-          <w:b/>
+          <w:b/>
+          <w:bCs/>
         </w:rPr>
         <w:t xml:space="preserve">First build: a stub</w:t>
       </w:r>
       <w:r>
         <w:rPr>
-          <w:bCs/>
-          <w:b/>
-        </w:rPr>
-        <w:t xml:space="preserve"> </w:t>
-      </w:r>
-      <w:r>
-        <w:rPr>
-          <w:bCs/>
-          <w:b/>
+          <w:b/>
+          <w:bCs/>
+        </w:rPr>
+        <w:t xml:space="preserve"> </w:t>
+      </w:r>
+      <w:r>
+        <w:rPr>
+          <w:b/>
+          <w:bCs/>
         </w:rPr>
         <w:t xml:space="preserve">back end</w:t>
       </w:r>
@@ -7120,8 +7063,8 @@
       </w:r>
       <w:r>
         <w:rPr>
-          <w:bCs/>
-          <w:b/>
+          <w:b/>
+          <w:bCs/>
         </w:rPr>
         <w:t xml:space="preserve">mbedTLS, done</w:t>
       </w:r>
@@ -7134,16 +7077,16 @@
     </w:p>
     <w:p>
       <w:pPr>
+        <w:pStyle w:val="Compact"/>
         <w:numPr>
           <w:ilvl w:val="0"/>
           <w:numId w:val="1007"/>
         </w:numPr>
-        <w:pStyle w:val="Compact"/>
       </w:pPr>
       <w:r>
         <w:rPr>
-          <w:bCs/>
-          <w:b/>
+          <w:b/>
+          <w:bCs/>
         </w:rPr>
         <w:t xml:space="preserve">Others</w:t>
       </w:r>
@@ -7270,16 +7213,16 @@
     </w:p>
     <w:p>
       <w:pPr>
+        <w:pStyle w:val="Compact"/>
         <w:numPr>
           <w:ilvl w:val="0"/>
           <w:numId w:val="1007"/>
         </w:numPr>
-        <w:pStyle w:val="Compact"/>
       </w:pPr>
       <w:r>
         <w:rPr>
-          <w:bCs/>
-          <w:b/>
+          <w:b/>
+          <w:bCs/>
         </w:rPr>
         <w:t xml:space="preserve">The per-port files</w:t>
       </w:r>
@@ -7679,9 +7622,9 @@
         <w:t xml:space="preserve">PC: WebCore links into a test program that loads a page from a file and paints it into a PNG.</w:t>
       </w:r>
     </w:p>
-    <w:bookmarkEnd w:id="27"/>
-    <w:bookmarkEnd w:id="28"/>
-    <w:bookmarkStart w:id="29" w:name="X5694fad81d04550ba0fb0f235bab2fd3659dbbc"/>
+    <w:bookmarkEnd w:id="25"/>
+    <w:bookmarkEnd w:id="26"/>
+    <w:bookmarkStart w:id="27" w:name="X5694fad81d04550ba0fb0f235bab2fd3659dbbc"/>
     <w:p>
       <w:pPr>
         <w:pStyle w:val="Heading2"/>
@@ -7696,8 +7639,8 @@
       </w:pPr>
       <w:r>
         <w:rPr>
-          <w:bCs/>
-          <w:b/>
+          <w:b/>
+          <w:bCs/>
         </w:rPr>
         <w:t xml:space="preserve">Web runs on the Pi</w:t>
       </w:r>
@@ -7736,8 +7679,8 @@
       </w:r>
       <w:r>
         <w:rPr>
+          <w:i/>
           <w:iCs/>
-          <w:i/>
         </w:rPr>
         <w:t xml:space="preserve">Web</w:t>
       </w:r>
@@ -7755,8 +7698,8 @@
       </w:r>
       <w:r>
         <w:rPr>
-          <w:bCs/>
-          <w:b/>
+          <w:b/>
+          <w:bCs/>
         </w:rPr>
         <w:t xml:space="preserve">one program</w:t>
       </w:r>
@@ -7837,8 +7780,8 @@
       </w:r>
       <w:r>
         <w:rPr>
-          <w:bCs/>
-          <w:b/>
+          <w:b/>
+          <w:bCs/>
         </w:rPr>
         <w:t xml:space="preserve">kotonstudio.com over HTTPS</w:t>
       </w:r>
@@ -7853,8 +7796,8 @@
       </w:r>
       <w:r>
         <w:rPr>
-          <w:bCs/>
-          <w:b/>
+          <w:b/>
+          <w:bCs/>
         </w:rPr>
         <w:t xml:space="preserve">3.2 s from the address typed to the load's end</w:t>
       </w:r>
@@ -7902,8 +7845,8 @@
       </w:r>
       <w:r>
         <w:rPr>
-          <w:bCs/>
-          <w:b/>
+          <w:b/>
+          <w:bCs/>
         </w:rPr>
         <w:t xml:space="preserve">new window</w:t>
       </w:r>
@@ -8220,16 +8163,16 @@
     </w:p>
     <w:p>
       <w:pPr>
+        <w:pStyle w:val="Compact"/>
         <w:numPr>
           <w:ilvl w:val="0"/>
           <w:numId w:val="1008"/>
         </w:numPr>
-        <w:pStyle w:val="Compact"/>
       </w:pPr>
       <w:r>
         <w:rPr>
-          <w:bCs/>
-          <w:b/>
+          <w:b/>
+          <w:bCs/>
         </w:rPr>
         <w:t xml:space="preserve">WTF's RedBlackTree::remove left the removed node's links</w:t>
       </w:r>
@@ -8257,16 +8200,16 @@
     </w:p>
     <w:p>
       <w:pPr>
+        <w:pStyle w:val="Compact"/>
         <w:numPr>
           <w:ilvl w:val="0"/>
           <w:numId w:val="1008"/>
         </w:numPr>
-        <w:pStyle w:val="Compact"/>
       </w:pPr>
       <w:r>
         <w:rPr>
-          <w:bCs/>
-          <w:b/>
+          <w:b/>
+          <w:bCs/>
         </w:rPr>
         <w:t xml:space="preserve">curl was built without its multi wake-up</w:t>
       </w:r>
@@ -8309,16 +8252,16 @@
     </w:p>
     <w:p>
       <w:pPr>
+        <w:pStyle w:val="Compact"/>
         <w:numPr>
           <w:ilvl w:val="0"/>
           <w:numId w:val="1008"/>
         </w:numPr>
-        <w:pStyle w:val="Compact"/>
       </w:pPr>
       <w:r>
         <w:rPr>
-          <w:bCs/>
-          <w:b/>
+          <w:b/>
+          <w:bCs/>
         </w:rPr>
         <w:t xml:space="preserve">The IPC monitor thread read on its own thread</w:t>
       </w:r>
@@ -8346,16 +8289,16 @@
     </w:p>
     <w:p>
       <w:pPr>
+        <w:pStyle w:val="Compact"/>
         <w:numPr>
           <w:ilvl w:val="0"/>
           <w:numId w:val="1008"/>
         </w:numPr>
-        <w:pStyle w:val="Compact"/>
       </w:pPr>
       <w:r>
         <w:rPr>
-          <w:bCs/>
-          <w:b/>
+          <w:b/>
+          <w:bCs/>
         </w:rPr>
         <w:t xml:space="preserve">A heap corruption in Skia's glyph painting, on the Pi only</w:t>
       </w:r>
@@ -8415,8 +8358,8 @@
       </w:r>
       <w:r>
         <w:rPr>
-          <w:bCs/>
-          <w:b/>
+          <w:b/>
+          <w:bCs/>
         </w:rPr>
         <w:t xml:space="preserve">backtrace</w:t>
       </w:r>
@@ -8506,8 +8449,8 @@
       </w:r>
       <w:r>
         <w:rPr>
-          <w:bCs/>
-          <w:b/>
+          <w:b/>
+          <w:bCs/>
         </w:rPr>
         <w:t xml:space="preserve">newlib's usable size is not the fault</w:t>
       </w:r>
@@ -8810,22 +8753,22 @@
       </w:r>
       <w:r>
         <w:rPr>
-          <w:bCs/>
-          <w:b/>
+          <w:b/>
+          <w:bCs/>
         </w:rPr>
         <w:t xml:space="preserve">and the cause of the</w:t>
       </w:r>
       <w:r>
         <w:rPr>
-          <w:bCs/>
-          <w:b/>
-        </w:rPr>
-        <w:t xml:space="preserve"> </w:t>
-      </w:r>
-      <w:r>
-        <w:rPr>
-          <w:bCs/>
-          <w:b/>
+          <w:b/>
+          <w:bCs/>
+        </w:rPr>
+        <w:t xml:space="preserve"> </w:t>
+      </w:r>
+      <w:r>
+        <w:rPr>
+          <w:b/>
+          <w:bCs/>
         </w:rPr>
         <w:t xml:space="preserve">crash is still unknown</w:t>
       </w:r>
@@ -9051,11 +8994,11 @@
     </w:p>
     <w:p>
       <w:pPr>
+        <w:pStyle w:val="Compact"/>
         <w:numPr>
           <w:ilvl w:val="0"/>
           <w:numId w:val="1008"/>
         </w:numPr>
-        <w:pStyle w:val="Compact"/>
       </w:pPr>
       <w:r>
         <w:t xml:space="preserve">On the bench: a reused socket number was taken for a connection's own peer (posixsim's fake kapi).</w:t>
@@ -9063,11 +9006,11 @@
     </w:p>
     <w:p>
       <w:pPr>
+        <w:pStyle w:val="Compact"/>
         <w:numPr>
           <w:ilvl w:val="0"/>
           <w:numId w:val="1008"/>
         </w:numPr>
-        <w:pStyle w:val="Compact"/>
       </w:pPr>
       <w:r>
         <w:rPr>
@@ -9121,8 +9064,8 @@
       </w:r>
       <w:r>
         <w:rPr>
-          <w:bCs/>
-          <w:b/>
+          <w:b/>
+          <w:bCs/>
         </w:rPr>
         <w:t xml:space="preserve">not fixed</w:t>
       </w:r>
@@ -9135,16 +9078,16 @@
     </w:p>
     <w:p>
       <w:pPr>
+        <w:pStyle w:val="Compact"/>
         <w:numPr>
           <w:ilvl w:val="0"/>
           <w:numId w:val="1009"/>
         </w:numPr>
-        <w:pStyle w:val="Compact"/>
       </w:pPr>
       <w:r>
         <w:rPr>
-          <w:bCs/>
-          <w:b/>
+          <w:b/>
+          <w:bCs/>
         </w:rPr>
         <w:t xml:space="preserve">A kernel panic in Circle's TCP</w:t>
       </w:r>
@@ -9220,11 +9163,11 @@
     </w:p>
     <w:p>
       <w:pPr>
+        <w:pStyle w:val="Compact"/>
         <w:numPr>
           <w:ilvl w:val="0"/>
           <w:numId w:val="1009"/>
         </w:numPr>
-        <w:pStyle w:val="Compact"/>
       </w:pPr>
       <w:r>
         <w:rPr>
@@ -9260,30 +9203,30 @@
       </w:pPr>
       <w:r>
         <w:rPr>
-          <w:bCs/>
-          <w:b/>
+          <w:b/>
+          <w:bCs/>
         </w:rPr>
         <w:t xml:space="preserve">Then (2026-10-03, patch</w:t>
       </w:r>
       <w:r>
         <w:rPr>
-          <w:bCs/>
-          <w:b/>
-        </w:rPr>
-        <w:t xml:space="preserve"> </w:t>
-      </w:r>
-      <w:r>
-        <w:rPr>
-          <w:rStyle w:val="VerbatimChar"/>
-          <w:bCs/>
-          <w:b/>
+          <w:b/>
+          <w:bCs/>
+        </w:rPr>
+        <w:t xml:space="preserve"> </w:t>
+      </w:r>
+      <w:r>
+        <w:rPr>
+          <w:rStyle w:val="VerbatimChar"/>
+          <w:b/>
+          <w:bCs/>
         </w:rPr>
         <w:t xml:space="preserve">0016</w:t>
       </w:r>
       <w:r>
         <w:rPr>
-          <w:bCs/>
-          <w:b/>
+          <w:b/>
+          <w:bCs/>
         </w:rPr>
         <w:t xml:space="preserve">)</w:t>
       </w:r>
@@ -9295,8 +9238,8 @@
       </w:r>
       <w:r>
         <w:rPr>
-          <w:bCs/>
-          <w:b/>
+          <w:b/>
+          <w:bCs/>
         </w:rPr>
         <w:t xml:space="preserve">drop-down lists</w:t>
       </w:r>
@@ -9395,8 +9338,8 @@
       </w:r>
       <w:r>
         <w:rPr>
-          <w:bCs/>
-          <w:b/>
+          <w:b/>
+          <w:bCs/>
         </w:rPr>
         <w:t xml:space="preserve">system clipboard</w:t>
       </w:r>
@@ -9456,8 +9399,8 @@
       </w:r>
       <w:r>
         <w:rPr>
-          <w:bCs/>
-          <w:b/>
+          <w:b/>
+          <w:bCs/>
         </w:rPr>
         <w:t xml:space="preserve">find in the page</w:t>
       </w:r>
@@ -9487,8 +9430,8 @@
       </w:r>
       <w:r>
         <w:rPr>
-          <w:bCs/>
-          <w:b/>
+          <w:b/>
+          <w:bCs/>
         </w:rPr>
         <w:t xml:space="preserve">downloads</w:t>
       </w:r>
@@ -9515,246 +9458,246 @@
       </w:r>
       <w:r>
         <w:rPr>
+          <w:i/>
           <w:iCs/>
+        </w:rPr>
+        <w:t xml:space="preserve">Save … As</w:t>
+      </w:r>
+      <w:r>
+        <w:t xml:space="preserve"> </w:t>
+      </w:r>
+      <w:r>
+        <w:t xml:space="preserve">starts one</w:t>
+      </w:r>
+      <w:r>
+        <w:t xml:space="preserve"> </w:t>
+      </w:r>
+      <w:r>
+        <w:t xml:space="preserve">(</w:t>
+      </w:r>
+      <w:r>
+        <w:rPr>
+          <w:rStyle w:val="VerbatimChar"/>
+        </w:rPr>
+        <w:t xml:space="preserve">WKPageDownloadURLOnyx</w:t>
+      </w:r>
+      <w:r>
+        <w:t xml:space="preserve">: the page's Referer and User-Agent, its cookies); the file goes to</w:t>
+      </w:r>
+      <w:r>
+        <w:t xml:space="preserve"> </w:t>
+      </w:r>
+      <w:r>
+        <w:rPr>
+          <w:rStyle w:val="VerbatimChar"/>
+        </w:rPr>
+        <w:t xml:space="preserve">SD:/Downloads</w:t>
+      </w:r>
+      <w:r>
+        <w:t xml:space="preserve"> </w:t>
+      </w:r>
+      <w:r>
+        <w:t xml:space="preserve">(Web makes the folder and a unique name: WebKit opens it</w:t>
+      </w:r>
+      <w:r>
+        <w:t xml:space="preserve"> </w:t>
+      </w:r>
+      <w:r>
+        <w:rPr>
+          <w:rStyle w:val="VerbatimChar"/>
+        </w:rPr>
+        <w:t xml:space="preserve">O_EXCL</w:t>
+      </w:r>
+      <w:r>
+        <w:t xml:space="preserve">), the progress to</w:t>
+      </w:r>
+      <w:r>
+        <w:t xml:space="preserve"> </w:t>
+      </w:r>
+      <w:r>
+        <w:t xml:space="preserve">the downloads' window — the same program run with</w:t>
+      </w:r>
+      <w:r>
+        <w:t xml:space="preserve"> </w:t>
+      </w:r>
+      <w:r>
+        <w:rPr>
+          <w:rStyle w:val="VerbatimChar"/>
+        </w:rPr>
+        <w:t xml:space="preserve">--onyx-downloads</w:t>
+      </w:r>
+      <w:r>
+        <w:t xml:space="preserve">, its stdin / stdout two pipes.</w:t>
+      </w:r>
+      <w:r>
+        <w:t xml:space="preserve"> </w:t>
+      </w:r>
+      <w:r>
+        <w:t xml:space="preserve">Two fixes on the way: curl's download path told WebKit no running total nor expected length (no</w:t>
+      </w:r>
+      <w:r>
+        <w:t xml:space="preserve"> </w:t>
+      </w:r>
+      <w:r>
+        <w:t xml:space="preserve">progress could be shown:</w:t>
+      </w:r>
+      <w:r>
+        <w:t xml:space="preserve"> </w:t>
+      </w:r>
+      <w:r>
+        <w:rPr>
+          <w:rStyle w:val="VerbatimChar"/>
+        </w:rPr>
+        <w:t xml:space="preserve">NetworkDataTaskCurl</w:t>
+      </w:r>
+      <w:r>
+        <w:t xml:space="preserve">, in</w:t>
+      </w:r>
+      <w:r>
+        <w:t xml:space="preserve"> </w:t>
+      </w:r>
+      <w:r>
+        <w:rPr>
+          <w:rStyle w:val="VerbatimChar"/>
+        </w:rPr>
+        <w:t xml:space="preserve">0016</w:t>
+      </w:r>
+      <w:r>
+        <w:t xml:space="preserve">), and libonyxposix answered</w:t>
+      </w:r>
+      <w:r>
+        <w:t xml:space="preserve"> </w:t>
+      </w:r>
+      <w:r>
+        <w:rPr>
+          <w:rStyle w:val="VerbatimChar"/>
+        </w:rPr>
+        <w:t xml:space="preserve">EPIPE</w:t>
+      </w:r>
+      <w:r>
+        <w:t xml:space="preserve"> </w:t>
+      </w:r>
+      <w:r>
+        <w:t xml:space="preserve">to a</w:t>
+      </w:r>
+      <w:r>
+        <w:t xml:space="preserve"> </w:t>
+      </w:r>
+      <w:r>
+        <w:t xml:space="preserve">write into a pipe whose read end it had given as a child's stdin and then closed (its counts are</w:t>
+      </w:r>
+      <w:r>
+        <w:t xml:space="preserve"> </w:t>
+      </w:r>
+      <w:r>
+        <w:t xml:space="preserve">the process's own:</w:t>
+      </w:r>
+      <w:r>
+        <w:t xml:space="preserve"> </w:t>
+      </w:r>
+      <w:r>
+        <w:rPr>
+          <w:rStyle w:val="VerbatimChar"/>
+        </w:rPr>
+        <w:t xml:space="preserve">user/Runtime/libc/posix/proc.c</w:t>
+      </w:r>
+      <w:r>
+        <w:t xml:space="preserve">, docs/03 §5.4). A third, 2026-10-04: the downloads' window</w:t>
+      </w:r>
+      <w:r>
+        <w:t xml:space="preserve"> </w:t>
+      </w:r>
+      <w:r>
+        <w:t xml:space="preserve">(and the console's) froze once the browser had nothing more to tell it — after a Cancel, its close</w:t>
+      </w:r>
+      <w:r>
+        <w:t xml:space="preserve"> </w:t>
+      </w:r>
+      <w:r>
+        <w:t xml:space="preserve">button did nothing:</w:t>
+      </w:r>
+      <w:r>
+        <w:t xml:space="preserve"> </w:t>
+      </w:r>
+      <w:r>
+        <w:rPr>
+          <w:rStyle w:val="VerbatimChar"/>
+        </w:rPr>
+        <w:t xml:space="preserve">read (0)</w:t>
+      </w:r>
+      <w:r>
+        <w:t xml:space="preserve"> </w:t>
+      </w:r>
+      <w:r>
+        <w:t xml:space="preserve">waited although the descriptor was</w:t>
+      </w:r>
+      <w:r>
+        <w:t xml:space="preserve"> </w:t>
+      </w:r>
+      <w:r>
+        <w:rPr>
+          <w:rStyle w:val="VerbatimChar"/>
+        </w:rPr>
+        <w:t xml:space="preserve">O_NONBLOCK</w:t>
+      </w:r>
+      <w:r>
+        <w:t xml:space="preserve"> </w:t>
+      </w:r>
+      <w:r>
+        <w:t xml:space="preserve">(libonyxposix's console</w:t>
+      </w:r>
+      <w:r>
+        <w:t xml:space="preserve"> </w:t>
+      </w:r>
+      <w:r>
+        <w:t xml:space="preserve">descriptor ignored the flag:</w:t>
+      </w:r>
+      <w:r>
+        <w:t xml:space="preserve"> </w:t>
+      </w:r>
+      <w:r>
+        <w:rPr>
+          <w:rStyle w:val="VerbatimChar"/>
+        </w:rPr>
+        <w:t xml:space="preserve">user/Runtime/libc/posix/file.c</w:t>
+      </w:r>
+      <w:r>
+        <w:t xml:space="preserve">). Web also serves Mail as its HTML view</w:t>
+      </w:r>
+      <w:r>
+        <w:t xml:space="preserve"> </w:t>
+      </w:r>
+      <w:r>
+        <w:t xml:space="preserve">(</w:t>
+      </w:r>
+      <w:r>
+        <w:rPr>
+          <w:rStyle w:val="VerbatimChar"/>
+        </w:rPr>
+        <w:t xml:space="preserve">--applet</w:t>
+      </w:r>
+      <w:r>
+        <w:t xml:space="preserve">,</w:t>
+      </w:r>
+      <w:r>
+        <w:t xml:space="preserve"> </w:t>
+      </w:r>
+      <w:r>
+        <w:rPr>
+          <w:rStyle w:val="VerbatimChar"/>
+        </w:rPr>
+        <w:t xml:space="preserve">user/Apps/jet/webview.cpp</w:t>
+      </w:r>
+      <w:r>
+        <w:t xml:space="preserve">; docs/03</w:t>
+      </w:r>
+      <w:r>
+        <w:t xml:space="preserve"> </w:t>
+      </w:r>
+      <w:r>
+        <w:rPr>
           <w:i/>
-        </w:rPr>
-        <w:t xml:space="preserve">Save … As</w:t>
-      </w:r>
-      <w:r>
-        <w:t xml:space="preserve"> </w:t>
-      </w:r>
-      <w:r>
-        <w:t xml:space="preserve">starts one</w:t>
-      </w:r>
-      <w:r>
-        <w:t xml:space="preserve"> </w:t>
-      </w:r>
-      <w:r>
-        <w:t xml:space="preserve">(</w:t>
-      </w:r>
-      <w:r>
-        <w:rPr>
-          <w:rStyle w:val="VerbatimChar"/>
-        </w:rPr>
-        <w:t xml:space="preserve">WKPageDownloadURLOnyx</w:t>
-      </w:r>
-      <w:r>
-        <w:t xml:space="preserve">: the page's Referer and User-Agent, its cookies); the file goes to</w:t>
-      </w:r>
-      <w:r>
-        <w:t xml:space="preserve"> </w:t>
-      </w:r>
-      <w:r>
-        <w:rPr>
-          <w:rStyle w:val="VerbatimChar"/>
-        </w:rPr>
-        <w:t xml:space="preserve">SD:/Downloads</w:t>
-      </w:r>
-      <w:r>
-        <w:t xml:space="preserve"> </w:t>
-      </w:r>
-      <w:r>
-        <w:t xml:space="preserve">(Web makes the folder and a unique name: WebKit opens it</w:t>
-      </w:r>
-      <w:r>
-        <w:t xml:space="preserve"> </w:t>
-      </w:r>
-      <w:r>
-        <w:rPr>
-          <w:rStyle w:val="VerbatimChar"/>
-        </w:rPr>
-        <w:t xml:space="preserve">O_EXCL</w:t>
-      </w:r>
-      <w:r>
-        <w:t xml:space="preserve">), the progress to</w:t>
-      </w:r>
-      <w:r>
-        <w:t xml:space="preserve"> </w:t>
-      </w:r>
-      <w:r>
-        <w:t xml:space="preserve">the downloads' window — the same program run with</w:t>
-      </w:r>
-      <w:r>
-        <w:t xml:space="preserve"> </w:t>
-      </w:r>
-      <w:r>
-        <w:rPr>
-          <w:rStyle w:val="VerbatimChar"/>
-        </w:rPr>
-        <w:t xml:space="preserve">--onyx-downloads</w:t>
-      </w:r>
-      <w:r>
-        <w:t xml:space="preserve">, its stdin / stdout two pipes.</w:t>
-      </w:r>
-      <w:r>
-        <w:t xml:space="preserve"> </w:t>
-      </w:r>
-      <w:r>
-        <w:t xml:space="preserve">Two fixes on the way: curl's download path told WebKit no running total nor expected length (no</w:t>
-      </w:r>
-      <w:r>
-        <w:t xml:space="preserve"> </w:t>
-      </w:r>
-      <w:r>
-        <w:t xml:space="preserve">progress could be shown:</w:t>
-      </w:r>
-      <w:r>
-        <w:t xml:space="preserve"> </w:t>
-      </w:r>
-      <w:r>
-        <w:rPr>
-          <w:rStyle w:val="VerbatimChar"/>
-        </w:rPr>
-        <w:t xml:space="preserve">NetworkDataTaskCurl</w:t>
-      </w:r>
-      <w:r>
-        <w:t xml:space="preserve">, in</w:t>
-      </w:r>
-      <w:r>
-        <w:t xml:space="preserve"> </w:t>
-      </w:r>
-      <w:r>
-        <w:rPr>
-          <w:rStyle w:val="VerbatimChar"/>
-        </w:rPr>
-        <w:t xml:space="preserve">0016</w:t>
-      </w:r>
-      <w:r>
-        <w:t xml:space="preserve">), and libonyxposix answered</w:t>
-      </w:r>
-      <w:r>
-        <w:t xml:space="preserve"> </w:t>
-      </w:r>
-      <w:r>
-        <w:rPr>
-          <w:rStyle w:val="VerbatimChar"/>
-        </w:rPr>
-        <w:t xml:space="preserve">EPIPE</w:t>
-      </w:r>
-      <w:r>
-        <w:t xml:space="preserve"> </w:t>
-      </w:r>
-      <w:r>
-        <w:t xml:space="preserve">to a</w:t>
-      </w:r>
-      <w:r>
-        <w:t xml:space="preserve"> </w:t>
-      </w:r>
-      <w:r>
-        <w:t xml:space="preserve">write into a pipe whose read end it had given as a child's stdin and then closed (its counts are</w:t>
-      </w:r>
-      <w:r>
-        <w:t xml:space="preserve"> </w:t>
-      </w:r>
-      <w:r>
-        <w:t xml:space="preserve">the process's own:</w:t>
-      </w:r>
-      <w:r>
-        <w:t xml:space="preserve"> </w:t>
-      </w:r>
-      <w:r>
-        <w:rPr>
-          <w:rStyle w:val="VerbatimChar"/>
-        </w:rPr>
-        <w:t xml:space="preserve">user/Runtime/libc/posix/proc.c</w:t>
-      </w:r>
-      <w:r>
-        <w:t xml:space="preserve">, docs/03 §5.4). A third, 2026-10-04: the downloads' window</w:t>
-      </w:r>
-      <w:r>
-        <w:t xml:space="preserve"> </w:t>
-      </w:r>
-      <w:r>
-        <w:t xml:space="preserve">(and the console's) froze once the browser had nothing more to tell it — after a Cancel, its close</w:t>
-      </w:r>
-      <w:r>
-        <w:t xml:space="preserve"> </w:t>
-      </w:r>
-      <w:r>
-        <w:t xml:space="preserve">button did nothing:</w:t>
-      </w:r>
-      <w:r>
-        <w:t xml:space="preserve"> </w:t>
-      </w:r>
-      <w:r>
-        <w:rPr>
-          <w:rStyle w:val="VerbatimChar"/>
-        </w:rPr>
-        <w:t xml:space="preserve">read (0)</w:t>
-      </w:r>
-      <w:r>
-        <w:t xml:space="preserve"> </w:t>
-      </w:r>
-      <w:r>
-        <w:t xml:space="preserve">waited although the descriptor was</w:t>
-      </w:r>
-      <w:r>
-        <w:t xml:space="preserve"> </w:t>
-      </w:r>
-      <w:r>
-        <w:rPr>
-          <w:rStyle w:val="VerbatimChar"/>
-        </w:rPr>
-        <w:t xml:space="preserve">O_NONBLOCK</w:t>
-      </w:r>
-      <w:r>
-        <w:t xml:space="preserve"> </w:t>
-      </w:r>
-      <w:r>
-        <w:t xml:space="preserve">(libonyxposix's console</w:t>
-      </w:r>
-      <w:r>
-        <w:t xml:space="preserve"> </w:t>
-      </w:r>
-      <w:r>
-        <w:t xml:space="preserve">descriptor ignored the flag:</w:t>
-      </w:r>
-      <w:r>
-        <w:t xml:space="preserve"> </w:t>
-      </w:r>
-      <w:r>
-        <w:rPr>
-          <w:rStyle w:val="VerbatimChar"/>
-        </w:rPr>
-        <w:t xml:space="preserve">user/Runtime/libc/posix/file.c</w:t>
-      </w:r>
-      <w:r>
-        <w:t xml:space="preserve">). Web also serves Mail as its HTML view</w:t>
-      </w:r>
-      <w:r>
-        <w:t xml:space="preserve"> </w:t>
-      </w:r>
-      <w:r>
-        <w:t xml:space="preserve">(</w:t>
-      </w:r>
-      <w:r>
-        <w:rPr>
-          <w:rStyle w:val="VerbatimChar"/>
-        </w:rPr>
-        <w:t xml:space="preserve">--applet</w:t>
-      </w:r>
-      <w:r>
-        <w:t xml:space="preserve">,</w:t>
-      </w:r>
-      <w:r>
-        <w:t xml:space="preserve"> </w:t>
-      </w:r>
-      <w:r>
-        <w:rPr>
-          <w:rStyle w:val="VerbatimChar"/>
-        </w:rPr>
-        <w:t xml:space="preserve">user/Apps/jet/webview.cpp</w:t>
-      </w:r>
-      <w:r>
-        <w:t xml:space="preserve">; docs/03</w:t>
-      </w:r>
-      <w:r>
-        <w:t xml:space="preserve"> </w:t>
-      </w:r>
-      <w:r>
-        <w:rPr>
           <w:iCs/>
-          <w:i/>
         </w:rPr>
         <w:t xml:space="preserve">Web's web view</w:t>
       </w:r>
@@ -9776,8 +9719,8 @@
         <w:t xml:space="preserve">the measurements of where kotonstudio.com's 3.2 s go.</w:t>
       </w:r>
     </w:p>
-    <w:bookmarkEnd w:id="29"/>
-    <w:bookmarkStart w:id="30" w:name="the-jit-roadmap-step-3-2026-10-03"/>
+    <w:bookmarkEnd w:id="27"/>
+    <w:bookmarkStart w:id="28" w:name="the-jit-roadmap-step-3-2026-10-03"/>
     <w:p>
       <w:pPr>
         <w:pStyle w:val="Heading2"/>
@@ -9792,8 +9735,8 @@
       </w:pPr>
       <w:r>
         <w:rPr>
-          <w:bCs/>
-          <w:b/>
+          <w:b/>
+          <w:bCs/>
         </w:rPr>
         <w:t xml:space="preserve">What it needed from Onyx</w:t>
       </w:r>
@@ -9853,8 +9796,8 @@
       </w:r>
       <w:r>
         <w:rPr>
+          <w:i/>
           <w:iCs/>
-          <w:i/>
         </w:rPr>
         <w:t xml:space="preserve">v78: PROT_EXEC</w:t>
       </w:r>
@@ -10030,8 +9973,8 @@
       </w:pPr>
       <w:r>
         <w:rPr>
-          <w:bCs/>
-          <w:b/>
+          <w:b/>
+          <w:bCs/>
         </w:rPr>
         <w:t xml:space="preserve">The build</w:t>
       </w:r>
@@ -10075,8 +10018,8 @@
       </w:pPr>
       <w:r>
         <w:rPr>
-          <w:bCs/>
-          <w:b/>
+          <w:b/>
+          <w:bCs/>
         </w:rPr>
         <w:t xml:space="preserve">The tests</w:t>
       </w:r>
@@ -10114,8 +10057,8 @@
       </w:pPr>
       <w:r>
         <w:rPr>
-          <w:bCs/>
-          <w:b/>
+          <w:b/>
+          <w:bCs/>
         </w:rPr>
         <w:t xml:space="preserve">On the Pi</w:t>
       </w:r>
@@ -10157,8 +10100,8 @@
       </w:r>
       <w:r>
         <w:rPr>
+          <w:i/>
           <w:iCs/>
-          <w:i/>
         </w:rPr>
         <w:t xml:space="preserve">Open</w:t>
       </w:r>
@@ -10217,8 +10160,8 @@
       </w:pPr>
       <w:r>
         <w:rPr>
-          <w:bCs/>
-          <w:b/>
+          <w:b/>
+          <w:bCs/>
         </w:rPr>
         <w:t xml:space="preserve">The browser with the JIT (Web 1.0.3)</w:t>
       </w:r>
@@ -10275,22 +10218,22 @@
       </w:r>
       <w:r>
         <w:rPr>
-          <w:bCs/>
-          <w:b/>
+          <w:b/>
+          <w:bCs/>
         </w:rPr>
         <w:t xml:space="preserve">a GitHub repository's page in 5.4 s from the launch to the</w:t>
       </w:r>
       <w:r>
         <w:rPr>
-          <w:bCs/>
-          <w:b/>
-        </w:rPr>
-        <w:t xml:space="preserve"> </w:t>
-      </w:r>
-      <w:r>
-        <w:rPr>
-          <w:bCs/>
-          <w:b/>
+          <w:b/>
+          <w:bCs/>
+        </w:rPr>
+        <w:t xml:space="preserve"> </w:t>
+      </w:r>
+      <w:r>
+        <w:rPr>
+          <w:b/>
+          <w:bCs/>
         </w:rPr>
         <w:t xml:space="preserve">load's end</w:t>
       </w:r>
@@ -10325,8 +10268,8 @@
       </w:pPr>
       <w:r>
         <w:rPr>
-          <w:bCs/>
-          <w:b/>
+          <w:b/>
+          <w:bCs/>
         </w:rPr>
         <w:t xml:space="preserve">Next</w:t>
       </w:r>
@@ -10334,8 +10277,8 @@
         <w:t xml:space="preserve">: the FTL (B3 on ARM64) and WebAssembly's BBQ when the browser needs them.</w:t>
       </w:r>
     </w:p>
-    <w:bookmarkEnd w:id="30"/>
-    <w:bookmarkStart w:id="31" w:name="X4411ff238907c805b1e40f3a9a6ae35527bf5b3"/>
+    <w:bookmarkEnd w:id="28"/>
+    <w:bookmarkStart w:id="29" w:name="X4411ff238907c805b1e40f3a9a6ae35527bf5b3"/>
     <w:p>
       <w:pPr>
         <w:pStyle w:val="Heading2"/>
@@ -10350,8 +10293,8 @@
       </w:pPr>
       <w:r>
         <w:rPr>
-          <w:bCs/>
-          <w:b/>
+          <w:b/>
+          <w:bCs/>
         </w:rPr>
         <w:t xml:space="preserve">The route.</w:t>
       </w:r>
@@ -10414,52 +10357,52 @@
       </w:r>
       <w:r>
         <w:rPr>
-          <w:bCs/>
-          <w:b/>
+          <w:b/>
+          <w:bCs/>
         </w:rPr>
         <w:t xml:space="preserve">its own</w:t>
       </w:r>
       <w:r>
         <w:rPr>
-          <w:bCs/>
-          <w:b/>
-        </w:rPr>
-        <w:t xml:space="preserve"> </w:t>
-      </w:r>
-      <w:r>
-        <w:rPr>
-          <w:rStyle w:val="VerbatimChar"/>
-          <w:bCs/>
-          <w:b/>
+          <w:b/>
+          <w:bCs/>
+        </w:rPr>
+        <w:t xml:space="preserve"> </w:t>
+      </w:r>
+      <w:r>
+        <w:rPr>
+          <w:rStyle w:val="VerbatimChar"/>
+          <w:b/>
+          <w:bCs/>
         </w:rPr>
         <w:t xml:space="preserve">GraphicsLayer</w:t>
       </w:r>
       <w:r>
         <w:rPr>
-          <w:bCs/>
-          <w:b/>
-        </w:rPr>
-        <w:t xml:space="preserve"> </w:t>
-      </w:r>
-      <w:r>
-        <w:rPr>
-          <w:bCs/>
-          <w:b/>
+          <w:b/>
+          <w:bCs/>
+        </w:rPr>
+        <w:t xml:space="preserve"> </w:t>
+      </w:r>
+      <w:r>
+        <w:rPr>
+          <w:b/>
+          <w:bCs/>
         </w:rPr>
         <w:t xml:space="preserve">on Onyx's</w:t>
       </w:r>
       <w:r>
         <w:rPr>
-          <w:bCs/>
-          <w:b/>
-        </w:rPr>
-        <w:t xml:space="preserve"> </w:t>
-      </w:r>
-      <w:r>
-        <w:rPr>
-          <w:rStyle w:val="VerbatimChar"/>
-          <w:bCs/>
-          <w:b/>
+          <w:b/>
+          <w:bCs/>
+        </w:rPr>
+        <w:t xml:space="preserve"> </w:t>
+      </w:r>
+      <w:r>
+        <w:rPr>
+          <w:rStyle w:val="VerbatimChar"/>
+          <w:b/>
+          <w:bCs/>
         </w:rPr>
         <w:t xml:space="preserve">user/Libs/gpucomp</w:t>
       </w:r>
@@ -10499,11 +10442,11 @@
     </w:p>
     <w:p>
       <w:pPr>
+        <w:pStyle w:val="Compact"/>
         <w:numPr>
           <w:ilvl w:val="0"/>
           <w:numId w:val="1010"/>
         </w:numPr>
-        <w:pStyle w:val="Compact"/>
       </w:pPr>
       <w:r>
         <w:rPr>
@@ -10529,11 +10472,11 @@
     </w:p>
     <w:p>
       <w:pPr>
+        <w:pStyle w:val="Compact"/>
         <w:numPr>
           <w:ilvl w:val="0"/>
           <w:numId w:val="1010"/>
         </w:numPr>
-        <w:pStyle w:val="Compact"/>
       </w:pPr>
       <w:r>
         <w:rPr>
@@ -10603,8 +10546,8 @@
       </w:r>
       <w:r>
         <w:rPr>
-          <w:bCs/>
-          <w:b/>
+          <w:b/>
+          <w:bCs/>
         </w:rPr>
         <w:t xml:space="preserve">straight into a kernel surface</w:t>
       </w:r>
@@ -10668,11 +10611,11 @@
     </w:p>
     <w:p>
       <w:pPr>
+        <w:pStyle w:val="Compact"/>
         <w:numPr>
           <w:ilvl w:val="0"/>
           <w:numId w:val="1010"/>
         </w:numPr>
-        <w:pStyle w:val="Compact"/>
       </w:pPr>
       <w:r>
         <w:t xml:space="preserve">gpucomp is compiled into the browser's link (</w:t>
@@ -10719,16 +10662,16 @@
     </w:p>
     <w:p>
       <w:pPr>
+        <w:pStyle w:val="Compact"/>
         <w:numPr>
           <w:ilvl w:val="0"/>
           <w:numId w:val="1010"/>
         </w:numPr>
-        <w:pStyle w:val="Compact"/>
       </w:pPr>
       <w:r>
         <w:rPr>
-          <w:bCs/>
-          <w:b/>
+          <w:b/>
+          <w:bCs/>
         </w:rPr>
         <w:t xml:space="preserve">The default since Web 1.0.6</w:t>
       </w:r>
@@ -10892,8 +10835,8 @@
       </w:pPr>
       <w:r>
         <w:rPr>
-          <w:bCs/>
-          <w:b/>
+          <w:b/>
+          <w:bCs/>
         </w:rPr>
         <w:t xml:space="preserve">Stage 1 on the Pi</w:t>
       </w:r>
@@ -10965,22 +10908,22 @@
       </w:r>
       <w:r>
         <w:rPr>
-          <w:bCs/>
-          <w:b/>
+          <w:b/>
+          <w:bCs/>
         </w:rPr>
         <w:t xml:space="preserve">stage 2: layers for animated opacity / transform, composited</w:t>
       </w:r>
       <w:r>
         <w:rPr>
-          <w:bCs/>
-          <w:b/>
-        </w:rPr>
-        <w:t xml:space="preserve"> </w:t>
-      </w:r>
-      <w:r>
-        <w:rPr>
-          <w:bCs/>
-          <w:b/>
+          <w:b/>
+          <w:bCs/>
+        </w:rPr>
+        <w:t xml:space="preserve"> </w:t>
+      </w:r>
+      <w:r>
+        <w:rPr>
+          <w:b/>
+          <w:bCs/>
         </w:rPr>
         <w:t xml:space="preserve">without a paint</w:t>
       </w:r>
@@ -11015,30 +10958,30 @@
       </w:pPr>
       <w:r>
         <w:rPr>
-          <w:bCs/>
-          <w:b/>
+          <w:b/>
+          <w:bCs/>
         </w:rPr>
         <w:t xml:space="preserve">Stage 2 (patch</w:t>
       </w:r>
       <w:r>
         <w:rPr>
-          <w:bCs/>
-          <w:b/>
-        </w:rPr>
-        <w:t xml:space="preserve"> </w:t>
-      </w:r>
-      <w:r>
-        <w:rPr>
-          <w:rStyle w:val="VerbatimChar"/>
-          <w:bCs/>
-          <w:b/>
+          <w:b/>
+          <w:bCs/>
+        </w:rPr>
+        <w:t xml:space="preserve"> </w:t>
+      </w:r>
+      <w:r>
+        <w:rPr>
+          <w:rStyle w:val="VerbatimChar"/>
+          <w:b/>
+          <w:bCs/>
         </w:rPr>
         <w:t xml:space="preserve">0019</w:t>
       </w:r>
       <w:r>
         <w:rPr>
-          <w:bCs/>
-          <w:b/>
+          <w:b/>
+          <w:bCs/>
         </w:rPr>
         <w:t xml:space="preserve">)</w:t>
       </w:r>
@@ -11050,8 +10993,8 @@
       </w:r>
       <w:r>
         <w:rPr>
-          <w:bCs/>
-          <w:b/>
+          <w:b/>
+          <w:bCs/>
         </w:rPr>
         <w:t xml:space="preserve">opacity and transform</w:t>
       </w:r>
@@ -11141,8 +11084,8 @@
       </w:r>
       <w:r>
         <w:rPr>
-          <w:bCs/>
-          <w:b/>
+          <w:b/>
+          <w:bCs/>
         </w:rPr>
         <w:t xml:space="preserve">opacity groups</w:t>
       </w:r>
@@ -11167,11 +11110,11 @@
     </w:p>
     <w:p>
       <w:pPr>
+        <w:pStyle w:val="Compact"/>
         <w:numPr>
           <w:ilvl w:val="0"/>
           <w:numId w:val="1011"/>
         </w:numPr>
-        <w:pStyle w:val="Compact"/>
       </w:pPr>
       <w:r>
         <w:t xml:space="preserve">a page's</w:t>
@@ -11181,8 +11124,8 @@
       </w:r>
       <w:r>
         <w:rPr>
-          <w:bCs/>
-          <w:b/>
+          <w:b/>
+          <w:bCs/>
         </w:rPr>
         <w:t xml:space="preserve">sticky</w:t>
       </w:r>
@@ -11201,11 +11144,11 @@
     </w:p>
     <w:p>
       <w:pPr>
+        <w:pStyle w:val="Compact"/>
         <w:numPr>
           <w:ilvl w:val="0"/>
           <w:numId w:val="1011"/>
         </w:numPr>
-        <w:pStyle w:val="Compact"/>
       </w:pPr>
       <w:r>
         <w:t xml:space="preserve">a composited fixed or sticky element is</w:t>
@@ -11215,8 +11158,8 @@
       </w:r>
       <w:r>
         <w:rPr>
-          <w:bCs/>
-          <w:b/>
+          <w:b/>
+          <w:bCs/>
         </w:rPr>
         <w:t xml:space="preserve">not laid out again</w:t>
       </w:r>
@@ -11235,11 +11178,11 @@
     </w:p>
     <w:p>
       <w:pPr>
+        <w:pStyle w:val="Compact"/>
         <w:numPr>
           <w:ilvl w:val="0"/>
           <w:numId w:val="1011"/>
         </w:numPr>
-        <w:pStyle w:val="Compact"/>
       </w:pPr>
       <w:r>
         <w:rPr>
@@ -11398,8 +11341,8 @@
       </w:pPr>
       <w:r>
         <w:rPr>
-          <w:bCs/>
-          <w:b/>
+          <w:b/>
+          <w:bCs/>
         </w:rPr>
         <w:t xml:space="preserve">Stage 2 on the Pi</w:t>
       </w:r>
@@ -11412,11 +11355,11 @@
     </w:p>
     <w:p>
       <w:pPr>
+        <w:pStyle w:val="Compact"/>
         <w:numPr>
           <w:ilvl w:val="0"/>
           <w:numId w:val="1012"/>
         </w:numPr>
-        <w:pStyle w:val="Compact"/>
       </w:pPr>
       <w:r>
         <w:t xml:space="preserve">Wikipedia's Raspberry Pi article, 30 notches of the wheel: stage 1 repainted the whole view at</w:t>
@@ -11442,11 +11385,11 @@
     </w:p>
     <w:p>
       <w:pPr>
+        <w:pStyle w:val="Compact"/>
         <w:numPr>
           <w:ilvl w:val="0"/>
           <w:numId w:val="1012"/>
         </w:numPr>
-        <w:pStyle w:val="Compact"/>
       </w:pPr>
       <w:r>
         <w:t xml:space="preserve">kotonstudio.com: its reveal effects are composited (each card a layer painted once); what is</w:t>
@@ -11487,16 +11430,16 @@
     </w:p>
     <w:p>
       <w:pPr>
+        <w:pStyle w:val="Compact"/>
         <w:numPr>
           <w:ilvl w:val="0"/>
           <w:numId w:val="1012"/>
         </w:numPr>
-        <w:pStyle w:val="Compact"/>
       </w:pPr>
       <w:r>
         <w:rPr>
+          <w:i/>
           <w:iCs/>
-          <w:i/>
         </w:rPr>
         <w:t xml:space="preserve">To do</w:t>
       </w:r>
@@ -11516,30 +11459,30 @@
       </w:pPr>
       <w:r>
         <w:rPr>
-          <w:bCs/>
-          <w:b/>
+          <w:b/>
+          <w:bCs/>
         </w:rPr>
         <w:t xml:space="preserve">The tiles rasterised on the other cores (patch</w:t>
       </w:r>
       <w:r>
         <w:rPr>
-          <w:bCs/>
-          <w:b/>
-        </w:rPr>
-        <w:t xml:space="preserve"> </w:t>
-      </w:r>
-      <w:r>
-        <w:rPr>
-          <w:rStyle w:val="VerbatimChar"/>
-          <w:bCs/>
-          <w:b/>
+          <w:b/>
+          <w:bCs/>
+        </w:rPr>
+        <w:t xml:space="preserve"> </w:t>
+      </w:r>
+      <w:r>
+        <w:rPr>
+          <w:rStyle w:val="VerbatimChar"/>
+          <w:b/>
+          <w:bCs/>
         </w:rPr>
         <w:t xml:space="preserve">0020</w:t>
       </w:r>
       <w:r>
         <w:rPr>
-          <w:bCs/>
-          <w:b/>
+          <w:b/>
+          <w:bCs/>
         </w:rPr>
         <w:t xml:space="preserve">, Web 1.0.5).</w:t>
       </w:r>
@@ -11560,8 +11503,8 @@
       </w:r>
       <w:r>
         <w:rPr>
-          <w:bCs/>
-          <w:b/>
+          <w:b/>
+          <w:bCs/>
         </w:rPr>
         <w:t xml:space="preserve">app core</w:t>
       </w:r>
@@ -11600,22 +11543,22 @@
       </w:r>
       <w:r>
         <w:rPr>
+          <w:i/>
           <w:iCs/>
+        </w:rPr>
+        <w:t xml:space="preserve">App</w:t>
+      </w:r>
+      <w:r>
+        <w:rPr>
           <w:i/>
-        </w:rPr>
-        <w:t xml:space="preserve">App</w:t>
-      </w:r>
-      <w:r>
-        <w:rPr>
           <w:iCs/>
+        </w:rPr>
+        <w:t xml:space="preserve"> </w:t>
+      </w:r>
+      <w:r>
+        <w:rPr>
           <w:i/>
-        </w:rPr>
-        <w:t xml:space="preserve"> </w:t>
-      </w:r>
-      <w:r>
-        <w:rPr>
           <w:iCs/>
-          <w:i/>
         </w:rPr>
         <w:t xml:space="preserve">cores</w:t>
       </w:r>
@@ -11633,8 +11576,8 @@
       </w:r>
       <w:r>
         <w:rPr>
-          <w:bCs/>
-          <w:b/>
+          <w:b/>
+          <w:bCs/>
         </w:rPr>
         <w:t xml:space="preserve">records</w:t>
       </w:r>
@@ -11667,8 +11610,8 @@
       </w:r>
       <w:r>
         <w:rPr>
-          <w:bCs/>
-          <w:b/>
+          <w:b/>
+          <w:bCs/>
         </w:rPr>
         <w:t xml:space="preserve">replay</w:t>
       </w:r>
@@ -11938,8 +11881,8 @@
       </w:r>
       <w:r>
         <w:rPr>
-          <w:bCs/>
-          <w:b/>
+          <w:b/>
+          <w:bCs/>
         </w:rPr>
         <w:t xml:space="preserve">fail the test on any kernel call</w:t>
       </w:r>
@@ -11949,16 +11892,16 @@
     </w:p>
     <w:p>
       <w:pPr>
+        <w:pStyle w:val="Compact"/>
         <w:numPr>
           <w:ilvl w:val="0"/>
           <w:numId w:val="1013"/>
         </w:numPr>
-        <w:pStyle w:val="Compact"/>
       </w:pPr>
       <w:r>
         <w:rPr>
-          <w:bCs/>
-          <w:b/>
+          <w:b/>
+          <w:bCs/>
         </w:rPr>
         <w:t xml:space="preserve">On the Pi</w:t>
       </w:r>
@@ -12004,16 +11947,16 @@
     </w:p>
     <w:p>
       <w:pPr>
+        <w:pStyle w:val="Compact"/>
         <w:numPr>
           <w:ilvl w:val="0"/>
           <w:numId w:val="1013"/>
         </w:numPr>
-        <w:pStyle w:val="Compact"/>
       </w:pPr>
       <w:r>
         <w:rPr>
-          <w:bCs/>
-          <w:b/>
+          <w:b/>
+          <w:bCs/>
         </w:rPr>
         <w:t xml:space="preserve">What this found in Web's link</w:t>
       </w:r>
@@ -12040,8 +11983,8 @@
       </w:r>
       <w:r>
         <w:rPr>
+          <w:i/>
           <w:iCs/>
-          <w:i/>
         </w:rPr>
         <w:t xml:space="preserve">weak</w:t>
       </w:r>
@@ -12218,8 +12161,8 @@
       </w:r>
       <w:r>
         <w:rPr>
-          <w:bCs/>
-          <w:b/>
+          <w:b/>
+          <w:bCs/>
         </w:rPr>
         <w:t xml:space="preserve">the heap corruption in Skia's glyph painting of Step 3</w:t>
       </w:r>
@@ -12311,8 +12254,8 @@
         <w:t xml:space="preserve">).</w:t>
       </w:r>
     </w:p>
-    <w:bookmarkEnd w:id="31"/>
-    <w:bookmarkStart w:id="32" w:name="X923fda917c19391f192235f7b0049e4e6ffb614"/>
+    <w:bookmarkEnd w:id="29"/>
+    <w:bookmarkStart w:id="30" w:name="X923fda917c19391f192235f7b0049e4e6ffb614"/>
     <w:p>
       <w:pPr>
         <w:pStyle w:val="Heading2"/>
@@ -12372,23 +12315,23 @@
       </w:r>
       <w:r>
         <w:rPr>
-          <w:bCs/>
-          <w:b/>
+          <w:b/>
+          <w:bCs/>
         </w:rPr>
         <w:t xml:space="preserve">YouTube's application stops at its first line without</w:t>
       </w:r>
       <w:r>
         <w:rPr>
-          <w:bCs/>
-          <w:b/>
-        </w:rPr>
-        <w:t xml:space="preserve"> </w:t>
-      </w:r>
-      <w:r>
-        <w:rPr>
-          <w:rStyle w:val="VerbatimChar"/>
-          <w:bCs/>
-          <w:b/>
+          <w:b/>
+          <w:bCs/>
+        </w:rPr>
+        <w:t xml:space="preserve"> </w:t>
+      </w:r>
+      <w:r>
+        <w:rPr>
+          <w:rStyle w:val="VerbatimChar"/>
+          <w:b/>
+          <w:bCs/>
         </w:rPr>
         <w:t xml:space="preserve">HTMLVideoElement</w:t>
       </w:r>
@@ -12423,8 +12366,8 @@
       </w:pPr>
       <w:r>
         <w:rPr>
-          <w:bCs/>
-          <w:b/>
+          <w:b/>
+          <w:bCs/>
         </w:rPr>
         <w:t xml:space="preserve">The engine is Onyx's own media library</w:t>
       </w:r>
@@ -12448,8 +12391,8 @@
       </w:r>
       <w:r>
         <w:rPr>
+          <w:i/>
           <w:iCs/>
-          <w:i/>
         </w:rPr>
         <w:t xml:space="preserve">The media library</w:t>
       </w:r>
@@ -12465,11 +12408,11 @@
     </w:p>
     <w:p>
       <w:pPr>
+        <w:pStyle w:val="Compact"/>
         <w:numPr>
           <w:ilvl w:val="0"/>
           <w:numId w:val="1014"/>
         </w:numPr>
-        <w:pStyle w:val="Compact"/>
       </w:pPr>
       <w:r>
         <w:rPr>
@@ -12567,16 +12510,16 @@
     </w:p>
     <w:p>
       <w:pPr>
+        <w:pStyle w:val="Compact"/>
         <w:numPr>
           <w:ilvl w:val="1"/>
           <w:numId w:val="1015"/>
         </w:numPr>
-        <w:pStyle w:val="Compact"/>
       </w:pPr>
       <w:r>
         <w:rPr>
-          <w:bCs/>
-          <w:b/>
+          <w:b/>
+          <w:bCs/>
         </w:rPr>
         <w:t xml:space="preserve">A file</w:t>
       </w:r>
@@ -12670,16 +12613,16 @@
     </w:p>
     <w:p>
       <w:pPr>
+        <w:pStyle w:val="Compact"/>
         <w:numPr>
           <w:ilvl w:val="1"/>
           <w:numId w:val="1015"/>
         </w:numPr>
-        <w:pStyle w:val="Compact"/>
       </w:pPr>
       <w:r>
         <w:rPr>
-          <w:bCs/>
-          <w:b/>
+          <w:b/>
+          <w:bCs/>
         </w:rPr>
         <w:t xml:space="preserve">Media Source</w:t>
       </w:r>
@@ -12808,8 +12751,8 @@
       </w:r>
       <w:r>
         <w:rPr>
+          <w:i/>
           <w:iCs/>
-          <w:i/>
         </w:rPr>
         <w:t xml:space="preserve">enqueues</w:t>
       </w:r>
@@ -12836,8 +12779,8 @@
       </w:r>
       <w:r>
         <w:rPr>
-          <w:bCs/>
-          <w:b/>
+          <w:b/>
+          <w:bCs/>
         </w:rPr>
         <w:t xml:space="preserve">a queue of the player's store</w:t>
       </w:r>
@@ -12940,16 +12883,16 @@
     </w:p>
     <w:p>
       <w:pPr>
+        <w:pStyle w:val="Compact"/>
         <w:numPr>
           <w:ilvl w:val="0"/>
           <w:numId w:val="1014"/>
         </w:numPr>
-        <w:pStyle w:val="Compact"/>
       </w:pPr>
       <w:r>
         <w:rPr>
-          <w:bCs/>
-          <w:b/>
+          <w:b/>
+          <w:bCs/>
         </w:rPr>
         <w:t xml:space="preserve">What plays</w:t>
       </w:r>
@@ -12967,8 +12910,8 @@
       </w:r>
       <w:r>
         <w:rPr>
-          <w:bCs/>
-          <w:b/>
+          <w:b/>
+          <w:bCs/>
         </w:rPr>
         <w:t xml:space="preserve">No H.264, no AAC</w:t>
       </w:r>
@@ -13068,16 +13011,16 @@
     </w:p>
     <w:p>
       <w:pPr>
+        <w:pStyle w:val="Compact"/>
         <w:numPr>
           <w:ilvl w:val="0"/>
           <w:numId w:val="1014"/>
         </w:numPr>
-        <w:pStyle w:val="Compact"/>
       </w:pPr>
       <w:r>
         <w:rPr>
-          <w:bCs/>
-          <w:b/>
+          <w:b/>
+          <w:bCs/>
         </w:rPr>
         <w:t xml:space="preserve">The sound</w:t>
       </w:r>
@@ -13098,8 +13041,8 @@
       </w:r>
       <w:r>
         <w:rPr>
-          <w:bCs/>
-          <w:b/>
+          <w:b/>
+          <w:bCs/>
         </w:rPr>
         <w:t xml:space="preserve">The video decoder runs on an app core</w:t>
       </w:r>
@@ -13135,8 +13078,8 @@
       </w:r>
       <w:r>
         <w:rPr>
+          <w:i/>
           <w:iCs/>
-          <w:i/>
         </w:rPr>
         <w:t xml:space="preserve">side job</w:t>
       </w:r>
@@ -13185,16 +13128,16 @@
     </w:p>
     <w:p>
       <w:pPr>
+        <w:pStyle w:val="Compact"/>
         <w:numPr>
           <w:ilvl w:val="0"/>
           <w:numId w:val="1014"/>
         </w:numPr>
-        <w:pStyle w:val="Compact"/>
       </w:pPr>
       <w:r>
         <w:rPr>
-          <w:bCs/>
-          <w:b/>
+          <w:b/>
+          <w:bCs/>
         </w:rPr>
         <w:t xml:space="preserve">Linked</w:t>
       </w:r>
@@ -13267,16 +13210,16 @@
     </w:p>
     <w:p>
       <w:pPr>
+        <w:pStyle w:val="Compact"/>
         <w:numPr>
           <w:ilvl w:val="0"/>
           <w:numId w:val="1014"/>
         </w:numPr>
-        <w:pStyle w:val="Compact"/>
       </w:pPr>
       <w:r>
         <w:rPr>
-          <w:bCs/>
-          <w:b/>
+          <w:b/>
+          <w:bCs/>
         </w:rPr>
         <w:t xml:space="preserve">Tests</w:t>
       </w:r>
@@ -13397,16 +13340,16 @@
     </w:p>
     <w:p>
       <w:pPr>
+        <w:pStyle w:val="Compact"/>
         <w:numPr>
           <w:ilvl w:val="0"/>
           <w:numId w:val="1014"/>
         </w:numPr>
-        <w:pStyle w:val="Compact"/>
       </w:pPr>
       <w:r>
         <w:rPr>
-          <w:bCs/>
-          <w:b/>
+          <w:b/>
+          <w:bCs/>
         </w:rPr>
         <w:t xml:space="preserve">The pictures are a layer of the compositor</w:t>
       </w:r>
@@ -13601,8 +13544,8 @@
       </w:r>
       <w:r>
         <w:rPr>
+          <w:i/>
           <w:iCs/>
-          <w:i/>
         </w:rPr>
         <w:t xml:space="preserve">without</w:t>
       </w:r>
@@ -13734,8 +13677,8 @@
       </w:r>
       <w:r>
         <w:rPr>
-          <w:bCs/>
-          <w:b/>
+          <w:b/>
+          <w:bCs/>
         </w:rPr>
         <w:t xml:space="preserve">Measured on the Pi 4</w:t>
       </w:r>
@@ -13757,16 +13700,16 @@
     </w:p>
     <w:p>
       <w:pPr>
+        <w:pStyle w:val="Compact"/>
         <w:numPr>
           <w:ilvl w:val="0"/>
           <w:numId w:val="1014"/>
         </w:numPr>
-        <w:pStyle w:val="Compact"/>
       </w:pPr>
       <w:r>
         <w:rPr>
-          <w:bCs/>
-          <w:b/>
+          <w:b/>
+          <w:bCs/>
         </w:rPr>
         <w:t xml:space="preserve">Not there</w:t>
       </w:r>
@@ -13786,30 +13729,30 @@
       </w:pPr>
       <w:r>
         <w:rPr>
-          <w:bCs/>
-          <w:b/>
+          <w:b/>
+          <w:bCs/>
         </w:rPr>
         <w:t xml:space="preserve">A site's own user agent (Web 1.0.8, patch</w:t>
       </w:r>
       <w:r>
         <w:rPr>
-          <w:bCs/>
-          <w:b/>
-        </w:rPr>
-        <w:t xml:space="preserve"> </w:t>
-      </w:r>
-      <w:r>
-        <w:rPr>
-          <w:rStyle w:val="VerbatimChar"/>
-          <w:bCs/>
-          <w:b/>
+          <w:b/>
+          <w:bCs/>
+        </w:rPr>
+        <w:t xml:space="preserve"> </w:t>
+      </w:r>
+      <w:r>
+        <w:rPr>
+          <w:rStyle w:val="VerbatimChar"/>
+          <w:b/>
+          <w:bCs/>
         </w:rPr>
         <w:t xml:space="preserve">0025</w:t>
       </w:r>
       <w:r>
         <w:rPr>
-          <w:bCs/>
-          <w:b/>
+          <w:b/>
+          <w:bCs/>
         </w:rPr>
         <w:t xml:space="preserve">).</w:t>
       </w:r>
@@ -14000,8 +13943,8 @@
       </w:pPr>
       <w:r>
         <w:rPr>
-          <w:bCs/>
-          <w:b/>
+          <w:b/>
+          <w:bCs/>
         </w:rPr>
         <w:t xml:space="preserve">The console.</w:t>
       </w:r>
@@ -14198,8 +14141,8 @@
       </w:pPr>
       <w:r>
         <w:rPr>
-          <w:bCs/>
-          <w:b/>
+          <w:b/>
+          <w:bCs/>
         </w:rPr>
         <w:t xml:space="preserve">A finding on the way: every program ran four times slower.</w:t>
       </w:r>
@@ -14390,8 +14333,8 @@
       </w:pPr>
       <w:r>
         <w:rPr>
-          <w:bCs/>
-          <w:b/>
+          <w:b/>
+          <w:bCs/>
         </w:rPr>
         <w:t xml:space="preserve">And the collector.</w:t>
       </w:r>
@@ -14606,8 +14549,8 @@
         <w:t xml:space="preserve">(the page's event loop: tasks, timers, frames, and the same loops).</w:t>
       </w:r>
     </w:p>
-    <w:bookmarkEnd w:id="32"/>
-    <w:bookmarkStart w:id="33" w:name="Xec275415c94eaf3116734d52fa9ae8715ec2e5e"/>
+    <w:bookmarkEnd w:id="30"/>
+    <w:bookmarkStart w:id="31" w:name="Xec275415c94eaf3116734d52fa9ae8715ec2e5e"/>
     <w:p>
       <w:pPr>
         <w:pStyle w:val="Heading2"/>
@@ -14626,16 +14569,16 @@
     </w:p>
     <w:p>
       <w:pPr>
+        <w:pStyle w:val="Compact"/>
         <w:numPr>
           <w:ilvl w:val="0"/>
           <w:numId w:val="1016"/>
         </w:numPr>
-        <w:pStyle w:val="Compact"/>
       </w:pPr>
       <w:r>
         <w:rPr>
-          <w:bCs/>
-          <w:b/>
+          <w:b/>
+          <w:bCs/>
         </w:rPr>
         <w:t xml:space="preserve">A usable browser</w:t>
       </w:r>
@@ -14650,8 +14593,8 @@
       </w:r>
       <w:r>
         <w:rPr>
-          <w:bCs/>
-          <w:b/>
+          <w:b/>
+          <w:bCs/>
         </w:rPr>
         <w:t xml:space="preserve">kotonstudio.com near-instant on the Pi</w:t>
       </w:r>
@@ -14675,8 +14618,8 @@
       </w:r>
       <w:r>
         <w:rPr>
-          <w:bCs/>
-          <w:b/>
+          <w:b/>
+          <w:bCs/>
         </w:rPr>
         <w:t xml:space="preserve">One executable for the three roles</w:t>
       </w:r>
@@ -14697,22 +14640,22 @@
       </w:r>
       <w:r>
         <w:rPr>
-          <w:bCs/>
-          <w:b/>
+          <w:b/>
+          <w:bCs/>
         </w:rPr>
         <w:t xml:space="preserve">This step includes the kernel's</w:t>
       </w:r>
       <w:r>
         <w:rPr>
-          <w:bCs/>
-          <w:b/>
-        </w:rPr>
-        <w:t xml:space="preserve"> </w:t>
-      </w:r>
-      <w:r>
-        <w:rPr>
-          <w:bCs/>
-          <w:b/>
+          <w:b/>
+          <w:bCs/>
+        </w:rPr>
+        <w:t xml:space="preserve"> </w:t>
+      </w:r>
+      <w:r>
+        <w:rPr>
+          <w:b/>
+          <w:bCs/>
         </w:rPr>
         <w:t xml:space="preserve">shared read-only image and the preload list</w:t>
       </w:r>
@@ -14821,32 +14764,32 @@
     </w:p>
     <w:p>
       <w:pPr>
+        <w:pStyle w:val="Compact"/>
         <w:numPr>
           <w:ilvl w:val="0"/>
           <w:numId w:val="1016"/>
         </w:numPr>
-        <w:pStyle w:val="Compact"/>
       </w:pPr>
       <w:r>
         <w:rPr>
-          <w:bCs/>
-          <w:b/>
+          <w:b/>
+          <w:bCs/>
         </w:rPr>
         <w:t xml:space="preserve">The compositor on the V3D.</w:t>
       </w:r>
     </w:p>
     <w:p>
       <w:pPr>
+        <w:pStyle w:val="Compact"/>
         <w:numPr>
           <w:ilvl w:val="0"/>
           <w:numId w:val="1016"/>
         </w:numPr>
-        <w:pStyle w:val="Compact"/>
       </w:pPr>
       <w:r>
         <w:rPr>
-          <w:bCs/>
-          <w:b/>
+          <w:b/>
+          <w:bCs/>
         </w:rPr>
         <w:t xml:space="preserve">The JIT</w:t>
       </w:r>
@@ -14859,16 +14802,16 @@
     </w:p>
     <w:p>
       <w:pPr>
+        <w:pStyle w:val="Compact"/>
         <w:numPr>
           <w:ilvl w:val="0"/>
           <w:numId w:val="1016"/>
         </w:numPr>
-        <w:pStyle w:val="Compact"/>
       </w:pPr>
       <w:r>
         <w:rPr>
-          <w:bCs/>
-          <w:b/>
+          <w:b/>
+          <w:bCs/>
         </w:rPr>
         <w:t xml:space="preserve">Video</w:t>
       </w:r>
@@ -14905,16 +14848,16 @@
     </w:p>
     <w:p>
       <w:pPr>
+        <w:pStyle w:val="Compact"/>
         <w:numPr>
           <w:ilvl w:val="0"/>
           <w:numId w:val="1016"/>
         </w:numPr>
-        <w:pStyle w:val="Compact"/>
       </w:pPr>
       <w:r>
         <w:rPr>
-          <w:bCs/>
-          <w:b/>
+          <w:b/>
+          <w:bCs/>
         </w:rPr>
         <w:t xml:space="preserve">The host window + the web view that attaches to it</w:t>
       </w:r>
@@ -14932,22 +14875,22 @@
       </w:r>
       <w:r>
         <w:rPr>
-          <w:bCs/>
-          <w:b/>
+          <w:b/>
+          <w:bCs/>
         </w:rPr>
         <w:t xml:space="preserve">a web-view daemon started at</w:t>
       </w:r>
       <w:r>
         <w:rPr>
-          <w:bCs/>
-          <w:b/>
-        </w:rPr>
-        <w:t xml:space="preserve"> </w:t>
-      </w:r>
-      <w:r>
-        <w:rPr>
-          <w:bCs/>
-          <w:b/>
+          <w:b/>
+          <w:bCs/>
+        </w:rPr>
+        <w:t xml:space="preserve"> </w:t>
+      </w:r>
+      <w:r>
+        <w:rPr>
+          <w:b/>
+          <w:bCs/>
         </w:rPr>
         <w:t xml:space="preserve">boot</w:t>
       </w:r>
@@ -15001,51 +14944,51 @@
       </w:r>
       <w:r>
         <w:rPr>
-          <w:bCs/>
-          <w:b/>
+          <w:b/>
+          <w:bCs/>
         </w:rPr>
         <w:t xml:space="preserve">A</w:t>
       </w:r>
       <w:r>
         <w:rPr>
-          <w:bCs/>
-          <w:b/>
-        </w:rPr>
-        <w:t xml:space="preserve"> </w:t>
-      </w:r>
-      <w:r>
-        <w:rPr>
-          <w:rStyle w:val="VerbatimChar"/>
-          <w:bCs/>
-          <w:b/>
+          <w:b/>
+          <w:bCs/>
+        </w:rPr>
+        <w:t xml:space="preserve"> </w:t>
+      </w:r>
+      <w:r>
+        <w:rPr>
+          <w:rStyle w:val="VerbatimChar"/>
+          <w:b/>
+          <w:bCs/>
         </w:rPr>
         <w:t xml:space="preserve">fork</w:t>
       </w:r>
       <w:r>
         <w:rPr>
-          <w:bCs/>
-          <w:b/>
-        </w:rPr>
-        <w:t xml:space="preserve"> </w:t>
-      </w:r>
-      <w:r>
-        <w:rPr>
-          <w:bCs/>
-          <w:b/>
+          <w:b/>
+          <w:bCs/>
+        </w:rPr>
+        <w:t xml:space="preserve"> </w:t>
+      </w:r>
+      <w:r>
+        <w:rPr>
+          <w:b/>
+          <w:bCs/>
         </w:rPr>
         <w:t xml:space="preserve">is to</w:t>
       </w:r>
       <w:r>
         <w:rPr>
-          <w:bCs/>
-          <w:b/>
-        </w:rPr>
-        <w:t xml:space="preserve"> </w:t>
-      </w:r>
-      <w:r>
-        <w:rPr>
-          <w:bCs/>
-          <w:b/>
+          <w:b/>
+          <w:bCs/>
+        </w:rPr>
+        <w:t xml:space="preserve"> </w:t>
+      </w:r>
+      <w:r>
+        <w:rPr>
+          <w:b/>
+          <w:bCs/>
         </w:rPr>
         <w:t xml:space="preserve">be implemented in the kernel for this</w:t>
       </w:r>
@@ -15096,8 +15039,8 @@
       </w:r>
       <w:r>
         <w:rPr>
-          <w:bCs/>
-          <w:b/>
+          <w:b/>
+          <w:bCs/>
         </w:rPr>
         <w:t xml:space="preserve">before it starts any thread</w:t>
       </w:r>
@@ -15128,16 +15071,16 @@
     </w:p>
     <w:p>
       <w:pPr>
+        <w:pStyle w:val="Compact"/>
         <w:numPr>
           <w:ilvl w:val="0"/>
           <w:numId w:val="1016"/>
         </w:numPr>
-        <w:pStyle w:val="Compact"/>
       </w:pPr>
       <w:r>
         <w:rPr>
-          <w:bCs/>
-          <w:b/>
+          <w:b/>
+          <w:bCs/>
         </w:rPr>
         <w:t xml:space="preserve">Lazy loading</w:t>
       </w:r>
@@ -15174,8 +15117,8 @@
         <w:t xml:space="preserve">WebGL comes after these (its route is chosen: step 2 of the WebCore section above).</w:t>
       </w:r>
     </w:p>
-    <w:bookmarkEnd w:id="33"/>
-    <w:bookmarkStart w:id="34" w:name="the-plan-of-the-whole-port"/>
+    <w:bookmarkEnd w:id="31"/>
+    <w:bookmarkStart w:id="32" w:name="the-plan-of-the-whole-port"/>
     <w:p>
       <w:pPr>
         <w:pStyle w:val="Heading2"/>
@@ -15200,16 +15143,16 @@
     </w:p>
     <w:p>
       <w:pPr>
+        <w:pStyle w:val="Compact"/>
         <w:numPr>
           <w:ilvl w:val="0"/>
           <w:numId w:val="1017"/>
         </w:numPr>
-        <w:pStyle w:val="Compact"/>
       </w:pPr>
       <w:r>
         <w:rPr>
-          <w:bCs/>
-          <w:b/>
+          <w:b/>
+          <w:bCs/>
         </w:rPr>
         <w:t xml:space="preserve">WTF + JavaScriptCore</w:t>
       </w:r>
@@ -15245,24 +15188,24 @@
       </w:r>
       <w:r>
         <w:rPr>
+          <w:i/>
           <w:iCs/>
-          <w:i/>
         </w:rPr>
         <w:t xml:space="preserve">Done: validated on the Pi, 2026-10-02.</w:t>
       </w:r>
     </w:p>
     <w:p>
       <w:pPr>
+        <w:pStyle w:val="Compact"/>
         <w:numPr>
           <w:ilvl w:val="0"/>
           <w:numId w:val="1017"/>
         </w:numPr>
-        <w:pStyle w:val="Compact"/>
       </w:pPr>
       <w:r>
         <w:rPr>
-          <w:bCs/>
-          <w:b/>
+          <w:b/>
+          <w:bCs/>
         </w:rPr>
         <w:t xml:space="preserve">WebCore</w:t>
       </w:r>
@@ -15298,52 +15241,52 @@
       </w:r>
       <w:r>
         <w:rPr>
+          <w:i/>
           <w:iCs/>
+        </w:rPr>
+        <w:t xml:space="preserve">Builds, links,</w:t>
+      </w:r>
+      <w:r>
+        <w:rPr>
           <w:i/>
-        </w:rPr>
-        <w:t xml:space="preserve">Builds, links,</w:t>
-      </w:r>
-      <w:r>
-        <w:rPr>
           <w:iCs/>
+        </w:rPr>
+        <w:t xml:space="preserve"> </w:t>
+      </w:r>
+      <w:r>
+        <w:rPr>
           <w:i/>
-        </w:rPr>
-        <w:t xml:space="preserve"> </w:t>
-      </w:r>
-      <w:r>
-        <w:rPr>
           <w:iCs/>
+        </w:rPr>
+        <w:t xml:space="preserve">renders a page on the bench and on the Pi (2026-10-02); WebCrypto on mbedTLS passes its tests</w:t>
+      </w:r>
+      <w:r>
+        <w:rPr>
           <w:i/>
-        </w:rPr>
-        <w:t xml:space="preserve">renders a page on the bench and on the Pi (2026-10-02); WebCrypto on mbedTLS passes its tests</w:t>
-      </w:r>
-      <w:r>
-        <w:rPr>
           <w:iCs/>
+        </w:rPr>
+        <w:t xml:space="preserve"> </w:t>
+      </w:r>
+      <w:r>
+        <w:rPr>
           <w:i/>
-        </w:rPr>
-        <w:t xml:space="preserve"> </w:t>
-      </w:r>
-      <w:r>
-        <w:rPr>
           <w:iCs/>
-          <w:i/>
         </w:rPr>
         <w:t xml:space="preserve">on the bench; the network path, WOFF2 and media are still to do.</w:t>
       </w:r>
     </w:p>
     <w:p>
       <w:pPr>
+        <w:pStyle w:val="Compact"/>
         <w:numPr>
           <w:ilvl w:val="0"/>
           <w:numId w:val="1017"/>
         </w:numPr>
-        <w:pStyle w:val="Compact"/>
       </w:pPr>
       <w:r>
         <w:rPr>
-          <w:bCs/>
-          <w:b/>
+          <w:b/>
+          <w:bCs/>
         </w:rPr>
         <w:t xml:space="preserve">WebKit2</w:t>
       </w:r>
@@ -15358,144 +15301,144 @@
       </w:r>
       <w:r>
         <w:rPr>
+          <w:i/>
           <w:iCs/>
+        </w:rPr>
+        <w:t xml:space="preserve">Done and running on the Pi (2026-10-03): patches</w:t>
+      </w:r>
+      <w:r>
+        <w:rPr>
           <w:i/>
-        </w:rPr>
-        <w:t xml:space="preserve">Done and running on the Pi (2026-10-03): patches</w:t>
-      </w:r>
-      <w:r>
-        <w:rPr>
           <w:iCs/>
+        </w:rPr>
+        <w:t xml:space="preserve"> </w:t>
+      </w:r>
+      <w:r>
+        <w:rPr>
+          <w:rStyle w:val="VerbatimChar"/>
           <w:i/>
-        </w:rPr>
-        <w:t xml:space="preserve"> </w:t>
-      </w:r>
-      <w:r>
-        <w:rPr>
-          <w:rStyle w:val="VerbatimChar"/>
           <w:iCs/>
+        </w:rPr>
+        <w:t xml:space="preserve">0013</w:t>
+      </w:r>
+      <w:r>
+        <w:rPr>
           <w:i/>
-        </w:rPr>
-        <w:t xml:space="preserve">0013</w:t>
-      </w:r>
-      <w:r>
-        <w:rPr>
           <w:iCs/>
+        </w:rPr>
+        <w:t xml:space="preserve">–</w:t>
+      </w:r>
+      <w:r>
+        <w:rPr>
+          <w:rStyle w:val="VerbatimChar"/>
           <w:i/>
-        </w:rPr>
-        <w:t xml:space="preserve">–</w:t>
-      </w:r>
-      <w:r>
-        <w:rPr>
-          <w:rStyle w:val="VerbatimChar"/>
           <w:iCs/>
+        </w:rPr>
+        <w:t xml:space="preserve">0015</w:t>
+      </w:r>
+      <w:r>
+        <w:rPr>
           <w:i/>
-        </w:rPr>
-        <w:t xml:space="preserve">0015</w:t>
-      </w:r>
-      <w:r>
-        <w:rPr>
           <w:iCs/>
+        </w:rPr>
+        <w:t xml:space="preserve"> </w:t>
+      </w:r>
+      <w:r>
+        <w:rPr>
           <w:i/>
-        </w:rPr>
-        <w:t xml:space="preserve"> </w:t>
-      </w:r>
-      <w:r>
-        <w:rPr>
           <w:iCs/>
+        </w:rPr>
+        <w:t xml:space="preserve">(see "Step 3" below), the</w:t>
+      </w:r>
+      <w:r>
+        <w:rPr>
           <w:i/>
-        </w:rPr>
-        <w:t xml:space="preserve">(see "Step 3" below), the</w:t>
-      </w:r>
-      <w:r>
-        <w:rPr>
           <w:iCs/>
+        </w:rPr>
+        <w:t xml:space="preserve"> </w:t>
+      </w:r>
+      <w:r>
+        <w:rPr>
           <w:i/>
-        </w:rPr>
-        <w:t xml:space="preserve"> </w:t>
-      </w:r>
-      <w:r>
-        <w:rPr>
           <w:iCs/>
+        </w:rPr>
+        <w:t xml:space="preserve">browser</w:t>
+      </w:r>
+      <w:r>
+        <w:rPr>
           <w:i/>
-        </w:rPr>
-        <w:t xml:space="preserve">browser</w:t>
-      </w:r>
-      <w:r>
-        <w:rPr>
           <w:iCs/>
+        </w:rPr>
+        <w:t xml:space="preserve"> </w:t>
+      </w:r>
+      <w:r>
+        <w:rPr>
+          <w:b/>
+          <w:bCs/>
           <w:i/>
-        </w:rPr>
-        <w:t xml:space="preserve"> </w:t>
-      </w:r>
-      <w:r>
-        <w:rPr>
-          <w:bCs/>
-          <w:b/>
           <w:iCs/>
+        </w:rPr>
+        <w:t xml:space="preserve">Web</w:t>
+      </w:r>
+      <w:r>
+        <w:rPr>
           <w:i/>
-        </w:rPr>
-        <w:t xml:space="preserve">Web</w:t>
-      </w:r>
-      <w:r>
-        <w:rPr>
           <w:iCs/>
+        </w:rPr>
+        <w:t xml:space="preserve"> </w:t>
+      </w:r>
+      <w:r>
+        <w:rPr>
           <w:i/>
-        </w:rPr>
-        <w:t xml:space="preserve"> </w:t>
-      </w:r>
-      <w:r>
-        <w:rPr>
           <w:iCs/>
+        </w:rPr>
+        <w:t xml:space="preserve">(</w:t>
+      </w:r>
+      <w:r>
+        <w:rPr>
+          <w:rStyle w:val="VerbatimChar"/>
           <w:i/>
-        </w:rPr>
-        <w:t xml:space="preserve">(</w:t>
-      </w:r>
-      <w:r>
-        <w:rPr>
-          <w:rStyle w:val="VerbatimChar"/>
           <w:iCs/>
+        </w:rPr>
+        <w:t xml:space="preserve">user/Apps/jet</w:t>
+      </w:r>
+      <w:r>
+        <w:rPr>
           <w:i/>
-        </w:rPr>
-        <w:t xml:space="preserve">user/Apps/jet</w:t>
-      </w:r>
-      <w:r>
-        <w:rPr>
           <w:iCs/>
+        </w:rPr>
+        <w:t xml:space="preserve">, package</w:t>
+      </w:r>
+      <w:r>
+        <w:rPr>
           <w:i/>
-        </w:rPr>
-        <w:t xml:space="preserve">, package</w:t>
-      </w:r>
-      <w:r>
-        <w:rPr>
           <w:iCs/>
+        </w:rPr>
+        <w:t xml:space="preserve"> </w:t>
+      </w:r>
+      <w:r>
+        <w:rPr>
+          <w:rStyle w:val="VerbatimChar"/>
           <w:i/>
-        </w:rPr>
-        <w:t xml:space="preserve"> </w:t>
-      </w:r>
-      <w:r>
-        <w:rPr>
-          <w:rStyle w:val="VerbatimChar"/>
           <w:iCs/>
+        </w:rPr>
+        <w:t xml:space="preserve">web</w:t>
+      </w:r>
+      <w:r>
+        <w:rPr>
           <w:i/>
-        </w:rPr>
-        <w:t xml:space="preserve">web</w:t>
-      </w:r>
-      <w:r>
-        <w:rPr>
           <w:iCs/>
-          <w:i/>
         </w:rPr>
         <w:t xml:space="preserve">).</w:t>
       </w:r>
     </w:p>
     <w:p>
       <w:pPr>
+        <w:pStyle w:val="Compact"/>
         <w:numPr>
           <w:ilvl w:val="0"/>
           <w:numId w:val="1017"/>
         </w:numPr>
-        <w:pStyle w:val="Compact"/>
       </w:pPr>
       <w:r>
         <w:t xml:space="preserve">The Onyx view; then, in the order the user asked for (2026-10-02):</w:t>
@@ -15505,22 +15448,22 @@
       </w:r>
       <w:r>
         <w:rPr>
-          <w:bCs/>
-          <w:b/>
+          <w:b/>
+          <w:bCs/>
         </w:rPr>
         <w:t xml:space="preserve">the JavaScript JIT before</w:t>
       </w:r>
       <w:r>
         <w:rPr>
-          <w:bCs/>
-          <w:b/>
-        </w:rPr>
-        <w:t xml:space="preserve"> </w:t>
-      </w:r>
-      <w:r>
-        <w:rPr>
-          <w:bCs/>
-          <w:b/>
+          <w:b/>
+          <w:bCs/>
+        </w:rPr>
+        <w:t xml:space="preserve"> </w:t>
+      </w:r>
+      <w:r>
+        <w:rPr>
+          <w:b/>
+          <w:bCs/>
         </w:rPr>
         <w:t xml:space="preserve">video</w:t>
       </w:r>
@@ -15638,11 +15581,11 @@
     </w:p>
     <w:p>
       <w:pPr>
+        <w:pStyle w:val="Compact"/>
         <w:numPr>
           <w:ilvl w:val="0"/>
           <w:numId w:val="1017"/>
         </w:numPr>
-        <w:pStyle w:val="Compact"/>
       </w:pPr>
       <w:r>
         <w:t xml:space="preserve">The browser (Jet's UI reused).</w:t>
@@ -15652,8 +15595,8 @@
       </w:r>
       <w:r>
         <w:rPr>
-          <w:bCs/>
-          <w:b/>
+          <w:b/>
+          <w:bCs/>
         </w:rPr>
         <w:t xml:space="preserve">No tabs</w:t>
       </w:r>
@@ -15704,8 +15647,8 @@
       </w:r>
       <w:r>
         <w:rPr>
-          <w:bCs/>
-          <w:b/>
+          <w:b/>
+          <w:bCs/>
         </w:rPr>
         <w:t xml:space="preserve">Start-up</w:t>
       </w:r>
@@ -15765,22 +15708,22 @@
       </w:r>
       <w:r>
         <w:rPr>
-          <w:bCs/>
-          <w:b/>
+          <w:b/>
+          <w:bCs/>
         </w:rPr>
         <w:t xml:space="preserve">a small</w:t>
       </w:r>
       <w:r>
         <w:rPr>
-          <w:bCs/>
-          <w:b/>
-        </w:rPr>
-        <w:t xml:space="preserve"> </w:t>
-      </w:r>
-      <w:r>
-        <w:rPr>
-          <w:bCs/>
-          <w:b/>
+          <w:b/>
+          <w:bCs/>
+        </w:rPr>
+        <w:t xml:space="preserve"> </w:t>
+      </w:r>
+      <w:r>
+        <w:rPr>
+          <w:b/>
+          <w:bCs/>
         </w:rPr>
         <w:t xml:space="preserve">front end, the host window, separate from the web view</w:t>
       </w:r>
@@ -15819,22 +15762,22 @@
       </w:r>
       <w:r>
         <w:rPr>
-          <w:bCs/>
-          <w:b/>
+          <w:b/>
+          <w:bCs/>
         </w:rPr>
         <w:t xml:space="preserve">the web view is</w:t>
       </w:r>
       <w:r>
         <w:rPr>
-          <w:bCs/>
-          <w:b/>
-        </w:rPr>
-        <w:t xml:space="preserve"> </w:t>
-      </w:r>
-      <w:r>
-        <w:rPr>
-          <w:bCs/>
-          <w:b/>
+          <w:b/>
+          <w:bCs/>
+        </w:rPr>
+        <w:t xml:space="preserve"> </w:t>
+      </w:r>
+      <w:r>
+        <w:rPr>
+          <w:b/>
+          <w:bCs/>
         </w:rPr>
         <w:t xml:space="preserve">then a component other programs embed — the Mail client first</w:t>
       </w:r>
@@ -15877,18 +15820,18 @@
     </w:p>
     <w:p>
       <w:pPr>
+        <w:pStyle w:val="Compact"/>
         <w:numPr>
           <w:ilvl w:val="0"/>
           <w:numId w:val="1017"/>
         </w:numPr>
-        <w:pStyle w:val="Compact"/>
       </w:pPr>
       <w:r>
         <w:t xml:space="preserve">Parity with Jet, then the switch.</w:t>
       </w:r>
     </w:p>
-    <w:bookmarkEnd w:id="34"/>
-    <w:bookmarkStart w:id="35" w:name="the-patch-series"/>
+    <w:bookmarkEnd w:id="32"/>
+    <w:bookmarkStart w:id="33" w:name="the-patch-series"/>
     <w:p>
       <w:pPr>
         <w:pStyle w:val="Heading2"/>
@@ -15992,7 +15935,7 @@
         <w:t xml:space="preserve">are its complete corresponding source.</w:t>
       </w:r>
     </w:p>
-    <w:bookmarkEnd w:id="35"/>
+    <w:bookmarkEnd w:id="33"/>
     <w:sectPr>
       <w:footerReference r:id="rId9" w:type="default"/>
       <w:footnotePr>
@@ -16074,14 +16017,14 @@
 <file path=word/numbering.xml><?xml version="1.0" encoding="utf-8"?>
 <w:numbering xmlns:w="http://schemas.openxmlformats.org/wordprocessingml/2006/main">
   <w:abstractNum w:abstractNumId="990">
-    <w:nsid w:val="A990"/>
+    <w:nsid w:val="0000A990"/>
     <w:multiLevelType w:val="multilevel"/>
     <w:lvl w:ilvl="0">
       <w:numFmt w:val="bullet"/>
       <w:lvlText w:val=" "/>
       <w:lvlJc w:val="left"/>
       <w:pPr>
-        <w:ind w:left="720" w:hanging="480"/>
+        <w:ind w:left="720" w:hanging="360"/>
       </w:pPr>
     </w:lvl>
     <w:lvl w:ilvl="1">
@@ -16089,7 +16032,7 @@
       <w:lvlText w:val=" "/>
       <w:lvlJc w:val="left"/>
       <w:pPr>
-        <w:ind w:left="1440" w:hanging="480"/>
+        <w:ind w:left="1440" w:hanging="360"/>
       </w:pPr>
     </w:lvl>
     <w:lvl w:ilvl="2">
@@ -16097,7 +16040,7 @@
       <w:lvlText w:val=" "/>
       <w:lvlJc w:val="left"/>
       <w:pPr>
-        <w:ind w:left="2160" w:hanging="480"/>
+        <w:ind w:left="2160" w:hanging="360"/>
       </w:pPr>
     </w:lvl>
     <w:lvl w:ilvl="3">
@@ -16105,7 +16048,7 @@
       <w:lvlText w:val=" "/>
       <w:lvlJc w:val="left"/>
       <w:pPr>
-        <w:ind w:left="2880" w:hanging="480"/>
+        <w:ind w:left="2880" w:hanging="360"/>
       </w:pPr>
     </w:lvl>
     <w:lvl w:ilvl="4">
@@ -16113,7 +16056,7 @@
       <w:lvlText w:val=" "/>
       <w:lvlJc w:val="left"/>
       <w:pPr>
-        <w:ind w:left="3600" w:hanging="480"/>
+        <w:ind w:left="3600" w:hanging="360"/>
       </w:pPr>
     </w:lvl>
     <w:lvl w:ilvl="5">
@@ -16121,7 +16064,7 @@
       <w:lvlText w:val=" "/>
       <w:lvlJc w:val="left"/>
       <w:pPr>
-        <w:ind w:left="4320" w:hanging="480"/>
+        <w:ind w:left="4320" w:hanging="360"/>
       </w:pPr>
     </w:lvl>
     <w:lvl w:ilvl="6">
@@ -16129,7 +16072,7 @@
       <w:lvlText w:val=" "/>
       <w:lvlJc w:val="left"/>
       <w:pPr>
-        <w:ind w:left="5040" w:hanging="480"/>
+        <w:ind w:left="5040" w:hanging="360"/>
       </w:pPr>
     </w:lvl>
     <w:lvl w:ilvl="7">
@@ -16137,7 +16080,7 @@
       <w:lvlText w:val=" "/>
       <w:lvlJc w:val="left"/>
       <w:pPr>
-        <w:ind w:left="5760" w:hanging="480"/>
+        <w:ind w:left="5760" w:hanging="360"/>
       </w:pPr>
     </w:lvl>
     <w:lvl w:ilvl="8">
@@ -16145,88 +16088,115 @@
       <w:lvlText w:val=" "/>
       <w:lvlJc w:val="left"/>
       <w:pPr>
-        <w:ind w:left="6480" w:hanging="480"/>
+        <w:ind w:left="6480" w:hanging="360"/>
       </w:pPr>
     </w:lvl>
   </w:abstractNum>
   <w:abstractNum w:abstractNumId="991">
-    <w:nsid w:val="A991"/>
+    <w:nsid w:val="0000A991"/>
     <w:multiLevelType w:val="multilevel"/>
     <w:lvl w:ilvl="0">
       <w:numFmt w:val="bullet"/>
-      <w:lvlText w:val="•"/>
+      <w:lvlText w:val=""/>
       <w:lvlJc w:val="left"/>
       <w:pPr>
-        <w:ind w:left="720" w:hanging="480"/>
+        <w:ind w:left="720" w:hanging="360"/>
       </w:pPr>
+      <w:rPr>
+        <w:rFonts w:ascii="Symbol" w:hAnsi="Symbol" w:cs="Symbol" w:hint="default"/>
+      </w:rPr>
     </w:lvl>
     <w:lvl w:ilvl="1">
       <w:numFmt w:val="bullet"/>
-      <w:lvlText w:val="–"/>
+      <w:lvlText w:val="o"/>
       <w:lvlJc w:val="left"/>
       <w:pPr>
-        <w:ind w:left="1440" w:hanging="480"/>
+        <w:ind w:left="1440" w:hanging="360"/>
       </w:pPr>
+      <w:rPr>
+        <w:rFonts w:ascii="Courier New" w:hAnsi="Courier New" w:cs="Courier New" w:hint="default"/>
+      </w:rPr>
     </w:lvl>
     <w:lvl w:ilvl="2">
       <w:numFmt w:val="bullet"/>
-      <w:lvlText w:val="•"/>
+      <w:lvlText w:val=""/>
       <w:lvlJc w:val="left"/>
       <w:pPr>
-        <w:ind w:left="2160" w:hanging="480"/>
+        <w:ind w:left="2160" w:hanging="360"/>
       </w:pPr>
+      <w:rPr>
+        <w:rFonts w:ascii="Wingdings" w:hAnsi="Wingdings" w:cs="Wingdings" w:hint="default"/>
+      </w:rPr>
     </w:lvl>
     <w:lvl w:ilvl="3">
       <w:numFmt w:val="bullet"/>
-      <w:lvlText w:val="–"/>
+      <w:lvlText w:val=""/>
       <w:lvlJc w:val="left"/>
       <w:pPr>
-        <w:ind w:left="2880" w:hanging="480"/>
+        <w:ind w:left="2880" w:hanging="360"/>
       </w:pPr>
+      <w:rPr>
+        <w:rFonts w:ascii="Symbol" w:hAnsi="Symbol" w:cs="Symbol" w:hint="default"/>
+      </w:rPr>
     </w:lvl>
     <w:lvl w:ilvl="4">
       <w:numFmt w:val="bullet"/>
-      <w:lvlText w:val="•"/>
+      <w:lvlText w:val="o"/>
       <w:lvlJc w:val="left"/>
       <w:pPr>
-        <w:ind w:left="3600" w:hanging="480"/>
+        <w:ind w:left="3600" w:hanging="360"/>
       </w:pPr>
+      <w:rPr>
+        <w:rFonts w:ascii="Courier New" w:hAnsi="Courier New" w:cs="Courier New" w:hint="default"/>
+      </w:rPr>
     </w:lvl>
     <w:lvl w:ilvl="5">
       <w:numFmt w:val="bullet"/>
-      <w:lvlText w:val="–"/>
+      <w:lvlText w:val=""/>
       <w:lvlJc w:val="left"/>
       <w:pPr>
-        <w:ind w:left="4320" w:hanging="480"/>
+        <w:ind w:left="4320" w:hanging="360"/>
       </w:pPr>
+      <w:rPr>
+        <w:rFonts w:ascii="Wingdings" w:hAnsi="Wingdings" w:cs="Wingdings" w:hint="default"/>
+      </w:rPr>
     </w:lvl>
     <w:lvl w:ilvl="6">
       <w:numFmt w:val="bullet"/>
-      <w:lvlText w:val="•"/>
+      <w:lvlText w:val=""/>
       <w:lvlJc w:val="left"/>
       <w:pPr>
-        <w:ind w:left="5040" w:hanging="480"/>
+        <w:ind w:left="5040" w:hanging="360"/>
       </w:pPr>
+      <w:rPr>
+        <w:rFonts w:ascii="Symbol" w:hAnsi="Symbol" w:cs="Symbol" w:hint="default"/>
+      </w:rPr>
     </w:lvl>
     <w:lvl w:ilvl="7">
       <w:numFmt w:val="bullet"/>
-      <w:lvlText w:val="–"/>
+      <w:lvlText w:val="o"/>
       <w:lvlJc w:val="left"/>
       <w:pPr>
-        <w:ind w:left="5760" w:hanging="480"/>
+        <w:ind w:left="5760" w:hanging="360"/>
       </w:pPr>
+      <w:rPr>
+        <w:rFonts w:ascii="Courier New" w:hAnsi="Courier New" w:cs="Courier New" w:hint="default"/>
+      </w:rPr>
     </w:lvl>
     <w:lvl w:ilvl="8">
       <w:numFmt w:val="bullet"/>
-      <w:lvlText w:val="•"/>
+      <w:lvlText w:val=""/>
       <w:lvlJc w:val="left"/>
       <w:pPr>
-        <w:ind w:left="6480" w:hanging="480"/>
+        <w:ind w:left="6480" w:hanging="360"/>
       </w:pPr>
+      <w:rPr>
+        <w:rFonts w:ascii="Wingdings" w:hAnsi="Wingdings" w:cs="Wingdings" w:hint="default"/>
+      </w:rPr>
     </w:lvl>
   </w:abstractNum>
   <w:abstractNum w:abstractNumId="99411">
-    <w:nsid w:val="A99411"/>
+    <w:nsid w:val="00A99411"/>
     <w:multiLevelType w:val="multilevel"/>
     <w:lvl w:ilvl="0">
       <w:start w:val="1"/>
@@ -16234,7 +16204,7 @@
       <w:lvlText w:val="%1."/>
       <w:lvlJc w:val="left"/>
       <w:pPr>
-        <w:ind w:left="720" w:hanging="480"/>
+        <w:ind w:left="720" w:hanging="360"/>
       </w:pPr>
     </w:lvl>
     <w:lvl w:ilvl="1">
@@ -16243,7 +16213,7 @@
       <w:lvlText w:val="%2."/>
       <w:lvlJc w:val="left"/>
       <w:pPr>
-        <w:ind w:left="1440" w:hanging="480"/>
+        <w:ind w:left="1440" w:hanging="360"/>
       </w:pPr>
     </w:lvl>
     <w:lvl w:ilvl="2">
@@ -16252,7 +16222,7 @@
       <w:lvlText w:val="%3."/>
       <w:lvlJc w:val="left"/>
       <w:pPr>
-        <w:ind w:left="2160" w:hanging="480"/>
+        <w:ind w:left="2160" w:hanging="360"/>
       </w:pPr>
     </w:lvl>
     <w:lvl w:ilvl="3">
@@ -16261,7 +16231,7 @@
       <w:lvlText w:val="%4."/>
       <w:lvlJc w:val="left"/>
       <w:pPr>
-        <w:ind w:left="2880" w:hanging="480"/>
+        <w:ind w:left="2880" w:hanging="360"/>
       </w:pPr>
     </w:lvl>
     <w:lvl w:ilvl="4">
@@ -16270,7 +16240,7 @@
       <w:lvlText w:val="%5."/>
       <w:lvlJc w:val="left"/>
       <w:pPr>
-        <w:ind w:left="3600" w:hanging="480"/>
+        <w:ind w:left="3600" w:hanging="360"/>
       </w:pPr>
     </w:lvl>
     <w:lvl w:ilvl="5">
@@ -16279,7 +16249,7 @@
       <w:lvlText w:val="%6."/>
       <w:lvlJc w:val="left"/>
       <w:pPr>
-        <w:ind w:left="4320" w:hanging="480"/>
+        <w:ind w:left="4320" w:hanging="360"/>
       </w:pPr>
     </w:lvl>
     <w:lvl w:ilvl="6">
@@ -16288,7 +16258,7 @@
       <w:lvlText w:val="%7."/>
       <w:lvlJc w:val="left"/>
       <w:pPr>
-        <w:ind w:left="5040" w:hanging="480"/>
+        <w:ind w:left="5040" w:hanging="360"/>
       </w:pPr>
     </w:lvl>
     <w:lvl w:ilvl="7">
@@ -16297,7 +16267,7 @@
       <w:lvlText w:val="%8."/>
       <w:lvlJc w:val="left"/>
       <w:pPr>
-        <w:ind w:left="5760" w:hanging="480"/>
+        <w:ind w:left="5760" w:hanging="360"/>
       </w:pPr>
     </w:lvl>
     <w:lvl w:ilvl="8">
@@ -16306,7 +16276,7 @@
       <w:lvlText w:val="%9."/>
       <w:lvlJc w:val="left"/>
       <w:pPr>
-        <w:ind w:left="6480" w:hanging="480"/>
+        <w:ind w:left="6480" w:hanging="360"/>
       </w:pPr>
     </w:lvl>
   </w:abstractNum>
@@ -17200,8 +17170,8 @@
     <w:name w:val="KeywordTok"/>
     <w:basedOn w:val="VerbatimChar"/>
     <w:rPr>
+      <w:b/>
       <w:color w:val="007020"/>
-      <w:b/>
     </w:rPr>
   </w:style>
   <w:style w:type="character" w:customStyle="1" w:styleId="DataTypeTok">
@@ -17278,42 +17248,42 @@
     <w:name w:val="ImportTok"/>
     <w:basedOn w:val="VerbatimChar"/>
     <w:rPr>
+      <w:b/>
       <w:color w:val="008000"/>
-      <w:b/>
     </w:rPr>
   </w:style>
   <w:style w:type="character" w:customStyle="1" w:styleId="CommentTok">
     <w:name w:val="CommentTok"/>
     <w:basedOn w:val="VerbatimChar"/>
     <w:rPr>
+      <w:i/>
       <w:color w:val="60a0b0"/>
-      <w:i/>
     </w:rPr>
   </w:style>
   <w:style w:type="character" w:customStyle="1" w:styleId="DocumentationTok">
     <w:name w:val="DocumentationTok"/>
     <w:basedOn w:val="VerbatimChar"/>
     <w:rPr>
+      <w:i/>
       <w:color w:val="ba2121"/>
-      <w:i/>
     </w:rPr>
   </w:style>
   <w:style w:type="character" w:customStyle="1" w:styleId="AnnotationTok">
     <w:name w:val="AnnotationTok"/>
     <w:basedOn w:val="VerbatimChar"/>
     <w:rPr>
-      <w:color w:val="60a0b0"/>
       <w:b/>
       <w:i/>
+      <w:color w:val="60a0b0"/>
     </w:rPr>
   </w:style>
   <w:style w:type="character" w:customStyle="1" w:styleId="CommentVarTok">
     <w:name w:val="CommentVarTok"/>
     <w:basedOn w:val="VerbatimChar"/>
     <w:rPr>
-      <w:color w:val="60a0b0"/>
       <w:b/>
       <w:i/>
+      <w:color w:val="60a0b0"/>
     </w:rPr>
   </w:style>
   <w:style w:type="character" w:customStyle="1" w:styleId="OtherTok">
@@ -17341,8 +17311,8 @@
     <w:name w:val="ControlFlowTok"/>
     <w:basedOn w:val="VerbatimChar"/>
     <w:rPr>
+      <w:b/>
       <w:color w:val="007020"/>
-      <w:b/>
     </w:rPr>
   </w:style>
   <w:style w:type="character" w:customStyle="1" w:styleId="OperatorTok">
@@ -17387,34 +17357,34 @@
     <w:name w:val="InformationTok"/>
     <w:basedOn w:val="VerbatimChar"/>
     <w:rPr>
-      <w:color w:val="60a0b0"/>
       <w:b/>
       <w:i/>
+      <w:color w:val="60a0b0"/>
     </w:rPr>
   </w:style>
   <w:style w:type="character" w:customStyle="1" w:styleId="WarningTok">
     <w:name w:val="WarningTok"/>
     <w:basedOn w:val="VerbatimChar"/>
     <w:rPr>
-      <w:color w:val="60a0b0"/>
       <w:b/>
       <w:i/>
+      <w:color w:val="60a0b0"/>
     </w:rPr>
   </w:style>
   <w:style w:type="character" w:customStyle="1" w:styleId="AlertTok">
     <w:name w:val="AlertTok"/>
     <w:basedOn w:val="VerbatimChar"/>
     <w:rPr>
+      <w:b/>
       <w:color w:val="ff0000"/>
-      <w:b/>
     </w:rPr>
   </w:style>
   <w:style w:type="character" w:customStyle="1" w:styleId="ErrorTok">
     <w:name w:val="ErrorTok"/>
     <w:basedOn w:val="VerbatimChar"/>
     <w:rPr>
+      <w:b/>
       <w:color w:val="ff0000"/>
-      <w:b/>
     </w:rPr>
   </w:style>
   <w:style w:type="character" w:customStyle="1" w:styleId="NormalTok">

--- a/docs/exports/08-WEBKIT-PORT.docx
+++ b/docs/exports/08-WEBKIT-PORT.docx
@@ -24,8 +24,8 @@
       </w:pPr>
       <w:r>
         <w:rPr>
-          <w:b/>
-          <w:bCs/>
+          <w:bCs/>
+          <w:b/>
         </w:rPr>
         <w:t xml:space="preserve">2026-10-04: this browser is Jet.</w:t>
       </w:r>
@@ -40,8 +40,8 @@
       </w:r>
       <w:r>
         <w:rPr>
-          <w:b/>
-          <w:bCs/>
+          <w:bCs/>
+          <w:b/>
         </w:rPr>
         <w:t xml:space="preserve">Web</w:t>
       </w:r>
@@ -102,81 +102,81 @@
       <w:r>
         <w:rPr>
           <w:rStyle w:val="VerbatimChar"/>
-          <w:b/>
-          <w:bCs/>
+          <w:bCs/>
+          <w:b/>
         </w:rPr>
         <w:t xml:space="preserve">user/Apps/jet</w:t>
       </w:r>
       <w:r>
         <w:rPr>
-          <w:b/>
-          <w:bCs/>
+          <w:bCs/>
+          <w:b/>
         </w:rPr>
         <w:t xml:space="preserve">, the package</w:t>
       </w:r>
       <w:r>
         <w:rPr>
-          <w:b/>
-          <w:bCs/>
-        </w:rPr>
-        <w:t xml:space="preserve"> </w:t>
-      </w:r>
-      <w:r>
-        <w:rPr>
-          <w:rStyle w:val="VerbatimChar"/>
-          <w:b/>
-          <w:bCs/>
+          <w:bCs/>
+          <w:b/>
+        </w:rPr>
+        <w:t xml:space="preserve"> </w:t>
+      </w:r>
+      <w:r>
+        <w:rPr>
+          <w:rStyle w:val="VerbatimChar"/>
+          <w:bCs/>
+          <w:b/>
         </w:rPr>
         <w:t xml:space="preserve">jet</w:t>
       </w:r>
       <w:r>
         <w:rPr>
-          <w:b/>
-          <w:bCs/>
-        </w:rPr>
-        <w:t xml:space="preserve"> </w:t>
-      </w:r>
-      <w:r>
-        <w:rPr>
-          <w:b/>
-          <w:bCs/>
+          <w:bCs/>
+          <w:b/>
+        </w:rPr>
+        <w:t xml:space="preserve"> </w:t>
+      </w:r>
+      <w:r>
+        <w:rPr>
+          <w:bCs/>
+          <w:b/>
         </w:rPr>
         <w:t xml:space="preserve">(2.0),</w:t>
       </w:r>
       <w:r>
         <w:rPr>
-          <w:b/>
-          <w:bCs/>
-        </w:rPr>
-        <w:t xml:space="preserve"> </w:t>
-      </w:r>
-      <w:r>
-        <w:rPr>
-          <w:rStyle w:val="VerbatimChar"/>
-          <w:b/>
-          <w:bCs/>
+          <w:bCs/>
+          <w:b/>
+        </w:rPr>
+        <w:t xml:space="preserve"> </w:t>
+      </w:r>
+      <w:r>
+        <w:rPr>
+          <w:rStyle w:val="VerbatimChar"/>
+          <w:bCs/>
+          <w:b/>
         </w:rPr>
         <w:t xml:space="preserve">SD:/apps/jet.app</w:t>
       </w:r>
       <w:r>
         <w:rPr>
-          <w:b/>
-          <w:bCs/>
+          <w:bCs/>
+          <w:b/>
         </w:rPr>
         <w:t xml:space="preserve">,</w:t>
       </w:r>
       <w:r>
         <w:rPr>
-          <w:b/>
-          <w:bCs/>
-        </w:rPr>
-        <w:t xml:space="preserve"> </w:t>
-      </w:r>
-      <w:r>
-        <w:rPr>
-          <w:rStyle w:val="VerbatimChar"/>
-          <w:b/>
-          <w:bCs/>
+          <w:bCs/>
+          <w:b/>
+        </w:rPr>
+        <w:t xml:space="preserve"> </w:t>
+      </w:r>
+      <w:r>
+        <w:rPr>
+          <w:rStyle w:val="VerbatimChar"/>
+          <w:bCs/>
+          <w:b/>
         </w:rPr>
         <w:t xml:space="preserve">run jet</w:t>
       </w:r>
@@ -259,37 +259,37 @@
       </w:pPr>
       <w:r>
         <w:rPr>
-          <w:b/>
-          <w:bCs/>
+          <w:bCs/>
+          <w:b/>
         </w:rPr>
         <w:t xml:space="preserve">2026-10-05 -- the layout of</w:t>
       </w:r>
       <w:r>
         <w:rPr>
-          <w:b/>
-          <w:bCs/>
-        </w:rPr>
-        <w:t xml:space="preserve"> </w:t>
-      </w:r>
-      <w:r>
-        <w:rPr>
-          <w:rStyle w:val="VerbatimChar"/>
-          <w:b/>
-          <w:bCs/>
+          <w:bCs/>
+          <w:b/>
+        </w:rPr>
+        <w:t xml:space="preserve"> </w:t>
+      </w:r>
+      <w:r>
+        <w:rPr>
+          <w:rStyle w:val="VerbatimChar"/>
+          <w:bCs/>
+          <w:b/>
         </w:rPr>
         <w:t xml:space="preserve">user/</w:t>
       </w:r>
       <w:r>
         <w:rPr>
-          <w:b/>
-          <w:bCs/>
-        </w:rPr>
-        <w:t xml:space="preserve"> </w:t>
-      </w:r>
-      <w:r>
-        <w:rPr>
-          <w:b/>
-          <w:bCs/>
+          <w:bCs/>
+          <w:b/>
+        </w:rPr>
+        <w:t xml:space="preserve"> </w:t>
+      </w:r>
+      <w:r>
+        <w:rPr>
+          <w:bCs/>
+          <w:b/>
         </w:rPr>
         <w:t xml:space="preserve">changed</w:t>
       </w:r>
@@ -427,22 +427,22 @@
       </w:r>
       <w:r>
         <w:rPr>
-          <w:b/>
-          <w:bCs/>
+          <w:bCs/>
+          <w:b/>
         </w:rPr>
         <w:t xml:space="preserve">A WebKit tree patched before that date, built against an Onyx clone you then update, must have these two</w:t>
       </w:r>
       <w:r>
         <w:rPr>
-          <w:b/>
-          <w:bCs/>
-        </w:rPr>
-        <w:t xml:space="preserve"> </w:t>
-      </w:r>
-      <w:r>
-        <w:rPr>
-          <w:b/>
-          <w:bCs/>
+          <w:bCs/>
+          <w:b/>
+        </w:rPr>
+        <w:t xml:space="preserve"> </w:t>
+      </w:r>
+      <w:r>
+        <w:rPr>
+          <w:bCs/>
+          <w:b/>
         </w:rPr>
         <w:t xml:space="preserve">CMake lines follow</w:t>
       </w:r>
@@ -471,7 +471,7 @@
         <w:t xml:space="preserve">.</w:t>
       </w:r>
     </w:p>
-    <w:bookmarkStart w:id="24" w:name="status--how-to-resume-2026-10-03"/>
+    <w:bookmarkStart w:id="26" w:name="status--how-to-resume-2026-10-03"/>
     <w:p>
       <w:pPr>
         <w:pStyle w:val="Heading2"/>
@@ -486,8 +486,8 @@
       </w:pPr>
       <w:r>
         <w:rPr>
-          <w:b/>
-          <w:bCs/>
+          <w:bCs/>
+          <w:b/>
         </w:rPr>
         <w:t xml:space="preserve">Now: Web, the browser on WebKit2, runs on the Pi</w:t>
       </w:r>
@@ -508,8 +508,8 @@
       </w:r>
       <w:r>
         <w:rPr>
-          <w:b/>
-          <w:bCs/>
+          <w:bCs/>
+          <w:b/>
         </w:rPr>
         <w:t xml:space="preserve">the JavaScriptCore JIT runs there</w:t>
       </w:r>
@@ -556,51 +556,51 @@
       </w:pPr>
       <w:r>
         <w:rPr>
-          <w:b/>
-          <w:bCs/>
+          <w:bCs/>
+          <w:b/>
         </w:rPr>
         <w:t xml:space="preserve">Step 1 (WTF + JavaScriptCore → the</w:t>
       </w:r>
       <w:r>
         <w:rPr>
-          <w:b/>
-          <w:bCs/>
-        </w:rPr>
-        <w:t xml:space="preserve"> </w:t>
-      </w:r>
-      <w:r>
-        <w:rPr>
-          <w:rStyle w:val="VerbatimChar"/>
-          <w:b/>
-          <w:bCs/>
+          <w:bCs/>
+          <w:b/>
+        </w:rPr>
+        <w:t xml:space="preserve"> </w:t>
+      </w:r>
+      <w:r>
+        <w:rPr>
+          <w:rStyle w:val="VerbatimChar"/>
+          <w:bCs/>
+          <w:b/>
         </w:rPr>
         <w:t xml:space="preserve">jsc</w:t>
       </w:r>
       <w:r>
         <w:rPr>
-          <w:b/>
-          <w:bCs/>
-        </w:rPr>
-        <w:t xml:space="preserve"> </w:t>
-      </w:r>
-      <w:r>
-        <w:rPr>
-          <w:b/>
-          <w:bCs/>
+          <w:bCs/>
+          <w:b/>
+        </w:rPr>
+        <w:t xml:space="preserve"> </w:t>
+      </w:r>
+      <w:r>
+        <w:rPr>
+          <w:bCs/>
+          <w:b/>
         </w:rPr>
         <w:t xml:space="preserve">shell) is done: it passes on the PC bench and on the</w:t>
       </w:r>
       <w:r>
         <w:rPr>
-          <w:b/>
-          <w:bCs/>
-        </w:rPr>
-        <w:t xml:space="preserve"> </w:t>
-      </w:r>
-      <w:r>
-        <w:rPr>
-          <w:b/>
-          <w:bCs/>
+          <w:bCs/>
+          <w:b/>
+        </w:rPr>
+        <w:t xml:space="preserve"> </w:t>
+      </w:r>
+      <w:r>
+        <w:rPr>
+          <w:bCs/>
+          <w:b/>
         </w:rPr>
         <w:t xml:space="preserve">Pi</w:t>
       </w:r>
@@ -701,8 +701,8 @@
       </w:pPr>
       <w:r>
         <w:rPr>
-          <w:b/>
-          <w:bCs/>
+          <w:bCs/>
+          <w:b/>
         </w:rPr>
         <w:t xml:space="preserve">Pinned WebKit revision:</w:t>
       </w:r>
@@ -791,7 +791,7 @@
         <w:t xml:space="preserve">.</w:t>
       </w:r>
     </w:p>
-    <w:bookmarkStart w:id="18" w:name="what-is-there"/>
+    <w:bookmarkStart w:id="20" w:name="what-is-there"/>
     <w:p>
       <w:pPr>
         <w:pStyle w:val="Heading3"/>
@@ -802,16 +802,16 @@
     </w:p>
     <w:p>
       <w:pPr>
-        <w:pStyle w:val="Compact"/>
         <w:numPr>
           <w:ilvl w:val="0"/>
           <w:numId w:val="1001"/>
         </w:numPr>
+        <w:pStyle w:val="Compact"/>
       </w:pPr>
       <w:r>
         <w:rPr>
-          <w:b/>
-          <w:bCs/>
+          <w:bCs/>
+          <w:b/>
         </w:rPr>
         <w:t xml:space="preserve">The scripts</w:t>
       </w:r>
@@ -1235,16 +1235,16 @@
     </w:p>
     <w:p>
       <w:pPr>
-        <w:pStyle w:val="Compact"/>
         <w:numPr>
           <w:ilvl w:val="0"/>
           <w:numId w:val="1001"/>
         </w:numPr>
+        <w:pStyle w:val="Compact"/>
       </w:pPr>
       <w:r>
         <w:rPr>
-          <w:b/>
-          <w:bCs/>
+          <w:bCs/>
+          <w:b/>
         </w:rPr>
         <w:t xml:space="preserve">The port</w:t>
       </w:r>
@@ -1269,11 +1269,11 @@
     </w:p>
     <w:p>
       <w:pPr>
-        <w:pStyle w:val="Compact"/>
         <w:numPr>
           <w:ilvl w:val="1"/>
           <w:numId w:val="1002"/>
         </w:numPr>
+        <w:pStyle w:val="Compact"/>
       </w:pPr>
       <w:r>
         <w:rPr>
@@ -1611,11 +1611,11 @@
     </w:p>
     <w:p>
       <w:pPr>
-        <w:pStyle w:val="Compact"/>
         <w:numPr>
           <w:ilvl w:val="1"/>
           <w:numId w:val="1002"/>
         </w:numPr>
+        <w:pStyle w:val="Compact"/>
       </w:pPr>
       <w:r>
         <w:rPr>
@@ -1664,8 +1664,8 @@
       </w:r>
       <w:r>
         <w:rPr>
-          <w:b/>
-          <w:bCs/>
+          <w:bCs/>
+          <w:b/>
         </w:rPr>
         <w:t xml:space="preserve">no machine context and no thread suspension</w:t>
       </w:r>
@@ -1714,11 +1714,11 @@
     </w:p>
     <w:p>
       <w:pPr>
-        <w:pStyle w:val="Compact"/>
         <w:numPr>
           <w:ilvl w:val="1"/>
           <w:numId w:val="1002"/>
         </w:numPr>
+        <w:pStyle w:val="Compact"/>
       </w:pPr>
       <w:r>
         <w:rPr>
@@ -1771,11 +1771,11 @@
     </w:p>
     <w:p>
       <w:pPr>
-        <w:pStyle w:val="Compact"/>
         <w:numPr>
           <w:ilvl w:val="1"/>
           <w:numId w:val="1002"/>
         </w:numPr>
+        <w:pStyle w:val="Compact"/>
       </w:pPr>
       <w:r>
         <w:rPr>
@@ -1794,8 +1794,8 @@
       </w:r>
       <w:r>
         <w:rPr>
-          <w:b/>
-          <w:bCs/>
+          <w:bCs/>
+          <w:b/>
         </w:rPr>
         <w:t xml:space="preserve">LLInt</w:t>
       </w:r>
@@ -1913,11 +1913,11 @@
     </w:p>
     <w:p>
       <w:pPr>
-        <w:pStyle w:val="Compact"/>
         <w:numPr>
           <w:ilvl w:val="1"/>
           <w:numId w:val="1002"/>
         </w:numPr>
+        <w:pStyle w:val="Compact"/>
       </w:pPr>
       <w:r>
         <w:rPr>
@@ -1936,8 +1936,8 @@
       </w:r>
       <w:r>
         <w:rPr>
-          <w:b/>
-          <w:bCs/>
+          <w:bCs/>
+          <w:b/>
         </w:rPr>
         <w:t xml:space="preserve">finishes the collections before it releases heap access</w:t>
       </w:r>
@@ -1950,11 +1950,11 @@
     </w:p>
     <w:p>
       <w:pPr>
-        <w:pStyle w:val="Compact"/>
         <w:numPr>
           <w:ilvl w:val="1"/>
           <w:numId w:val="1002"/>
         </w:numPr>
+        <w:pStyle w:val="Compact"/>
       </w:pPr>
       <w:r>
         <w:rPr>
@@ -1973,8 +1973,8 @@
       </w:r>
       <w:r>
         <w:rPr>
-          <w:b/>
-          <w:bCs/>
+          <w:bCs/>
+          <w:b/>
         </w:rPr>
         <w:t xml:space="preserve">WebAssembly</w:t>
       </w:r>
@@ -2053,11 +2053,11 @@
     </w:p>
     <w:p>
       <w:pPr>
-        <w:pStyle w:val="Compact"/>
         <w:numPr>
           <w:ilvl w:val="1"/>
           <w:numId w:val="1002"/>
         </w:numPr>
+        <w:pStyle w:val="Compact"/>
       </w:pPr>
       <w:r>
         <w:rPr>
@@ -2149,16 +2149,16 @@
     </w:p>
     <w:p>
       <w:pPr>
-        <w:pStyle w:val="Compact"/>
         <w:numPr>
           <w:ilvl w:val="0"/>
           <w:numId w:val="1001"/>
         </w:numPr>
+        <w:pStyle w:val="Compact"/>
       </w:pPr>
       <w:r>
         <w:rPr>
-          <w:b/>
-          <w:bCs/>
+          <w:bCs/>
+          <w:b/>
         </w:rPr>
         <w:t xml:space="preserve">libonyxposix</w:t>
       </w:r>
@@ -2247,8 +2247,8 @@
         <w:t xml:space="preserve">.</w:t>
       </w:r>
     </w:p>
-    <w:bookmarkEnd w:id="18"/>
-    <w:bookmarkStart w:id="19" w:name="Xc699cd9c2e9428d5ffc5457219883c40bbc749a"/>
+    <w:bookmarkEnd w:id="20"/>
+    <w:bookmarkStart w:id="21" w:name="Xc699cd9c2e9428d5ffc5457219883c40bbc749a"/>
     <w:p>
       <w:pPr>
         <w:pStyle w:val="Heading3"/>
@@ -2259,16 +2259,16 @@
     </w:p>
     <w:p>
       <w:pPr>
-        <w:pStyle w:val="Compact"/>
         <w:numPr>
           <w:ilvl w:val="0"/>
           <w:numId w:val="1003"/>
         </w:numPr>
+        <w:pStyle w:val="Compact"/>
       </w:pPr>
       <w:r>
         <w:rPr>
-          <w:b/>
-          <w:bCs/>
+          <w:bCs/>
+          <w:b/>
         </w:rPr>
         <w:t xml:space="preserve">No asynchronous signals, so no thread suspension.</w:t>
       </w:r>
@@ -2349,22 +2349,22 @@
       </w:r>
       <w:r>
         <w:rPr>
-          <w:b/>
-          <w:bCs/>
+          <w:bCs/>
+          <w:b/>
         </w:rPr>
         <w:t xml:space="preserve">the collector</w:t>
       </w:r>
       <w:r>
         <w:rPr>
-          <w:b/>
-          <w:bCs/>
-        </w:rPr>
-        <w:t xml:space="preserve"> </w:t>
-      </w:r>
-      <w:r>
-        <w:rPr>
-          <w:b/>
-          <w:bCs/>
+          <w:bCs/>
+          <w:b/>
+        </w:rPr>
+        <w:t xml:space="preserve"> </w:t>
+      </w:r>
+      <w:r>
+        <w:rPr>
+          <w:bCs/>
+          <w:b/>
         </w:rPr>
         <w:t xml:space="preserve">scanning the stack of a thread that has no heap access</w:t>
       </w:r>
@@ -2434,16 +2434,16 @@
     </w:p>
     <w:p>
       <w:pPr>
-        <w:pStyle w:val="Compact"/>
         <w:numPr>
           <w:ilvl w:val="0"/>
           <w:numId w:val="1003"/>
         </w:numPr>
+        <w:pStyle w:val="Compact"/>
       </w:pPr>
       <w:r>
         <w:rPr>
-          <w:b/>
-          <w:bCs/>
+          <w:bCs/>
+          <w:b/>
         </w:rPr>
         <w:t xml:space="preserve">The collector never scans another thread's stack.</w:t>
       </w:r>
@@ -2560,8 +2560,8 @@
       </w:r>
       <w:r>
         <w:rPr>
-          <w:b/>
-          <w:bCs/>
+          <w:bCs/>
+          <w:b/>
         </w:rPr>
         <w:t xml:space="preserve">Limits: one thread per VM</w:t>
       </w:r>
@@ -2607,16 +2607,16 @@
     </w:p>
     <w:p>
       <w:pPr>
-        <w:pStyle w:val="Compact"/>
         <w:numPr>
           <w:ilvl w:val="0"/>
           <w:numId w:val="1003"/>
         </w:numPr>
+        <w:pStyle w:val="Compact"/>
       </w:pPr>
       <w:r>
         <w:rPr>
-          <w:b/>
-          <w:bCs/>
+          <w:bCs/>
+          <w:b/>
         </w:rPr>
         <w:t xml:space="preserve">WebAssembly without faults.</w:t>
       </w:r>
@@ -2643,8 +2643,8 @@
       </w:r>
       <w:r>
         <w:rPr>
-          <w:b/>
-          <w:bCs/>
+          <w:bCs/>
+          <w:b/>
         </w:rPr>
         <w:t xml:space="preserve">no shared memories</w:t>
       </w:r>
@@ -2671,8 +2671,8 @@
       </w:r>
       <w:r>
         <w:rPr>
-          <w:b/>
-          <w:bCs/>
+          <w:bCs/>
+          <w:b/>
         </w:rPr>
         <w:t xml:space="preserve">no SIMD</w:t>
       </w:r>
@@ -2689,8 +2689,8 @@
         <w:t xml:space="preserve">in IPInt: MVP, exceptions, tail calls, GC, references, multi-memory, memory64.</w:t>
       </w:r>
     </w:p>
-    <w:bookmarkEnd w:id="19"/>
-    <w:bookmarkStart w:id="20" w:name="Xa4227df95054074cda550913f26b2c34acb1d12"/>
+    <w:bookmarkEnd w:id="21"/>
+    <w:bookmarkStart w:id="22" w:name="Xa4227df95054074cda550913f26b2c34acb1d12"/>
     <w:p>
       <w:pPr>
         <w:pStyle w:val="Heading3"/>
@@ -2784,6 +2784,7 @@
         <w:tblStyle w:val="Table"/>
         <w:tblW w:type="auto" w:w="0"/>
         <w:tblLook w:firstRow="1" w:lastRow="0" w:firstColumn="0" w:lastColumn="0" w:noHBand="0" w:noVBand="0" w:val="0020"/>
+        <w:jc w:val="start"/>
       </w:tblPr>
       <w:tblGrid>
         <w:gridCol w:w="2640"/>
@@ -2792,13 +2793,14 @@
       </w:tblGrid>
       <w:tr>
         <w:trPr>
-          <w:tblHeader w:val="on"/>
+          <w:tblHeader w:val="true"/>
         </w:trPr>
         <w:tc>
           <w:tcPr/>
           <w:p>
             <w:pPr>
               <w:pStyle w:val="Compact"/>
+              <w:jc w:val="left"/>
             </w:pPr>
             <w:r>
               <w:t xml:space="preserve">Suite</w:t>
@@ -2810,6 +2812,7 @@
           <w:p>
             <w:pPr>
               <w:pStyle w:val="Compact"/>
+              <w:jc w:val="left"/>
             </w:pPr>
             <w:r>
               <w:t xml:space="preserve">LLInt (+ WebAssembly)</w:t>
@@ -2821,6 +2824,7 @@
           <w:p>
             <w:pPr>
               <w:pStyle w:val="Compact"/>
+              <w:jc w:val="left"/>
             </w:pPr>
             <w:r>
               <w:t xml:space="preserve">C_LOOP</w:t>
@@ -2834,6 +2838,7 @@
           <w:p>
             <w:pPr>
               <w:pStyle w:val="Compact"/>
+              <w:jc w:val="left"/>
             </w:pPr>
             <w:r>
               <w:rPr>
@@ -2875,6 +2880,7 @@
           <w:p>
             <w:pPr>
               <w:pStyle w:val="Compact"/>
+              <w:jc w:val="left"/>
             </w:pPr>
             <w:r>
               <w:t xml:space="preserve">pass</w:t>
@@ -2886,6 +2892,7 @@
           <w:p>
             <w:pPr>
               <w:pStyle w:val="Compact"/>
+              <w:jc w:val="left"/>
             </w:pPr>
             <w:r>
               <w:t xml:space="preserve">pass</w:t>
@@ -2899,6 +2906,7 @@
           <w:p>
             <w:pPr>
               <w:pStyle w:val="Compact"/>
+              <w:jc w:val="left"/>
             </w:pPr>
             <w:r>
               <w:rPr>
@@ -2931,6 +2939,7 @@
           <w:p>
             <w:pPr>
               <w:pStyle w:val="Compact"/>
+              <w:jc w:val="left"/>
             </w:pPr>
             <w:r>
               <w:t xml:space="preserve">595 + 10 as expected</w:t>
@@ -2942,6 +2951,7 @@
           <w:p>
             <w:pPr>
               <w:pStyle w:val="Compact"/>
+              <w:jc w:val="left"/>
             </w:pPr>
             <w:r>
               <w:t xml:space="preserve">595 + 10 as expected</w:t>
@@ -2955,6 +2965,7 @@
           <w:p>
             <w:pPr>
               <w:pStyle w:val="Compact"/>
+              <w:jc w:val="left"/>
             </w:pPr>
             <w:r>
               <w:rPr>
@@ -2987,6 +2998,7 @@
           <w:p>
             <w:pPr>
               <w:pStyle w:val="Compact"/>
+              <w:jc w:val="left"/>
             </w:pPr>
             <w:r>
               <w:t xml:space="preserve">4688 pass, 2 fail as expected</w:t>
@@ -2998,6 +3010,7 @@
           <w:p>
             <w:pPr>
               <w:pStyle w:val="Compact"/>
+              <w:jc w:val="left"/>
             </w:pPr>
             <w:r>
               <w:t xml:space="preserve">4686 pass, 4 fail as expected</w:t>
@@ -3011,6 +3024,7 @@
           <w:p>
             <w:pPr>
               <w:pStyle w:val="Compact"/>
+              <w:jc w:val="left"/>
             </w:pPr>
             <w:r>
               <w:rPr>
@@ -3058,6 +3072,7 @@
           <w:p>
             <w:pPr>
               <w:pStyle w:val="Compact"/>
+              <w:jc w:val="left"/>
             </w:pPr>
             <w:r>
               <w:t xml:space="preserve">594 pass, 17 fail as expected</w:t>
@@ -3069,6 +3084,7 @@
           <w:p>
             <w:pPr>
               <w:pStyle w:val="Compact"/>
+              <w:jc w:val="left"/>
             </w:pPr>
             <w:r>
               <w:t xml:space="preserve">— (no WebAssembly)</w:t>
@@ -3245,6 +3261,7 @@
         <w:tblStyle w:val="Table"/>
         <w:tblW w:type="auto" w:w="0"/>
         <w:tblLook w:firstRow="1" w:lastRow="0" w:firstColumn="0" w:lastColumn="0" w:noHBand="0" w:noVBand="0" w:val="0020"/>
+        <w:jc w:val="start"/>
       </w:tblPr>
       <w:tblGrid>
         <w:gridCol w:w="2640"/>
@@ -3253,7 +3270,7 @@
       </w:tblGrid>
       <w:tr>
         <w:trPr>
-          <w:tblHeader w:val="on"/>
+          <w:tblHeader w:val="true"/>
         </w:trPr>
         <w:tc>
           <w:tcPr/>
@@ -3268,6 +3285,7 @@
           <w:p>
             <w:pPr>
               <w:pStyle w:val="Compact"/>
+              <w:jc w:val="left"/>
             </w:pPr>
             <w:r>
               <w:t xml:space="preserve">LLInt</w:t>
@@ -3279,6 +3297,7 @@
           <w:p>
             <w:pPr>
               <w:pStyle w:val="Compact"/>
+              <w:jc w:val="left"/>
             </w:pPr>
             <w:r>
               <w:t xml:space="preserve">C_LOOP</w:t>
@@ -3292,6 +3311,7 @@
           <w:p>
             <w:pPr>
               <w:pStyle w:val="Compact"/>
+              <w:jc w:val="left"/>
             </w:pPr>
             <w:r>
               <w:rPr>
@@ -3306,6 +3326,7 @@
           <w:p>
             <w:pPr>
               <w:pStyle w:val="Compact"/>
+              <w:jc w:val="left"/>
             </w:pPr>
             <w:r>
               <w:t xml:space="preserve">737 ms</w:t>
@@ -3317,6 +3338,7 @@
           <w:p>
             <w:pPr>
               <w:pStyle w:val="Compact"/>
+              <w:jc w:val="left"/>
             </w:pPr>
             <w:r>
               <w:t xml:space="preserve">1062 ms</w:t>
@@ -3330,6 +3352,7 @@
           <w:p>
             <w:pPr>
               <w:pStyle w:val="Compact"/>
+              <w:jc w:val="left"/>
             </w:pPr>
             <w:r>
               <w:t xml:space="preserve">20M additions in a loop</w:t>
@@ -3341,6 +3364,7 @@
           <w:p>
             <w:pPr>
               <w:pStyle w:val="Compact"/>
+              <w:jc w:val="left"/>
             </w:pPr>
             <w:r>
               <w:t xml:space="preserve">2659 ms</w:t>
@@ -3352,6 +3376,7 @@
           <w:p>
             <w:pPr>
               <w:pStyle w:val="Compact"/>
+              <w:jc w:val="left"/>
             </w:pPr>
             <w:r>
               <w:t xml:space="preserve">3722 ms</w:t>
@@ -3365,6 +3390,7 @@
           <w:p>
             <w:pPr>
               <w:pStyle w:val="Compact"/>
+              <w:jc w:val="left"/>
             </w:pPr>
             <w:r>
               <w:t xml:space="preserve">1M object allocations</w:t>
@@ -3376,6 +3402,7 @@
           <w:p>
             <w:pPr>
               <w:pStyle w:val="Compact"/>
+              <w:jc w:val="left"/>
             </w:pPr>
             <w:r>
               <w:t xml:space="preserve">683 ms</w:t>
@@ -3387,6 +3414,7 @@
           <w:p>
             <w:pPr>
               <w:pStyle w:val="Compact"/>
+              <w:jc w:val="left"/>
             </w:pPr>
             <w:r>
               <w:t xml:space="preserve">817 ms</w:t>
@@ -3400,6 +3428,7 @@
           <w:p>
             <w:pPr>
               <w:pStyle w:val="Compact"/>
+              <w:jc w:val="left"/>
             </w:pPr>
             <w:r>
               <w:t xml:space="preserve">sort 300k numbers</w:t>
@@ -3411,6 +3440,7 @@
           <w:p>
             <w:pPr>
               <w:pStyle w:val="Compact"/>
+              <w:jc w:val="left"/>
             </w:pPr>
             <w:r>
               <w:t xml:space="preserve">1599 ms</w:t>
@@ -3422,6 +3452,7 @@
           <w:p>
             <w:pPr>
               <w:pStyle w:val="Compact"/>
+              <w:jc w:val="left"/>
             </w:pPr>
             <w:r>
               <w:t xml:space="preserve">2417 ms</w:t>
@@ -3435,6 +3466,7 @@
           <w:p>
             <w:pPr>
               <w:pStyle w:val="Compact"/>
+              <w:jc w:val="left"/>
             </w:pPr>
             <w:r>
               <w:t xml:space="preserve">5M typed-array doubles</w:t>
@@ -3446,6 +3478,7 @@
           <w:p>
             <w:pPr>
               <w:pStyle w:val="Compact"/>
+              <w:jc w:val="left"/>
             </w:pPr>
             <w:r>
               <w:t xml:space="preserve">6142 ms</w:t>
@@ -3457,6 +3490,7 @@
           <w:p>
             <w:pPr>
               <w:pStyle w:val="Compact"/>
+              <w:jc w:val="left"/>
             </w:pPr>
             <w:r>
               <w:t xml:space="preserve">7550 ms</w:t>
@@ -3470,6 +3504,7 @@
           <w:p>
             <w:pPr>
               <w:pStyle w:val="Compact"/>
+              <w:jc w:val="left"/>
             </w:pPr>
             <w:r>
               <w:t xml:space="preserve">regexp, 100k matches</w:t>
@@ -3481,6 +3516,7 @@
           <w:p>
             <w:pPr>
               <w:pStyle w:val="Compact"/>
+              <w:jc w:val="left"/>
             </w:pPr>
             <w:r>
               <w:t xml:space="preserve">359 ms</w:t>
@@ -3492,6 +3528,7 @@
           <w:p>
             <w:pPr>
               <w:pStyle w:val="Compact"/>
+              <w:jc w:val="left"/>
             </w:pPr>
             <w:r>
               <w:t xml:space="preserve">373 ms</w:t>
@@ -3547,8 +3584,8 @@
         <w:t xml:space="preserve">only, as every program of the toolchain).</w:t>
       </w:r>
     </w:p>
-    <w:bookmarkEnd w:id="20"/>
-    <w:bookmarkStart w:id="21" w:name="X7e781abb0b4022cae70dd7da83579ce275c132f"/>
+    <w:bookmarkEnd w:id="22"/>
+    <w:bookmarkStart w:id="23" w:name="X7e781abb0b4022cae70dd7da83579ce275c132f"/>
     <w:p>
       <w:pPr>
         <w:pStyle w:val="Heading3"/>
@@ -3582,11 +3619,11 @@
     </w:p>
     <w:p>
       <w:pPr>
-        <w:pStyle w:val="Compact"/>
         <w:numPr>
           <w:ilvl w:val="0"/>
           <w:numId w:val="1004"/>
         </w:numPr>
+        <w:pStyle w:val="Compact"/>
       </w:pPr>
       <w:r>
         <w:rPr>
@@ -3615,11 +3652,11 @@
     </w:p>
     <w:p>
       <w:pPr>
-        <w:pStyle w:val="Compact"/>
         <w:numPr>
           <w:ilvl w:val="0"/>
           <w:numId w:val="1004"/>
         </w:numPr>
+        <w:pStyle w:val="Compact"/>
       </w:pPr>
       <w:r>
         <w:rPr>
@@ -3651,11 +3688,11 @@
     </w:p>
     <w:p>
       <w:pPr>
-        <w:pStyle w:val="Compact"/>
         <w:numPr>
           <w:ilvl w:val="0"/>
           <w:numId w:val="1004"/>
         </w:numPr>
+        <w:pStyle w:val="Compact"/>
       </w:pPr>
       <w:r>
         <w:rPr>
@@ -3672,11 +3709,11 @@
     </w:p>
     <w:p>
       <w:pPr>
-        <w:pStyle w:val="Compact"/>
         <w:numPr>
           <w:ilvl w:val="0"/>
           <w:numId w:val="1004"/>
         </w:numPr>
+        <w:pStyle w:val="Compact"/>
       </w:pPr>
       <w:r>
         <w:rPr>
@@ -3744,11 +3781,11 @@
     </w:p>
     <w:p>
       <w:pPr>
-        <w:pStyle w:val="Compact"/>
         <w:numPr>
           <w:ilvl w:val="0"/>
           <w:numId w:val="1004"/>
         </w:numPr>
+        <w:pStyle w:val="Compact"/>
       </w:pPr>
       <w:r>
         <w:rPr>
@@ -3929,8 +3966,8 @@
       </w:r>
       <w:r>
         <w:rPr>
+          <w:iCs/>
           <w:i/>
-          <w:iCs/>
         </w:rPr>
         <w:t xml:space="preserve">Quotes and escapes</w:t>
       </w:r>
@@ -3955,11 +3992,11 @@
     </w:p>
     <w:p>
       <w:pPr>
-        <w:pStyle w:val="Compact"/>
         <w:numPr>
           <w:ilvl w:val="0"/>
           <w:numId w:val="1004"/>
         </w:numPr>
+        <w:pStyle w:val="Compact"/>
       </w:pPr>
       <w:r>
         <w:t xml:space="preserve">Memory: the Task Manager's figure for</w:t>
@@ -4000,6 +4037,7 @@
         <w:tblStyle w:val="Table"/>
         <w:tblW w:type="auto" w:w="0"/>
         <w:tblLook w:firstRow="1" w:lastRow="0" w:firstColumn="0" w:lastColumn="0" w:noHBand="0" w:noVBand="0" w:val="0020"/>
+        <w:jc w:val="start"/>
       </w:tblPr>
       <w:tblGrid>
         <w:gridCol w:w="3960"/>
@@ -4007,7 +4045,7 @@
       </w:tblGrid>
       <w:tr>
         <w:trPr>
-          <w:tblHeader w:val="on"/>
+          <w:tblHeader w:val="true"/>
         </w:trPr>
         <w:tc>
           <w:tcPr/>
@@ -4022,6 +4060,7 @@
           <w:p>
             <w:pPr>
               <w:pStyle w:val="Compact"/>
+              <w:jc w:val="left"/>
             </w:pPr>
             <w:r>
               <w:t xml:space="preserve">Pi 4</w:t>
@@ -4035,6 +4074,7 @@
           <w:p>
             <w:pPr>
               <w:pStyle w:val="Compact"/>
+              <w:jc w:val="left"/>
             </w:pPr>
             <w:r>
               <w:rPr>
@@ -4049,6 +4089,7 @@
           <w:p>
             <w:pPr>
               <w:pStyle w:val="Compact"/>
+              <w:jc w:val="left"/>
             </w:pPr>
             <w:r>
               <w:t xml:space="preserve">1852 ms</w:t>
@@ -4062,6 +4103,7 @@
           <w:p>
             <w:pPr>
               <w:pStyle w:val="Compact"/>
+              <w:jc w:val="left"/>
             </w:pPr>
             <w:r>
               <w:t xml:space="preserve">20M additions in a loop</w:t>
@@ -4073,6 +4115,7 @@
           <w:p>
             <w:pPr>
               <w:pStyle w:val="Compact"/>
+              <w:jc w:val="left"/>
             </w:pPr>
             <w:r>
               <w:t xml:space="preserve">5595 ms</w:t>
@@ -4086,6 +4129,7 @@
           <w:p>
             <w:pPr>
               <w:pStyle w:val="Compact"/>
+              <w:jc w:val="left"/>
             </w:pPr>
             <w:r>
               <w:t xml:space="preserve">1M object allocations</w:t>
@@ -4097,6 +4141,7 @@
           <w:p>
             <w:pPr>
               <w:pStyle w:val="Compact"/>
+              <w:jc w:val="left"/>
             </w:pPr>
             <w:r>
               <w:t xml:space="preserve">2085 ms</w:t>
@@ -4110,6 +4155,7 @@
           <w:p>
             <w:pPr>
               <w:pStyle w:val="Compact"/>
+              <w:jc w:val="left"/>
             </w:pPr>
             <w:r>
               <w:t xml:space="preserve">300k string concat / split</w:t>
@@ -4121,6 +4167,7 @@
           <w:p>
             <w:pPr>
               <w:pStyle w:val="Compact"/>
+              <w:jc w:val="left"/>
             </w:pPr>
             <w:r>
               <w:t xml:space="preserve">2307 ms</w:t>
@@ -4134,6 +4181,7 @@
           <w:p>
             <w:pPr>
               <w:pStyle w:val="Compact"/>
+              <w:jc w:val="left"/>
             </w:pPr>
             <w:r>
               <w:t xml:space="preserve">sort 300k numbers</w:t>
@@ -4145,6 +4193,7 @@
           <w:p>
             <w:pPr>
               <w:pStyle w:val="Compact"/>
+              <w:jc w:val="left"/>
             </w:pPr>
             <w:r>
               <w:t xml:space="preserve">4896 ms</w:t>
@@ -4158,6 +4207,7 @@
           <w:p>
             <w:pPr>
               <w:pStyle w:val="Compact"/>
+              <w:jc w:val="left"/>
             </w:pPr>
             <w:r>
               <w:t xml:space="preserve">regexp, 100k matches</w:t>
@@ -4169,6 +4219,7 @@
           <w:p>
             <w:pPr>
               <w:pStyle w:val="Compact"/>
+              <w:jc w:val="left"/>
             </w:pPr>
             <w:r>
               <w:t xml:space="preserve">1330 ms</w:t>
@@ -4182,6 +4233,7 @@
           <w:p>
             <w:pPr>
               <w:pStyle w:val="Compact"/>
+              <w:jc w:val="left"/>
             </w:pPr>
             <w:r>
               <w:t xml:space="preserve">Map, 500k set / get</w:t>
@@ -4193,6 +4245,7 @@
           <w:p>
             <w:pPr>
               <w:pStyle w:val="Compact"/>
+              <w:jc w:val="left"/>
             </w:pPr>
             <w:r>
               <w:t xml:space="preserve">4001 ms</w:t>
@@ -4206,6 +4259,7 @@
           <w:p>
             <w:pPr>
               <w:pStyle w:val="Compact"/>
+              <w:jc w:val="left"/>
             </w:pPr>
             <w:r>
               <w:t xml:space="preserve">5M typed-array doubles</w:t>
@@ -4217,6 +4271,7 @@
           <w:p>
             <w:pPr>
               <w:pStyle w:val="Compact"/>
+              <w:jc w:val="left"/>
             </w:pPr>
             <w:r>
               <w:t xml:space="preserve">17357 ms</w:t>
@@ -4230,6 +4285,7 @@
           <w:p>
             <w:pPr>
               <w:pStyle w:val="Compact"/>
+              <w:jc w:val="left"/>
             </w:pPr>
             <w:r>
               <w:t xml:space="preserve">JSON, 20 × 200 KB</w:t>
@@ -4241,6 +4297,7 @@
           <w:p>
             <w:pPr>
               <w:pStyle w:val="Compact"/>
+              <w:jc w:val="left"/>
             </w:pPr>
             <w:r>
               <w:t xml:space="preserve">1609 ms</w:t>
@@ -4278,8 +4335,8 @@
         <w:t xml:space="preserve">collector's reservations, the main thread's stack size, timing.</w:t>
       </w:r>
     </w:p>
-    <w:bookmarkEnd w:id="21"/>
-    <w:bookmarkStart w:id="22" w:name="resume"/>
+    <w:bookmarkEnd w:id="23"/>
+    <w:bookmarkStart w:id="24" w:name="resume"/>
     <w:p>
       <w:pPr>
         <w:pStyle w:val="Heading3"/>
@@ -4294,23 +4351,23 @@
       </w:pPr>
       <w:r>
         <w:rPr>
-          <w:b/>
-          <w:bCs/>
+          <w:bCs/>
+          <w:b/>
         </w:rPr>
         <w:t xml:space="preserve">From a fresh clone, in one command:</w:t>
       </w:r>
       <w:r>
         <w:rPr>
-          <w:b/>
-          <w:bCs/>
-        </w:rPr>
-        <w:t xml:space="preserve"> </w:t>
-      </w:r>
-      <w:r>
-        <w:rPr>
-          <w:rStyle w:val="VerbatimChar"/>
-          <w:b/>
-          <w:bCs/>
+          <w:bCs/>
+          <w:b/>
+        </w:rPr>
+        <w:t xml:space="preserve"> </w:t>
+      </w:r>
+      <w:r>
+        <w:rPr>
+          <w:rStyle w:val="VerbatimChar"/>
+          <w:bCs/>
+          <w:b/>
         </w:rPr>
         <w:t xml:space="preserve">sh tools/build-jet.sh</w:t>
       </w:r>
@@ -4748,8 +4805,8 @@
         <w:t xml:space="preserve">installed.)</w:t>
       </w:r>
     </w:p>
-    <w:bookmarkEnd w:id="22"/>
-    <w:bookmarkStart w:id="23" w:name="next-steps"/>
+    <w:bookmarkEnd w:id="24"/>
+    <w:bookmarkStart w:id="25" w:name="next-steps"/>
     <w:p>
       <w:pPr>
         <w:pStyle w:val="Heading3"/>
@@ -4760,11 +4817,11 @@
     </w:p>
     <w:p>
       <w:pPr>
-        <w:pStyle w:val="Compact"/>
         <w:numPr>
           <w:ilvl w:val="0"/>
           <w:numId w:val="1005"/>
         </w:numPr>
+        <w:pStyle w:val="Compact"/>
       </w:pPr>
       <w:r>
         <w:t xml:space="preserve">Step 2, WebCore (below), on the branch</w:t>
@@ -4799,11 +4856,11 @@
     </w:p>
     <w:p>
       <w:pPr>
-        <w:pStyle w:val="Compact"/>
         <w:numPr>
           <w:ilvl w:val="0"/>
           <w:numId w:val="1005"/>
         </w:numPr>
+        <w:pStyle w:val="Compact"/>
       </w:pPr>
       <w:r>
         <w:t xml:space="preserve">For later, in the kernel: PROT_EXEC for a JIT, a call to suspend a thread (above), a malloc that</w:t>
@@ -4815,9 +4872,9 @@
         <w:t xml:space="preserve">returns memory, a streaming ELF loader and shared code pages (a static WebKit is 60–100 MB).</w:t>
       </w:r>
     </w:p>
-    <w:bookmarkEnd w:id="23"/>
-    <w:bookmarkEnd w:id="24"/>
-    <w:bookmarkStart w:id="26" w:name="X73dc553a5cb306f22118a49f6a82add359b7923"/>
+    <w:bookmarkEnd w:id="25"/>
+    <w:bookmarkEnd w:id="26"/>
+    <w:bookmarkStart w:id="28" w:name="X73dc553a5cb306f22118a49f6a82add359b7923"/>
     <w:p>
       <w:pPr>
         <w:pStyle w:val="Heading2"/>
@@ -4844,22 +4901,22 @@
       </w:pPr>
       <w:r>
         <w:rPr>
-          <w:b/>
-          <w:bCs/>
+          <w:bCs/>
+          <w:b/>
         </w:rPr>
         <w:t xml:space="preserve">Where it stands: WebCore builds for Onyx, links, and renders a page — on the PC bench and on</w:t>
       </w:r>
       <w:r>
         <w:rPr>
-          <w:b/>
-          <w:bCs/>
-        </w:rPr>
-        <w:t xml:space="preserve"> </w:t>
-      </w:r>
-      <w:r>
-        <w:rPr>
-          <w:b/>
-          <w:bCs/>
+          <w:bCs/>
+          <w:b/>
+        </w:rPr>
+        <w:t xml:space="preserve"> </w:t>
+      </w:r>
+      <w:r>
+        <w:rPr>
+          <w:bCs/>
+          <w:b/>
         </w:rPr>
         <w:t xml:space="preserve">the Pi (2026-10-02).</w:t>
       </w:r>
@@ -4925,22 +4982,22 @@
       </w:r>
       <w:r>
         <w:rPr>
-          <w:b/>
-          <w:bCs/>
+          <w:bCs/>
+          <w:b/>
         </w:rPr>
         <w:t xml:space="preserve">5 to 6 seconds</w:t>
       </w:r>
       <w:r>
         <w:rPr>
-          <w:b/>
-          <w:bCs/>
-        </w:rPr>
-        <w:t xml:space="preserve"> </w:t>
-      </w:r>
-      <w:r>
-        <w:rPr>
-          <w:b/>
-          <w:bCs/>
+          <w:bCs/>
+          <w:b/>
+        </w:rPr>
+        <w:t xml:space="preserve"> </w:t>
+      </w:r>
+      <w:r>
+        <w:rPr>
+          <w:bCs/>
+          <w:b/>
         </w:rPr>
         <w:t xml:space="preserve">from the command to the prompt</w:t>
       </w:r>
@@ -5126,8 +5183,8 @@
       </w:r>
       <w:r>
         <w:rPr>
-          <w:b/>
-          <w:bCs/>
+          <w:bCs/>
+          <w:b/>
         </w:rPr>
         <w:t xml:space="preserve">21 checks pass</w:t>
       </w:r>
@@ -5295,16 +5352,16 @@
     </w:p>
     <w:p>
       <w:pPr>
-        <w:pStyle w:val="Compact"/>
         <w:numPr>
           <w:ilvl w:val="0"/>
           <w:numId w:val="1006"/>
         </w:numPr>
+        <w:pStyle w:val="Compact"/>
       </w:pPr>
       <w:r>
         <w:rPr>
-          <w:b/>
-          <w:bCs/>
+          <w:bCs/>
+          <w:b/>
         </w:rPr>
         <w:t xml:space="preserve">The theme is WebKit's own Adwaita</w:t>
       </w:r>
@@ -5332,16 +5389,16 @@
     </w:p>
     <w:p>
       <w:pPr>
-        <w:pStyle w:val="Compact"/>
         <w:numPr>
           <w:ilvl w:val="0"/>
           <w:numId w:val="1006"/>
         </w:numPr>
+        <w:pStyle w:val="Compact"/>
       </w:pPr>
       <w:r>
         <w:rPr>
-          <w:b/>
-          <w:bCs/>
+          <w:bCs/>
+          <w:b/>
         </w:rPr>
         <w:t xml:space="preserve">The libwpe pasteboard and editor files call no libwpe function</w:t>
       </w:r>
@@ -5408,11 +5465,11 @@
     </w:p>
     <w:p>
       <w:pPr>
-        <w:pStyle w:val="Compact"/>
         <w:numPr>
           <w:ilvl w:val="0"/>
           <w:numId w:val="1006"/>
         </w:numPr>
+        <w:pStyle w:val="Compact"/>
       </w:pPr>
       <w:r>
         <w:t xml:space="preserve">WebCore needs a</w:t>
@@ -5468,11 +5525,11 @@
     </w:p>
     <w:p>
       <w:pPr>
-        <w:pStyle w:val="Compact"/>
         <w:numPr>
           <w:ilvl w:val="0"/>
           <w:numId w:val="1006"/>
         </w:numPr>
+        <w:pStyle w:val="Compact"/>
       </w:pPr>
       <w:r>
         <w:t xml:space="preserve">The link asked for 36 symbols in all (pasteboard, editor, WebCrypto, one keyboard function).</w:t>
@@ -5484,8 +5541,8 @@
       </w:pPr>
       <w:r>
         <w:rPr>
-          <w:b/>
-          <w:bCs/>
+          <w:bCs/>
+          <w:b/>
         </w:rPr>
         <w:t xml:space="preserve">Not done / not tested yet in step 2</w:t>
       </w:r>
@@ -5497,8 +5554,8 @@
       </w:r>
       <w:r>
         <w:rPr>
-          <w:b/>
-          <w:bCs/>
+          <w:bCs/>
+          <w:b/>
         </w:rPr>
         <w:t xml:space="preserve">the network path is compiled, not exercised</w:t>
       </w:r>
@@ -5590,8 +5647,8 @@
       </w:pPr>
       <w:r>
         <w:rPr>
-          <w:b/>
-          <w:bCs/>
+          <w:bCs/>
+          <w:b/>
         </w:rPr>
         <w:t xml:space="preserve">WebCrypto on mbedTLS</w:t>
       </w:r>
@@ -5666,22 +5723,22 @@
       </w:r>
       <w:r>
         <w:rPr>
-          <w:b/>
-          <w:bCs/>
+          <w:bCs/>
+          <w:b/>
         </w:rPr>
         <w:t xml:space="preserve">every</w:t>
       </w:r>
       <w:r>
         <w:rPr>
-          <w:b/>
-          <w:bCs/>
-        </w:rPr>
-        <w:t xml:space="preserve"> </w:t>
-      </w:r>
-      <w:r>
-        <w:rPr>
-          <w:b/>
-          <w:bCs/>
+          <w:bCs/>
+          <w:b/>
+        </w:rPr>
+        <w:t xml:space="preserve"> </w:t>
+      </w:r>
+      <w:r>
+        <w:rPr>
+          <w:bCs/>
+          <w:b/>
         </w:rPr>
         <w:t xml:space="preserve">operation works on a private copy of the key</w:t>
       </w:r>
@@ -5765,8 +5822,8 @@
       </w:r>
       <w:r>
         <w:rPr>
-          <w:b/>
-          <w:bCs/>
+          <w:bCs/>
+          <w:b/>
         </w:rPr>
         <w:t xml:space="preserve">299 checks pass</w:t>
       </w:r>
@@ -5814,8 +5871,8 @@
       </w:r>
       <w:r>
         <w:rPr>
-          <w:b/>
-          <w:bCs/>
+          <w:bCs/>
+          <w:b/>
         </w:rPr>
         <w:t xml:space="preserve">To know</w:t>
       </w:r>
@@ -5850,7 +5907,7 @@
         <w:t xml:space="preserve">(hardware AES is off in the port): not constant-time with respect to the cache.</w:t>
       </w:r>
     </w:p>
-    <w:bookmarkStart w:id="25" w:name="the-design-the-study-it-started-from"/>
+    <w:bookmarkStart w:id="27" w:name="the-design-the-study-it-started-from"/>
     <w:p>
       <w:pPr>
         <w:pStyle w:val="Heading3"/>
@@ -5865,8 +5922,8 @@
       </w:pPr>
       <w:r>
         <w:rPr>
-          <w:b/>
-          <w:bCs/>
+          <w:bCs/>
+          <w:b/>
         </w:rPr>
         <w:t xml:space="preserve">Decided (the user, 2026-10-02): the graphics, in this order</w:t>
       </w:r>
@@ -5881,8 +5938,8 @@
       </w:r>
       <w:r>
         <w:rPr>
-          <w:b/>
-          <w:bCs/>
+          <w:bCs/>
+          <w:b/>
         </w:rPr>
         <w:t xml:space="preserve">CPU, without GL</w:t>
       </w:r>
@@ -5897,22 +5954,22 @@
       </w:r>
       <w:r>
         <w:rPr>
-          <w:b/>
-          <w:bCs/>
+          <w:bCs/>
+          <w:b/>
         </w:rPr>
         <w:t xml:space="preserve">compositor on</w:t>
       </w:r>
       <w:r>
         <w:rPr>
-          <w:b/>
-          <w:bCs/>
-        </w:rPr>
-        <w:t xml:space="preserve"> </w:t>
-      </w:r>
-      <w:r>
-        <w:rPr>
-          <w:b/>
-          <w:bCs/>
+          <w:bCs/>
+          <w:b/>
+        </w:rPr>
+        <w:t xml:space="preserve"> </w:t>
+      </w:r>
+      <w:r>
+        <w:rPr>
+          <w:bCs/>
+          <w:b/>
         </w:rPr>
         <w:t xml:space="preserve">the V3D</w:t>
       </w:r>
@@ -5939,8 +5996,8 @@
       </w:r>
       <w:r>
         <w:rPr>
-          <w:b/>
-          <w:bCs/>
+          <w:bCs/>
+          <w:b/>
         </w:rPr>
         <w:t xml:space="preserve">WebGL is a goal for later</w:t>
       </w:r>
@@ -5958,22 +6015,22 @@
       </w:r>
       <w:r>
         <w:rPr>
-          <w:b/>
-          <w:bCs/>
+          <w:bCs/>
+          <w:b/>
         </w:rPr>
         <w:t xml:space="preserve">an ANGLE back end of our own that drives Onyx's V3D kernel driver</w:t>
       </w:r>
       <w:r>
         <w:rPr>
-          <w:b/>
-          <w:bCs/>
-        </w:rPr>
-        <w:t xml:space="preserve"> </w:t>
-      </w:r>
-      <w:r>
-        <w:rPr>
-          <w:b/>
-          <w:bCs/>
+          <w:bCs/>
+          <w:b/>
+        </w:rPr>
+        <w:t xml:space="preserve"> </w:t>
+      </w:r>
+      <w:r>
+        <w:rPr>
+          <w:bCs/>
+          <w:b/>
         </w:rPr>
         <w:t xml:space="preserve">directly, with only Mesa's shader compiler library (SPIR-V → NIR → QPU) behind it</w:t>
       </w:r>
@@ -6045,16 +6102,16 @@
     </w:p>
     <w:p>
       <w:pPr>
-        <w:pStyle w:val="Compact"/>
         <w:numPr>
           <w:ilvl w:val="0"/>
           <w:numId w:val="1007"/>
         </w:numPr>
+        <w:pStyle w:val="Compact"/>
       </w:pPr>
       <w:r>
         <w:rPr>
-          <w:b/>
-          <w:bCs/>
+          <w:bCs/>
+          <w:b/>
         </w:rPr>
         <w:t xml:space="preserve">No port builds WebCore without GL.</w:t>
       </w:r>
@@ -6282,8 +6339,8 @@
       </w:r>
       <w:r>
         <w:rPr>
-          <w:b/>
-          <w:bCs/>
+          <w:bCs/>
+          <w:b/>
         </w:rPr>
         <w:t xml:space="preserve">Chosen: a guard patch</w:t>
       </w:r>
@@ -6329,16 +6386,16 @@
     </w:p>
     <w:p>
       <w:pPr>
-        <w:pStyle w:val="Compact"/>
         <w:numPr>
           <w:ilvl w:val="0"/>
           <w:numId w:val="1007"/>
         </w:numPr>
+        <w:pStyle w:val="Compact"/>
       </w:pPr>
       <w:r>
         <w:rPr>
-          <w:b/>
-          <w:bCs/>
+          <w:bCs/>
+          <w:b/>
         </w:rPr>
         <w:t xml:space="preserve">Compositing compiled out</w:t>
       </w:r>
@@ -6618,16 +6675,16 @@
     </w:p>
     <w:p>
       <w:pPr>
-        <w:pStyle w:val="Compact"/>
         <w:numPr>
           <w:ilvl w:val="0"/>
           <w:numId w:val="1007"/>
         </w:numPr>
+        <w:pStyle w:val="Compact"/>
       </w:pPr>
       <w:r>
         <w:rPr>
-          <w:b/>
-          <w:bCs/>
+          <w:bCs/>
+          <w:b/>
         </w:rPr>
         <w:t xml:space="preserve">CMake</w:t>
       </w:r>
@@ -6745,16 +6802,16 @@
     </w:p>
     <w:p>
       <w:pPr>
-        <w:pStyle w:val="Compact"/>
         <w:numPr>
           <w:ilvl w:val="0"/>
           <w:numId w:val="1007"/>
         </w:numPr>
+        <w:pStyle w:val="Compact"/>
       </w:pPr>
       <w:r>
         <w:rPr>
-          <w:b/>
-          <w:bCs/>
+          <w:bCs/>
+          <w:b/>
         </w:rPr>
         <w:t xml:space="preserve">Fonts</w:t>
       </w:r>
@@ -6812,16 +6869,16 @@
     </w:p>
     <w:p>
       <w:pPr>
-        <w:pStyle w:val="Compact"/>
         <w:numPr>
           <w:ilvl w:val="0"/>
           <w:numId w:val="1007"/>
         </w:numPr>
+        <w:pStyle w:val="Compact"/>
       </w:pPr>
       <w:r>
         <w:rPr>
-          <w:b/>
-          <w:bCs/>
+          <w:bCs/>
+          <w:b/>
         </w:rPr>
         <w:t xml:space="preserve">TLS</w:t>
       </w:r>
@@ -6932,8 +6989,8 @@
       </w:r>
       <w:r>
         <w:rPr>
-          <w:b/>
-          <w:bCs/>
+          <w:bCs/>
+          <w:b/>
         </w:rPr>
         <w:t xml:space="preserve">mbedTLS glue, about 600 lines</w:t>
       </w:r>
@@ -6952,16 +7009,16 @@
     </w:p>
     <w:p>
       <w:pPr>
-        <w:pStyle w:val="Compact"/>
         <w:numPr>
           <w:ilvl w:val="0"/>
           <w:numId w:val="1007"/>
         </w:numPr>
+        <w:pStyle w:val="Compact"/>
       </w:pPr>
       <w:r>
         <w:rPr>
-          <w:b/>
-          <w:bCs/>
+          <w:bCs/>
+          <w:b/>
         </w:rPr>
         <w:t xml:space="preserve">WebCrypto cannot be switched off</w:t>
       </w:r>
@@ -6991,22 +7048,22 @@
       </w:r>
       <w:r>
         <w:rPr>
-          <w:b/>
-          <w:bCs/>
+          <w:bCs/>
+          <w:b/>
         </w:rPr>
         <w:t xml:space="preserve">First build: a stub</w:t>
       </w:r>
       <w:r>
         <w:rPr>
-          <w:b/>
-          <w:bCs/>
-        </w:rPr>
-        <w:t xml:space="preserve"> </w:t>
-      </w:r>
-      <w:r>
-        <w:rPr>
-          <w:b/>
-          <w:bCs/>
+          <w:bCs/>
+          <w:b/>
+        </w:rPr>
+        <w:t xml:space="preserve"> </w:t>
+      </w:r>
+      <w:r>
+        <w:rPr>
+          <w:bCs/>
+          <w:b/>
         </w:rPr>
         <w:t xml:space="preserve">back end</w:t>
       </w:r>
@@ -7063,8 +7120,8 @@
       </w:r>
       <w:r>
         <w:rPr>
-          <w:b/>
-          <w:bCs/>
+          <w:bCs/>
+          <w:b/>
         </w:rPr>
         <w:t xml:space="preserve">mbedTLS, done</w:t>
       </w:r>
@@ -7077,16 +7134,16 @@
     </w:p>
     <w:p>
       <w:pPr>
-        <w:pStyle w:val="Compact"/>
         <w:numPr>
           <w:ilvl w:val="0"/>
           <w:numId w:val="1007"/>
         </w:numPr>
+        <w:pStyle w:val="Compact"/>
       </w:pPr>
       <w:r>
         <w:rPr>
-          <w:b/>
-          <w:bCs/>
+          <w:bCs/>
+          <w:b/>
         </w:rPr>
         <w:t xml:space="preserve">Others</w:t>
       </w:r>
@@ -7213,16 +7270,16 @@
     </w:p>
     <w:p>
       <w:pPr>
-        <w:pStyle w:val="Compact"/>
         <w:numPr>
           <w:ilvl w:val="0"/>
           <w:numId w:val="1007"/>
         </w:numPr>
+        <w:pStyle w:val="Compact"/>
       </w:pPr>
       <w:r>
         <w:rPr>
-          <w:b/>
-          <w:bCs/>
+          <w:bCs/>
+          <w:b/>
         </w:rPr>
         <w:t xml:space="preserve">The per-port files</w:t>
       </w:r>
@@ -7622,9 +7679,9 @@
         <w:t xml:space="preserve">PC: WebCore links into a test program that loads a page from a file and paints it into a PNG.</w:t>
       </w:r>
     </w:p>
-    <w:bookmarkEnd w:id="25"/>
-    <w:bookmarkEnd w:id="26"/>
-    <w:bookmarkStart w:id="27" w:name="X5694fad81d04550ba0fb0f235bab2fd3659dbbc"/>
+    <w:bookmarkEnd w:id="27"/>
+    <w:bookmarkEnd w:id="28"/>
+    <w:bookmarkStart w:id="29" w:name="X5694fad81d04550ba0fb0f235bab2fd3659dbbc"/>
     <w:p>
       <w:pPr>
         <w:pStyle w:val="Heading2"/>
@@ -7639,8 +7696,8 @@
       </w:pPr>
       <w:r>
         <w:rPr>
-          <w:b/>
-          <w:bCs/>
+          <w:bCs/>
+          <w:b/>
         </w:rPr>
         <w:t xml:space="preserve">Web runs on the Pi</w:t>
       </w:r>
@@ -7679,8 +7736,8 @@
       </w:r>
       <w:r>
         <w:rPr>
+          <w:iCs/>
           <w:i/>
-          <w:iCs/>
         </w:rPr>
         <w:t xml:space="preserve">Web</w:t>
       </w:r>
@@ -7698,8 +7755,8 @@
       </w:r>
       <w:r>
         <w:rPr>
-          <w:b/>
-          <w:bCs/>
+          <w:bCs/>
+          <w:b/>
         </w:rPr>
         <w:t xml:space="preserve">one program</w:t>
       </w:r>
@@ -7780,8 +7837,8 @@
       </w:r>
       <w:r>
         <w:rPr>
-          <w:b/>
-          <w:bCs/>
+          <w:bCs/>
+          <w:b/>
         </w:rPr>
         <w:t xml:space="preserve">kotonstudio.com over HTTPS</w:t>
       </w:r>
@@ -7796,8 +7853,8 @@
       </w:r>
       <w:r>
         <w:rPr>
-          <w:b/>
-          <w:bCs/>
+          <w:bCs/>
+          <w:b/>
         </w:rPr>
         <w:t xml:space="preserve">3.2 s from the address typed to the load's end</w:t>
       </w:r>
@@ -7845,8 +7902,8 @@
       </w:r>
       <w:r>
         <w:rPr>
-          <w:b/>
-          <w:bCs/>
+          <w:bCs/>
+          <w:b/>
         </w:rPr>
         <w:t xml:space="preserve">new window</w:t>
       </w:r>
@@ -8163,16 +8220,16 @@
     </w:p>
     <w:p>
       <w:pPr>
-        <w:pStyle w:val="Compact"/>
         <w:numPr>
           <w:ilvl w:val="0"/>
           <w:numId w:val="1008"/>
         </w:numPr>
+        <w:pStyle w:val="Compact"/>
       </w:pPr>
       <w:r>
         <w:rPr>
-          <w:b/>
-          <w:bCs/>
+          <w:bCs/>
+          <w:b/>
         </w:rPr>
         <w:t xml:space="preserve">WTF's RedBlackTree::remove left the removed node's links</w:t>
       </w:r>
@@ -8200,16 +8257,16 @@
     </w:p>
     <w:p>
       <w:pPr>
-        <w:pStyle w:val="Compact"/>
         <w:numPr>
           <w:ilvl w:val="0"/>
           <w:numId w:val="1008"/>
         </w:numPr>
+        <w:pStyle w:val="Compact"/>
       </w:pPr>
       <w:r>
         <w:rPr>
-          <w:b/>
-          <w:bCs/>
+          <w:bCs/>
+          <w:b/>
         </w:rPr>
         <w:t xml:space="preserve">curl was built without its multi wake-up</w:t>
       </w:r>
@@ -8252,16 +8309,16 @@
     </w:p>
     <w:p>
       <w:pPr>
-        <w:pStyle w:val="Compact"/>
         <w:numPr>
           <w:ilvl w:val="0"/>
           <w:numId w:val="1008"/>
         </w:numPr>
+        <w:pStyle w:val="Compact"/>
       </w:pPr>
       <w:r>
         <w:rPr>
-          <w:b/>
-          <w:bCs/>
+          <w:bCs/>
+          <w:b/>
         </w:rPr>
         <w:t xml:space="preserve">The IPC monitor thread read on its own thread</w:t>
       </w:r>
@@ -8289,16 +8346,16 @@
     </w:p>
     <w:p>
       <w:pPr>
-        <w:pStyle w:val="Compact"/>
         <w:numPr>
           <w:ilvl w:val="0"/>
           <w:numId w:val="1008"/>
         </w:numPr>
+        <w:pStyle w:val="Compact"/>
       </w:pPr>
       <w:r>
         <w:rPr>
-          <w:b/>
-          <w:bCs/>
+          <w:bCs/>
+          <w:b/>
         </w:rPr>
         <w:t xml:space="preserve">A heap corruption in Skia's glyph painting, on the Pi only</w:t>
       </w:r>
@@ -8358,8 +8415,8 @@
       </w:r>
       <w:r>
         <w:rPr>
-          <w:b/>
-          <w:bCs/>
+          <w:bCs/>
+          <w:b/>
         </w:rPr>
         <w:t xml:space="preserve">backtrace</w:t>
       </w:r>
@@ -8449,8 +8506,8 @@
       </w:r>
       <w:r>
         <w:rPr>
-          <w:b/>
-          <w:bCs/>
+          <w:bCs/>
+          <w:b/>
         </w:rPr>
         <w:t xml:space="preserve">newlib's usable size is not the fault</w:t>
       </w:r>
@@ -8753,22 +8810,22 @@
       </w:r>
       <w:r>
         <w:rPr>
-          <w:b/>
-          <w:bCs/>
+          <w:bCs/>
+          <w:b/>
         </w:rPr>
         <w:t xml:space="preserve">and the cause of the</w:t>
       </w:r>
       <w:r>
         <w:rPr>
-          <w:b/>
-          <w:bCs/>
-        </w:rPr>
-        <w:t xml:space="preserve"> </w:t>
-      </w:r>
-      <w:r>
-        <w:rPr>
-          <w:b/>
-          <w:bCs/>
+          <w:bCs/>
+          <w:b/>
+        </w:rPr>
+        <w:t xml:space="preserve"> </w:t>
+      </w:r>
+      <w:r>
+        <w:rPr>
+          <w:bCs/>
+          <w:b/>
         </w:rPr>
         <w:t xml:space="preserve">crash is still unknown</w:t>
       </w:r>
@@ -8994,11 +9051,11 @@
     </w:p>
     <w:p>
       <w:pPr>
-        <w:pStyle w:val="Compact"/>
         <w:numPr>
           <w:ilvl w:val="0"/>
           <w:numId w:val="1008"/>
         </w:numPr>
+        <w:pStyle w:val="Compact"/>
       </w:pPr>
       <w:r>
         <w:t xml:space="preserve">On the bench: a reused socket number was taken for a connection's own peer (posixsim's fake kapi).</w:t>
@@ -9006,11 +9063,11 @@
     </w:p>
     <w:p>
       <w:pPr>
-        <w:pStyle w:val="Compact"/>
         <w:numPr>
           <w:ilvl w:val="0"/>
           <w:numId w:val="1008"/>
         </w:numPr>
+        <w:pStyle w:val="Compact"/>
       </w:pPr>
       <w:r>
         <w:rPr>
@@ -9064,8 +9121,8 @@
       </w:r>
       <w:r>
         <w:rPr>
-          <w:b/>
-          <w:bCs/>
+          <w:bCs/>
+          <w:b/>
         </w:rPr>
         <w:t xml:space="preserve">not fixed</w:t>
       </w:r>
@@ -9078,16 +9135,16 @@
     </w:p>
     <w:p>
       <w:pPr>
-        <w:pStyle w:val="Compact"/>
         <w:numPr>
           <w:ilvl w:val="0"/>
           <w:numId w:val="1009"/>
         </w:numPr>
+        <w:pStyle w:val="Compact"/>
       </w:pPr>
       <w:r>
         <w:rPr>
-          <w:b/>
-          <w:bCs/>
+          <w:bCs/>
+          <w:b/>
         </w:rPr>
         <w:t xml:space="preserve">A kernel panic in Circle's TCP</w:t>
       </w:r>
@@ -9163,11 +9220,11 @@
     </w:p>
     <w:p>
       <w:pPr>
-        <w:pStyle w:val="Compact"/>
         <w:numPr>
           <w:ilvl w:val="0"/>
           <w:numId w:val="1009"/>
         </w:numPr>
+        <w:pStyle w:val="Compact"/>
       </w:pPr>
       <w:r>
         <w:rPr>
@@ -9203,30 +9260,30 @@
       </w:pPr>
       <w:r>
         <w:rPr>
-          <w:b/>
-          <w:bCs/>
+          <w:bCs/>
+          <w:b/>
         </w:rPr>
         <w:t xml:space="preserve">Then (2026-10-03, patch</w:t>
       </w:r>
       <w:r>
         <w:rPr>
-          <w:b/>
-          <w:bCs/>
-        </w:rPr>
-        <w:t xml:space="preserve"> </w:t>
-      </w:r>
-      <w:r>
-        <w:rPr>
-          <w:rStyle w:val="VerbatimChar"/>
-          <w:b/>
-          <w:bCs/>
+          <w:bCs/>
+          <w:b/>
+        </w:rPr>
+        <w:t xml:space="preserve"> </w:t>
+      </w:r>
+      <w:r>
+        <w:rPr>
+          <w:rStyle w:val="VerbatimChar"/>
+          <w:bCs/>
+          <w:b/>
         </w:rPr>
         <w:t xml:space="preserve">0016</w:t>
       </w:r>
       <w:r>
         <w:rPr>
-          <w:b/>
-          <w:bCs/>
+          <w:bCs/>
+          <w:b/>
         </w:rPr>
         <w:t xml:space="preserve">)</w:t>
       </w:r>
@@ -9238,8 +9295,8 @@
       </w:r>
       <w:r>
         <w:rPr>
-          <w:b/>
-          <w:bCs/>
+          <w:bCs/>
+          <w:b/>
         </w:rPr>
         <w:t xml:space="preserve">drop-down lists</w:t>
       </w:r>
@@ -9338,8 +9395,8 @@
       </w:r>
       <w:r>
         <w:rPr>
-          <w:b/>
-          <w:bCs/>
+          <w:bCs/>
+          <w:b/>
         </w:rPr>
         <w:t xml:space="preserve">system clipboard</w:t>
       </w:r>
@@ -9399,8 +9456,8 @@
       </w:r>
       <w:r>
         <w:rPr>
-          <w:b/>
-          <w:bCs/>
+          <w:bCs/>
+          <w:b/>
         </w:rPr>
         <w:t xml:space="preserve">find in the page</w:t>
       </w:r>
@@ -9430,8 +9487,8 @@
       </w:r>
       <w:r>
         <w:rPr>
-          <w:b/>
-          <w:bCs/>
+          <w:bCs/>
+          <w:b/>
         </w:rPr>
         <w:t xml:space="preserve">downloads</w:t>
       </w:r>
@@ -9458,246 +9515,246 @@
       </w:r>
       <w:r>
         <w:rPr>
+          <w:iCs/>
           <w:i/>
+        </w:rPr>
+        <w:t xml:space="preserve">Save … As</w:t>
+      </w:r>
+      <w:r>
+        <w:t xml:space="preserve"> </w:t>
+      </w:r>
+      <w:r>
+        <w:t xml:space="preserve">starts one</w:t>
+      </w:r>
+      <w:r>
+        <w:t xml:space="preserve"> </w:t>
+      </w:r>
+      <w:r>
+        <w:t xml:space="preserve">(</w:t>
+      </w:r>
+      <w:r>
+        <w:rPr>
+          <w:rStyle w:val="VerbatimChar"/>
+        </w:rPr>
+        <w:t xml:space="preserve">WKPageDownloadURLOnyx</w:t>
+      </w:r>
+      <w:r>
+        <w:t xml:space="preserve">: the page's Referer and User-Agent, its cookies); the file goes to</w:t>
+      </w:r>
+      <w:r>
+        <w:t xml:space="preserve"> </w:t>
+      </w:r>
+      <w:r>
+        <w:rPr>
+          <w:rStyle w:val="VerbatimChar"/>
+        </w:rPr>
+        <w:t xml:space="preserve">SD:/Downloads</w:t>
+      </w:r>
+      <w:r>
+        <w:t xml:space="preserve"> </w:t>
+      </w:r>
+      <w:r>
+        <w:t xml:space="preserve">(Web makes the folder and a unique name: WebKit opens it</w:t>
+      </w:r>
+      <w:r>
+        <w:t xml:space="preserve"> </w:t>
+      </w:r>
+      <w:r>
+        <w:rPr>
+          <w:rStyle w:val="VerbatimChar"/>
+        </w:rPr>
+        <w:t xml:space="preserve">O_EXCL</w:t>
+      </w:r>
+      <w:r>
+        <w:t xml:space="preserve">), the progress to</w:t>
+      </w:r>
+      <w:r>
+        <w:t xml:space="preserve"> </w:t>
+      </w:r>
+      <w:r>
+        <w:t xml:space="preserve">the downloads' window — the same program run with</w:t>
+      </w:r>
+      <w:r>
+        <w:t xml:space="preserve"> </w:t>
+      </w:r>
+      <w:r>
+        <w:rPr>
+          <w:rStyle w:val="VerbatimChar"/>
+        </w:rPr>
+        <w:t xml:space="preserve">--onyx-downloads</w:t>
+      </w:r>
+      <w:r>
+        <w:t xml:space="preserve">, its stdin / stdout two pipes.</w:t>
+      </w:r>
+      <w:r>
+        <w:t xml:space="preserve"> </w:t>
+      </w:r>
+      <w:r>
+        <w:t xml:space="preserve">Two fixes on the way: curl's download path told WebKit no running total nor expected length (no</w:t>
+      </w:r>
+      <w:r>
+        <w:t xml:space="preserve"> </w:t>
+      </w:r>
+      <w:r>
+        <w:t xml:space="preserve">progress could be shown:</w:t>
+      </w:r>
+      <w:r>
+        <w:t xml:space="preserve"> </w:t>
+      </w:r>
+      <w:r>
+        <w:rPr>
+          <w:rStyle w:val="VerbatimChar"/>
+        </w:rPr>
+        <w:t xml:space="preserve">NetworkDataTaskCurl</w:t>
+      </w:r>
+      <w:r>
+        <w:t xml:space="preserve">, in</w:t>
+      </w:r>
+      <w:r>
+        <w:t xml:space="preserve"> </w:t>
+      </w:r>
+      <w:r>
+        <w:rPr>
+          <w:rStyle w:val="VerbatimChar"/>
+        </w:rPr>
+        <w:t xml:space="preserve">0016</w:t>
+      </w:r>
+      <w:r>
+        <w:t xml:space="preserve">), and libonyxposix answered</w:t>
+      </w:r>
+      <w:r>
+        <w:t xml:space="preserve"> </w:t>
+      </w:r>
+      <w:r>
+        <w:rPr>
+          <w:rStyle w:val="VerbatimChar"/>
+        </w:rPr>
+        <w:t xml:space="preserve">EPIPE</w:t>
+      </w:r>
+      <w:r>
+        <w:t xml:space="preserve"> </w:t>
+      </w:r>
+      <w:r>
+        <w:t xml:space="preserve">to a</w:t>
+      </w:r>
+      <w:r>
+        <w:t xml:space="preserve"> </w:t>
+      </w:r>
+      <w:r>
+        <w:t xml:space="preserve">write into a pipe whose read end it had given as a child's stdin and then closed (its counts are</w:t>
+      </w:r>
+      <w:r>
+        <w:t xml:space="preserve"> </w:t>
+      </w:r>
+      <w:r>
+        <w:t xml:space="preserve">the process's own:</w:t>
+      </w:r>
+      <w:r>
+        <w:t xml:space="preserve"> </w:t>
+      </w:r>
+      <w:r>
+        <w:rPr>
+          <w:rStyle w:val="VerbatimChar"/>
+        </w:rPr>
+        <w:t xml:space="preserve">user/Runtime/libc/posix/proc.c</w:t>
+      </w:r>
+      <w:r>
+        <w:t xml:space="preserve">, docs/03 §5.4). A third, 2026-10-04: the downloads' window</w:t>
+      </w:r>
+      <w:r>
+        <w:t xml:space="preserve"> </w:t>
+      </w:r>
+      <w:r>
+        <w:t xml:space="preserve">(and the console's) froze once the browser had nothing more to tell it — after a Cancel, its close</w:t>
+      </w:r>
+      <w:r>
+        <w:t xml:space="preserve"> </w:t>
+      </w:r>
+      <w:r>
+        <w:t xml:space="preserve">button did nothing:</w:t>
+      </w:r>
+      <w:r>
+        <w:t xml:space="preserve"> </w:t>
+      </w:r>
+      <w:r>
+        <w:rPr>
+          <w:rStyle w:val="VerbatimChar"/>
+        </w:rPr>
+        <w:t xml:space="preserve">read (0)</w:t>
+      </w:r>
+      <w:r>
+        <w:t xml:space="preserve"> </w:t>
+      </w:r>
+      <w:r>
+        <w:t xml:space="preserve">waited although the descriptor was</w:t>
+      </w:r>
+      <w:r>
+        <w:t xml:space="preserve"> </w:t>
+      </w:r>
+      <w:r>
+        <w:rPr>
+          <w:rStyle w:val="VerbatimChar"/>
+        </w:rPr>
+        <w:t xml:space="preserve">O_NONBLOCK</w:t>
+      </w:r>
+      <w:r>
+        <w:t xml:space="preserve"> </w:t>
+      </w:r>
+      <w:r>
+        <w:t xml:space="preserve">(libonyxposix's console</w:t>
+      </w:r>
+      <w:r>
+        <w:t xml:space="preserve"> </w:t>
+      </w:r>
+      <w:r>
+        <w:t xml:space="preserve">descriptor ignored the flag:</w:t>
+      </w:r>
+      <w:r>
+        <w:t xml:space="preserve"> </w:t>
+      </w:r>
+      <w:r>
+        <w:rPr>
+          <w:rStyle w:val="VerbatimChar"/>
+        </w:rPr>
+        <w:t xml:space="preserve">user/Runtime/libc/posix/file.c</w:t>
+      </w:r>
+      <w:r>
+        <w:t xml:space="preserve">). Web also serves Mail as its HTML view</w:t>
+      </w:r>
+      <w:r>
+        <w:t xml:space="preserve"> </w:t>
+      </w:r>
+      <w:r>
+        <w:t xml:space="preserve">(</w:t>
+      </w:r>
+      <w:r>
+        <w:rPr>
+          <w:rStyle w:val="VerbatimChar"/>
+        </w:rPr>
+        <w:t xml:space="preserve">--applet</w:t>
+      </w:r>
+      <w:r>
+        <w:t xml:space="preserve">,</w:t>
+      </w:r>
+      <w:r>
+        <w:t xml:space="preserve"> </w:t>
+      </w:r>
+      <w:r>
+        <w:rPr>
+          <w:rStyle w:val="VerbatimChar"/>
+        </w:rPr>
+        <w:t xml:space="preserve">user/Apps/jet/webview.cpp</w:t>
+      </w:r>
+      <w:r>
+        <w:t xml:space="preserve">; docs/03</w:t>
+      </w:r>
+      <w:r>
+        <w:t xml:space="preserve"> </w:t>
+      </w:r>
+      <w:r>
+        <w:rPr>
           <w:iCs/>
-        </w:rPr>
-        <w:t xml:space="preserve">Save … As</w:t>
-      </w:r>
-      <w:r>
-        <w:t xml:space="preserve"> </w:t>
-      </w:r>
-      <w:r>
-        <w:t xml:space="preserve">starts one</w:t>
-      </w:r>
-      <w:r>
-        <w:t xml:space="preserve"> </w:t>
-      </w:r>
-      <w:r>
-        <w:t xml:space="preserve">(</w:t>
-      </w:r>
-      <w:r>
-        <w:rPr>
-          <w:rStyle w:val="VerbatimChar"/>
-        </w:rPr>
-        <w:t xml:space="preserve">WKPageDownloadURLOnyx</w:t>
-      </w:r>
-      <w:r>
-        <w:t xml:space="preserve">: the page's Referer and User-Agent, its cookies); the file goes to</w:t>
-      </w:r>
-      <w:r>
-        <w:t xml:space="preserve"> </w:t>
-      </w:r>
-      <w:r>
-        <w:rPr>
-          <w:rStyle w:val="VerbatimChar"/>
-        </w:rPr>
-        <w:t xml:space="preserve">SD:/Downloads</w:t>
-      </w:r>
-      <w:r>
-        <w:t xml:space="preserve"> </w:t>
-      </w:r>
-      <w:r>
-        <w:t xml:space="preserve">(Web makes the folder and a unique name: WebKit opens it</w:t>
-      </w:r>
-      <w:r>
-        <w:t xml:space="preserve"> </w:t>
-      </w:r>
-      <w:r>
-        <w:rPr>
-          <w:rStyle w:val="VerbatimChar"/>
-        </w:rPr>
-        <w:t xml:space="preserve">O_EXCL</w:t>
-      </w:r>
-      <w:r>
-        <w:t xml:space="preserve">), the progress to</w:t>
-      </w:r>
-      <w:r>
-        <w:t xml:space="preserve"> </w:t>
-      </w:r>
-      <w:r>
-        <w:t xml:space="preserve">the downloads' window — the same program run with</w:t>
-      </w:r>
-      <w:r>
-        <w:t xml:space="preserve"> </w:t>
-      </w:r>
-      <w:r>
-        <w:rPr>
-          <w:rStyle w:val="VerbatimChar"/>
-        </w:rPr>
-        <w:t xml:space="preserve">--onyx-downloads</w:t>
-      </w:r>
-      <w:r>
-        <w:t xml:space="preserve">, its stdin / stdout two pipes.</w:t>
-      </w:r>
-      <w:r>
-        <w:t xml:space="preserve"> </w:t>
-      </w:r>
-      <w:r>
-        <w:t xml:space="preserve">Two fixes on the way: curl's download path told WebKit no running total nor expected length (no</w:t>
-      </w:r>
-      <w:r>
-        <w:t xml:space="preserve"> </w:t>
-      </w:r>
-      <w:r>
-        <w:t xml:space="preserve">progress could be shown:</w:t>
-      </w:r>
-      <w:r>
-        <w:t xml:space="preserve"> </w:t>
-      </w:r>
-      <w:r>
-        <w:rPr>
-          <w:rStyle w:val="VerbatimChar"/>
-        </w:rPr>
-        <w:t xml:space="preserve">NetworkDataTaskCurl</w:t>
-      </w:r>
-      <w:r>
-        <w:t xml:space="preserve">, in</w:t>
-      </w:r>
-      <w:r>
-        <w:t xml:space="preserve"> </w:t>
-      </w:r>
-      <w:r>
-        <w:rPr>
-          <w:rStyle w:val="VerbatimChar"/>
-        </w:rPr>
-        <w:t xml:space="preserve">0016</w:t>
-      </w:r>
-      <w:r>
-        <w:t xml:space="preserve">), and libonyxposix answered</w:t>
-      </w:r>
-      <w:r>
-        <w:t xml:space="preserve"> </w:t>
-      </w:r>
-      <w:r>
-        <w:rPr>
-          <w:rStyle w:val="VerbatimChar"/>
-        </w:rPr>
-        <w:t xml:space="preserve">EPIPE</w:t>
-      </w:r>
-      <w:r>
-        <w:t xml:space="preserve"> </w:t>
-      </w:r>
-      <w:r>
-        <w:t xml:space="preserve">to a</w:t>
-      </w:r>
-      <w:r>
-        <w:t xml:space="preserve"> </w:t>
-      </w:r>
-      <w:r>
-        <w:t xml:space="preserve">write into a pipe whose read end it had given as a child's stdin and then closed (its counts are</w:t>
-      </w:r>
-      <w:r>
-        <w:t xml:space="preserve"> </w:t>
-      </w:r>
-      <w:r>
-        <w:t xml:space="preserve">the process's own:</w:t>
-      </w:r>
-      <w:r>
-        <w:t xml:space="preserve"> </w:t>
-      </w:r>
-      <w:r>
-        <w:rPr>
-          <w:rStyle w:val="VerbatimChar"/>
-        </w:rPr>
-        <w:t xml:space="preserve">user/Runtime/libc/posix/proc.c</w:t>
-      </w:r>
-      <w:r>
-        <w:t xml:space="preserve">, docs/03 §5.4). A third, 2026-10-04: the downloads' window</w:t>
-      </w:r>
-      <w:r>
-        <w:t xml:space="preserve"> </w:t>
-      </w:r>
-      <w:r>
-        <w:t xml:space="preserve">(and the console's) froze once the browser had nothing more to tell it — after a Cancel, its close</w:t>
-      </w:r>
-      <w:r>
-        <w:t xml:space="preserve"> </w:t>
-      </w:r>
-      <w:r>
-        <w:t xml:space="preserve">button did nothing:</w:t>
-      </w:r>
-      <w:r>
-        <w:t xml:space="preserve"> </w:t>
-      </w:r>
-      <w:r>
-        <w:rPr>
-          <w:rStyle w:val="VerbatimChar"/>
-        </w:rPr>
-        <w:t xml:space="preserve">read (0)</w:t>
-      </w:r>
-      <w:r>
-        <w:t xml:space="preserve"> </w:t>
-      </w:r>
-      <w:r>
-        <w:t xml:space="preserve">waited although the descriptor was</w:t>
-      </w:r>
-      <w:r>
-        <w:t xml:space="preserve"> </w:t>
-      </w:r>
-      <w:r>
-        <w:rPr>
-          <w:rStyle w:val="VerbatimChar"/>
-        </w:rPr>
-        <w:t xml:space="preserve">O_NONBLOCK</w:t>
-      </w:r>
-      <w:r>
-        <w:t xml:space="preserve"> </w:t>
-      </w:r>
-      <w:r>
-        <w:t xml:space="preserve">(libonyxposix's console</w:t>
-      </w:r>
-      <w:r>
-        <w:t xml:space="preserve"> </w:t>
-      </w:r>
-      <w:r>
-        <w:t xml:space="preserve">descriptor ignored the flag:</w:t>
-      </w:r>
-      <w:r>
-        <w:t xml:space="preserve"> </w:t>
-      </w:r>
-      <w:r>
-        <w:rPr>
-          <w:rStyle w:val="VerbatimChar"/>
-        </w:rPr>
-        <w:t xml:space="preserve">user/Runtime/libc/posix/file.c</w:t>
-      </w:r>
-      <w:r>
-        <w:t xml:space="preserve">). Web also serves Mail as its HTML view</w:t>
-      </w:r>
-      <w:r>
-        <w:t xml:space="preserve"> </w:t>
-      </w:r>
-      <w:r>
-        <w:t xml:space="preserve">(</w:t>
-      </w:r>
-      <w:r>
-        <w:rPr>
-          <w:rStyle w:val="VerbatimChar"/>
-        </w:rPr>
-        <w:t xml:space="preserve">--applet</w:t>
-      </w:r>
-      <w:r>
-        <w:t xml:space="preserve">,</w:t>
-      </w:r>
-      <w:r>
-        <w:t xml:space="preserve"> </w:t>
-      </w:r>
-      <w:r>
-        <w:rPr>
-          <w:rStyle w:val="VerbatimChar"/>
-        </w:rPr>
-        <w:t xml:space="preserve">user/Apps/jet/webview.cpp</w:t>
-      </w:r>
-      <w:r>
-        <w:t xml:space="preserve">; docs/03</w:t>
-      </w:r>
-      <w:r>
-        <w:t xml:space="preserve"> </w:t>
-      </w:r>
-      <w:r>
-        <w:rPr>
           <w:i/>
-          <w:iCs/>
         </w:rPr>
         <w:t xml:space="preserve">Web's web view</w:t>
       </w:r>
@@ -9719,8 +9776,8 @@
         <w:t xml:space="preserve">the measurements of where kotonstudio.com's 3.2 s go.</w:t>
       </w:r>
     </w:p>
-    <w:bookmarkEnd w:id="27"/>
-    <w:bookmarkStart w:id="28" w:name="the-jit-roadmap-step-3-2026-10-03"/>
+    <w:bookmarkEnd w:id="29"/>
+    <w:bookmarkStart w:id="30" w:name="the-jit-roadmap-step-3-2026-10-03"/>
     <w:p>
       <w:pPr>
         <w:pStyle w:val="Heading2"/>
@@ -9735,8 +9792,8 @@
       </w:pPr>
       <w:r>
         <w:rPr>
-          <w:b/>
-          <w:bCs/>
+          <w:bCs/>
+          <w:b/>
         </w:rPr>
         <w:t xml:space="preserve">What it needed from Onyx</w:t>
       </w:r>
@@ -9796,8 +9853,8 @@
       </w:r>
       <w:r>
         <w:rPr>
+          <w:iCs/>
           <w:i/>
-          <w:iCs/>
         </w:rPr>
         <w:t xml:space="preserve">v78: PROT_EXEC</w:t>
       </w:r>
@@ -9973,8 +10030,8 @@
       </w:pPr>
       <w:r>
         <w:rPr>
-          <w:b/>
-          <w:bCs/>
+          <w:bCs/>
+          <w:b/>
         </w:rPr>
         <w:t xml:space="preserve">The build</w:t>
       </w:r>
@@ -10018,8 +10075,8 @@
       </w:pPr>
       <w:r>
         <w:rPr>
-          <w:b/>
-          <w:bCs/>
+          <w:bCs/>
+          <w:b/>
         </w:rPr>
         <w:t xml:space="preserve">The tests</w:t>
       </w:r>
@@ -10057,8 +10114,8 @@
       </w:pPr>
       <w:r>
         <w:rPr>
-          <w:b/>
-          <w:bCs/>
+          <w:bCs/>
+          <w:b/>
         </w:rPr>
         <w:t xml:space="preserve">On the Pi</w:t>
       </w:r>
@@ -10100,8 +10157,8 @@
       </w:r>
       <w:r>
         <w:rPr>
+          <w:iCs/>
           <w:i/>
-          <w:iCs/>
         </w:rPr>
         <w:t xml:space="preserve">Open</w:t>
       </w:r>
@@ -10160,8 +10217,8 @@
       </w:pPr>
       <w:r>
         <w:rPr>
-          <w:b/>
-          <w:bCs/>
+          <w:bCs/>
+          <w:b/>
         </w:rPr>
         <w:t xml:space="preserve">The browser with the JIT (Web 1.0.3)</w:t>
       </w:r>
@@ -10218,22 +10275,22 @@
       </w:r>
       <w:r>
         <w:rPr>
-          <w:b/>
-          <w:bCs/>
+          <w:bCs/>
+          <w:b/>
         </w:rPr>
         <w:t xml:space="preserve">a GitHub repository's page in 5.4 s from the launch to the</w:t>
       </w:r>
       <w:r>
         <w:rPr>
-          <w:b/>
-          <w:bCs/>
-        </w:rPr>
-        <w:t xml:space="preserve"> </w:t>
-      </w:r>
-      <w:r>
-        <w:rPr>
-          <w:b/>
-          <w:bCs/>
+          <w:bCs/>
+          <w:b/>
+        </w:rPr>
+        <w:t xml:space="preserve"> </w:t>
+      </w:r>
+      <w:r>
+        <w:rPr>
+          <w:bCs/>
+          <w:b/>
         </w:rPr>
         <w:t xml:space="preserve">load's end</w:t>
       </w:r>
@@ -10268,8 +10325,8 @@
       </w:pPr>
       <w:r>
         <w:rPr>
-          <w:b/>
-          <w:bCs/>
+          <w:bCs/>
+          <w:b/>
         </w:rPr>
         <w:t xml:space="preserve">Next</w:t>
       </w:r>
@@ -10277,8 +10334,8 @@
         <w:t xml:space="preserve">: the FTL (B3 on ARM64) and WebAssembly's BBQ when the browser needs them.</w:t>
       </w:r>
     </w:p>
-    <w:bookmarkEnd w:id="28"/>
-    <w:bookmarkStart w:id="29" w:name="X4411ff238907c805b1e40f3a9a6ae35527bf5b3"/>
+    <w:bookmarkEnd w:id="30"/>
+    <w:bookmarkStart w:id="31" w:name="X4411ff238907c805b1e40f3a9a6ae35527bf5b3"/>
     <w:p>
       <w:pPr>
         <w:pStyle w:val="Heading2"/>
@@ -10293,8 +10350,8 @@
       </w:pPr>
       <w:r>
         <w:rPr>
-          <w:b/>
-          <w:bCs/>
+          <w:bCs/>
+          <w:b/>
         </w:rPr>
         <w:t xml:space="preserve">The route.</w:t>
       </w:r>
@@ -10357,52 +10414,52 @@
       </w:r>
       <w:r>
         <w:rPr>
-          <w:b/>
-          <w:bCs/>
+          <w:bCs/>
+          <w:b/>
         </w:rPr>
         <w:t xml:space="preserve">its own</w:t>
       </w:r>
       <w:r>
         <w:rPr>
-          <w:b/>
-          <w:bCs/>
-        </w:rPr>
-        <w:t xml:space="preserve"> </w:t>
-      </w:r>
-      <w:r>
-        <w:rPr>
-          <w:rStyle w:val="VerbatimChar"/>
-          <w:b/>
-          <w:bCs/>
+          <w:bCs/>
+          <w:b/>
+        </w:rPr>
+        <w:t xml:space="preserve"> </w:t>
+      </w:r>
+      <w:r>
+        <w:rPr>
+          <w:rStyle w:val="VerbatimChar"/>
+          <w:bCs/>
+          <w:b/>
         </w:rPr>
         <w:t xml:space="preserve">GraphicsLayer</w:t>
       </w:r>
       <w:r>
         <w:rPr>
-          <w:b/>
-          <w:bCs/>
-        </w:rPr>
-        <w:t xml:space="preserve"> </w:t>
-      </w:r>
-      <w:r>
-        <w:rPr>
-          <w:b/>
-          <w:bCs/>
+          <w:bCs/>
+          <w:b/>
+        </w:rPr>
+        <w:t xml:space="preserve"> </w:t>
+      </w:r>
+      <w:r>
+        <w:rPr>
+          <w:bCs/>
+          <w:b/>
         </w:rPr>
         <w:t xml:space="preserve">on Onyx's</w:t>
       </w:r>
       <w:r>
         <w:rPr>
-          <w:b/>
-          <w:bCs/>
-        </w:rPr>
-        <w:t xml:space="preserve"> </w:t>
-      </w:r>
-      <w:r>
-        <w:rPr>
-          <w:rStyle w:val="VerbatimChar"/>
-          <w:b/>
-          <w:bCs/>
+          <w:bCs/>
+          <w:b/>
+        </w:rPr>
+        <w:t xml:space="preserve"> </w:t>
+      </w:r>
+      <w:r>
+        <w:rPr>
+          <w:rStyle w:val="VerbatimChar"/>
+          <w:bCs/>
+          <w:b/>
         </w:rPr>
         <w:t xml:space="preserve">user/Libs/gpucomp</w:t>
       </w:r>
@@ -10442,11 +10499,11 @@
     </w:p>
     <w:p>
       <w:pPr>
-        <w:pStyle w:val="Compact"/>
         <w:numPr>
           <w:ilvl w:val="0"/>
           <w:numId w:val="1010"/>
         </w:numPr>
+        <w:pStyle w:val="Compact"/>
       </w:pPr>
       <w:r>
         <w:rPr>
@@ -10472,11 +10529,11 @@
     </w:p>
     <w:p>
       <w:pPr>
-        <w:pStyle w:val="Compact"/>
         <w:numPr>
           <w:ilvl w:val="0"/>
           <w:numId w:val="1010"/>
         </w:numPr>
+        <w:pStyle w:val="Compact"/>
       </w:pPr>
       <w:r>
         <w:rPr>
@@ -10546,8 +10603,8 @@
       </w:r>
       <w:r>
         <w:rPr>
-          <w:b/>
-          <w:bCs/>
+          <w:bCs/>
+          <w:b/>
         </w:rPr>
         <w:t xml:space="preserve">straight into a kernel surface</w:t>
       </w:r>
@@ -10611,11 +10668,11 @@
     </w:p>
     <w:p>
       <w:pPr>
-        <w:pStyle w:val="Compact"/>
         <w:numPr>
           <w:ilvl w:val="0"/>
           <w:numId w:val="1010"/>
         </w:numPr>
+        <w:pStyle w:val="Compact"/>
       </w:pPr>
       <w:r>
         <w:t xml:space="preserve">gpucomp is compiled into the browser's link (</w:t>
@@ -10662,16 +10719,16 @@
     </w:p>
     <w:p>
       <w:pPr>
-        <w:pStyle w:val="Compact"/>
         <w:numPr>
           <w:ilvl w:val="0"/>
           <w:numId w:val="1010"/>
         </w:numPr>
+        <w:pStyle w:val="Compact"/>
       </w:pPr>
       <w:r>
         <w:rPr>
-          <w:b/>
-          <w:bCs/>
+          <w:bCs/>
+          <w:b/>
         </w:rPr>
         <w:t xml:space="preserve">The default since Web 1.0.6</w:t>
       </w:r>
@@ -10835,8 +10892,8 @@
       </w:pPr>
       <w:r>
         <w:rPr>
-          <w:b/>
-          <w:bCs/>
+          <w:bCs/>
+          <w:b/>
         </w:rPr>
         <w:t xml:space="preserve">Stage 1 on the Pi</w:t>
       </w:r>
@@ -10908,22 +10965,22 @@
       </w:r>
       <w:r>
         <w:rPr>
-          <w:b/>
-          <w:bCs/>
+          <w:bCs/>
+          <w:b/>
         </w:rPr>
         <w:t xml:space="preserve">stage 2: layers for animated opacity / transform, composited</w:t>
       </w:r>
       <w:r>
         <w:rPr>
-          <w:b/>
-          <w:bCs/>
-        </w:rPr>
-        <w:t xml:space="preserve"> </w:t>
-      </w:r>
-      <w:r>
-        <w:rPr>
-          <w:b/>
-          <w:bCs/>
+          <w:bCs/>
+          <w:b/>
+        </w:rPr>
+        <w:t xml:space="preserve"> </w:t>
+      </w:r>
+      <w:r>
+        <w:rPr>
+          <w:bCs/>
+          <w:b/>
         </w:rPr>
         <w:t xml:space="preserve">without a paint</w:t>
       </w:r>
@@ -10958,30 +11015,30 @@
       </w:pPr>
       <w:r>
         <w:rPr>
-          <w:b/>
-          <w:bCs/>
+          <w:bCs/>
+          <w:b/>
         </w:rPr>
         <w:t xml:space="preserve">Stage 2 (patch</w:t>
       </w:r>
       <w:r>
         <w:rPr>
-          <w:b/>
-          <w:bCs/>
-        </w:rPr>
-        <w:t xml:space="preserve"> </w:t>
-      </w:r>
-      <w:r>
-        <w:rPr>
-          <w:rStyle w:val="VerbatimChar"/>
-          <w:b/>
-          <w:bCs/>
+          <w:bCs/>
+          <w:b/>
+        </w:rPr>
+        <w:t xml:space="preserve"> </w:t>
+      </w:r>
+      <w:r>
+        <w:rPr>
+          <w:rStyle w:val="VerbatimChar"/>
+          <w:bCs/>
+          <w:b/>
         </w:rPr>
         <w:t xml:space="preserve">0019</w:t>
       </w:r>
       <w:r>
         <w:rPr>
-          <w:b/>
-          <w:bCs/>
+          <w:bCs/>
+          <w:b/>
         </w:rPr>
         <w:t xml:space="preserve">)</w:t>
       </w:r>
@@ -10993,8 +11050,8 @@
       </w:r>
       <w:r>
         <w:rPr>
-          <w:b/>
-          <w:bCs/>
+          <w:bCs/>
+          <w:b/>
         </w:rPr>
         <w:t xml:space="preserve">opacity and transform</w:t>
       </w:r>
@@ -11084,8 +11141,8 @@
       </w:r>
       <w:r>
         <w:rPr>
-          <w:b/>
-          <w:bCs/>
+          <w:bCs/>
+          <w:b/>
         </w:rPr>
         <w:t xml:space="preserve">opacity groups</w:t>
       </w:r>
@@ -11110,11 +11167,11 @@
     </w:p>
     <w:p>
       <w:pPr>
-        <w:pStyle w:val="Compact"/>
         <w:numPr>
           <w:ilvl w:val="0"/>
           <w:numId w:val="1011"/>
         </w:numPr>
+        <w:pStyle w:val="Compact"/>
       </w:pPr>
       <w:r>
         <w:t xml:space="preserve">a page's</w:t>
@@ -11124,8 +11181,8 @@
       </w:r>
       <w:r>
         <w:rPr>
-          <w:b/>
-          <w:bCs/>
+          <w:bCs/>
+          <w:b/>
         </w:rPr>
         <w:t xml:space="preserve">sticky</w:t>
       </w:r>
@@ -11144,11 +11201,11 @@
     </w:p>
     <w:p>
       <w:pPr>
-        <w:pStyle w:val="Compact"/>
         <w:numPr>
           <w:ilvl w:val="0"/>
           <w:numId w:val="1011"/>
         </w:numPr>
+        <w:pStyle w:val="Compact"/>
       </w:pPr>
       <w:r>
         <w:t xml:space="preserve">a composited fixed or sticky element is</w:t>
@@ -11158,8 +11215,8 @@
       </w:r>
       <w:r>
         <w:rPr>
-          <w:b/>
-          <w:bCs/>
+          <w:bCs/>
+          <w:b/>
         </w:rPr>
         <w:t xml:space="preserve">not laid out again</w:t>
       </w:r>
@@ -11178,11 +11235,11 @@
     </w:p>
     <w:p>
       <w:pPr>
-        <w:pStyle w:val="Compact"/>
         <w:numPr>
           <w:ilvl w:val="0"/>
           <w:numId w:val="1011"/>
         </w:numPr>
+        <w:pStyle w:val="Compact"/>
       </w:pPr>
       <w:r>
         <w:rPr>
@@ -11341,8 +11398,8 @@
       </w:pPr>
       <w:r>
         <w:rPr>
-          <w:b/>
-          <w:bCs/>
+          <w:bCs/>
+          <w:b/>
         </w:rPr>
         <w:t xml:space="preserve">Stage 2 on the Pi</w:t>
       </w:r>
@@ -11355,11 +11412,11 @@
     </w:p>
     <w:p>
       <w:pPr>
-        <w:pStyle w:val="Compact"/>
         <w:numPr>
           <w:ilvl w:val="0"/>
           <w:numId w:val="1012"/>
         </w:numPr>
+        <w:pStyle w:val="Compact"/>
       </w:pPr>
       <w:r>
         <w:t xml:space="preserve">Wikipedia's Raspberry Pi article, 30 notches of the wheel: stage 1 repainted the whole view at</w:t>
@@ -11385,11 +11442,11 @@
     </w:p>
     <w:p>
       <w:pPr>
-        <w:pStyle w:val="Compact"/>
         <w:numPr>
           <w:ilvl w:val="0"/>
           <w:numId w:val="1012"/>
         </w:numPr>
+        <w:pStyle w:val="Compact"/>
       </w:pPr>
       <w:r>
         <w:t xml:space="preserve">kotonstudio.com: its reveal effects are composited (each card a layer painted once); what is</w:t>
@@ -11430,16 +11487,16 @@
     </w:p>
     <w:p>
       <w:pPr>
-        <w:pStyle w:val="Compact"/>
         <w:numPr>
           <w:ilvl w:val="0"/>
           <w:numId w:val="1012"/>
         </w:numPr>
+        <w:pStyle w:val="Compact"/>
       </w:pPr>
       <w:r>
         <w:rPr>
+          <w:iCs/>
           <w:i/>
-          <w:iCs/>
         </w:rPr>
         <w:t xml:space="preserve">To do</w:t>
       </w:r>
@@ -11459,30 +11516,30 @@
       </w:pPr>
       <w:r>
         <w:rPr>
-          <w:b/>
-          <w:bCs/>
+          <w:bCs/>
+          <w:b/>
         </w:rPr>
         <w:t xml:space="preserve">The tiles rasterised on the other cores (patch</w:t>
       </w:r>
       <w:r>
         <w:rPr>
-          <w:b/>
-          <w:bCs/>
-        </w:rPr>
-        <w:t xml:space="preserve"> </w:t>
-      </w:r>
-      <w:r>
-        <w:rPr>
-          <w:rStyle w:val="VerbatimChar"/>
-          <w:b/>
-          <w:bCs/>
+          <w:bCs/>
+          <w:b/>
+        </w:rPr>
+        <w:t xml:space="preserve"> </w:t>
+      </w:r>
+      <w:r>
+        <w:rPr>
+          <w:rStyle w:val="VerbatimChar"/>
+          <w:bCs/>
+          <w:b/>
         </w:rPr>
         <w:t xml:space="preserve">0020</w:t>
       </w:r>
       <w:r>
         <w:rPr>
-          <w:b/>
-          <w:bCs/>
+          <w:bCs/>
+          <w:b/>
         </w:rPr>
         <w:t xml:space="preserve">, Web 1.0.5).</w:t>
       </w:r>
@@ -11503,8 +11560,8 @@
       </w:r>
       <w:r>
         <w:rPr>
-          <w:b/>
-          <w:bCs/>
+          <w:bCs/>
+          <w:b/>
         </w:rPr>
         <w:t xml:space="preserve">app core</w:t>
       </w:r>
@@ -11543,22 +11600,22 @@
       </w:r>
       <w:r>
         <w:rPr>
+          <w:iCs/>
           <w:i/>
+        </w:rPr>
+        <w:t xml:space="preserve">App</w:t>
+      </w:r>
+      <w:r>
+        <w:rPr>
           <w:iCs/>
-        </w:rPr>
-        <w:t xml:space="preserve">App</w:t>
-      </w:r>
-      <w:r>
-        <w:rPr>
           <w:i/>
+        </w:rPr>
+        <w:t xml:space="preserve"> </w:t>
+      </w:r>
+      <w:r>
+        <w:rPr>
           <w:iCs/>
-        </w:rPr>
-        <w:t xml:space="preserve"> </w:t>
-      </w:r>
-      <w:r>
-        <w:rPr>
           <w:i/>
-          <w:iCs/>
         </w:rPr>
         <w:t xml:space="preserve">cores</w:t>
       </w:r>
@@ -11576,8 +11633,8 @@
       </w:r>
       <w:r>
         <w:rPr>
-          <w:b/>
-          <w:bCs/>
+          <w:bCs/>
+          <w:b/>
         </w:rPr>
         <w:t xml:space="preserve">records</w:t>
       </w:r>
@@ -11610,8 +11667,8 @@
       </w:r>
       <w:r>
         <w:rPr>
-          <w:b/>
-          <w:bCs/>
+          <w:bCs/>
+          <w:b/>
         </w:rPr>
         <w:t xml:space="preserve">replay</w:t>
       </w:r>
@@ -11881,8 +11938,8 @@
       </w:r>
       <w:r>
         <w:rPr>
-          <w:b/>
-          <w:bCs/>
+          <w:bCs/>
+          <w:b/>
         </w:rPr>
         <w:t xml:space="preserve">fail the test on any kernel call</w:t>
       </w:r>
@@ -11892,16 +11949,16 @@
     </w:p>
     <w:p>
       <w:pPr>
-        <w:pStyle w:val="Compact"/>
         <w:numPr>
           <w:ilvl w:val="0"/>
           <w:numId w:val="1013"/>
         </w:numPr>
+        <w:pStyle w:val="Compact"/>
       </w:pPr>
       <w:r>
         <w:rPr>
-          <w:b/>
-          <w:bCs/>
+          <w:bCs/>
+          <w:b/>
         </w:rPr>
         <w:t xml:space="preserve">On the Pi</w:t>
       </w:r>
@@ -11947,16 +12004,16 @@
     </w:p>
     <w:p>
       <w:pPr>
-        <w:pStyle w:val="Compact"/>
         <w:numPr>
           <w:ilvl w:val="0"/>
           <w:numId w:val="1013"/>
         </w:numPr>
+        <w:pStyle w:val="Compact"/>
       </w:pPr>
       <w:r>
         <w:rPr>
-          <w:b/>
-          <w:bCs/>
+          <w:bCs/>
+          <w:b/>
         </w:rPr>
         <w:t xml:space="preserve">What this found in Web's link</w:t>
       </w:r>
@@ -11983,8 +12040,8 @@
       </w:r>
       <w:r>
         <w:rPr>
+          <w:iCs/>
           <w:i/>
-          <w:iCs/>
         </w:rPr>
         <w:t xml:space="preserve">weak</w:t>
       </w:r>
@@ -12161,8 +12218,8 @@
       </w:r>
       <w:r>
         <w:rPr>
-          <w:b/>
-          <w:bCs/>
+          <w:bCs/>
+          <w:b/>
         </w:rPr>
         <w:t xml:space="preserve">the heap corruption in Skia's glyph painting of Step 3</w:t>
       </w:r>
@@ -12254,8 +12311,8 @@
         <w:t xml:space="preserve">).</w:t>
       </w:r>
     </w:p>
-    <w:bookmarkEnd w:id="29"/>
-    <w:bookmarkStart w:id="30" w:name="X923fda917c19391f192235f7b0049e4e6ffb614"/>
+    <w:bookmarkEnd w:id="31"/>
+    <w:bookmarkStart w:id="32" w:name="X923fda917c19391f192235f7b0049e4e6ffb614"/>
     <w:p>
       <w:pPr>
         <w:pStyle w:val="Heading2"/>
@@ -12315,23 +12372,23 @@
       </w:r>
       <w:r>
         <w:rPr>
-          <w:b/>
-          <w:bCs/>
+          <w:bCs/>
+          <w:b/>
         </w:rPr>
         <w:t xml:space="preserve">YouTube's application stops at its first line without</w:t>
       </w:r>
       <w:r>
         <w:rPr>
-          <w:b/>
-          <w:bCs/>
-        </w:rPr>
-        <w:t xml:space="preserve"> </w:t>
-      </w:r>
-      <w:r>
-        <w:rPr>
-          <w:rStyle w:val="VerbatimChar"/>
-          <w:b/>
-          <w:bCs/>
+          <w:bCs/>
+          <w:b/>
+        </w:rPr>
+        <w:t xml:space="preserve"> </w:t>
+      </w:r>
+      <w:r>
+        <w:rPr>
+          <w:rStyle w:val="VerbatimChar"/>
+          <w:bCs/>
+          <w:b/>
         </w:rPr>
         <w:t xml:space="preserve">HTMLVideoElement</w:t>
       </w:r>
@@ -12366,8 +12423,8 @@
       </w:pPr>
       <w:r>
         <w:rPr>
-          <w:b/>
-          <w:bCs/>
+          <w:bCs/>
+          <w:b/>
         </w:rPr>
         <w:t xml:space="preserve">The engine is Onyx's own media library</w:t>
       </w:r>
@@ -12391,8 +12448,8 @@
       </w:r>
       <w:r>
         <w:rPr>
+          <w:iCs/>
           <w:i/>
-          <w:iCs/>
         </w:rPr>
         <w:t xml:space="preserve">The media library</w:t>
       </w:r>
@@ -12408,11 +12465,11 @@
     </w:p>
     <w:p>
       <w:pPr>
-        <w:pStyle w:val="Compact"/>
         <w:numPr>
           <w:ilvl w:val="0"/>
           <w:numId w:val="1014"/>
         </w:numPr>
+        <w:pStyle w:val="Compact"/>
       </w:pPr>
       <w:r>
         <w:rPr>
@@ -12510,16 +12567,16 @@
     </w:p>
     <w:p>
       <w:pPr>
-        <w:pStyle w:val="Compact"/>
         <w:numPr>
           <w:ilvl w:val="1"/>
           <w:numId w:val="1015"/>
         </w:numPr>
+        <w:pStyle w:val="Compact"/>
       </w:pPr>
       <w:r>
         <w:rPr>
-          <w:b/>
-          <w:bCs/>
+          <w:bCs/>
+          <w:b/>
         </w:rPr>
         <w:t xml:space="preserve">A file</w:t>
       </w:r>
@@ -12613,16 +12670,16 @@
     </w:p>
     <w:p>
       <w:pPr>
-        <w:pStyle w:val="Compact"/>
         <w:numPr>
           <w:ilvl w:val="1"/>
           <w:numId w:val="1015"/>
         </w:numPr>
+        <w:pStyle w:val="Compact"/>
       </w:pPr>
       <w:r>
         <w:rPr>
-          <w:b/>
-          <w:bCs/>
+          <w:bCs/>
+          <w:b/>
         </w:rPr>
         <w:t xml:space="preserve">Media Source</w:t>
       </w:r>
@@ -12751,8 +12808,8 @@
       </w:r>
       <w:r>
         <w:rPr>
+          <w:iCs/>
           <w:i/>
-          <w:iCs/>
         </w:rPr>
         <w:t xml:space="preserve">enqueues</w:t>
       </w:r>
@@ -12779,8 +12836,8 @@
       </w:r>
       <w:r>
         <w:rPr>
-          <w:b/>
-          <w:bCs/>
+          <w:bCs/>
+          <w:b/>
         </w:rPr>
         <w:t xml:space="preserve">a queue of the player's store</w:t>
       </w:r>
@@ -12883,16 +12940,16 @@
     </w:p>
     <w:p>
       <w:pPr>
-        <w:pStyle w:val="Compact"/>
         <w:numPr>
           <w:ilvl w:val="0"/>
           <w:numId w:val="1014"/>
         </w:numPr>
+        <w:pStyle w:val="Compact"/>
       </w:pPr>
       <w:r>
         <w:rPr>
-          <w:b/>
-          <w:bCs/>
+          <w:bCs/>
+          <w:b/>
         </w:rPr>
         <w:t xml:space="preserve">What plays</w:t>
       </w:r>
@@ -12910,8 +12967,8 @@
       </w:r>
       <w:r>
         <w:rPr>
-          <w:b/>
-          <w:bCs/>
+          <w:bCs/>
+          <w:b/>
         </w:rPr>
         <w:t xml:space="preserve">No H.264, no AAC</w:t>
       </w:r>
@@ -13011,16 +13068,16 @@
     </w:p>
     <w:p>
       <w:pPr>
-        <w:pStyle w:val="Compact"/>
         <w:numPr>
           <w:ilvl w:val="0"/>
           <w:numId w:val="1014"/>
         </w:numPr>
+        <w:pStyle w:val="Compact"/>
       </w:pPr>
       <w:r>
         <w:rPr>
-          <w:b/>
-          <w:bCs/>
+          <w:bCs/>
+          <w:b/>
         </w:rPr>
         <w:t xml:space="preserve">The sound</w:t>
       </w:r>
@@ -13041,8 +13098,8 @@
       </w:r>
       <w:r>
         <w:rPr>
-          <w:b/>
-          <w:bCs/>
+          <w:bCs/>
+          <w:b/>
         </w:rPr>
         <w:t xml:space="preserve">The video decoder runs on an app core</w:t>
       </w:r>
@@ -13078,8 +13135,8 @@
       </w:r>
       <w:r>
         <w:rPr>
+          <w:iCs/>
           <w:i/>
-          <w:iCs/>
         </w:rPr>
         <w:t xml:space="preserve">side job</w:t>
       </w:r>
@@ -13128,16 +13185,16 @@
     </w:p>
     <w:p>
       <w:pPr>
-        <w:pStyle w:val="Compact"/>
         <w:numPr>
           <w:ilvl w:val="0"/>
           <w:numId w:val="1014"/>
         </w:numPr>
+        <w:pStyle w:val="Compact"/>
       </w:pPr>
       <w:r>
         <w:rPr>
-          <w:b/>
-          <w:bCs/>
+          <w:bCs/>
+          <w:b/>
         </w:rPr>
         <w:t xml:space="preserve">Linked</w:t>
       </w:r>
@@ -13210,16 +13267,16 @@
     </w:p>
     <w:p>
       <w:pPr>
-        <w:pStyle w:val="Compact"/>
         <w:numPr>
           <w:ilvl w:val="0"/>
           <w:numId w:val="1014"/>
         </w:numPr>
+        <w:pStyle w:val="Compact"/>
       </w:pPr>
       <w:r>
         <w:rPr>
-          <w:b/>
-          <w:bCs/>
+          <w:bCs/>
+          <w:b/>
         </w:rPr>
         <w:t xml:space="preserve">Tests</w:t>
       </w:r>
@@ -13340,16 +13397,16 @@
     </w:p>
     <w:p>
       <w:pPr>
-        <w:pStyle w:val="Compact"/>
         <w:numPr>
           <w:ilvl w:val="0"/>
           <w:numId w:val="1014"/>
         </w:numPr>
+        <w:pStyle w:val="Compact"/>
       </w:pPr>
       <w:r>
         <w:rPr>
-          <w:b/>
-          <w:bCs/>
+          <w:bCs/>
+          <w:b/>
         </w:rPr>
         <w:t xml:space="preserve">The pictures are a layer of the compositor</w:t>
       </w:r>
@@ -13544,8 +13601,8 @@
       </w:r>
       <w:r>
         <w:rPr>
+          <w:iCs/>
           <w:i/>
-          <w:iCs/>
         </w:rPr>
         <w:t xml:space="preserve">without</w:t>
       </w:r>
@@ -13677,8 +13734,8 @@
       </w:r>
       <w:r>
         <w:rPr>
-          <w:b/>
-          <w:bCs/>
+          <w:bCs/>
+          <w:b/>
         </w:rPr>
         <w:t xml:space="preserve">Measured on the Pi 4</w:t>
       </w:r>
@@ -13700,16 +13757,16 @@
     </w:p>
     <w:p>
       <w:pPr>
-        <w:pStyle w:val="Compact"/>
         <w:numPr>
           <w:ilvl w:val="0"/>
           <w:numId w:val="1014"/>
         </w:numPr>
+        <w:pStyle w:val="Compact"/>
       </w:pPr>
       <w:r>
         <w:rPr>
-          <w:b/>
-          <w:bCs/>
+          <w:bCs/>
+          <w:b/>
         </w:rPr>
         <w:t xml:space="preserve">Not there</w:t>
       </w:r>
@@ -13729,30 +13786,30 @@
       </w:pPr>
       <w:r>
         <w:rPr>
-          <w:b/>
-          <w:bCs/>
+          <w:bCs/>
+          <w:b/>
         </w:rPr>
         <w:t xml:space="preserve">A site's own user agent (Web 1.0.8, patch</w:t>
       </w:r>
       <w:r>
         <w:rPr>
-          <w:b/>
-          <w:bCs/>
-        </w:rPr>
-        <w:t xml:space="preserve"> </w:t>
-      </w:r>
-      <w:r>
-        <w:rPr>
-          <w:rStyle w:val="VerbatimChar"/>
-          <w:b/>
-          <w:bCs/>
+          <w:bCs/>
+          <w:b/>
+        </w:rPr>
+        <w:t xml:space="preserve"> </w:t>
+      </w:r>
+      <w:r>
+        <w:rPr>
+          <w:rStyle w:val="VerbatimChar"/>
+          <w:bCs/>
+          <w:b/>
         </w:rPr>
         <w:t xml:space="preserve">0025</w:t>
       </w:r>
       <w:r>
         <w:rPr>
-          <w:b/>
-          <w:bCs/>
+          <w:bCs/>
+          <w:b/>
         </w:rPr>
         <w:t xml:space="preserve">).</w:t>
       </w:r>
@@ -13943,8 +14000,8 @@
       </w:pPr>
       <w:r>
         <w:rPr>
-          <w:b/>
-          <w:bCs/>
+          <w:bCs/>
+          <w:b/>
         </w:rPr>
         <w:t xml:space="preserve">The console.</w:t>
       </w:r>
@@ -14141,8 +14198,8 @@
       </w:pPr>
       <w:r>
         <w:rPr>
-          <w:b/>
-          <w:bCs/>
+          <w:bCs/>
+          <w:b/>
         </w:rPr>
         <w:t xml:space="preserve">A finding on the way: every program ran four times slower.</w:t>
       </w:r>
@@ -14333,8 +14390,8 @@
       </w:pPr>
       <w:r>
         <w:rPr>
-          <w:b/>
-          <w:bCs/>
+          <w:bCs/>
+          <w:b/>
         </w:rPr>
         <w:t xml:space="preserve">And the collector.</w:t>
       </w:r>
@@ -14549,8 +14606,8 @@
         <w:t xml:space="preserve">(the page's event loop: tasks, timers, frames, and the same loops).</w:t>
       </w:r>
     </w:p>
-    <w:bookmarkEnd w:id="30"/>
-    <w:bookmarkStart w:id="31" w:name="Xec275415c94eaf3116734d52fa9ae8715ec2e5e"/>
+    <w:bookmarkEnd w:id="32"/>
+    <w:bookmarkStart w:id="33" w:name="Xec275415c94eaf3116734d52fa9ae8715ec2e5e"/>
     <w:p>
       <w:pPr>
         <w:pStyle w:val="Heading2"/>
@@ -14569,16 +14626,16 @@
     </w:p>
     <w:p>
       <w:pPr>
-        <w:pStyle w:val="Compact"/>
         <w:numPr>
           <w:ilvl w:val="0"/>
           <w:numId w:val="1016"/>
         </w:numPr>
+        <w:pStyle w:val="Compact"/>
       </w:pPr>
       <w:r>
         <w:rPr>
-          <w:b/>
-          <w:bCs/>
+          <w:bCs/>
+          <w:b/>
         </w:rPr>
         <w:t xml:space="preserve">A usable browser</w:t>
       </w:r>
@@ -14593,8 +14650,8 @@
       </w:r>
       <w:r>
         <w:rPr>
-          <w:b/>
-          <w:bCs/>
+          <w:bCs/>
+          <w:b/>
         </w:rPr>
         <w:t xml:space="preserve">kotonstudio.com near-instant on the Pi</w:t>
       </w:r>
@@ -14618,8 +14675,8 @@
       </w:r>
       <w:r>
         <w:rPr>
-          <w:b/>
-          <w:bCs/>
+          <w:bCs/>
+          <w:b/>
         </w:rPr>
         <w:t xml:space="preserve">One executable for the three roles</w:t>
       </w:r>
@@ -14640,22 +14697,22 @@
       </w:r>
       <w:r>
         <w:rPr>
-          <w:b/>
-          <w:bCs/>
+          <w:bCs/>
+          <w:b/>
         </w:rPr>
         <w:t xml:space="preserve">This step includes the kernel's</w:t>
       </w:r>
       <w:r>
         <w:rPr>
-          <w:b/>
-          <w:bCs/>
-        </w:rPr>
-        <w:t xml:space="preserve"> </w:t>
-      </w:r>
-      <w:r>
-        <w:rPr>
-          <w:b/>
-          <w:bCs/>
+          <w:bCs/>
+          <w:b/>
+        </w:rPr>
+        <w:t xml:space="preserve"> </w:t>
+      </w:r>
+      <w:r>
+        <w:rPr>
+          <w:bCs/>
+          <w:b/>
         </w:rPr>
         <w:t xml:space="preserve">shared read-only image and the preload list</w:t>
       </w:r>
@@ -14764,32 +14821,32 @@
     </w:p>
     <w:p>
       <w:pPr>
-        <w:pStyle w:val="Compact"/>
         <w:numPr>
           <w:ilvl w:val="0"/>
           <w:numId w:val="1016"/>
         </w:numPr>
+        <w:pStyle w:val="Compact"/>
       </w:pPr>
       <w:r>
         <w:rPr>
-          <w:b/>
-          <w:bCs/>
+          <w:bCs/>
+          <w:b/>
         </w:rPr>
         <w:t xml:space="preserve">The compositor on the V3D.</w:t>
       </w:r>
     </w:p>
     <w:p>
       <w:pPr>
-        <w:pStyle w:val="Compact"/>
         <w:numPr>
           <w:ilvl w:val="0"/>
           <w:numId w:val="1016"/>
         </w:numPr>
+        <w:pStyle w:val="Compact"/>
       </w:pPr>
       <w:r>
         <w:rPr>
-          <w:b/>
-          <w:bCs/>
+          <w:bCs/>
+          <w:b/>
         </w:rPr>
         <w:t xml:space="preserve">The JIT</w:t>
       </w:r>
@@ -14802,16 +14859,16 @@
     </w:p>
     <w:p>
       <w:pPr>
-        <w:pStyle w:val="Compact"/>
         <w:numPr>
           <w:ilvl w:val="0"/>
           <w:numId w:val="1016"/>
         </w:numPr>
+        <w:pStyle w:val="Compact"/>
       </w:pPr>
       <w:r>
         <w:rPr>
-          <w:b/>
-          <w:bCs/>
+          <w:bCs/>
+          <w:b/>
         </w:rPr>
         <w:t xml:space="preserve">Video</w:t>
       </w:r>
@@ -14848,16 +14905,16 @@
     </w:p>
     <w:p>
       <w:pPr>
-        <w:pStyle w:val="Compact"/>
         <w:numPr>
           <w:ilvl w:val="0"/>
           <w:numId w:val="1016"/>
         </w:numPr>
+        <w:pStyle w:val="Compact"/>
       </w:pPr>
       <w:r>
         <w:rPr>
-          <w:b/>
-          <w:bCs/>
+          <w:bCs/>
+          <w:b/>
         </w:rPr>
         <w:t xml:space="preserve">The host window + the web view that attaches to it</w:t>
       </w:r>
@@ -14875,22 +14932,22 @@
       </w:r>
       <w:r>
         <w:rPr>
-          <w:b/>
-          <w:bCs/>
+          <w:bCs/>
+          <w:b/>
         </w:rPr>
         <w:t xml:space="preserve">a web-view daemon started at</w:t>
       </w:r>
       <w:r>
         <w:rPr>
-          <w:b/>
-          <w:bCs/>
-        </w:rPr>
-        <w:t xml:space="preserve"> </w:t>
-      </w:r>
-      <w:r>
-        <w:rPr>
-          <w:b/>
-          <w:bCs/>
+          <w:bCs/>
+          <w:b/>
+        </w:rPr>
+        <w:t xml:space="preserve"> </w:t>
+      </w:r>
+      <w:r>
+        <w:rPr>
+          <w:bCs/>
+          <w:b/>
         </w:rPr>
         <w:t xml:space="preserve">boot</w:t>
       </w:r>
@@ -14944,51 +15001,51 @@
       </w:r>
       <w:r>
         <w:rPr>
-          <w:b/>
-          <w:bCs/>
+          <w:bCs/>
+          <w:b/>
         </w:rPr>
         <w:t xml:space="preserve">A</w:t>
       </w:r>
       <w:r>
         <w:rPr>
-          <w:b/>
-          <w:bCs/>
-        </w:rPr>
-        <w:t xml:space="preserve"> </w:t>
-      </w:r>
-      <w:r>
-        <w:rPr>
-          <w:rStyle w:val="VerbatimChar"/>
-          <w:b/>
-          <w:bCs/>
+          <w:bCs/>
+          <w:b/>
+        </w:rPr>
+        <w:t xml:space="preserve"> </w:t>
+      </w:r>
+      <w:r>
+        <w:rPr>
+          <w:rStyle w:val="VerbatimChar"/>
+          <w:bCs/>
+          <w:b/>
         </w:rPr>
         <w:t xml:space="preserve">fork</w:t>
       </w:r>
       <w:r>
         <w:rPr>
-          <w:b/>
-          <w:bCs/>
-        </w:rPr>
-        <w:t xml:space="preserve"> </w:t>
-      </w:r>
-      <w:r>
-        <w:rPr>
-          <w:b/>
-          <w:bCs/>
+          <w:bCs/>
+          <w:b/>
+        </w:rPr>
+        <w:t xml:space="preserve"> </w:t>
+      </w:r>
+      <w:r>
+        <w:rPr>
+          <w:bCs/>
+          <w:b/>
         </w:rPr>
         <w:t xml:space="preserve">is to</w:t>
       </w:r>
       <w:r>
         <w:rPr>
-          <w:b/>
-          <w:bCs/>
-        </w:rPr>
-        <w:t xml:space="preserve"> </w:t>
-      </w:r>
-      <w:r>
-        <w:rPr>
-          <w:b/>
-          <w:bCs/>
+          <w:bCs/>
+          <w:b/>
+        </w:rPr>
+        <w:t xml:space="preserve"> </w:t>
+      </w:r>
+      <w:r>
+        <w:rPr>
+          <w:bCs/>
+          <w:b/>
         </w:rPr>
         <w:t xml:space="preserve">be implemented in the kernel for this</w:t>
       </w:r>
@@ -15039,8 +15096,8 @@
       </w:r>
       <w:r>
         <w:rPr>
-          <w:b/>
-          <w:bCs/>
+          <w:bCs/>
+          <w:b/>
         </w:rPr>
         <w:t xml:space="preserve">before it starts any thread</w:t>
       </w:r>
@@ -15071,16 +15128,16 @@
     </w:p>
     <w:p>
       <w:pPr>
-        <w:pStyle w:val="Compact"/>
         <w:numPr>
           <w:ilvl w:val="0"/>
           <w:numId w:val="1016"/>
         </w:numPr>
+        <w:pStyle w:val="Compact"/>
       </w:pPr>
       <w:r>
         <w:rPr>
-          <w:b/>
-          <w:bCs/>
+          <w:bCs/>
+          <w:b/>
         </w:rPr>
         <w:t xml:space="preserve">Lazy loading</w:t>
       </w:r>
@@ -15117,8 +15174,8 @@
         <w:t xml:space="preserve">WebGL comes after these (its route is chosen: step 2 of the WebCore section above).</w:t>
       </w:r>
     </w:p>
-    <w:bookmarkEnd w:id="31"/>
-    <w:bookmarkStart w:id="32" w:name="the-plan-of-the-whole-port"/>
+    <w:bookmarkEnd w:id="33"/>
+    <w:bookmarkStart w:id="34" w:name="the-plan-of-the-whole-port"/>
     <w:p>
       <w:pPr>
         <w:pStyle w:val="Heading2"/>
@@ -15143,16 +15200,16 @@
     </w:p>
     <w:p>
       <w:pPr>
-        <w:pStyle w:val="Compact"/>
         <w:numPr>
           <w:ilvl w:val="0"/>
           <w:numId w:val="1017"/>
         </w:numPr>
+        <w:pStyle w:val="Compact"/>
       </w:pPr>
       <w:r>
         <w:rPr>
-          <w:b/>
-          <w:bCs/>
+          <w:bCs/>
+          <w:b/>
         </w:rPr>
         <w:t xml:space="preserve">WTF + JavaScriptCore</w:t>
       </w:r>
@@ -15188,24 +15245,24 @@
       </w:r>
       <w:r>
         <w:rPr>
+          <w:iCs/>
           <w:i/>
-          <w:iCs/>
         </w:rPr>
         <w:t xml:space="preserve">Done: validated on the Pi, 2026-10-02.</w:t>
       </w:r>
     </w:p>
     <w:p>
       <w:pPr>
-        <w:pStyle w:val="Compact"/>
         <w:numPr>
           <w:ilvl w:val="0"/>
           <w:numId w:val="1017"/>
         </w:numPr>
+        <w:pStyle w:val="Compact"/>
       </w:pPr>
       <w:r>
         <w:rPr>
-          <w:b/>
-          <w:bCs/>
+          <w:bCs/>
+          <w:b/>
         </w:rPr>
         <w:t xml:space="preserve">WebCore</w:t>
       </w:r>
@@ -15241,52 +15298,52 @@
       </w:r>
       <w:r>
         <w:rPr>
+          <w:iCs/>
           <w:i/>
+        </w:rPr>
+        <w:t xml:space="preserve">Builds, links,</w:t>
+      </w:r>
+      <w:r>
+        <w:rPr>
           <w:iCs/>
-        </w:rPr>
-        <w:t xml:space="preserve">Builds, links,</w:t>
-      </w:r>
-      <w:r>
-        <w:rPr>
           <w:i/>
+        </w:rPr>
+        <w:t xml:space="preserve"> </w:t>
+      </w:r>
+      <w:r>
+        <w:rPr>
           <w:iCs/>
-        </w:rPr>
-        <w:t xml:space="preserve"> </w:t>
-      </w:r>
-      <w:r>
-        <w:rPr>
           <w:i/>
+        </w:rPr>
+        <w:t xml:space="preserve">renders a page on the bench and on the Pi (2026-10-02); WebCrypto on mbedTLS passes its tests</w:t>
+      </w:r>
+      <w:r>
+        <w:rPr>
           <w:iCs/>
-        </w:rPr>
-        <w:t xml:space="preserve">renders a page on the bench and on the Pi (2026-10-02); WebCrypto on mbedTLS passes its tests</w:t>
-      </w:r>
-      <w:r>
-        <w:rPr>
           <w:i/>
+        </w:rPr>
+        <w:t xml:space="preserve"> </w:t>
+      </w:r>
+      <w:r>
+        <w:rPr>
           <w:iCs/>
-        </w:rPr>
-        <w:t xml:space="preserve"> </w:t>
-      </w:r>
-      <w:r>
-        <w:rPr>
           <w:i/>
-          <w:iCs/>
         </w:rPr>
         <w:t xml:space="preserve">on the bench; the network path, WOFF2 and media are still to do.</w:t>
       </w:r>
     </w:p>
     <w:p>
       <w:pPr>
-        <w:pStyle w:val="Compact"/>
         <w:numPr>
           <w:ilvl w:val="0"/>
           <w:numId w:val="1017"/>
         </w:numPr>
+        <w:pStyle w:val="Compact"/>
       </w:pPr>
       <w:r>
         <w:rPr>
-          <w:b/>
-          <w:bCs/>
+          <w:bCs/>
+          <w:b/>
         </w:rPr>
         <w:t xml:space="preserve">WebKit2</w:t>
       </w:r>
@@ -15301,144 +15358,144 @@
       </w:r>
       <w:r>
         <w:rPr>
+          <w:iCs/>
           <w:i/>
+        </w:rPr>
+        <w:t xml:space="preserve">Done and running on the Pi (2026-10-03): patches</w:t>
+      </w:r>
+      <w:r>
+        <w:rPr>
           <w:iCs/>
-        </w:rPr>
-        <w:t xml:space="preserve">Done and running on the Pi (2026-10-03): patches</w:t>
-      </w:r>
-      <w:r>
-        <w:rPr>
           <w:i/>
+        </w:rPr>
+        <w:t xml:space="preserve"> </w:t>
+      </w:r>
+      <w:r>
+        <w:rPr>
+          <w:rStyle w:val="VerbatimChar"/>
           <w:iCs/>
-        </w:rPr>
-        <w:t xml:space="preserve"> </w:t>
-      </w:r>
-      <w:r>
-        <w:rPr>
-          <w:rStyle w:val="VerbatimChar"/>
           <w:i/>
+        </w:rPr>
+        <w:t xml:space="preserve">0013</w:t>
+      </w:r>
+      <w:r>
+        <w:rPr>
           <w:iCs/>
-        </w:rPr>
-        <w:t xml:space="preserve">0013</w:t>
-      </w:r>
-      <w:r>
-        <w:rPr>
           <w:i/>
+        </w:rPr>
+        <w:t xml:space="preserve">–</w:t>
+      </w:r>
+      <w:r>
+        <w:rPr>
+          <w:rStyle w:val="VerbatimChar"/>
           <w:iCs/>
-        </w:rPr>
-        <w:t xml:space="preserve">–</w:t>
-      </w:r>
-      <w:r>
-        <w:rPr>
-          <w:rStyle w:val="VerbatimChar"/>
           <w:i/>
+        </w:rPr>
+        <w:t xml:space="preserve">0015</w:t>
+      </w:r>
+      <w:r>
+        <w:rPr>
           <w:iCs/>
-        </w:rPr>
-        <w:t xml:space="preserve">0015</w:t>
-      </w:r>
-      <w:r>
-        <w:rPr>
           <w:i/>
+        </w:rPr>
+        <w:t xml:space="preserve"> </w:t>
+      </w:r>
+      <w:r>
+        <w:rPr>
           <w:iCs/>
-        </w:rPr>
-        <w:t xml:space="preserve"> </w:t>
-      </w:r>
-      <w:r>
-        <w:rPr>
           <w:i/>
+        </w:rPr>
+        <w:t xml:space="preserve">(see "Step 3" below), the</w:t>
+      </w:r>
+      <w:r>
+        <w:rPr>
           <w:iCs/>
-        </w:rPr>
-        <w:t xml:space="preserve">(see "Step 3" below), the</w:t>
-      </w:r>
-      <w:r>
-        <w:rPr>
           <w:i/>
+        </w:rPr>
+        <w:t xml:space="preserve"> </w:t>
+      </w:r>
+      <w:r>
+        <w:rPr>
           <w:iCs/>
-        </w:rPr>
-        <w:t xml:space="preserve"> </w:t>
-      </w:r>
-      <w:r>
-        <w:rPr>
           <w:i/>
+        </w:rPr>
+        <w:t xml:space="preserve">browser</w:t>
+      </w:r>
+      <w:r>
+        <w:rPr>
           <w:iCs/>
-        </w:rPr>
-        <w:t xml:space="preserve">browser</w:t>
-      </w:r>
-      <w:r>
-        <w:rPr>
           <w:i/>
+        </w:rPr>
+        <w:t xml:space="preserve"> </w:t>
+      </w:r>
+      <w:r>
+        <w:rPr>
+          <w:bCs/>
+          <w:b/>
           <w:iCs/>
-        </w:rPr>
-        <w:t xml:space="preserve"> </w:t>
-      </w:r>
-      <w:r>
-        <w:rPr>
-          <w:b/>
-          <w:bCs/>
           <w:i/>
+        </w:rPr>
+        <w:t xml:space="preserve">Web</w:t>
+      </w:r>
+      <w:r>
+        <w:rPr>
           <w:iCs/>
-        </w:rPr>
-        <w:t xml:space="preserve">Web</w:t>
-      </w:r>
-      <w:r>
-        <w:rPr>
           <w:i/>
+        </w:rPr>
+        <w:t xml:space="preserve"> </w:t>
+      </w:r>
+      <w:r>
+        <w:rPr>
           <w:iCs/>
-        </w:rPr>
-        <w:t xml:space="preserve"> </w:t>
-      </w:r>
-      <w:r>
-        <w:rPr>
           <w:i/>
+        </w:rPr>
+        <w:t xml:space="preserve">(</w:t>
+      </w:r>
+      <w:r>
+        <w:rPr>
+          <w:rStyle w:val="VerbatimChar"/>
           <w:iCs/>
-        </w:rPr>
-        <w:t xml:space="preserve">(</w:t>
-      </w:r>
-      <w:r>
-        <w:rPr>
-          <w:rStyle w:val="VerbatimChar"/>
           <w:i/>
+        </w:rPr>
+        <w:t xml:space="preserve">user/Apps/jet</w:t>
+      </w:r>
+      <w:r>
+        <w:rPr>
           <w:iCs/>
-        </w:rPr>
-        <w:t xml:space="preserve">user/Apps/jet</w:t>
-      </w:r>
-      <w:r>
-        <w:rPr>
           <w:i/>
+        </w:rPr>
+        <w:t xml:space="preserve">, package</w:t>
+      </w:r>
+      <w:r>
+        <w:rPr>
           <w:iCs/>
-        </w:rPr>
-        <w:t xml:space="preserve">, package</w:t>
-      </w:r>
-      <w:r>
-        <w:rPr>
           <w:i/>
+        </w:rPr>
+        <w:t xml:space="preserve"> </w:t>
+      </w:r>
+      <w:r>
+        <w:rPr>
+          <w:rStyle w:val="VerbatimChar"/>
           <w:iCs/>
-        </w:rPr>
-        <w:t xml:space="preserve"> </w:t>
-      </w:r>
-      <w:r>
-        <w:rPr>
-          <w:rStyle w:val="VerbatimChar"/>
           <w:i/>
+        </w:rPr>
+        <w:t xml:space="preserve">web</w:t>
+      </w:r>
+      <w:r>
+        <w:rPr>
           <w:iCs/>
-        </w:rPr>
-        <w:t xml:space="preserve">web</w:t>
-      </w:r>
-      <w:r>
-        <w:rPr>
           <w:i/>
-          <w:iCs/>
         </w:rPr>
         <w:t xml:space="preserve">).</w:t>
       </w:r>
     </w:p>
     <w:p>
       <w:pPr>
-        <w:pStyle w:val="Compact"/>
         <w:numPr>
           <w:ilvl w:val="0"/>
           <w:numId w:val="1017"/>
         </w:numPr>
+        <w:pStyle w:val="Compact"/>
       </w:pPr>
       <w:r>
         <w:t xml:space="preserve">The Onyx view; then, in the order the user asked for (2026-10-02):</w:t>
@@ -15448,22 +15505,22 @@
       </w:r>
       <w:r>
         <w:rPr>
-          <w:b/>
-          <w:bCs/>
+          <w:bCs/>
+          <w:b/>
         </w:rPr>
         <w:t xml:space="preserve">the JavaScript JIT before</w:t>
       </w:r>
       <w:r>
         <w:rPr>
-          <w:b/>
-          <w:bCs/>
-        </w:rPr>
-        <w:t xml:space="preserve"> </w:t>
-      </w:r>
-      <w:r>
-        <w:rPr>
-          <w:b/>
-          <w:bCs/>
+          <w:bCs/>
+          <w:b/>
+        </w:rPr>
+        <w:t xml:space="preserve"> </w:t>
+      </w:r>
+      <w:r>
+        <w:rPr>
+          <w:bCs/>
+          <w:b/>
         </w:rPr>
         <w:t xml:space="preserve">video</w:t>
       </w:r>
@@ -15581,11 +15638,11 @@
     </w:p>
     <w:p>
       <w:pPr>
-        <w:pStyle w:val="Compact"/>
         <w:numPr>
           <w:ilvl w:val="0"/>
           <w:numId w:val="1017"/>
         </w:numPr>
+        <w:pStyle w:val="Compact"/>
       </w:pPr>
       <w:r>
         <w:t xml:space="preserve">The browser (Jet's UI reused).</w:t>
@@ -15595,8 +15652,8 @@
       </w:r>
       <w:r>
         <w:rPr>
-          <w:b/>
-          <w:bCs/>
+          <w:bCs/>
+          <w:b/>
         </w:rPr>
         <w:t xml:space="preserve">No tabs</w:t>
       </w:r>
@@ -15647,8 +15704,8 @@
       </w:r>
       <w:r>
         <w:rPr>
-          <w:b/>
-          <w:bCs/>
+          <w:bCs/>
+          <w:b/>
         </w:rPr>
         <w:t xml:space="preserve">Start-up</w:t>
       </w:r>
@@ -15708,22 +15765,22 @@
       </w:r>
       <w:r>
         <w:rPr>
-          <w:b/>
-          <w:bCs/>
+          <w:bCs/>
+          <w:b/>
         </w:rPr>
         <w:t xml:space="preserve">a small</w:t>
       </w:r>
       <w:r>
         <w:rPr>
-          <w:b/>
-          <w:bCs/>
-        </w:rPr>
-        <w:t xml:space="preserve"> </w:t>
-      </w:r>
-      <w:r>
-        <w:rPr>
-          <w:b/>
-          <w:bCs/>
+          <w:bCs/>
+          <w:b/>
+        </w:rPr>
+        <w:t xml:space="preserve"> </w:t>
+      </w:r>
+      <w:r>
+        <w:rPr>
+          <w:bCs/>
+          <w:b/>
         </w:rPr>
         <w:t xml:space="preserve">front end, the host window, separate from the web view</w:t>
       </w:r>
@@ -15762,22 +15819,22 @@
       </w:r>
       <w:r>
         <w:rPr>
-          <w:b/>
-          <w:bCs/>
+          <w:bCs/>
+          <w:b/>
         </w:rPr>
         <w:t xml:space="preserve">the web view is</w:t>
       </w:r>
       <w:r>
         <w:rPr>
-          <w:b/>
-          <w:bCs/>
-        </w:rPr>
-        <w:t xml:space="preserve"> </w:t>
-      </w:r>
-      <w:r>
-        <w:rPr>
-          <w:b/>
-          <w:bCs/>
+          <w:bCs/>
+          <w:b/>
+        </w:rPr>
+        <w:t xml:space="preserve"> </w:t>
+      </w:r>
+      <w:r>
+        <w:rPr>
+          <w:bCs/>
+          <w:b/>
         </w:rPr>
         <w:t xml:space="preserve">then a component other programs embed — the Mail client first</w:t>
       </w:r>
@@ -15820,18 +15877,18 @@
     </w:p>
     <w:p>
       <w:pPr>
-        <w:pStyle w:val="Compact"/>
         <w:numPr>
           <w:ilvl w:val="0"/>
           <w:numId w:val="1017"/>
         </w:numPr>
+        <w:pStyle w:val="Compact"/>
       </w:pPr>
       <w:r>
         <w:t xml:space="preserve">Parity with Jet, then the switch.</w:t>
       </w:r>
     </w:p>
-    <w:bookmarkEnd w:id="32"/>
-    <w:bookmarkStart w:id="33" w:name="the-patch-series"/>
+    <w:bookmarkEnd w:id="34"/>
+    <w:bookmarkStart w:id="35" w:name="the-patch-series"/>
     <w:p>
       <w:pPr>
         <w:pStyle w:val="Heading2"/>
@@ -15935,7 +15992,7 @@
         <w:t xml:space="preserve">are its complete corresponding source.</w:t>
       </w:r>
     </w:p>
-    <w:bookmarkEnd w:id="33"/>
+    <w:bookmarkEnd w:id="35"/>
     <w:sectPr>
       <w:footerReference r:id="rId9" w:type="default"/>
       <w:footnotePr>
@@ -16017,14 +16074,14 @@
 <file path=word/numbering.xml><?xml version="1.0" encoding="utf-8"?>
 <w:numbering xmlns:w="http://schemas.openxmlformats.org/wordprocessingml/2006/main">
   <w:abstractNum w:abstractNumId="990">
-    <w:nsid w:val="0000A990"/>
+    <w:nsid w:val="A990"/>
     <w:multiLevelType w:val="multilevel"/>
     <w:lvl w:ilvl="0">
       <w:numFmt w:val="bullet"/>
       <w:lvlText w:val=" "/>
       <w:lvlJc w:val="left"/>
       <w:pPr>
-        <w:ind w:left="720" w:hanging="360"/>
+        <w:ind w:left="720" w:hanging="480"/>
       </w:pPr>
     </w:lvl>
     <w:lvl w:ilvl="1">
@@ -16032,7 +16089,7 @@
       <w:lvlText w:val=" "/>
       <w:lvlJc w:val="left"/>
       <w:pPr>
-        <w:ind w:left="1440" w:hanging="360"/>
+        <w:ind w:left="1440" w:hanging="480"/>
       </w:pPr>
     </w:lvl>
     <w:lvl w:ilvl="2">
@@ -16040,7 +16097,7 @@
       <w:lvlText w:val=" "/>
       <w:lvlJc w:val="left"/>
       <w:pPr>
-        <w:ind w:left="2160" w:hanging="360"/>
+        <w:ind w:left="2160" w:hanging="480"/>
       </w:pPr>
     </w:lvl>
     <w:lvl w:ilvl="3">
@@ -16048,7 +16105,7 @@
       <w:lvlText w:val=" "/>
       <w:lvlJc w:val="left"/>
       <w:pPr>
-        <w:ind w:left="2880" w:hanging="360"/>
+        <w:ind w:left="2880" w:hanging="480"/>
       </w:pPr>
     </w:lvl>
     <w:lvl w:ilvl="4">
@@ -16056,7 +16113,7 @@
       <w:lvlText w:val=" "/>
       <w:lvlJc w:val="left"/>
       <w:pPr>
-        <w:ind w:left="3600" w:hanging="360"/>
+        <w:ind w:left="3600" w:hanging="480"/>
       </w:pPr>
     </w:lvl>
     <w:lvl w:ilvl="5">
@@ -16064,7 +16121,7 @@
       <w:lvlText w:val=" "/>
       <w:lvlJc w:val="left"/>
       <w:pPr>
-        <w:ind w:left="4320" w:hanging="360"/>
+        <w:ind w:left="4320" w:hanging="480"/>
       </w:pPr>
     </w:lvl>
     <w:lvl w:ilvl="6">
@@ -16072,7 +16129,7 @@
       <w:lvlText w:val=" "/>
       <w:lvlJc w:val="left"/>
       <w:pPr>
-        <w:ind w:left="5040" w:hanging="360"/>
+        <w:ind w:left="5040" w:hanging="480"/>
       </w:pPr>
     </w:lvl>
     <w:lvl w:ilvl="7">
@@ -16080,7 +16137,7 @@
       <w:lvlText w:val=" "/>
       <w:lvlJc w:val="left"/>
       <w:pPr>
-        <w:ind w:left="5760" w:hanging="360"/>
+        <w:ind w:left="5760" w:hanging="480"/>
       </w:pPr>
     </w:lvl>
     <w:lvl w:ilvl="8">
@@ -16088,115 +16145,88 @@
       <w:lvlText w:val=" "/>
       <w:lvlJc w:val="left"/>
       <w:pPr>
-        <w:ind w:left="6480" w:hanging="360"/>
+        <w:ind w:left="6480" w:hanging="480"/>
       </w:pPr>
     </w:lvl>
   </w:abstractNum>
   <w:abstractNum w:abstractNumId="991">
-    <w:nsid w:val="0000A991"/>
+    <w:nsid w:val="A991"/>
     <w:multiLevelType w:val="multilevel"/>
     <w:lvl w:ilvl="0">
       <w:numFmt w:val="bullet"/>
-      <w:lvlText w:val=""/>
+      <w:lvlText w:val="•"/>
       <w:lvlJc w:val="left"/>
       <w:pPr>
-        <w:ind w:left="720" w:hanging="360"/>
+        <w:ind w:left="720" w:hanging="480"/>
       </w:pPr>
-      <w:rPr>
-        <w:rFonts w:ascii="Symbol" w:hAnsi="Symbol" w:cs="Symbol" w:hint="default"/>
-      </w:rPr>
     </w:lvl>
     <w:lvl w:ilvl="1">
       <w:numFmt w:val="bullet"/>
-      <w:lvlText w:val="o"/>
+      <w:lvlText w:val="–"/>
       <w:lvlJc w:val="left"/>
       <w:pPr>
-        <w:ind w:left="1440" w:hanging="360"/>
+        <w:ind w:left="1440" w:hanging="480"/>
       </w:pPr>
-      <w:rPr>
-        <w:rFonts w:ascii="Courier New" w:hAnsi="Courier New" w:cs="Courier New" w:hint="default"/>
-      </w:rPr>
     </w:lvl>
     <w:lvl w:ilvl="2">
       <w:numFmt w:val="bullet"/>
-      <w:lvlText w:val=""/>
+      <w:lvlText w:val="•"/>
       <w:lvlJc w:val="left"/>
       <w:pPr>
-        <w:ind w:left="2160" w:hanging="360"/>
+        <w:ind w:left="2160" w:hanging="480"/>
       </w:pPr>
-      <w:rPr>
-        <w:rFonts w:ascii="Wingdings" w:hAnsi="Wingdings" w:cs="Wingdings" w:hint="default"/>
-      </w:rPr>
     </w:lvl>
     <w:lvl w:ilvl="3">
       <w:numFmt w:val="bullet"/>
-      <w:lvlText w:val=""/>
+      <w:lvlText w:val="–"/>
       <w:lvlJc w:val="left"/>
       <w:pPr>
-        <w:ind w:left="2880" w:hanging="360"/>
+        <w:ind w:left="2880" w:hanging="480"/>
       </w:pPr>
-      <w:rPr>
-        <w:rFonts w:ascii="Symbol" w:hAnsi="Symbol" w:cs="Symbol" w:hint="default"/>
-      </w:rPr>
     </w:lvl>
     <w:lvl w:ilvl="4">
       <w:numFmt w:val="bullet"/>
-      <w:lvlText w:val="o"/>
+      <w:lvlText w:val="•"/>
       <w:lvlJc w:val="left"/>
       <w:pPr>
-        <w:ind w:left="3600" w:hanging="360"/>
+        <w:ind w:left="3600" w:hanging="480"/>
       </w:pPr>
-      <w:rPr>
-        <w:rFonts w:ascii="Courier New" w:hAnsi="Courier New" w:cs="Courier New" w:hint="default"/>
-      </w:rPr>
     </w:lvl>
     <w:lvl w:ilvl="5">
       <w:numFmt w:val="bullet"/>
-      <w:lvlText w:val=""/>
+      <w:lvlText w:val="–"/>
       <w:lvlJc w:val="left"/>
       <w:pPr>
-        <w:ind w:left="4320" w:hanging="360"/>
+        <w:ind w:left="4320" w:hanging="480"/>
       </w:pPr>
-      <w:rPr>
-        <w:rFonts w:ascii="Wingdings" w:hAnsi="Wingdings" w:cs="Wingdings" w:hint="default"/>
-      </w:rPr>
     </w:lvl>
     <w:lvl w:ilvl="6">
       <w:numFmt w:val="bullet"/>
-      <w:lvlText w:val=""/>
+      <w:lvlText w:val="•"/>
       <w:lvlJc w:val="left"/>
       <w:pPr>
-        <w:ind w:left="5040" w:hanging="360"/>
+        <w:ind w:left="5040" w:hanging="480"/>
       </w:pPr>
-      <w:rPr>
-        <w:rFonts w:ascii="Symbol" w:hAnsi="Symbol" w:cs="Symbol" w:hint="default"/>
-      </w:rPr>
     </w:lvl>
     <w:lvl w:ilvl="7">
       <w:numFmt w:val="bullet"/>
-      <w:lvlText w:val="o"/>
+      <w:lvlText w:val="–"/>
       <w:lvlJc w:val="left"/>
       <w:pPr>
-        <w:ind w:left="5760" w:hanging="360"/>
+        <w:ind w:left="5760" w:hanging="480"/>
       </w:pPr>
-      <w:rPr>
-        <w:rFonts w:ascii="Courier New" w:hAnsi="Courier New" w:cs="Courier New" w:hint="default"/>
-      </w:rPr>
     </w:lvl>
     <w:lvl w:ilvl="8">
       <w:numFmt w:val="bullet"/>
-      <w:lvlText w:val=""/>
+      <w:lvlText w:val="•"/>
       <w:lvlJc w:val="left"/>
       <w:pPr>
-        <w:ind w:left="6480" w:hanging="360"/>
+        <w:ind w:left="6480" w:hanging="480"/>
       </w:pPr>
-      <w:rPr>
-        <w:rFonts w:ascii="Wingdings" w:hAnsi="Wingdings" w:cs="Wingdings" w:hint="default"/>
-      </w:rPr>
     </w:lvl>
   </w:abstractNum>
   <w:abstractNum w:abstractNumId="99411">
-    <w:nsid w:val="00A99411"/>
+    <w:nsid w:val="A99411"/>
     <w:multiLevelType w:val="multilevel"/>
     <w:lvl w:ilvl="0">
       <w:start w:val="1"/>
@@ -16204,7 +16234,7 @@
       <w:lvlText w:val="%1."/>
       <w:lvlJc w:val="left"/>
       <w:pPr>
-        <w:ind w:left="720" w:hanging="360"/>
+        <w:ind w:left="720" w:hanging="480"/>
       </w:pPr>
     </w:lvl>
     <w:lvl w:ilvl="1">
@@ -16213,7 +16243,7 @@
       <w:lvlText w:val="%2."/>
       <w:lvlJc w:val="left"/>
       <w:pPr>
-        <w:ind w:left="1440" w:hanging="360"/>
+        <w:ind w:left="1440" w:hanging="480"/>
       </w:pPr>
     </w:lvl>
     <w:lvl w:ilvl="2">
@@ -16222,7 +16252,7 @@
       <w:lvlText w:val="%3."/>
       <w:lvlJc w:val="left"/>
       <w:pPr>
-        <w:ind w:left="2160" w:hanging="360"/>
+        <w:ind w:left="2160" w:hanging="480"/>
       </w:pPr>
     </w:lvl>
     <w:lvl w:ilvl="3">
@@ -16231,7 +16261,7 @@
       <w:lvlText w:val="%4."/>
       <w:lvlJc w:val="left"/>
       <w:pPr>
-        <w:ind w:left="2880" w:hanging="360"/>
+        <w:ind w:left="2880" w:hanging="480"/>
       </w:pPr>
     </w:lvl>
     <w:lvl w:ilvl="4">
@@ -16240,7 +16270,7 @@
       <w:lvlText w:val="%5."/>
       <w:lvlJc w:val="left"/>
       <w:pPr>
-        <w:ind w:left="3600" w:hanging="360"/>
+        <w:ind w:left="3600" w:hanging="480"/>
       </w:pPr>
     </w:lvl>
     <w:lvl w:ilvl="5">
@@ -16249,7 +16279,7 @@
       <w:lvlText w:val="%6."/>
       <w:lvlJc w:val="left"/>
       <w:pPr>
-        <w:ind w:left="4320" w:hanging="360"/>
+        <w:ind w:left="4320" w:hanging="480"/>
       </w:pPr>
     </w:lvl>
     <w:lvl w:ilvl="6">
@@ -16258,7 +16288,7 @@
       <w:lvlText w:val="%7."/>
       <w:lvlJc w:val="left"/>
       <w:pPr>
-        <w:ind w:left="5040" w:hanging="360"/>
+        <w:ind w:left="5040" w:hanging="480"/>
       </w:pPr>
     </w:lvl>
     <w:lvl w:ilvl="7">
@@ -16267,7 +16297,7 @@
       <w:lvlText w:val="%8."/>
       <w:lvlJc w:val="left"/>
       <w:pPr>
-        <w:ind w:left="5760" w:hanging="360"/>
+        <w:ind w:left="5760" w:hanging="480"/>
       </w:pPr>
     </w:lvl>
     <w:lvl w:ilvl="8">
@@ -16276,7 +16306,7 @@
       <w:lvlText w:val="%9."/>
       <w:lvlJc w:val="left"/>
       <w:pPr>
-        <w:ind w:left="6480" w:hanging="360"/>
+        <w:ind w:left="6480" w:hanging="480"/>
       </w:pPr>
     </w:lvl>
   </w:abstractNum>
@@ -17170,8 +17200,8 @@
     <w:name w:val="KeywordTok"/>
     <w:basedOn w:val="VerbatimChar"/>
     <w:rPr>
+      <w:color w:val="007020"/>
       <w:b/>
-      <w:color w:val="007020"/>
     </w:rPr>
   </w:style>
   <w:style w:type="character" w:customStyle="1" w:styleId="DataTypeTok">
@@ -17248,42 +17278,42 @@
     <w:name w:val="ImportTok"/>
     <w:basedOn w:val="VerbatimChar"/>
     <w:rPr>
+      <w:color w:val="008000"/>
       <w:b/>
-      <w:color w:val="008000"/>
     </w:rPr>
   </w:style>
   <w:style w:type="character" w:customStyle="1" w:styleId="CommentTok">
     <w:name w:val="CommentTok"/>
     <w:basedOn w:val="VerbatimChar"/>
     <w:rPr>
+      <w:color w:val="60a0b0"/>
       <w:i/>
-      <w:color w:val="60a0b0"/>
     </w:rPr>
   </w:style>
   <w:style w:type="character" w:customStyle="1" w:styleId="DocumentationTok">
     <w:name w:val="DocumentationTok"/>
     <w:basedOn w:val="VerbatimChar"/>
     <w:rPr>
+      <w:color w:val="ba2121"/>
       <w:i/>
-      <w:color w:val="ba2121"/>
     </w:rPr>
   </w:style>
   <w:style w:type="character" w:customStyle="1" w:styleId="AnnotationTok">
     <w:name w:val="AnnotationTok"/>
     <w:basedOn w:val="VerbatimChar"/>
     <w:rPr>
+      <w:color w:val="60a0b0"/>
       <w:b/>
       <w:i/>
-      <w:color w:val="60a0b0"/>
     </w:rPr>
   </w:style>
   <w:style w:type="character" w:customStyle="1" w:styleId="CommentVarTok">
     <w:name w:val="CommentVarTok"/>
     <w:basedOn w:val="VerbatimChar"/>
     <w:rPr>
+      <w:color w:val="60a0b0"/>
       <w:b/>
       <w:i/>
-      <w:color w:val="60a0b0"/>
     </w:rPr>
   </w:style>
   <w:style w:type="character" w:customStyle="1" w:styleId="OtherTok">
@@ -17311,8 +17341,8 @@
     <w:name w:val="ControlFlowTok"/>
     <w:basedOn w:val="VerbatimChar"/>
     <w:rPr>
+      <w:color w:val="007020"/>
       <w:b/>
-      <w:color w:val="007020"/>
     </w:rPr>
   </w:style>
   <w:style w:type="character" w:customStyle="1" w:styleId="OperatorTok">
@@ -17357,34 +17387,34 @@
     <w:name w:val="InformationTok"/>
     <w:basedOn w:val="VerbatimChar"/>
     <w:rPr>
+      <w:color w:val="60a0b0"/>
       <w:b/>
       <w:i/>
-      <w:color w:val="60a0b0"/>
     </w:rPr>
   </w:style>
   <w:style w:type="character" w:customStyle="1" w:styleId="WarningTok">
     <w:name w:val="WarningTok"/>
     <w:basedOn w:val="VerbatimChar"/>
     <w:rPr>
+      <w:color w:val="60a0b0"/>
       <w:b/>
       <w:i/>
-      <w:color w:val="60a0b0"/>
     </w:rPr>
   </w:style>
   <w:style w:type="character" w:customStyle="1" w:styleId="AlertTok">
     <w:name w:val="AlertTok"/>
     <w:basedOn w:val="VerbatimChar"/>
     <w:rPr>
+      <w:color w:val="ff0000"/>
       <w:b/>
-      <w:color w:val="ff0000"/>
     </w:rPr>
   </w:style>
   <w:style w:type="character" w:customStyle="1" w:styleId="ErrorTok">
     <w:name w:val="ErrorTok"/>
     <w:basedOn w:val="VerbatimChar"/>
     <w:rPr>
+      <w:color w:val="ff0000"/>
       <w:b/>
-      <w:color w:val="ff0000"/>
     </w:rPr>
   </w:style>
   <w:style w:type="character" w:customStyle="1" w:styleId="NormalTok">
